--- a/MacrosWord/Шаблон 03.docx
+++ b/MacrosWord/Шаблон 03.docx
@@ -1543,12 +1543,387 @@
         <w:ind w:firstLine="709"/>
         <w:jc w:val="both"/>
         <w:rPr>
+          <w:color w:val="C45911" w:themeColor="accent2" w:themeShade="BF"/>
+          <w:sz w:val="28"/>
+          <w:szCs w:val="28"/>
+          <w:lang w:val="ru-RU"/>
+        </w:rPr>
+      </w:pPr>
+      <w:r>
+        <w:rPr>
+          <w:color w:val="C45911" w:themeColor="accent2" w:themeShade="BF"/>
+          <w:sz w:val="28"/>
+          <w:szCs w:val="28"/>
+          <w:lang w:val="ru-RU"/>
+        </w:rPr>
+        <w:t>========================================================</w:t>
+      </w:r>
+    </w:p>
+    <w:p>
+      <w:pPr>
+        <w:spacing w:line="247" w:lineRule="auto"/>
+        <w:ind w:firstLine="709"/>
+        <w:jc w:val="both"/>
+        <w:rPr>
+          <w:color w:val="C45911" w:themeColor="accent2" w:themeShade="BF"/>
+          <w:sz w:val="28"/>
+          <w:szCs w:val="28"/>
+        </w:rPr>
+      </w:pPr>
+      <w:r>
+        <w:rPr>
+          <w:color w:val="C45911" w:themeColor="accent2" w:themeShade="BF"/>
+          <w:sz w:val="28"/>
+          <w:szCs w:val="28"/>
+        </w:rPr>
+        <w:t>*** .</w:t>
+      </w:r>
+    </w:p>
+    <w:p>
+      <w:pPr>
+        <w:spacing w:line="247" w:lineRule="auto"/>
+        <w:ind w:firstLine="709"/>
+        <w:jc w:val="both"/>
+        <w:rPr>
+          <w:color w:val="C45911" w:themeColor="accent2" w:themeShade="BF"/>
+          <w:sz w:val="28"/>
+          <w:szCs w:val="28"/>
+        </w:rPr>
+      </w:pPr>
+      <w:r>
+        <w:rPr>
+          <w:color w:val="C45911" w:themeColor="accent2" w:themeShade="BF"/>
+          <w:sz w:val="28"/>
+          <w:szCs w:val="28"/>
+        </w:rPr>
+        <w:t>*** повернутись до виконання обов'язків *** .</w:t>
+      </w:r>
+    </w:p>
+    <w:p>
+      <w:pPr>
+        <w:spacing w:line="247" w:lineRule="auto"/>
+        <w:ind w:firstLine="709"/>
+        <w:jc w:val="both"/>
+        <w:rPr>
+          <w:color w:val="C45911" w:themeColor="accent2" w:themeShade="BF"/>
+          <w:sz w:val="28"/>
+          <w:szCs w:val="28"/>
+        </w:rPr>
+      </w:pPr>
+      <w:r>
+        <w:rPr>
+          <w:color w:val="C45911" w:themeColor="accent2" w:themeShade="BF"/>
+          <w:sz w:val="28"/>
+          <w:szCs w:val="28"/>
+        </w:rPr>
+        <w:t xml:space="preserve">Зарахувати на котлове забезпечення з </w:t>
+      </w:r>
+      <w:r>
+        <w:rPr>
+          <w:color w:val="C45911" w:themeColor="accent2" w:themeShade="BF"/>
+          <w:sz w:val="28"/>
+          <w:szCs w:val="28"/>
+          <w:lang w:val="ru-RU"/>
+        </w:rPr>
+        <w:t xml:space="preserve">{#+1} </w:t>
+      </w:r>
+      <w:r>
+        <w:rPr>
+          <w:color w:val="C45911" w:themeColor="accent2" w:themeShade="BF"/>
+          <w:sz w:val="28"/>
+          <w:szCs w:val="28"/>
+        </w:rPr>
+        <w:t>березня 2026 року.</w:t>
+      </w:r>
+    </w:p>
+    <w:p>
+      <w:pPr>
+        <w:spacing w:line="247" w:lineRule="auto"/>
+        <w:ind w:firstLine="709"/>
+        <w:jc w:val="both"/>
+        <w:rPr>
+          <w:color w:val="C45911" w:themeColor="accent2" w:themeShade="BF"/>
+          <w:sz w:val="28"/>
+          <w:szCs w:val="28"/>
+        </w:rPr>
+      </w:pPr>
+    </w:p>
+    <w:p>
+      <w:pPr>
+        <w:spacing w:line="247" w:lineRule="auto"/>
+        <w:ind w:firstLine="709"/>
+        <w:jc w:val="both"/>
+        <w:rPr>
+          <w:color w:val="C45911" w:themeColor="accent2" w:themeShade="BF"/>
+          <w:sz w:val="28"/>
+          <w:szCs w:val="28"/>
+          <w:lang w:val="ru-RU"/>
+        </w:rPr>
+      </w:pPr>
+      <w:r>
+        <w:rPr>
+          <w:color w:val="C45911" w:themeColor="accent2" w:themeShade="BF"/>
+          <w:sz w:val="28"/>
+          <w:szCs w:val="28"/>
+        </w:rPr>
+        <w:t>Підстава: рапорт *** (</w:t>
+      </w:r>
+      <w:proofErr w:type="spellStart"/>
+      <w:r>
+        <w:rPr>
+          <w:color w:val="C45911" w:themeColor="accent2" w:themeShade="BF"/>
+          <w:sz w:val="28"/>
+          <w:szCs w:val="28"/>
+        </w:rPr>
+        <w:t>вх</w:t>
+      </w:r>
+      <w:proofErr w:type="spellEnd"/>
+      <w:r>
+        <w:rPr>
+          <w:color w:val="C45911" w:themeColor="accent2" w:themeShade="BF"/>
+          <w:sz w:val="28"/>
+          <w:szCs w:val="28"/>
+        </w:rPr>
+        <w:t>. № 1656/ **** </w:t>
+      </w:r>
+      <w:r>
+        <w:rPr>
+          <w:color w:val="C45911" w:themeColor="accent2" w:themeShade="BF"/>
+          <w:sz w:val="28"/>
+          <w:szCs w:val="28"/>
+          <w:highlight w:val="red"/>
+          <w:lang w:val="ru-RU"/>
+        </w:rPr>
+        <w:t>;;</w:t>
+      </w:r>
+      <w:r>
+        <w:rPr>
+          <w:color w:val="C45911" w:themeColor="accent2" w:themeShade="BF"/>
+          <w:sz w:val="28"/>
+          <w:szCs w:val="28"/>
+        </w:rPr>
+        <w:t xml:space="preserve">-в від </w:t>
+      </w:r>
+      <w:r>
+        <w:rPr>
+          <w:color w:val="C45911" w:themeColor="accent2" w:themeShade="BF"/>
+          <w:sz w:val="28"/>
+          <w:szCs w:val="28"/>
+          <w:lang w:val="ru-RU"/>
+        </w:rPr>
+        <w:t>{#}</w:t>
+      </w:r>
+      <w:r>
+        <w:rPr>
+          <w:color w:val="C45911" w:themeColor="accent2" w:themeShade="BF"/>
+          <w:sz w:val="28"/>
+          <w:szCs w:val="28"/>
+        </w:rPr>
+        <w:t>.03.2026), відпускний квиток № 3/71/</w:t>
+      </w:r>
+      <w:r>
+        <w:rPr>
+          <w:color w:val="C45911" w:themeColor="accent2" w:themeShade="BF"/>
+          <w:sz w:val="28"/>
+          <w:szCs w:val="28"/>
+          <w:lang w:val="en-US"/>
+        </w:rPr>
+        <w:t> </w:t>
+      </w:r>
+      <w:r>
+        <w:rPr>
+          <w:color w:val="C45911" w:themeColor="accent2" w:themeShade="BF"/>
+          <w:sz w:val="28"/>
+          <w:szCs w:val="28"/>
+        </w:rPr>
+        <w:t>***</w:t>
+      </w:r>
+      <w:r>
+        <w:rPr>
+          <w:color w:val="C45911" w:themeColor="accent2" w:themeShade="BF"/>
+          <w:sz w:val="28"/>
+          <w:szCs w:val="28"/>
+          <w:lang w:val="en-US"/>
+        </w:rPr>
+        <w:t> </w:t>
+      </w:r>
+      <w:r>
+        <w:rPr>
+          <w:color w:val="C45911" w:themeColor="accent2" w:themeShade="BF"/>
+          <w:sz w:val="28"/>
+          <w:szCs w:val="28"/>
+          <w:highlight w:val="red"/>
+          <w:lang w:val="ru-RU"/>
+        </w:rPr>
+        <w:t>;;</w:t>
+      </w:r>
+      <w:r>
+        <w:rPr>
+          <w:color w:val="C45911" w:themeColor="accent2" w:themeShade="BF"/>
+          <w:sz w:val="28"/>
+          <w:szCs w:val="28"/>
+        </w:rPr>
+        <w:t xml:space="preserve"> від **.**.2026.</w:t>
+      </w:r>
+    </w:p>
+    <w:p>
+      <w:pPr>
+        <w:spacing w:line="247" w:lineRule="auto"/>
+        <w:ind w:firstLine="709"/>
+        <w:jc w:val="both"/>
+        <w:rPr>
+          <w:color w:val="C45911" w:themeColor="accent2" w:themeShade="BF"/>
+          <w:sz w:val="28"/>
+          <w:szCs w:val="28"/>
+          <w:lang w:val="ru-RU"/>
+        </w:rPr>
+      </w:pPr>
+      <w:r>
+        <w:rPr>
+          <w:color w:val="C45911" w:themeColor="accent2" w:themeShade="BF"/>
+          <w:sz w:val="28"/>
+          <w:szCs w:val="28"/>
+          <w:lang w:val="ru-RU"/>
+        </w:rPr>
+        <w:t>========================================================</w:t>
+      </w:r>
+    </w:p>
+    <w:p>
+      <w:pPr>
+        <w:spacing w:line="247" w:lineRule="auto"/>
+        <w:ind w:firstLine="709"/>
+        <w:jc w:val="both"/>
+        <w:rPr>
           <w:color w:val="000000"/>
           <w:sz w:val="28"/>
           <w:szCs w:val="28"/>
-          <w:lang w:val="ru-RU"/>
-        </w:rPr>
-      </w:pPr>
+          <w:highlight w:val="yellow"/>
+        </w:rPr>
+      </w:pPr>
+    </w:p>
+    <w:p>
+      <w:pPr>
+        <w:spacing w:line="247" w:lineRule="auto"/>
+        <w:ind w:firstLine="709"/>
+        <w:jc w:val="both"/>
+        <w:rPr>
+          <w:color w:val="000000"/>
+          <w:sz w:val="28"/>
+          <w:szCs w:val="28"/>
+          <w:lang w:val="ru-RU"/>
+        </w:rPr>
+      </w:pPr>
+      <w:r>
+        <w:rPr>
+          <w:color w:val="000000"/>
+          <w:sz w:val="28"/>
+          <w:szCs w:val="28"/>
+          <w:highlight w:val="yellow"/>
+        </w:rPr>
+        <w:t>7</w:t>
+      </w:r>
+      <w:r>
+        <w:rPr>
+          <w:color w:val="000000"/>
+          <w:sz w:val="28"/>
+          <w:szCs w:val="28"/>
+          <w:highlight w:val="yellow"/>
+        </w:rPr>
+        <w:t>.4. З щорічної</w:t>
+      </w:r>
+      <w:r>
+        <w:rPr>
+          <w:color w:val="000000"/>
+          <w:sz w:val="28"/>
+          <w:szCs w:val="28"/>
+          <w:highlight w:val="yellow"/>
+        </w:rPr>
+        <w:t xml:space="preserve"> основної</w:t>
+      </w:r>
+      <w:r>
+        <w:rPr>
+          <w:color w:val="000000"/>
+          <w:sz w:val="28"/>
+          <w:szCs w:val="28"/>
+          <w:highlight w:val="yellow"/>
+        </w:rPr>
+        <w:t xml:space="preserve"> відпустки</w:t>
+      </w:r>
+      <w:r>
+        <w:rPr>
+          <w:color w:val="000000"/>
+          <w:sz w:val="28"/>
+          <w:szCs w:val="28"/>
+          <w:highlight w:val="yellow"/>
+        </w:rPr>
+        <w:t>:</w:t>
+      </w:r>
+    </w:p>
+    <w:p>
+      <w:pPr>
+        <w:spacing w:line="247" w:lineRule="auto"/>
+        <w:ind w:firstLine="709"/>
+        <w:jc w:val="both"/>
+        <w:rPr>
+          <w:color w:val="000000"/>
+          <w:sz w:val="28"/>
+          <w:szCs w:val="28"/>
+          <w:lang w:val="ru-RU"/>
+        </w:rPr>
+      </w:pPr>
+    </w:p>
+    <w:p>
+      <w:pPr>
+        <w:spacing w:line="247" w:lineRule="auto"/>
+        <w:ind w:firstLine="709"/>
+        <w:jc w:val="both"/>
+        <w:rPr>
+          <w:color w:val="000000"/>
+          <w:sz w:val="28"/>
+          <w:szCs w:val="28"/>
+        </w:rPr>
+      </w:pPr>
+      <w:r>
+        <w:rPr>
+          <w:color w:val="000000"/>
+          <w:sz w:val="28"/>
+          <w:szCs w:val="28"/>
+        </w:rPr>
+        <w:t xml:space="preserve">з </w:t>
+      </w:r>
+      <w:r>
+        <w:rPr>
+          <w:color w:val="000000"/>
+          <w:sz w:val="28"/>
+          <w:szCs w:val="28"/>
+          <w:lang w:val="ru-RU"/>
+        </w:rPr>
+        <w:t>{#}</w:t>
+      </w:r>
+      <w:r>
+        <w:rPr>
+          <w:color w:val="000000"/>
+          <w:sz w:val="28"/>
+          <w:szCs w:val="28"/>
+        </w:rPr>
+        <w:t xml:space="preserve"> </w:t>
+      </w:r>
+      <w:r>
+        <w:rPr>
+          <w:color w:val="000000"/>
+          <w:sz w:val="28"/>
+          <w:szCs w:val="28"/>
+        </w:rPr>
+        <w:t>березня</w:t>
+      </w:r>
+      <w:r>
+        <w:rPr>
+          <w:color w:val="000000"/>
+          <w:sz w:val="28"/>
+          <w:szCs w:val="28"/>
+        </w:rPr>
+        <w:t xml:space="preserve"> 2026 року:</w:t>
+      </w:r>
     </w:p>
     <w:p>
       <w:pPr>
@@ -1581,6 +1956,7 @@
           <w:color w:val="C45911" w:themeColor="accent2" w:themeShade="BF"/>
           <w:sz w:val="28"/>
           <w:szCs w:val="28"/>
+          <w:lang w:val="ru-RU"/>
         </w:rPr>
       </w:pPr>
       <w:r>
@@ -1715,7 +2091,24 @@
           <w:sz w:val="28"/>
           <w:szCs w:val="28"/>
         </w:rPr>
-        <w:t>-в від **.03.2026), відпускний квиток № 3/71/</w:t>
+        <w:t xml:space="preserve">-в від </w:t>
+      </w:r>
+      <w:r>
+        <w:rPr>
+          <w:color w:val="C45911" w:themeColor="accent2" w:themeShade="BF"/>
+          <w:sz w:val="28"/>
+          <w:szCs w:val="28"/>
+          <w:lang w:val="ru-RU"/>
+        </w:rPr>
+        <w:t>{#}</w:t>
+      </w:r>
+      <w:r>
+        <w:rPr>
+          <w:color w:val="C45911" w:themeColor="accent2" w:themeShade="BF"/>
+          <w:sz w:val="28"/>
+          <w:szCs w:val="28"/>
+        </w:rPr>
+        <w:t>.03.2026), відпускний квиток № 3/71/</w:t>
       </w:r>
       <w:r>
         <w:rPr>
@@ -1825,7 +2218,7 @@
           <w:szCs w:val="28"/>
           <w:highlight w:val="yellow"/>
         </w:rPr>
-        <w:t>.4. З щорічної</w:t>
+        <w:t>.5. З відпустки за сімейними обставинами</w:t>
       </w:r>
       <w:r>
         <w:rPr>
@@ -1834,23 +2227,454 @@
           <w:szCs w:val="28"/>
           <w:highlight w:val="yellow"/>
         </w:rPr>
-        <w:t xml:space="preserve"> основної</w:t>
-      </w:r>
-      <w:r>
+        <w:t>:</w:t>
+      </w:r>
+    </w:p>
+    <w:p>
+      <w:pPr>
+        <w:spacing w:line="247" w:lineRule="auto"/>
+        <w:ind w:firstLine="709"/>
+        <w:jc w:val="both"/>
         <w:rPr>
           <w:color w:val="000000"/>
           <w:sz w:val="28"/>
           <w:szCs w:val="28"/>
-          <w:highlight w:val="yellow"/>
-        </w:rPr>
-        <w:t xml:space="preserve"> відпустки</w:t>
-      </w:r>
-      <w:r>
+          <w:lang w:val="ru-RU"/>
+        </w:rPr>
+      </w:pPr>
+    </w:p>
+    <w:p>
+      <w:pPr>
+        <w:spacing w:line="247" w:lineRule="auto"/>
+        <w:ind w:firstLine="709"/>
+        <w:jc w:val="both"/>
         <w:rPr>
           <w:color w:val="000000"/>
           <w:sz w:val="28"/>
           <w:szCs w:val="28"/>
-          <w:highlight w:val="yellow"/>
+        </w:rPr>
+      </w:pPr>
+      <w:r>
+        <w:rPr>
+          <w:color w:val="000000"/>
+          <w:sz w:val="28"/>
+          <w:szCs w:val="28"/>
+        </w:rPr>
+        <w:t xml:space="preserve">з </w:t>
+      </w:r>
+      <w:r>
+        <w:rPr>
+          <w:color w:val="000000"/>
+          <w:sz w:val="28"/>
+          <w:szCs w:val="28"/>
+          <w:lang w:val="ru-RU"/>
+        </w:rPr>
+        <w:t>{#}</w:t>
+      </w:r>
+      <w:r>
+        <w:rPr>
+          <w:color w:val="000000"/>
+          <w:sz w:val="28"/>
+          <w:szCs w:val="28"/>
+        </w:rPr>
+        <w:t xml:space="preserve"> </w:t>
+      </w:r>
+      <w:r>
+        <w:rPr>
+          <w:color w:val="000000"/>
+          <w:sz w:val="28"/>
+          <w:szCs w:val="28"/>
+        </w:rPr>
+        <w:t>березня</w:t>
+      </w:r>
+      <w:r>
+        <w:rPr>
+          <w:color w:val="000000"/>
+          <w:sz w:val="28"/>
+          <w:szCs w:val="28"/>
+        </w:rPr>
+        <w:t xml:space="preserve"> 2026 року:</w:t>
+      </w:r>
+    </w:p>
+    <w:p>
+      <w:pPr>
+        <w:spacing w:line="247" w:lineRule="auto"/>
+        <w:ind w:firstLine="709"/>
+        <w:jc w:val="both"/>
+        <w:rPr>
+          <w:color w:val="C45911" w:themeColor="accent2" w:themeShade="BF"/>
+          <w:sz w:val="28"/>
+          <w:szCs w:val="28"/>
+          <w:lang w:val="ru-RU"/>
+        </w:rPr>
+      </w:pPr>
+      <w:r>
+        <w:rPr>
+          <w:color w:val="C45911" w:themeColor="accent2" w:themeShade="BF"/>
+          <w:sz w:val="28"/>
+          <w:szCs w:val="28"/>
+          <w:lang w:val="ru-RU"/>
+        </w:rPr>
+        <w:t>========================================================</w:t>
+      </w:r>
+    </w:p>
+    <w:p>
+      <w:pPr>
+        <w:spacing w:line="247" w:lineRule="auto"/>
+        <w:ind w:firstLine="709"/>
+        <w:jc w:val="both"/>
+        <w:rPr>
+          <w:color w:val="C45911" w:themeColor="accent2" w:themeShade="BF"/>
+          <w:sz w:val="28"/>
+          <w:szCs w:val="28"/>
+        </w:rPr>
+      </w:pPr>
+      <w:r>
+        <w:rPr>
+          <w:color w:val="C45911" w:themeColor="accent2" w:themeShade="BF"/>
+          <w:sz w:val="28"/>
+          <w:szCs w:val="28"/>
+        </w:rPr>
+        <w:t>*** .</w:t>
+      </w:r>
+    </w:p>
+    <w:p>
+      <w:pPr>
+        <w:spacing w:line="247" w:lineRule="auto"/>
+        <w:ind w:firstLine="709"/>
+        <w:jc w:val="both"/>
+        <w:rPr>
+          <w:color w:val="C45911" w:themeColor="accent2" w:themeShade="BF"/>
+          <w:sz w:val="28"/>
+          <w:szCs w:val="28"/>
+        </w:rPr>
+      </w:pPr>
+      <w:r>
+        <w:rPr>
+          <w:color w:val="C45911" w:themeColor="accent2" w:themeShade="BF"/>
+          <w:sz w:val="28"/>
+          <w:szCs w:val="28"/>
+        </w:rPr>
+        <w:lastRenderedPageBreak/>
+        <w:t>*** повернутись до виконання обов'язків *** .</w:t>
+      </w:r>
+    </w:p>
+    <w:p>
+      <w:pPr>
+        <w:spacing w:line="247" w:lineRule="auto"/>
+        <w:ind w:firstLine="709"/>
+        <w:jc w:val="both"/>
+        <w:rPr>
+          <w:color w:val="C45911" w:themeColor="accent2" w:themeShade="BF"/>
+          <w:sz w:val="28"/>
+          <w:szCs w:val="28"/>
+        </w:rPr>
+      </w:pPr>
+      <w:r>
+        <w:rPr>
+          <w:color w:val="C45911" w:themeColor="accent2" w:themeShade="BF"/>
+          <w:sz w:val="28"/>
+          <w:szCs w:val="28"/>
+        </w:rPr>
+        <w:t xml:space="preserve">Зарахувати на котлове забезпечення з </w:t>
+      </w:r>
+      <w:r>
+        <w:rPr>
+          <w:color w:val="C45911" w:themeColor="accent2" w:themeShade="BF"/>
+          <w:sz w:val="28"/>
+          <w:szCs w:val="28"/>
+          <w:lang w:val="ru-RU"/>
+        </w:rPr>
+        <w:t xml:space="preserve">{#+1} </w:t>
+      </w:r>
+      <w:r>
+        <w:rPr>
+          <w:color w:val="C45911" w:themeColor="accent2" w:themeShade="BF"/>
+          <w:sz w:val="28"/>
+          <w:szCs w:val="28"/>
+        </w:rPr>
+        <w:t>березня 2026 року.</w:t>
+      </w:r>
+    </w:p>
+    <w:p>
+      <w:pPr>
+        <w:spacing w:line="247" w:lineRule="auto"/>
+        <w:ind w:firstLine="709"/>
+        <w:jc w:val="both"/>
+        <w:rPr>
+          <w:color w:val="C45911" w:themeColor="accent2" w:themeShade="BF"/>
+          <w:sz w:val="28"/>
+          <w:szCs w:val="28"/>
+        </w:rPr>
+      </w:pPr>
+    </w:p>
+    <w:p>
+      <w:pPr>
+        <w:spacing w:line="247" w:lineRule="auto"/>
+        <w:ind w:firstLine="709"/>
+        <w:jc w:val="both"/>
+        <w:rPr>
+          <w:color w:val="C45911" w:themeColor="accent2" w:themeShade="BF"/>
+          <w:sz w:val="28"/>
+          <w:szCs w:val="28"/>
+          <w:lang w:val="ru-RU"/>
+        </w:rPr>
+      </w:pPr>
+      <w:r>
+        <w:rPr>
+          <w:color w:val="C45911" w:themeColor="accent2" w:themeShade="BF"/>
+          <w:sz w:val="28"/>
+          <w:szCs w:val="28"/>
+        </w:rPr>
+        <w:t>Підстава: рапорт *** (</w:t>
+      </w:r>
+      <w:proofErr w:type="spellStart"/>
+      <w:r>
+        <w:rPr>
+          <w:color w:val="C45911" w:themeColor="accent2" w:themeShade="BF"/>
+          <w:sz w:val="28"/>
+          <w:szCs w:val="28"/>
+        </w:rPr>
+        <w:t>вх</w:t>
+      </w:r>
+      <w:proofErr w:type="spellEnd"/>
+      <w:r>
+        <w:rPr>
+          <w:color w:val="C45911" w:themeColor="accent2" w:themeShade="BF"/>
+          <w:sz w:val="28"/>
+          <w:szCs w:val="28"/>
+        </w:rPr>
+        <w:t>. № 1656/ **** </w:t>
+      </w:r>
+      <w:r>
+        <w:rPr>
+          <w:color w:val="C45911" w:themeColor="accent2" w:themeShade="BF"/>
+          <w:sz w:val="28"/>
+          <w:szCs w:val="28"/>
+          <w:highlight w:val="red"/>
+        </w:rPr>
+        <w:t>;;</w:t>
+      </w:r>
+      <w:r>
+        <w:rPr>
+          <w:color w:val="C45911" w:themeColor="accent2" w:themeShade="BF"/>
+          <w:sz w:val="28"/>
+          <w:szCs w:val="28"/>
+        </w:rPr>
+        <w:t>-</w:t>
+      </w:r>
+      <w:r>
+        <w:rPr>
+          <w:color w:val="C45911" w:themeColor="accent2" w:themeShade="BF"/>
+          <w:sz w:val="28"/>
+          <w:szCs w:val="28"/>
+        </w:rPr>
+        <w:t xml:space="preserve">в </w:t>
+      </w:r>
+      <w:r>
+        <w:rPr>
+          <w:color w:val="C45911" w:themeColor="accent2" w:themeShade="BF"/>
+          <w:sz w:val="28"/>
+          <w:szCs w:val="28"/>
+        </w:rPr>
+        <w:t xml:space="preserve">від </w:t>
+      </w:r>
+      <w:r>
+        <w:rPr>
+          <w:color w:val="C45911" w:themeColor="accent2" w:themeShade="BF"/>
+          <w:sz w:val="28"/>
+          <w:szCs w:val="28"/>
+        </w:rPr>
+        <w:t>{#}</w:t>
+      </w:r>
+      <w:r>
+        <w:rPr>
+          <w:color w:val="C45911" w:themeColor="accent2" w:themeShade="BF"/>
+          <w:sz w:val="28"/>
+          <w:szCs w:val="28"/>
+          <w:lang w:val="ru-RU"/>
+        </w:rPr>
+        <w:t>.</w:t>
+      </w:r>
+      <w:r>
+        <w:rPr>
+          <w:color w:val="C45911" w:themeColor="accent2" w:themeShade="BF"/>
+          <w:sz w:val="28"/>
+          <w:szCs w:val="28"/>
+        </w:rPr>
+        <w:t>03.2026</w:t>
+      </w:r>
+      <w:r>
+        <w:rPr>
+          <w:color w:val="C45911" w:themeColor="accent2" w:themeShade="BF"/>
+          <w:sz w:val="28"/>
+          <w:szCs w:val="28"/>
+        </w:rPr>
+        <w:t xml:space="preserve">), відпускний квиток </w:t>
+      </w:r>
+      <w:r>
+        <w:rPr>
+          <w:color w:val="C45911" w:themeColor="accent2" w:themeShade="BF"/>
+          <w:sz w:val="28"/>
+          <w:szCs w:val="28"/>
+        </w:rPr>
+        <w:t>№ 3/71/</w:t>
+      </w:r>
+      <w:r>
+        <w:rPr>
+          <w:color w:val="C45911" w:themeColor="accent2" w:themeShade="BF"/>
+          <w:sz w:val="28"/>
+          <w:szCs w:val="28"/>
+          <w:lang w:val="en-US"/>
+        </w:rPr>
+        <w:t> </w:t>
+      </w:r>
+      <w:r>
+        <w:rPr>
+          <w:color w:val="C45911" w:themeColor="accent2" w:themeShade="BF"/>
+          <w:sz w:val="28"/>
+          <w:szCs w:val="28"/>
+        </w:rPr>
+        <w:t>***</w:t>
+      </w:r>
+      <w:r>
+        <w:rPr>
+          <w:color w:val="C45911" w:themeColor="accent2" w:themeShade="BF"/>
+          <w:sz w:val="28"/>
+          <w:szCs w:val="28"/>
+          <w:lang w:val="en-US"/>
+        </w:rPr>
+        <w:t> </w:t>
+      </w:r>
+      <w:r>
+        <w:rPr>
+          <w:color w:val="C45911" w:themeColor="accent2" w:themeShade="BF"/>
+          <w:sz w:val="28"/>
+          <w:szCs w:val="28"/>
+          <w:highlight w:val="red"/>
+        </w:rPr>
+        <w:t>;;</w:t>
+      </w:r>
+      <w:r>
+        <w:rPr>
+          <w:color w:val="C45911" w:themeColor="accent2" w:themeShade="BF"/>
+          <w:sz w:val="28"/>
+          <w:szCs w:val="28"/>
+        </w:rPr>
+        <w:t xml:space="preserve"> </w:t>
+      </w:r>
+      <w:r>
+        <w:rPr>
+          <w:color w:val="C45911" w:themeColor="accent2" w:themeShade="BF"/>
+          <w:sz w:val="28"/>
+          <w:szCs w:val="28"/>
+        </w:rPr>
+        <w:t>від **.</w:t>
+      </w:r>
+      <w:r>
+        <w:rPr>
+          <w:color w:val="C45911" w:themeColor="accent2" w:themeShade="BF"/>
+          <w:sz w:val="28"/>
+          <w:szCs w:val="28"/>
+        </w:rPr>
+        <w:t>**</w:t>
+      </w:r>
+      <w:r>
+        <w:rPr>
+          <w:color w:val="C45911" w:themeColor="accent2" w:themeShade="BF"/>
+          <w:sz w:val="28"/>
+          <w:szCs w:val="28"/>
+        </w:rPr>
+        <w:t>.2026</w:t>
+      </w:r>
+      <w:r>
+        <w:rPr>
+          <w:color w:val="C45911" w:themeColor="accent2" w:themeShade="BF"/>
+          <w:sz w:val="28"/>
+          <w:szCs w:val="28"/>
+        </w:rPr>
+        <w:t>.</w:t>
+      </w:r>
+    </w:p>
+    <w:p>
+      <w:pPr>
+        <w:spacing w:line="247" w:lineRule="auto"/>
+        <w:ind w:firstLine="709"/>
+        <w:jc w:val="both"/>
+        <w:rPr>
+          <w:color w:val="C45911" w:themeColor="accent2" w:themeShade="BF"/>
+          <w:sz w:val="28"/>
+          <w:szCs w:val="28"/>
+          <w:lang w:val="ru-RU"/>
+        </w:rPr>
+      </w:pPr>
+      <w:r>
+        <w:rPr>
+          <w:color w:val="C45911" w:themeColor="accent2" w:themeShade="BF"/>
+          <w:sz w:val="28"/>
+          <w:szCs w:val="28"/>
+          <w:lang w:val="ru-RU"/>
+        </w:rPr>
+        <w:t>========================================================</w:t>
+      </w:r>
+    </w:p>
+    <w:p>
+      <w:pPr>
+        <w:spacing w:line="247" w:lineRule="auto"/>
+        <w:ind w:firstLine="709"/>
+        <w:jc w:val="both"/>
+        <w:rPr>
+          <w:color w:val="000000"/>
+          <w:sz w:val="28"/>
+          <w:szCs w:val="28"/>
+          <w:lang w:val="ru-RU"/>
+        </w:rPr>
+      </w:pPr>
+    </w:p>
+    <w:p>
+      <w:pPr>
+        <w:spacing w:line="247" w:lineRule="auto"/>
+        <w:ind w:firstLine="709"/>
+        <w:jc w:val="both"/>
+        <w:rPr>
+          <w:sz w:val="28"/>
+          <w:szCs w:val="28"/>
+        </w:rPr>
+      </w:pPr>
+      <w:r>
+        <w:rPr>
+          <w:color w:val="000000"/>
+          <w:sz w:val="28"/>
+          <w:szCs w:val="28"/>
+        </w:rPr>
+        <w:t>9</w:t>
+      </w:r>
+      <w:r>
+        <w:rPr>
+          <w:color w:val="000000"/>
+          <w:sz w:val="28"/>
+          <w:szCs w:val="28"/>
+        </w:rPr>
+        <w:t xml:space="preserve">. </w:t>
+      </w:r>
+      <w:r>
+        <w:rPr>
+          <w:sz w:val="28"/>
+          <w:szCs w:val="28"/>
+        </w:rPr>
+        <w:t xml:space="preserve">Нижчепойменованих військовослужбовців вважати такими, що вибули зі складу </w:t>
+      </w:r>
+      <w:r>
+        <w:rPr>
+          <w:sz w:val="28"/>
+          <w:szCs w:val="28"/>
+        </w:rPr>
+        <w:t>сил та засобів 2 корпусу Національної гвардії України "Хартія"</w:t>
+      </w:r>
+      <w:r>
+        <w:rPr>
+          <w:sz w:val="28"/>
+          <w:szCs w:val="28"/>
         </w:rPr>
         <w:t>:</w:t>
       </w:r>
@@ -1861,78 +2685,994 @@
         <w:ind w:firstLine="709"/>
         <w:jc w:val="both"/>
         <w:rPr>
+          <w:sz w:val="28"/>
+          <w:szCs w:val="28"/>
+        </w:rPr>
+      </w:pPr>
+    </w:p>
+    <w:p>
+      <w:pPr>
+        <w:spacing w:line="247" w:lineRule="auto"/>
+        <w:ind w:firstLine="709"/>
+        <w:jc w:val="both"/>
+        <w:rPr>
+          <w:sz w:val="28"/>
+          <w:szCs w:val="28"/>
+        </w:rPr>
+      </w:pPr>
+      <w:r>
+        <w:rPr>
+          <w:sz w:val="28"/>
+          <w:szCs w:val="28"/>
+          <w:highlight w:val="magenta"/>
+        </w:rPr>
+        <w:t>9</w:t>
+      </w:r>
+      <w:r>
+        <w:rPr>
+          <w:sz w:val="28"/>
+          <w:szCs w:val="28"/>
+          <w:highlight w:val="magenta"/>
+        </w:rPr>
+        <w:t>.2. На лікування</w:t>
+      </w:r>
+      <w:r>
+        <w:rPr>
+          <w:sz w:val="28"/>
+          <w:szCs w:val="28"/>
+          <w:highlight w:val="magenta"/>
+        </w:rPr>
+        <w:t>:</w:t>
+      </w:r>
+    </w:p>
+    <w:p>
+      <w:pPr>
+        <w:spacing w:line="247" w:lineRule="auto"/>
+        <w:ind w:firstLine="709"/>
+        <w:jc w:val="both"/>
+        <w:rPr>
+          <w:sz w:val="28"/>
+          <w:szCs w:val="28"/>
+        </w:rPr>
+      </w:pPr>
+    </w:p>
+    <w:p>
+      <w:pPr>
+        <w:spacing w:line="247" w:lineRule="auto"/>
+        <w:ind w:firstLine="709"/>
+        <w:jc w:val="both"/>
+        <w:rPr>
+          <w:color w:val="C45911" w:themeColor="accent2" w:themeShade="BF"/>
+          <w:sz w:val="28"/>
+          <w:szCs w:val="28"/>
+          <w:lang w:val="ru-RU"/>
+        </w:rPr>
+      </w:pPr>
+      <w:r>
+        <w:rPr>
+          <w:color w:val="C45911" w:themeColor="accent2" w:themeShade="BF"/>
+          <w:sz w:val="28"/>
+          <w:szCs w:val="28"/>
+          <w:lang w:val="ru-RU"/>
+        </w:rPr>
+        <w:t>========================================================</w:t>
+      </w:r>
+    </w:p>
+    <w:p>
+      <w:pPr>
+        <w:spacing w:line="247" w:lineRule="auto"/>
+        <w:ind w:firstLine="709"/>
+        <w:jc w:val="both"/>
+        <w:rPr>
+          <w:color w:val="C45911" w:themeColor="accent2" w:themeShade="BF"/>
+          <w:sz w:val="28"/>
+          <w:szCs w:val="28"/>
+        </w:rPr>
+      </w:pPr>
+      <w:r>
+        <w:rPr>
+          <w:color w:val="C45911" w:themeColor="accent2" w:themeShade="BF"/>
+          <w:sz w:val="28"/>
+          <w:szCs w:val="28"/>
+        </w:rPr>
+        <w:t>До ***</w:t>
+      </w:r>
+    </w:p>
+    <w:p>
+      <w:pPr>
+        <w:spacing w:line="247" w:lineRule="auto"/>
+        <w:ind w:firstLine="709"/>
+        <w:jc w:val="both"/>
+        <w:rPr>
+          <w:color w:val="C45911" w:themeColor="accent2" w:themeShade="BF"/>
+          <w:sz w:val="28"/>
+          <w:szCs w:val="28"/>
+        </w:rPr>
+      </w:pPr>
+      <w:r>
+        <w:rPr>
+          <w:color w:val="C45911" w:themeColor="accent2" w:themeShade="BF"/>
+          <w:sz w:val="28"/>
+          <w:szCs w:val="28"/>
+        </w:rPr>
+        <w:t xml:space="preserve">, з </w:t>
+      </w:r>
+      <w:r>
+        <w:rPr>
+          <w:color w:val="C45911" w:themeColor="accent2" w:themeShade="BF"/>
+          <w:sz w:val="28"/>
+          <w:szCs w:val="28"/>
+          <w:lang w:val="ru-RU"/>
+        </w:rPr>
+        <w:t>{#}</w:t>
+      </w:r>
+      <w:r>
+        <w:rPr>
+          <w:color w:val="C45911" w:themeColor="accent2" w:themeShade="BF"/>
+          <w:sz w:val="28"/>
+          <w:szCs w:val="28"/>
+        </w:rPr>
+        <w:t xml:space="preserve"> </w:t>
+      </w:r>
+      <w:r>
+        <w:rPr>
+          <w:color w:val="C45911" w:themeColor="accent2" w:themeShade="BF"/>
+          <w:sz w:val="28"/>
+          <w:szCs w:val="28"/>
+        </w:rPr>
+        <w:t xml:space="preserve">березня </w:t>
+      </w:r>
+      <w:r>
+        <w:rPr>
+          <w:color w:val="C45911" w:themeColor="accent2" w:themeShade="BF"/>
+          <w:sz w:val="28"/>
+          <w:szCs w:val="28"/>
+        </w:rPr>
+        <w:t>2026 року:</w:t>
+      </w:r>
+    </w:p>
+    <w:p>
+      <w:pPr>
+        <w:spacing w:line="247" w:lineRule="auto"/>
+        <w:ind w:firstLine="709"/>
+        <w:jc w:val="both"/>
+        <w:rPr>
+          <w:color w:val="C45911" w:themeColor="accent2" w:themeShade="BF"/>
+          <w:sz w:val="28"/>
+          <w:szCs w:val="28"/>
+        </w:rPr>
+      </w:pPr>
+    </w:p>
+    <w:p>
+      <w:pPr>
+        <w:spacing w:line="247" w:lineRule="auto"/>
+        <w:ind w:firstLine="709"/>
+        <w:jc w:val="both"/>
+        <w:rPr>
+          <w:color w:val="C45911" w:themeColor="accent2" w:themeShade="BF"/>
+          <w:sz w:val="28"/>
+          <w:szCs w:val="28"/>
+        </w:rPr>
+      </w:pPr>
+      <w:r>
+        <w:rPr>
+          <w:color w:val="C45911" w:themeColor="accent2" w:themeShade="BF"/>
+          <w:sz w:val="28"/>
+          <w:szCs w:val="28"/>
+        </w:rPr>
+        <w:t>*** .</w:t>
+      </w:r>
+    </w:p>
+    <w:p>
+      <w:pPr>
+        <w:spacing w:line="247" w:lineRule="auto"/>
+        <w:ind w:firstLine="709"/>
+        <w:jc w:val="both"/>
+        <w:rPr>
+          <w:color w:val="C45911" w:themeColor="accent2" w:themeShade="BF"/>
+          <w:sz w:val="28"/>
+          <w:szCs w:val="28"/>
+        </w:rPr>
+      </w:pPr>
+      <w:r>
+        <w:rPr>
+          <w:color w:val="C45911" w:themeColor="accent2" w:themeShade="BF"/>
+          <w:sz w:val="28"/>
+          <w:szCs w:val="28"/>
+        </w:rPr>
+        <w:t>Тимчасове виконання обов'язків за посадою *** покласти на *** .</w:t>
+      </w:r>
+    </w:p>
+    <w:p>
+      <w:pPr>
+        <w:spacing w:line="247" w:lineRule="auto"/>
+        <w:ind w:firstLine="709"/>
+        <w:jc w:val="both"/>
+        <w:rPr>
+          <w:color w:val="C45911" w:themeColor="accent2" w:themeShade="BF"/>
+          <w:sz w:val="28"/>
+          <w:szCs w:val="28"/>
+        </w:rPr>
+      </w:pPr>
+      <w:r>
+        <w:rPr>
+          <w:color w:val="C45911" w:themeColor="accent2" w:themeShade="BF"/>
+          <w:sz w:val="28"/>
+          <w:szCs w:val="28"/>
+        </w:rPr>
+        <w:t xml:space="preserve">Зняти з котлового забезпечення з </w:t>
+      </w:r>
+      <w:r>
+        <w:rPr>
+          <w:color w:val="C45911" w:themeColor="accent2" w:themeShade="BF"/>
+          <w:sz w:val="28"/>
+          <w:szCs w:val="28"/>
+          <w:lang w:val="ru-RU"/>
+        </w:rPr>
+        <w:t>{#}</w:t>
+      </w:r>
+      <w:r>
+        <w:rPr>
+          <w:color w:val="C45911" w:themeColor="accent2" w:themeShade="BF"/>
+          <w:sz w:val="28"/>
+          <w:szCs w:val="28"/>
+        </w:rPr>
+        <w:t xml:space="preserve"> </w:t>
+      </w:r>
+      <w:r>
+        <w:rPr>
+          <w:color w:val="C45911" w:themeColor="accent2" w:themeShade="BF"/>
+          <w:sz w:val="28"/>
+          <w:szCs w:val="28"/>
+        </w:rPr>
+        <w:t xml:space="preserve">березня </w:t>
+      </w:r>
+      <w:r>
+        <w:rPr>
+          <w:color w:val="C45911" w:themeColor="accent2" w:themeShade="BF"/>
+          <w:sz w:val="28"/>
+          <w:szCs w:val="28"/>
+        </w:rPr>
+        <w:t>2026 року.</w:t>
+      </w:r>
+    </w:p>
+    <w:p>
+      <w:pPr>
+        <w:spacing w:line="247" w:lineRule="auto"/>
+        <w:ind w:firstLine="709"/>
+        <w:jc w:val="both"/>
+        <w:rPr>
+          <w:color w:val="C45911" w:themeColor="accent2" w:themeShade="BF"/>
+          <w:sz w:val="28"/>
+          <w:szCs w:val="28"/>
+        </w:rPr>
+      </w:pPr>
+    </w:p>
+    <w:p>
+      <w:pPr>
+        <w:spacing w:line="247" w:lineRule="auto"/>
+        <w:ind w:firstLine="709"/>
+        <w:jc w:val="both"/>
+        <w:rPr>
+          <w:color w:val="C45911" w:themeColor="accent2" w:themeShade="BF"/>
+          <w:sz w:val="28"/>
+          <w:szCs w:val="28"/>
+          <w:lang w:val="ru-RU"/>
+        </w:rPr>
+      </w:pPr>
+      <w:r>
+        <w:rPr>
+          <w:color w:val="C45911" w:themeColor="accent2" w:themeShade="BF"/>
+          <w:sz w:val="28"/>
+          <w:szCs w:val="28"/>
+        </w:rPr>
+        <w:t>Підстава: рапорт *** (</w:t>
+      </w:r>
+      <w:proofErr w:type="spellStart"/>
+      <w:r>
+        <w:rPr>
+          <w:color w:val="C45911" w:themeColor="accent2" w:themeShade="BF"/>
+          <w:sz w:val="28"/>
+          <w:szCs w:val="28"/>
+        </w:rPr>
+        <w:t>вх</w:t>
+      </w:r>
+      <w:proofErr w:type="spellEnd"/>
+      <w:r>
+        <w:rPr>
+          <w:color w:val="C45911" w:themeColor="accent2" w:themeShade="BF"/>
+          <w:sz w:val="28"/>
+          <w:szCs w:val="28"/>
+        </w:rPr>
+        <w:t>. № 1656/ **** </w:t>
+      </w:r>
+      <w:r>
+        <w:rPr>
+          <w:color w:val="C45911" w:themeColor="accent2" w:themeShade="BF"/>
+          <w:sz w:val="28"/>
+          <w:szCs w:val="28"/>
+          <w:highlight w:val="red"/>
+          <w:lang w:val="ru-RU"/>
+        </w:rPr>
+        <w:t>;;</w:t>
+      </w:r>
+      <w:r>
+        <w:rPr>
+          <w:color w:val="C45911" w:themeColor="accent2" w:themeShade="BF"/>
+          <w:sz w:val="28"/>
+          <w:szCs w:val="28"/>
+        </w:rPr>
+        <w:t>-</w:t>
+      </w:r>
+      <w:r>
+        <w:rPr>
+          <w:color w:val="C45911" w:themeColor="accent2" w:themeShade="BF"/>
+          <w:sz w:val="28"/>
+          <w:szCs w:val="28"/>
+        </w:rPr>
+        <w:t xml:space="preserve">в </w:t>
+      </w:r>
+      <w:r>
+        <w:rPr>
+          <w:color w:val="C45911" w:themeColor="accent2" w:themeShade="BF"/>
+          <w:sz w:val="28"/>
+          <w:szCs w:val="28"/>
+        </w:rPr>
+        <w:t xml:space="preserve">від </w:t>
+      </w:r>
+      <w:r>
+        <w:rPr>
+          <w:color w:val="C45911" w:themeColor="accent2" w:themeShade="BF"/>
+          <w:sz w:val="28"/>
+          <w:szCs w:val="28"/>
+          <w:lang w:val="ru-RU"/>
+        </w:rPr>
+        <w:t>{#}.</w:t>
+      </w:r>
+      <w:r>
+        <w:rPr>
+          <w:color w:val="C45911" w:themeColor="accent2" w:themeShade="BF"/>
+          <w:sz w:val="28"/>
+          <w:szCs w:val="28"/>
+        </w:rPr>
+        <w:t>03.2026</w:t>
+      </w:r>
+      <w:r>
+        <w:rPr>
+          <w:color w:val="C45911" w:themeColor="accent2" w:themeShade="BF"/>
+          <w:sz w:val="28"/>
+          <w:szCs w:val="28"/>
+        </w:rPr>
+        <w:t xml:space="preserve">), медична карта стаціонарного хворого </w:t>
+      </w:r>
+      <w:r>
+        <w:rPr>
+          <w:color w:val="C45911" w:themeColor="accent2" w:themeShade="BF"/>
+          <w:sz w:val="28"/>
+          <w:szCs w:val="28"/>
+        </w:rPr>
+        <w:t>№ ***</w:t>
+      </w:r>
+      <w:r>
+        <w:rPr>
+          <w:color w:val="C45911" w:themeColor="accent2" w:themeShade="BF"/>
+          <w:sz w:val="28"/>
+          <w:szCs w:val="28"/>
+          <w:lang w:val="en-US"/>
+        </w:rPr>
+        <w:t> </w:t>
+      </w:r>
+      <w:r>
+        <w:rPr>
+          <w:color w:val="C45911" w:themeColor="accent2" w:themeShade="BF"/>
+          <w:sz w:val="28"/>
+          <w:szCs w:val="28"/>
+          <w:highlight w:val="red"/>
+          <w:lang w:val="ru-RU"/>
+        </w:rPr>
+        <w:t>;;</w:t>
+      </w:r>
+      <w:r>
+        <w:rPr>
+          <w:color w:val="C45911" w:themeColor="accent2" w:themeShade="BF"/>
+          <w:sz w:val="28"/>
+          <w:szCs w:val="28"/>
+          <w:lang w:val="ru-RU"/>
+        </w:rPr>
+        <w:t xml:space="preserve"> </w:t>
+      </w:r>
+      <w:r>
+        <w:rPr>
+          <w:color w:val="C45911" w:themeColor="accent2" w:themeShade="BF"/>
+          <w:sz w:val="28"/>
+          <w:szCs w:val="28"/>
+        </w:rPr>
+        <w:t xml:space="preserve">від </w:t>
+      </w:r>
+      <w:r>
+        <w:rPr>
+          <w:color w:val="C45911" w:themeColor="accent2" w:themeShade="BF"/>
+          <w:sz w:val="28"/>
+          <w:szCs w:val="28"/>
+          <w:lang w:val="ru-RU"/>
+        </w:rPr>
+        <w:t>{#}</w:t>
+      </w:r>
+      <w:r>
+        <w:rPr>
+          <w:color w:val="C45911" w:themeColor="accent2" w:themeShade="BF"/>
+          <w:sz w:val="28"/>
+          <w:szCs w:val="28"/>
+        </w:rPr>
+        <w:t>.03.2026</w:t>
+      </w:r>
+      <w:r>
+        <w:rPr>
+          <w:color w:val="C45911" w:themeColor="accent2" w:themeShade="BF"/>
+          <w:sz w:val="28"/>
+          <w:szCs w:val="28"/>
+        </w:rPr>
+        <w:t>.</w:t>
+      </w:r>
+    </w:p>
+    <w:p>
+      <w:pPr>
+        <w:spacing w:line="247" w:lineRule="auto"/>
+        <w:ind w:firstLine="709"/>
+        <w:jc w:val="both"/>
+        <w:rPr>
+          <w:color w:val="C45911" w:themeColor="accent2" w:themeShade="BF"/>
+          <w:sz w:val="28"/>
+          <w:szCs w:val="28"/>
+          <w:lang w:val="ru-RU"/>
+        </w:rPr>
+      </w:pPr>
+      <w:r>
+        <w:rPr>
+          <w:color w:val="C45911" w:themeColor="accent2" w:themeShade="BF"/>
+          <w:sz w:val="28"/>
+          <w:szCs w:val="28"/>
+          <w:lang w:val="ru-RU"/>
+        </w:rPr>
+        <w:t>========================================================</w:t>
+      </w:r>
+    </w:p>
+    <w:p>
+      <w:pPr>
+        <w:spacing w:line="247" w:lineRule="auto"/>
+        <w:ind w:firstLine="709"/>
+        <w:jc w:val="both"/>
+        <w:rPr>
+          <w:sz w:val="28"/>
+          <w:szCs w:val="28"/>
+        </w:rPr>
+      </w:pPr>
+    </w:p>
+    <w:p>
+      <w:pPr>
+        <w:spacing w:line="247" w:lineRule="auto"/>
+        <w:ind w:firstLine="709"/>
+        <w:jc w:val="both"/>
+        <w:rPr>
+          <w:sz w:val="28"/>
+          <w:szCs w:val="28"/>
+        </w:rPr>
+      </w:pPr>
+      <w:r>
+        <w:rPr>
+          <w:sz w:val="28"/>
+          <w:szCs w:val="28"/>
+          <w:highlight w:val="magenta"/>
+        </w:rPr>
+        <w:t>9</w:t>
+      </w:r>
+      <w:r>
+        <w:rPr>
+          <w:sz w:val="28"/>
+          <w:szCs w:val="28"/>
+          <w:highlight w:val="magenta"/>
+        </w:rPr>
+        <w:t>.</w:t>
+      </w:r>
+      <w:r>
+        <w:rPr>
+          <w:sz w:val="28"/>
+          <w:szCs w:val="28"/>
+          <w:highlight w:val="magenta"/>
+        </w:rPr>
+        <w:t>3</w:t>
+      </w:r>
+      <w:r>
+        <w:rPr>
+          <w:sz w:val="28"/>
+          <w:szCs w:val="28"/>
+          <w:highlight w:val="magenta"/>
+        </w:rPr>
+        <w:t xml:space="preserve">. У </w:t>
+      </w:r>
+      <w:r>
+        <w:rPr>
           <w:color w:val="000000"/>
           <w:sz w:val="28"/>
           <w:szCs w:val="28"/>
-          <w:lang w:val="ru-RU"/>
-        </w:rPr>
-      </w:pPr>
-    </w:p>
-    <w:p>
-      <w:pPr>
-        <w:spacing w:line="247" w:lineRule="auto"/>
-        <w:ind w:firstLine="709"/>
-        <w:jc w:val="both"/>
+          <w:highlight w:val="magenta"/>
+        </w:rPr>
+        <w:t xml:space="preserve">частину щорічної основної відпустки за </w:t>
+      </w:r>
+      <w:r>
         <w:rPr>
           <w:color w:val="000000"/>
           <w:sz w:val="28"/>
           <w:szCs w:val="28"/>
-        </w:rPr>
-      </w:pPr>
+          <w:highlight w:val="magenta"/>
+        </w:rPr>
+        <w:t>2026</w:t>
+      </w:r>
       <w:r>
         <w:rPr>
           <w:color w:val="000000"/>
           <w:sz w:val="28"/>
           <w:szCs w:val="28"/>
-        </w:rPr>
-        <w:t xml:space="preserve">з </w:t>
-      </w:r>
-      <w:r>
+          <w:highlight w:val="magenta"/>
+        </w:rPr>
+        <w:t xml:space="preserve"> рік</w:t>
+      </w:r>
+      <w:r>
+        <w:rPr>
+          <w:sz w:val="28"/>
+          <w:szCs w:val="28"/>
+          <w:highlight w:val="magenta"/>
+        </w:rPr>
+        <w:t>:</w:t>
+      </w:r>
+    </w:p>
+    <w:p>
+      <w:pPr>
+        <w:spacing w:line="247" w:lineRule="auto"/>
+        <w:ind w:firstLine="709"/>
+        <w:jc w:val="both"/>
         <w:rPr>
           <w:color w:val="000000"/>
           <w:sz w:val="28"/>
           <w:szCs w:val="28"/>
-          <w:lang w:val="ru-RU"/>
-        </w:rPr>
-        <w:t>{#}</w:t>
-      </w:r>
-      <w:r>
-        <w:rPr>
-          <w:color w:val="000000"/>
-          <w:sz w:val="28"/>
-          <w:szCs w:val="28"/>
+        </w:rPr>
+      </w:pPr>
+    </w:p>
+    <w:p>
+      <w:pPr>
+        <w:spacing w:line="247" w:lineRule="auto"/>
+        <w:ind w:firstLine="709"/>
+        <w:jc w:val="both"/>
+        <w:rPr>
+          <w:color w:val="C45911" w:themeColor="accent2" w:themeShade="BF"/>
+          <w:sz w:val="28"/>
+          <w:szCs w:val="28"/>
+          <w:lang w:val="ru-RU"/>
+        </w:rPr>
+      </w:pPr>
+      <w:r>
+        <w:rPr>
+          <w:color w:val="C45911" w:themeColor="accent2" w:themeShade="BF"/>
+          <w:sz w:val="28"/>
+          <w:szCs w:val="28"/>
+          <w:lang w:val="ru-RU"/>
+        </w:rPr>
+        <w:t>========================================================</w:t>
+      </w:r>
+    </w:p>
+    <w:p>
+      <w:pPr>
+        <w:spacing w:line="247" w:lineRule="auto"/>
+        <w:ind w:firstLine="709"/>
+        <w:jc w:val="both"/>
+        <w:rPr>
+          <w:color w:val="C45911" w:themeColor="accent2" w:themeShade="BF"/>
+          <w:sz w:val="28"/>
+          <w:szCs w:val="28"/>
+          <w:lang w:val="ru-RU"/>
+        </w:rPr>
+      </w:pPr>
+      <w:r>
+        <w:rPr>
+          <w:color w:val="C45911" w:themeColor="accent2" w:themeShade="BF"/>
+          <w:sz w:val="28"/>
+          <w:szCs w:val="28"/>
+        </w:rPr>
+        <w:t>***</w:t>
+      </w:r>
+      <w:r>
+        <w:rPr>
+          <w:color w:val="C45911" w:themeColor="accent2" w:themeShade="BF"/>
+          <w:sz w:val="28"/>
+          <w:szCs w:val="28"/>
+          <w:lang w:val="ru-RU"/>
         </w:rPr>
         <w:t xml:space="preserve"> </w:t>
       </w:r>
       <w:r>
         <w:rPr>
-          <w:color w:val="000000"/>
-          <w:sz w:val="28"/>
-          <w:szCs w:val="28"/>
-        </w:rPr>
-        <w:t>березня</w:t>
-      </w:r>
-      <w:r>
-        <w:rPr>
-          <w:color w:val="000000"/>
-          <w:sz w:val="28"/>
-          <w:szCs w:val="28"/>
-        </w:rPr>
-        <w:t xml:space="preserve"> 2026 року:</w:t>
-      </w:r>
-    </w:p>
-    <w:p>
-      <w:pPr>
-        <w:spacing w:line="247" w:lineRule="auto"/>
-        <w:ind w:firstLine="709"/>
-        <w:jc w:val="both"/>
-        <w:rPr>
-          <w:color w:val="000000"/>
-          <w:sz w:val="28"/>
-          <w:szCs w:val="28"/>
-          <w:lang w:val="ru-RU"/>
-        </w:rPr>
-      </w:pPr>
+          <w:color w:val="C45911" w:themeColor="accent2" w:themeShade="BF"/>
+          <w:sz w:val="28"/>
+          <w:szCs w:val="28"/>
+          <w:highlight w:val="red"/>
+          <w:lang w:val="ru-RU"/>
+        </w:rPr>
+        <w:t>;;</w:t>
+      </w:r>
+    </w:p>
+    <w:p>
+      <w:pPr>
+        <w:spacing w:line="247" w:lineRule="auto"/>
+        <w:ind w:firstLine="709"/>
+        <w:jc w:val="both"/>
+        <w:rPr>
+          <w:color w:val="C45911" w:themeColor="accent2" w:themeShade="BF"/>
+          <w:sz w:val="28"/>
+          <w:szCs w:val="28"/>
+        </w:rPr>
+      </w:pPr>
+      <w:r>
+        <w:rPr>
+          <w:color w:val="C45911" w:themeColor="accent2" w:themeShade="BF"/>
+          <w:sz w:val="28"/>
+          <w:szCs w:val="28"/>
+        </w:rPr>
+        <w:t>, до ***</w:t>
+      </w:r>
+    </w:p>
+    <w:p>
+      <w:pPr>
+        <w:spacing w:line="247" w:lineRule="auto"/>
+        <w:ind w:firstLine="709"/>
+        <w:jc w:val="both"/>
+        <w:rPr>
+          <w:color w:val="C45911" w:themeColor="accent2" w:themeShade="BF"/>
+          <w:sz w:val="28"/>
+          <w:szCs w:val="28"/>
+        </w:rPr>
+      </w:pPr>
+      <w:r>
+        <w:rPr>
+          <w:color w:val="C45911" w:themeColor="accent2" w:themeShade="BF"/>
+          <w:sz w:val="28"/>
+          <w:szCs w:val="28"/>
+        </w:rPr>
+        <w:t>, терміном на 15 календарних днів</w:t>
+      </w:r>
+    </w:p>
+    <w:p>
+      <w:pPr>
+        <w:spacing w:line="247" w:lineRule="auto"/>
+        <w:ind w:firstLine="709"/>
+        <w:jc w:val="both"/>
+        <w:rPr>
+          <w:color w:val="C45911" w:themeColor="accent2" w:themeShade="BF"/>
+          <w:sz w:val="28"/>
+          <w:szCs w:val="28"/>
+        </w:rPr>
+      </w:pPr>
+      <w:r>
+        <w:rPr>
+          <w:color w:val="C45911" w:themeColor="accent2" w:themeShade="BF"/>
+          <w:sz w:val="28"/>
+          <w:szCs w:val="28"/>
+        </w:rPr>
+        <w:t>, без урахування 1 доби, необхідної для проїзду до місця проведення відпустки та назад</w:t>
+      </w:r>
+    </w:p>
+    <w:p>
+      <w:pPr>
+        <w:spacing w:line="247" w:lineRule="auto"/>
+        <w:ind w:firstLine="709"/>
+        <w:jc w:val="both"/>
+        <w:rPr>
+          <w:color w:val="C45911" w:themeColor="accent2" w:themeShade="BF"/>
+          <w:sz w:val="28"/>
+          <w:szCs w:val="28"/>
+        </w:rPr>
+      </w:pPr>
+      <w:r>
+        <w:rPr>
+          <w:color w:val="C45911" w:themeColor="accent2" w:themeShade="BF"/>
+          <w:sz w:val="28"/>
+          <w:szCs w:val="28"/>
+        </w:rPr>
+        <w:t xml:space="preserve">, з </w:t>
+      </w:r>
+      <w:r>
+        <w:rPr>
+          <w:color w:val="C45911" w:themeColor="accent2" w:themeShade="BF"/>
+          <w:sz w:val="28"/>
+          <w:szCs w:val="28"/>
+          <w:lang w:val="ru-RU"/>
+        </w:rPr>
+        <w:t>{#+2}</w:t>
+      </w:r>
+      <w:r>
+        <w:rPr>
+          <w:color w:val="C45911" w:themeColor="accent2" w:themeShade="BF"/>
+          <w:sz w:val="28"/>
+          <w:szCs w:val="28"/>
+        </w:rPr>
+        <w:t xml:space="preserve"> по </w:t>
+      </w:r>
+      <w:r>
+        <w:rPr>
+          <w:color w:val="C45911" w:themeColor="accent2" w:themeShade="BF"/>
+          <w:sz w:val="28"/>
+          <w:szCs w:val="28"/>
+        </w:rPr>
+        <w:t>**</w:t>
+      </w:r>
+      <w:r>
+        <w:rPr>
+          <w:color w:val="C45911" w:themeColor="accent2" w:themeShade="BF"/>
+          <w:sz w:val="28"/>
+          <w:szCs w:val="28"/>
+          <w:lang w:val="ru-RU"/>
+        </w:rPr>
+        <w:t>*</w:t>
+      </w:r>
+      <w:r>
+        <w:rPr>
+          <w:color w:val="C45911" w:themeColor="accent2" w:themeShade="BF"/>
+          <w:sz w:val="28"/>
+          <w:szCs w:val="28"/>
+        </w:rPr>
+        <w:t xml:space="preserve"> </w:t>
+      </w:r>
+      <w:r>
+        <w:rPr>
+          <w:color w:val="C45911" w:themeColor="accent2" w:themeShade="BF"/>
+          <w:sz w:val="28"/>
+          <w:szCs w:val="28"/>
+        </w:rPr>
+        <w:t>2026 року.</w:t>
+      </w:r>
+    </w:p>
+    <w:p>
+      <w:pPr>
+        <w:spacing w:line="247" w:lineRule="auto"/>
+        <w:ind w:firstLine="709"/>
+        <w:jc w:val="both"/>
+        <w:rPr>
+          <w:color w:val="C45911" w:themeColor="accent2" w:themeShade="BF"/>
+          <w:sz w:val="28"/>
+          <w:szCs w:val="28"/>
+        </w:rPr>
+      </w:pPr>
+      <w:r>
+        <w:rPr>
+          <w:color w:val="C45911" w:themeColor="accent2" w:themeShade="BF"/>
+          <w:sz w:val="28"/>
+          <w:szCs w:val="28"/>
+        </w:rPr>
+        <w:t>Тимчасове виконання обов'язків за посадою *** покласти на ***</w:t>
+      </w:r>
+      <w:r>
+        <w:rPr>
+          <w:color w:val="C45911" w:themeColor="accent2" w:themeShade="BF"/>
+          <w:sz w:val="28"/>
+          <w:szCs w:val="28"/>
+        </w:rPr>
+        <w:t xml:space="preserve"> .</w:t>
+      </w:r>
+    </w:p>
+    <w:p>
+      <w:pPr>
+        <w:spacing w:line="247" w:lineRule="auto"/>
+        <w:ind w:firstLine="709"/>
+        <w:jc w:val="both"/>
+        <w:rPr>
+          <w:color w:val="C45911" w:themeColor="accent2" w:themeShade="BF"/>
+          <w:sz w:val="28"/>
+          <w:szCs w:val="28"/>
+        </w:rPr>
+      </w:pPr>
+      <w:r>
+        <w:rPr>
+          <w:color w:val="C45911" w:themeColor="accent2" w:themeShade="BF"/>
+          <w:sz w:val="28"/>
+          <w:szCs w:val="28"/>
+        </w:rPr>
+        <w:t xml:space="preserve">Зняти з котлового забезпечення з </w:t>
+      </w:r>
+      <w:r>
+        <w:rPr>
+          <w:color w:val="C45911" w:themeColor="accent2" w:themeShade="BF"/>
+          <w:sz w:val="28"/>
+          <w:szCs w:val="28"/>
+          <w:lang w:val="ru-RU"/>
+        </w:rPr>
+        <w:t>{#</w:t>
+      </w:r>
+      <w:r>
+        <w:rPr>
+          <w:color w:val="C45911" w:themeColor="accent2" w:themeShade="BF"/>
+          <w:sz w:val="28"/>
+          <w:szCs w:val="28"/>
+          <w:lang w:val="ru-RU"/>
+        </w:rPr>
+        <w:t>+2</w:t>
+      </w:r>
+      <w:r>
+        <w:rPr>
+          <w:color w:val="C45911" w:themeColor="accent2" w:themeShade="BF"/>
+          <w:sz w:val="28"/>
+          <w:szCs w:val="28"/>
+          <w:lang w:val="ru-RU"/>
+        </w:rPr>
+        <w:t>}</w:t>
+      </w:r>
+      <w:r>
+        <w:rPr>
+          <w:color w:val="C45911" w:themeColor="accent2" w:themeShade="BF"/>
+          <w:sz w:val="28"/>
+          <w:szCs w:val="28"/>
+        </w:rPr>
+        <w:t xml:space="preserve"> березня 2026 року.</w:t>
+      </w:r>
+    </w:p>
+    <w:p>
+      <w:pPr>
+        <w:spacing w:line="247" w:lineRule="auto"/>
+        <w:ind w:firstLine="709"/>
+        <w:jc w:val="both"/>
+        <w:rPr>
+          <w:color w:val="C45911" w:themeColor="accent2" w:themeShade="BF"/>
+          <w:sz w:val="28"/>
+          <w:szCs w:val="28"/>
+        </w:rPr>
+      </w:pPr>
+    </w:p>
+    <w:p>
+      <w:pPr>
+        <w:spacing w:line="247" w:lineRule="auto"/>
+        <w:ind w:firstLine="709"/>
+        <w:jc w:val="both"/>
+        <w:rPr>
+          <w:color w:val="C45911" w:themeColor="accent2" w:themeShade="BF"/>
+          <w:sz w:val="28"/>
+          <w:szCs w:val="28"/>
+          <w:lang w:val="ru-RU"/>
+        </w:rPr>
+      </w:pPr>
+      <w:r>
+        <w:rPr>
+          <w:color w:val="C45911" w:themeColor="accent2" w:themeShade="BF"/>
+          <w:sz w:val="28"/>
+          <w:szCs w:val="28"/>
+        </w:rPr>
+        <w:t>Підстава: рапорт *** (</w:t>
+      </w:r>
+      <w:proofErr w:type="spellStart"/>
+      <w:r>
+        <w:rPr>
+          <w:color w:val="C45911" w:themeColor="accent2" w:themeShade="BF"/>
+          <w:sz w:val="28"/>
+          <w:szCs w:val="28"/>
+        </w:rPr>
+        <w:t>вх</w:t>
+      </w:r>
+      <w:proofErr w:type="spellEnd"/>
+      <w:r>
+        <w:rPr>
+          <w:color w:val="C45911" w:themeColor="accent2" w:themeShade="BF"/>
+          <w:sz w:val="28"/>
+          <w:szCs w:val="28"/>
+        </w:rPr>
+        <w:t>. № 1656/ **** </w:t>
+      </w:r>
+      <w:r>
+        <w:rPr>
+          <w:color w:val="C45911" w:themeColor="accent2" w:themeShade="BF"/>
+          <w:sz w:val="28"/>
+          <w:szCs w:val="28"/>
+          <w:highlight w:val="red"/>
+          <w:lang w:val="ru-RU"/>
+        </w:rPr>
+        <w:t>;;</w:t>
+      </w:r>
+      <w:r>
+        <w:rPr>
+          <w:color w:val="C45911" w:themeColor="accent2" w:themeShade="BF"/>
+          <w:sz w:val="28"/>
+          <w:szCs w:val="28"/>
+        </w:rPr>
+        <w:t>-</w:t>
+      </w:r>
+      <w:r>
+        <w:rPr>
+          <w:color w:val="C45911" w:themeColor="accent2" w:themeShade="BF"/>
+          <w:sz w:val="28"/>
+          <w:szCs w:val="28"/>
+        </w:rPr>
+        <w:t xml:space="preserve">в </w:t>
+      </w:r>
+      <w:r>
+        <w:rPr>
+          <w:color w:val="C45911" w:themeColor="accent2" w:themeShade="BF"/>
+          <w:sz w:val="28"/>
+          <w:szCs w:val="28"/>
+        </w:rPr>
+        <w:t>від **.03.2026</w:t>
+      </w:r>
+      <w:r>
+        <w:rPr>
+          <w:color w:val="C45911" w:themeColor="accent2" w:themeShade="BF"/>
+          <w:sz w:val="28"/>
+          <w:szCs w:val="28"/>
+        </w:rPr>
+        <w:t xml:space="preserve">), відпускний квиток </w:t>
+      </w:r>
+      <w:r>
+        <w:rPr>
+          <w:color w:val="C45911" w:themeColor="accent2" w:themeShade="BF"/>
+          <w:sz w:val="28"/>
+          <w:szCs w:val="28"/>
+        </w:rPr>
+        <w:t>№ 3/71/</w:t>
+      </w:r>
+      <w:r>
+        <w:rPr>
+          <w:color w:val="C45911" w:themeColor="accent2" w:themeShade="BF"/>
+          <w:sz w:val="28"/>
+          <w:szCs w:val="28"/>
+          <w:lang w:val="en-US"/>
+        </w:rPr>
+        <w:t> </w:t>
+      </w:r>
+      <w:r>
+        <w:rPr>
+          <w:color w:val="C45911" w:themeColor="accent2" w:themeShade="BF"/>
+          <w:sz w:val="28"/>
+          <w:szCs w:val="28"/>
+        </w:rPr>
+        <w:t>***</w:t>
+      </w:r>
+      <w:r>
+        <w:rPr>
+          <w:color w:val="C45911" w:themeColor="accent2" w:themeShade="BF"/>
+          <w:sz w:val="28"/>
+          <w:szCs w:val="28"/>
+          <w:lang w:val="en-US"/>
+        </w:rPr>
+        <w:t> </w:t>
+      </w:r>
+      <w:r>
+        <w:rPr>
+          <w:color w:val="C45911" w:themeColor="accent2" w:themeShade="BF"/>
+          <w:sz w:val="28"/>
+          <w:szCs w:val="28"/>
+          <w:highlight w:val="red"/>
+          <w:lang w:val="ru-RU"/>
+        </w:rPr>
+        <w:t>;;</w:t>
+      </w:r>
+      <w:r>
+        <w:rPr>
+          <w:color w:val="C45911" w:themeColor="accent2" w:themeShade="BF"/>
+          <w:sz w:val="28"/>
+          <w:szCs w:val="28"/>
+        </w:rPr>
+        <w:t xml:space="preserve"> </w:t>
+      </w:r>
+      <w:r>
+        <w:rPr>
+          <w:color w:val="C45911" w:themeColor="accent2" w:themeShade="BF"/>
+          <w:sz w:val="28"/>
+          <w:szCs w:val="28"/>
+        </w:rPr>
+        <w:t>від **.03.2026</w:t>
+      </w:r>
+      <w:r>
+        <w:rPr>
+          <w:color w:val="C45911" w:themeColor="accent2" w:themeShade="BF"/>
+          <w:sz w:val="28"/>
+          <w:szCs w:val="28"/>
+        </w:rPr>
+        <w:t>.</w:t>
+      </w:r>
     </w:p>
     <w:p>
       <w:pPr>
@@ -1962,127 +3702,124 @@
         <w:ind w:firstLine="709"/>
         <w:jc w:val="both"/>
         <w:rPr>
-          <w:color w:val="C45911" w:themeColor="accent2" w:themeShade="BF"/>
-          <w:sz w:val="28"/>
-          <w:szCs w:val="28"/>
-          <w:lang w:val="ru-RU"/>
-        </w:rPr>
-      </w:pPr>
-      <w:r>
-        <w:rPr>
-          <w:color w:val="C45911" w:themeColor="accent2" w:themeShade="BF"/>
-          <w:sz w:val="28"/>
-          <w:szCs w:val="28"/>
-        </w:rPr>
-        <w:t>*** .</w:t>
-      </w:r>
-    </w:p>
-    <w:p>
-      <w:pPr>
-        <w:spacing w:line="247" w:lineRule="auto"/>
-        <w:ind w:firstLine="709"/>
-        <w:jc w:val="both"/>
-        <w:rPr>
-          <w:color w:val="C45911" w:themeColor="accent2" w:themeShade="BF"/>
-          <w:sz w:val="28"/>
-          <w:szCs w:val="28"/>
-        </w:rPr>
-      </w:pPr>
-      <w:r>
-        <w:rPr>
-          <w:color w:val="C45911" w:themeColor="accent2" w:themeShade="BF"/>
-          <w:sz w:val="28"/>
-          <w:szCs w:val="28"/>
-        </w:rPr>
-        <w:t>*** повернутись до виконання обов'язків *** .</w:t>
-      </w:r>
-    </w:p>
-    <w:p>
-      <w:pPr>
-        <w:spacing w:line="247" w:lineRule="auto"/>
-        <w:ind w:firstLine="709"/>
-        <w:jc w:val="both"/>
-        <w:rPr>
-          <w:color w:val="C45911" w:themeColor="accent2" w:themeShade="BF"/>
-          <w:sz w:val="28"/>
-          <w:szCs w:val="28"/>
-        </w:rPr>
-      </w:pPr>
-      <w:r>
-        <w:rPr>
-          <w:color w:val="C45911" w:themeColor="accent2" w:themeShade="BF"/>
-          <w:sz w:val="28"/>
-          <w:szCs w:val="28"/>
-        </w:rPr>
-        <w:t xml:space="preserve">Зарахувати на котлове забезпечення з </w:t>
-      </w:r>
-      <w:r>
-        <w:rPr>
-          <w:color w:val="C45911" w:themeColor="accent2" w:themeShade="BF"/>
-          <w:sz w:val="28"/>
-          <w:szCs w:val="28"/>
-          <w:lang w:val="ru-RU"/>
-        </w:rPr>
-        <w:t xml:space="preserve">{#+1} </w:t>
-      </w:r>
-      <w:r>
-        <w:rPr>
-          <w:color w:val="C45911" w:themeColor="accent2" w:themeShade="BF"/>
-          <w:sz w:val="28"/>
-          <w:szCs w:val="28"/>
-        </w:rPr>
-        <w:t>березня 2026 року.</w:t>
-      </w:r>
-    </w:p>
-    <w:p>
-      <w:pPr>
-        <w:spacing w:line="247" w:lineRule="auto"/>
-        <w:ind w:firstLine="709"/>
-        <w:jc w:val="both"/>
-        <w:rPr>
-          <w:color w:val="C45911" w:themeColor="accent2" w:themeShade="BF"/>
-          <w:sz w:val="28"/>
-          <w:szCs w:val="28"/>
-        </w:rPr>
-      </w:pPr>
-    </w:p>
-    <w:p>
-      <w:pPr>
-        <w:spacing w:line="247" w:lineRule="auto"/>
-        <w:ind w:firstLine="709"/>
-        <w:jc w:val="both"/>
-        <w:rPr>
-          <w:color w:val="C45911" w:themeColor="accent2" w:themeShade="BF"/>
-          <w:sz w:val="28"/>
-          <w:szCs w:val="28"/>
-          <w:lang w:val="ru-RU"/>
-        </w:rPr>
-      </w:pPr>
-      <w:r>
-        <w:rPr>
-          <w:color w:val="C45911" w:themeColor="accent2" w:themeShade="BF"/>
-          <w:sz w:val="28"/>
-          <w:szCs w:val="28"/>
-        </w:rPr>
-        <w:t>Підстава: рапорт *** (</w:t>
-      </w:r>
-      <w:proofErr w:type="spellStart"/>
-      <w:r>
-        <w:rPr>
-          <w:color w:val="C45911" w:themeColor="accent2" w:themeShade="BF"/>
-          <w:sz w:val="28"/>
-          <w:szCs w:val="28"/>
-        </w:rPr>
-        <w:t>вх</w:t>
-      </w:r>
-      <w:proofErr w:type="spellEnd"/>
-      <w:r>
-        <w:rPr>
-          <w:color w:val="C45911" w:themeColor="accent2" w:themeShade="BF"/>
-          <w:sz w:val="28"/>
-          <w:szCs w:val="28"/>
-        </w:rPr>
-        <w:t>. № 1656/ **** </w:t>
+          <w:sz w:val="28"/>
+          <w:szCs w:val="28"/>
+        </w:rPr>
+      </w:pPr>
+    </w:p>
+    <w:p>
+      <w:pPr>
+        <w:spacing w:line="247" w:lineRule="auto"/>
+        <w:ind w:firstLine="709"/>
+        <w:jc w:val="both"/>
+        <w:rPr>
+          <w:sz w:val="28"/>
+          <w:szCs w:val="28"/>
+        </w:rPr>
+      </w:pPr>
+      <w:r>
+        <w:rPr>
+          <w:sz w:val="28"/>
+          <w:szCs w:val="28"/>
+          <w:highlight w:val="magenta"/>
+        </w:rPr>
+        <w:t>9</w:t>
+      </w:r>
+      <w:r>
+        <w:rPr>
+          <w:sz w:val="28"/>
+          <w:szCs w:val="28"/>
+          <w:highlight w:val="magenta"/>
+        </w:rPr>
+        <w:t>.</w:t>
+      </w:r>
+      <w:r>
+        <w:rPr>
+          <w:sz w:val="28"/>
+          <w:szCs w:val="28"/>
+          <w:highlight w:val="magenta"/>
+        </w:rPr>
+        <w:t>4</w:t>
+      </w:r>
+      <w:r>
+        <w:rPr>
+          <w:sz w:val="28"/>
+          <w:szCs w:val="28"/>
+          <w:highlight w:val="magenta"/>
+        </w:rPr>
+        <w:t>. У відпустку за сімейними обставинами</w:t>
+      </w:r>
+      <w:r>
+        <w:rPr>
+          <w:sz w:val="28"/>
+          <w:szCs w:val="28"/>
+          <w:highlight w:val="magenta"/>
+        </w:rPr>
+        <w:t>:</w:t>
+      </w:r>
+    </w:p>
+    <w:p>
+      <w:pPr>
+        <w:spacing w:line="247" w:lineRule="auto"/>
+        <w:ind w:firstLine="709"/>
+        <w:jc w:val="both"/>
+        <w:rPr>
+          <w:sz w:val="28"/>
+          <w:szCs w:val="28"/>
+        </w:rPr>
+      </w:pPr>
+    </w:p>
+    <w:p>
+      <w:pPr>
+        <w:spacing w:line="247" w:lineRule="auto"/>
+        <w:ind w:firstLine="709"/>
+        <w:jc w:val="both"/>
+        <w:rPr>
+          <w:color w:val="C45911" w:themeColor="accent2" w:themeShade="BF"/>
+          <w:sz w:val="28"/>
+          <w:szCs w:val="28"/>
+          <w:lang w:val="ru-RU"/>
+        </w:rPr>
+      </w:pPr>
+      <w:r>
+        <w:rPr>
+          <w:color w:val="C45911" w:themeColor="accent2" w:themeShade="BF"/>
+          <w:sz w:val="28"/>
+          <w:szCs w:val="28"/>
+          <w:lang w:val="ru-RU"/>
+        </w:rPr>
+        <w:t>========================================================</w:t>
+      </w:r>
+    </w:p>
+    <w:p>
+      <w:pPr>
+        <w:spacing w:line="247" w:lineRule="auto"/>
+        <w:ind w:firstLine="709"/>
+        <w:jc w:val="both"/>
+        <w:rPr>
+          <w:color w:val="C45911" w:themeColor="accent2" w:themeShade="BF"/>
+          <w:sz w:val="28"/>
+          <w:szCs w:val="28"/>
+          <w:lang w:val="ru-RU"/>
+        </w:rPr>
+      </w:pPr>
+      <w:r>
+        <w:rPr>
+          <w:color w:val="C45911" w:themeColor="accent2" w:themeShade="BF"/>
+          <w:sz w:val="28"/>
+          <w:szCs w:val="28"/>
+        </w:rPr>
+        <w:lastRenderedPageBreak/>
+        <w:t>***</w:t>
+      </w:r>
+      <w:r>
+        <w:rPr>
+          <w:color w:val="C45911" w:themeColor="accent2" w:themeShade="BF"/>
+          <w:sz w:val="28"/>
+          <w:szCs w:val="28"/>
+          <w:lang w:val="ru-RU"/>
+        </w:rPr>
+        <w:t xml:space="preserve"> </w:t>
       </w:r>
       <w:r>
         <w:rPr>
@@ -2093,1746 +3830,6 @@
           <w:lang w:val="ru-RU"/>
         </w:rPr>
         <w:t>;;</w:t>
-      </w:r>
-      <w:r>
-        <w:rPr>
-          <w:color w:val="C45911" w:themeColor="accent2" w:themeShade="BF"/>
-          <w:sz w:val="28"/>
-          <w:szCs w:val="28"/>
-        </w:rPr>
-        <w:t>-в від **.03.2026), відпускний квиток № 3/71/</w:t>
-      </w:r>
-      <w:r>
-        <w:rPr>
-          <w:color w:val="C45911" w:themeColor="accent2" w:themeShade="BF"/>
-          <w:sz w:val="28"/>
-          <w:szCs w:val="28"/>
-          <w:lang w:val="en-US"/>
-        </w:rPr>
-        <w:t> </w:t>
-      </w:r>
-      <w:r>
-        <w:rPr>
-          <w:color w:val="C45911" w:themeColor="accent2" w:themeShade="BF"/>
-          <w:sz w:val="28"/>
-          <w:szCs w:val="28"/>
-        </w:rPr>
-        <w:t>***</w:t>
-      </w:r>
-      <w:r>
-        <w:rPr>
-          <w:color w:val="C45911" w:themeColor="accent2" w:themeShade="BF"/>
-          <w:sz w:val="28"/>
-          <w:szCs w:val="28"/>
-          <w:lang w:val="en-US"/>
-        </w:rPr>
-        <w:t> </w:t>
-      </w:r>
-      <w:r>
-        <w:rPr>
-          <w:color w:val="C45911" w:themeColor="accent2" w:themeShade="BF"/>
-          <w:sz w:val="28"/>
-          <w:szCs w:val="28"/>
-          <w:highlight w:val="red"/>
-          <w:lang w:val="ru-RU"/>
-        </w:rPr>
-        <w:t>;;</w:t>
-      </w:r>
-      <w:r>
-        <w:rPr>
-          <w:color w:val="C45911" w:themeColor="accent2" w:themeShade="BF"/>
-          <w:sz w:val="28"/>
-          <w:szCs w:val="28"/>
-        </w:rPr>
-        <w:t xml:space="preserve"> від **.**.2026.</w:t>
-      </w:r>
-    </w:p>
-    <w:p>
-      <w:pPr>
-        <w:spacing w:line="247" w:lineRule="auto"/>
-        <w:ind w:firstLine="709"/>
-        <w:jc w:val="both"/>
-        <w:rPr>
-          <w:color w:val="C45911" w:themeColor="accent2" w:themeShade="BF"/>
-          <w:sz w:val="28"/>
-          <w:szCs w:val="28"/>
-          <w:lang w:val="ru-RU"/>
-        </w:rPr>
-      </w:pPr>
-      <w:r>
-        <w:rPr>
-          <w:color w:val="C45911" w:themeColor="accent2" w:themeShade="BF"/>
-          <w:sz w:val="28"/>
-          <w:szCs w:val="28"/>
-          <w:lang w:val="ru-RU"/>
-        </w:rPr>
-        <w:t>========================================================</w:t>
-      </w:r>
-    </w:p>
-    <w:p>
-      <w:pPr>
-        <w:spacing w:line="247" w:lineRule="auto"/>
-        <w:ind w:firstLine="709"/>
-        <w:jc w:val="both"/>
-        <w:rPr>
-          <w:color w:val="000000"/>
-          <w:sz w:val="28"/>
-          <w:szCs w:val="28"/>
-          <w:highlight w:val="yellow"/>
-        </w:rPr>
-      </w:pPr>
-    </w:p>
-    <w:p>
-      <w:pPr>
-        <w:spacing w:line="247" w:lineRule="auto"/>
-        <w:ind w:firstLine="709"/>
-        <w:jc w:val="both"/>
-        <w:rPr>
-          <w:color w:val="000000"/>
-          <w:sz w:val="28"/>
-          <w:szCs w:val="28"/>
-          <w:lang w:val="ru-RU"/>
-        </w:rPr>
-      </w:pPr>
-      <w:r>
-        <w:rPr>
-          <w:color w:val="000000"/>
-          <w:sz w:val="28"/>
-          <w:szCs w:val="28"/>
-          <w:highlight w:val="yellow"/>
-        </w:rPr>
-        <w:t>7</w:t>
-      </w:r>
-      <w:r>
-        <w:rPr>
-          <w:color w:val="000000"/>
-          <w:sz w:val="28"/>
-          <w:szCs w:val="28"/>
-          <w:highlight w:val="yellow"/>
-        </w:rPr>
-        <w:t>.5. З відпустки за сімейними обставинами</w:t>
-      </w:r>
-      <w:r>
-        <w:rPr>
-          <w:color w:val="000000"/>
-          <w:sz w:val="28"/>
-          <w:szCs w:val="28"/>
-          <w:highlight w:val="yellow"/>
-        </w:rPr>
-        <w:t>:</w:t>
-      </w:r>
-    </w:p>
-    <w:p>
-      <w:pPr>
-        <w:spacing w:line="247" w:lineRule="auto"/>
-        <w:ind w:firstLine="709"/>
-        <w:jc w:val="both"/>
-        <w:rPr>
-          <w:color w:val="000000"/>
-          <w:sz w:val="28"/>
-          <w:szCs w:val="28"/>
-          <w:lang w:val="ru-RU"/>
-        </w:rPr>
-      </w:pPr>
-    </w:p>
-    <w:p>
-      <w:pPr>
-        <w:spacing w:line="247" w:lineRule="auto"/>
-        <w:ind w:firstLine="709"/>
-        <w:jc w:val="both"/>
-        <w:rPr>
-          <w:color w:val="000000"/>
-          <w:sz w:val="28"/>
-          <w:szCs w:val="28"/>
-        </w:rPr>
-      </w:pPr>
-      <w:r>
-        <w:rPr>
-          <w:color w:val="000000"/>
-          <w:sz w:val="28"/>
-          <w:szCs w:val="28"/>
-        </w:rPr>
-        <w:t xml:space="preserve">з </w:t>
-      </w:r>
-      <w:r>
-        <w:rPr>
-          <w:color w:val="000000"/>
-          <w:sz w:val="28"/>
-          <w:szCs w:val="28"/>
-          <w:lang w:val="ru-RU"/>
-        </w:rPr>
-        <w:t>{#}</w:t>
-      </w:r>
-      <w:r>
-        <w:rPr>
-          <w:color w:val="000000"/>
-          <w:sz w:val="28"/>
-          <w:szCs w:val="28"/>
-        </w:rPr>
-        <w:t xml:space="preserve"> </w:t>
-      </w:r>
-      <w:r>
-        <w:rPr>
-          <w:color w:val="000000"/>
-          <w:sz w:val="28"/>
-          <w:szCs w:val="28"/>
-        </w:rPr>
-        <w:t>березня</w:t>
-      </w:r>
-      <w:r>
-        <w:rPr>
-          <w:color w:val="000000"/>
-          <w:sz w:val="28"/>
-          <w:szCs w:val="28"/>
-        </w:rPr>
-        <w:t xml:space="preserve"> 2026 року:</w:t>
-      </w:r>
-    </w:p>
-    <w:p>
-      <w:pPr>
-        <w:spacing w:line="247" w:lineRule="auto"/>
-        <w:ind w:firstLine="709"/>
-        <w:jc w:val="both"/>
-        <w:rPr>
-          <w:color w:val="000000"/>
-          <w:sz w:val="28"/>
-          <w:szCs w:val="28"/>
-          <w:lang w:val="ru-RU"/>
-        </w:rPr>
-      </w:pPr>
-    </w:p>
-    <w:p>
-      <w:pPr>
-        <w:spacing w:line="247" w:lineRule="auto"/>
-        <w:ind w:firstLine="709"/>
-        <w:jc w:val="both"/>
-        <w:rPr>
-          <w:color w:val="C45911" w:themeColor="accent2" w:themeShade="BF"/>
-          <w:sz w:val="28"/>
-          <w:szCs w:val="28"/>
-          <w:lang w:val="ru-RU"/>
-        </w:rPr>
-      </w:pPr>
-      <w:r>
-        <w:rPr>
-          <w:color w:val="C45911" w:themeColor="accent2" w:themeShade="BF"/>
-          <w:sz w:val="28"/>
-          <w:szCs w:val="28"/>
-          <w:lang w:val="ru-RU"/>
-        </w:rPr>
-        <w:t>========================================================</w:t>
-      </w:r>
-    </w:p>
-    <w:p>
-      <w:pPr>
-        <w:spacing w:line="247" w:lineRule="auto"/>
-        <w:ind w:firstLine="709"/>
-        <w:jc w:val="both"/>
-        <w:rPr>
-          <w:color w:val="C45911" w:themeColor="accent2" w:themeShade="BF"/>
-          <w:sz w:val="28"/>
-          <w:szCs w:val="28"/>
-        </w:rPr>
-      </w:pPr>
-      <w:r>
-        <w:rPr>
-          <w:color w:val="C45911" w:themeColor="accent2" w:themeShade="BF"/>
-          <w:sz w:val="28"/>
-          <w:szCs w:val="28"/>
-        </w:rPr>
-        <w:t>*** .</w:t>
-      </w:r>
-    </w:p>
-    <w:p>
-      <w:pPr>
-        <w:spacing w:line="247" w:lineRule="auto"/>
-        <w:ind w:firstLine="709"/>
-        <w:jc w:val="both"/>
-        <w:rPr>
-          <w:color w:val="C45911" w:themeColor="accent2" w:themeShade="BF"/>
-          <w:sz w:val="28"/>
-          <w:szCs w:val="28"/>
-        </w:rPr>
-      </w:pPr>
-      <w:r>
-        <w:rPr>
-          <w:color w:val="C45911" w:themeColor="accent2" w:themeShade="BF"/>
-          <w:sz w:val="28"/>
-          <w:szCs w:val="28"/>
-        </w:rPr>
-        <w:t>*** повернутись до виконання обов'язків *** .</w:t>
-      </w:r>
-    </w:p>
-    <w:p>
-      <w:pPr>
-        <w:spacing w:line="247" w:lineRule="auto"/>
-        <w:ind w:firstLine="709"/>
-        <w:jc w:val="both"/>
-        <w:rPr>
-          <w:color w:val="C45911" w:themeColor="accent2" w:themeShade="BF"/>
-          <w:sz w:val="28"/>
-          <w:szCs w:val="28"/>
-        </w:rPr>
-      </w:pPr>
-      <w:r>
-        <w:rPr>
-          <w:color w:val="C45911" w:themeColor="accent2" w:themeShade="BF"/>
-          <w:sz w:val="28"/>
-          <w:szCs w:val="28"/>
-        </w:rPr>
-        <w:t xml:space="preserve">Зарахувати на котлове забезпечення з </w:t>
-      </w:r>
-      <w:r>
-        <w:rPr>
-          <w:color w:val="C45911" w:themeColor="accent2" w:themeShade="BF"/>
-          <w:sz w:val="28"/>
-          <w:szCs w:val="28"/>
-          <w:lang w:val="ru-RU"/>
-        </w:rPr>
-        <w:t xml:space="preserve">{#+1} </w:t>
-      </w:r>
-      <w:r>
-        <w:rPr>
-          <w:color w:val="C45911" w:themeColor="accent2" w:themeShade="BF"/>
-          <w:sz w:val="28"/>
-          <w:szCs w:val="28"/>
-        </w:rPr>
-        <w:t>березня 2026 року.</w:t>
-      </w:r>
-    </w:p>
-    <w:p>
-      <w:pPr>
-        <w:spacing w:line="247" w:lineRule="auto"/>
-        <w:ind w:firstLine="709"/>
-        <w:jc w:val="both"/>
-        <w:rPr>
-          <w:color w:val="C45911" w:themeColor="accent2" w:themeShade="BF"/>
-          <w:sz w:val="28"/>
-          <w:szCs w:val="28"/>
-        </w:rPr>
-      </w:pPr>
-    </w:p>
-    <w:p>
-      <w:pPr>
-        <w:spacing w:line="247" w:lineRule="auto"/>
-        <w:ind w:firstLine="709"/>
-        <w:jc w:val="both"/>
-        <w:rPr>
-          <w:color w:val="C45911" w:themeColor="accent2" w:themeShade="BF"/>
-          <w:sz w:val="28"/>
-          <w:szCs w:val="28"/>
-          <w:lang w:val="ru-RU"/>
-        </w:rPr>
-      </w:pPr>
-      <w:r>
-        <w:rPr>
-          <w:color w:val="C45911" w:themeColor="accent2" w:themeShade="BF"/>
-          <w:sz w:val="28"/>
-          <w:szCs w:val="28"/>
-        </w:rPr>
-        <w:t>Підстава: рапорт *** (</w:t>
-      </w:r>
-      <w:proofErr w:type="spellStart"/>
-      <w:r>
-        <w:rPr>
-          <w:color w:val="C45911" w:themeColor="accent2" w:themeShade="BF"/>
-          <w:sz w:val="28"/>
-          <w:szCs w:val="28"/>
-        </w:rPr>
-        <w:t>вх</w:t>
-      </w:r>
-      <w:proofErr w:type="spellEnd"/>
-      <w:r>
-        <w:rPr>
-          <w:color w:val="C45911" w:themeColor="accent2" w:themeShade="BF"/>
-          <w:sz w:val="28"/>
-          <w:szCs w:val="28"/>
-        </w:rPr>
-        <w:t>. № 1656/ **** </w:t>
-      </w:r>
-      <w:r>
-        <w:rPr>
-          <w:color w:val="C45911" w:themeColor="accent2" w:themeShade="BF"/>
-          <w:sz w:val="28"/>
-          <w:szCs w:val="28"/>
-          <w:highlight w:val="red"/>
-        </w:rPr>
-        <w:t>;;</w:t>
-      </w:r>
-      <w:r>
-        <w:rPr>
-          <w:color w:val="C45911" w:themeColor="accent2" w:themeShade="BF"/>
-          <w:sz w:val="28"/>
-          <w:szCs w:val="28"/>
-        </w:rPr>
-        <w:t>-</w:t>
-      </w:r>
-      <w:r>
-        <w:rPr>
-          <w:color w:val="C45911" w:themeColor="accent2" w:themeShade="BF"/>
-          <w:sz w:val="28"/>
-          <w:szCs w:val="28"/>
-        </w:rPr>
-        <w:t xml:space="preserve">в </w:t>
-      </w:r>
-      <w:r>
-        <w:rPr>
-          <w:color w:val="C45911" w:themeColor="accent2" w:themeShade="BF"/>
-          <w:sz w:val="28"/>
-          <w:szCs w:val="28"/>
-        </w:rPr>
-        <w:t xml:space="preserve">від </w:t>
-      </w:r>
-      <w:r>
-        <w:rPr>
-          <w:color w:val="C45911" w:themeColor="accent2" w:themeShade="BF"/>
-          <w:sz w:val="28"/>
-          <w:szCs w:val="28"/>
-        </w:rPr>
-        <w:t>{#}</w:t>
-      </w:r>
-      <w:r>
-        <w:rPr>
-          <w:color w:val="C45911" w:themeColor="accent2" w:themeShade="BF"/>
-          <w:sz w:val="28"/>
-          <w:szCs w:val="28"/>
-          <w:lang w:val="ru-RU"/>
-        </w:rPr>
-        <w:t>.</w:t>
-      </w:r>
-      <w:r>
-        <w:rPr>
-          <w:color w:val="C45911" w:themeColor="accent2" w:themeShade="BF"/>
-          <w:sz w:val="28"/>
-          <w:szCs w:val="28"/>
-        </w:rPr>
-        <w:t>03.2026</w:t>
-      </w:r>
-      <w:r>
-        <w:rPr>
-          <w:color w:val="C45911" w:themeColor="accent2" w:themeShade="BF"/>
-          <w:sz w:val="28"/>
-          <w:szCs w:val="28"/>
-        </w:rPr>
-        <w:t xml:space="preserve">), відпускний квиток </w:t>
-      </w:r>
-      <w:r>
-        <w:rPr>
-          <w:color w:val="C45911" w:themeColor="accent2" w:themeShade="BF"/>
-          <w:sz w:val="28"/>
-          <w:szCs w:val="28"/>
-        </w:rPr>
-        <w:t>№ 3/71/</w:t>
-      </w:r>
-      <w:r>
-        <w:rPr>
-          <w:color w:val="C45911" w:themeColor="accent2" w:themeShade="BF"/>
-          <w:sz w:val="28"/>
-          <w:szCs w:val="28"/>
-          <w:lang w:val="en-US"/>
-        </w:rPr>
-        <w:t> </w:t>
-      </w:r>
-      <w:r>
-        <w:rPr>
-          <w:color w:val="C45911" w:themeColor="accent2" w:themeShade="BF"/>
-          <w:sz w:val="28"/>
-          <w:szCs w:val="28"/>
-        </w:rPr>
-        <w:t>***</w:t>
-      </w:r>
-      <w:r>
-        <w:rPr>
-          <w:color w:val="C45911" w:themeColor="accent2" w:themeShade="BF"/>
-          <w:sz w:val="28"/>
-          <w:szCs w:val="28"/>
-          <w:lang w:val="en-US"/>
-        </w:rPr>
-        <w:t> </w:t>
-      </w:r>
-      <w:r>
-        <w:rPr>
-          <w:color w:val="C45911" w:themeColor="accent2" w:themeShade="BF"/>
-          <w:sz w:val="28"/>
-          <w:szCs w:val="28"/>
-          <w:highlight w:val="red"/>
-        </w:rPr>
-        <w:t>;;</w:t>
-      </w:r>
-      <w:r>
-        <w:rPr>
-          <w:color w:val="C45911" w:themeColor="accent2" w:themeShade="BF"/>
-          <w:sz w:val="28"/>
-          <w:szCs w:val="28"/>
-        </w:rPr>
-        <w:t xml:space="preserve"> </w:t>
-      </w:r>
-      <w:r>
-        <w:rPr>
-          <w:color w:val="C45911" w:themeColor="accent2" w:themeShade="BF"/>
-          <w:sz w:val="28"/>
-          <w:szCs w:val="28"/>
-        </w:rPr>
-        <w:t>від **.</w:t>
-      </w:r>
-      <w:r>
-        <w:rPr>
-          <w:color w:val="C45911" w:themeColor="accent2" w:themeShade="BF"/>
-          <w:sz w:val="28"/>
-          <w:szCs w:val="28"/>
-        </w:rPr>
-        <w:t>**</w:t>
-      </w:r>
-      <w:r>
-        <w:rPr>
-          <w:color w:val="C45911" w:themeColor="accent2" w:themeShade="BF"/>
-          <w:sz w:val="28"/>
-          <w:szCs w:val="28"/>
-        </w:rPr>
-        <w:t>.2026</w:t>
-      </w:r>
-      <w:r>
-        <w:rPr>
-          <w:color w:val="C45911" w:themeColor="accent2" w:themeShade="BF"/>
-          <w:sz w:val="28"/>
-          <w:szCs w:val="28"/>
-        </w:rPr>
-        <w:t>.</w:t>
-      </w:r>
-    </w:p>
-    <w:p>
-      <w:pPr>
-        <w:spacing w:line="247" w:lineRule="auto"/>
-        <w:ind w:firstLine="709"/>
-        <w:jc w:val="both"/>
-        <w:rPr>
-          <w:color w:val="C45911" w:themeColor="accent2" w:themeShade="BF"/>
-          <w:sz w:val="28"/>
-          <w:szCs w:val="28"/>
-          <w:lang w:val="ru-RU"/>
-        </w:rPr>
-      </w:pPr>
-      <w:r>
-        <w:rPr>
-          <w:color w:val="C45911" w:themeColor="accent2" w:themeShade="BF"/>
-          <w:sz w:val="28"/>
-          <w:szCs w:val="28"/>
-          <w:lang w:val="ru-RU"/>
-        </w:rPr>
-        <w:t>========================================================</w:t>
-      </w:r>
-    </w:p>
-    <w:p>
-      <w:pPr>
-        <w:spacing w:line="247" w:lineRule="auto"/>
-        <w:ind w:firstLine="709"/>
-        <w:jc w:val="both"/>
-        <w:rPr>
-          <w:color w:val="000000"/>
-          <w:sz w:val="28"/>
-          <w:szCs w:val="28"/>
-        </w:rPr>
-      </w:pPr>
-    </w:p>
-    <w:p>
-      <w:pPr>
-        <w:spacing w:line="247" w:lineRule="auto"/>
-        <w:ind w:firstLine="709"/>
-        <w:jc w:val="both"/>
-        <w:rPr>
-          <w:color w:val="000000"/>
-          <w:sz w:val="28"/>
-          <w:szCs w:val="28"/>
-        </w:rPr>
-      </w:pPr>
-    </w:p>
-    <w:p>
-      <w:pPr>
-        <w:spacing w:line="247" w:lineRule="auto"/>
-        <w:ind w:firstLine="709"/>
-        <w:jc w:val="both"/>
-        <w:rPr>
-          <w:sz w:val="28"/>
-          <w:szCs w:val="28"/>
-        </w:rPr>
-      </w:pPr>
-      <w:r>
-        <w:rPr>
-          <w:color w:val="000000"/>
-          <w:sz w:val="28"/>
-          <w:szCs w:val="28"/>
-        </w:rPr>
-        <w:t>9</w:t>
-      </w:r>
-      <w:r>
-        <w:rPr>
-          <w:color w:val="000000"/>
-          <w:sz w:val="28"/>
-          <w:szCs w:val="28"/>
-        </w:rPr>
-        <w:t xml:space="preserve">. </w:t>
-      </w:r>
-      <w:r>
-        <w:rPr>
-          <w:sz w:val="28"/>
-          <w:szCs w:val="28"/>
-        </w:rPr>
-        <w:t xml:space="preserve">Нижчепойменованих військовослужбовців вважати такими, що вибули зі складу </w:t>
-      </w:r>
-      <w:r>
-        <w:rPr>
-          <w:sz w:val="28"/>
-          <w:szCs w:val="28"/>
-        </w:rPr>
-        <w:t>сил та засобів 2 корпусу Національної гвардії України "Хартія"</w:t>
-      </w:r>
-      <w:r>
-        <w:rPr>
-          <w:sz w:val="28"/>
-          <w:szCs w:val="28"/>
-        </w:rPr>
-        <w:t>:</w:t>
-      </w:r>
-    </w:p>
-    <w:p>
-      <w:pPr>
-        <w:spacing w:line="247" w:lineRule="auto"/>
-        <w:ind w:firstLine="709"/>
-        <w:jc w:val="both"/>
-        <w:rPr>
-          <w:sz w:val="28"/>
-          <w:szCs w:val="28"/>
-        </w:rPr>
-      </w:pPr>
-    </w:p>
-    <w:p>
-      <w:pPr>
-        <w:spacing w:line="247" w:lineRule="auto"/>
-        <w:ind w:firstLine="709"/>
-        <w:jc w:val="both"/>
-        <w:rPr>
-          <w:sz w:val="28"/>
-          <w:szCs w:val="28"/>
-        </w:rPr>
-      </w:pPr>
-      <w:r>
-        <w:rPr>
-          <w:sz w:val="28"/>
-          <w:szCs w:val="28"/>
-          <w:highlight w:val="magenta"/>
-        </w:rPr>
-        <w:t>9</w:t>
-      </w:r>
-      <w:r>
-        <w:rPr>
-          <w:sz w:val="28"/>
-          <w:szCs w:val="28"/>
-          <w:highlight w:val="magenta"/>
-        </w:rPr>
-        <w:t>.1. У відрядження</w:t>
-      </w:r>
-      <w:r>
-        <w:rPr>
-          <w:sz w:val="28"/>
-          <w:szCs w:val="28"/>
-          <w:highlight w:val="magenta"/>
-        </w:rPr>
-        <w:t>:</w:t>
-      </w:r>
-    </w:p>
-    <w:p>
-      <w:pPr>
-        <w:spacing w:line="247" w:lineRule="auto"/>
-        <w:ind w:firstLine="709"/>
-        <w:jc w:val="both"/>
-        <w:rPr>
-          <w:sz w:val="28"/>
-          <w:szCs w:val="28"/>
-        </w:rPr>
-      </w:pPr>
-    </w:p>
-    <w:p>
-      <w:pPr>
-        <w:spacing w:line="247" w:lineRule="auto"/>
-        <w:ind w:firstLine="709"/>
-        <w:jc w:val="both"/>
-        <w:rPr>
-          <w:sz w:val="28"/>
-          <w:szCs w:val="28"/>
-        </w:rPr>
-      </w:pPr>
-      <w:r>
-        <w:rPr>
-          <w:sz w:val="28"/>
-          <w:szCs w:val="28"/>
-          <w:highlight w:val="magenta"/>
-        </w:rPr>
-        <w:t>9</w:t>
-      </w:r>
-      <w:r>
-        <w:rPr>
-          <w:sz w:val="28"/>
-          <w:szCs w:val="28"/>
-          <w:highlight w:val="magenta"/>
-        </w:rPr>
-        <w:t>.2. На лікування</w:t>
-      </w:r>
-      <w:r>
-        <w:rPr>
-          <w:sz w:val="28"/>
-          <w:szCs w:val="28"/>
-          <w:highlight w:val="magenta"/>
-        </w:rPr>
-        <w:t>:</w:t>
-      </w:r>
-    </w:p>
-    <w:p>
-      <w:pPr>
-        <w:spacing w:line="247" w:lineRule="auto"/>
-        <w:ind w:firstLine="709"/>
-        <w:jc w:val="both"/>
-        <w:rPr>
-          <w:sz w:val="28"/>
-          <w:szCs w:val="28"/>
-        </w:rPr>
-      </w:pPr>
-    </w:p>
-    <w:p>
-      <w:pPr>
-        <w:spacing w:line="247" w:lineRule="auto"/>
-        <w:ind w:firstLine="709"/>
-        <w:jc w:val="both"/>
-        <w:rPr>
-          <w:color w:val="C45911" w:themeColor="accent2" w:themeShade="BF"/>
-          <w:sz w:val="28"/>
-          <w:szCs w:val="28"/>
-          <w:lang w:val="ru-RU"/>
-        </w:rPr>
-      </w:pPr>
-      <w:r>
-        <w:rPr>
-          <w:color w:val="C45911" w:themeColor="accent2" w:themeShade="BF"/>
-          <w:sz w:val="28"/>
-          <w:szCs w:val="28"/>
-          <w:lang w:val="ru-RU"/>
-        </w:rPr>
-        <w:t>========================================================</w:t>
-      </w:r>
-    </w:p>
-    <w:p>
-      <w:pPr>
-        <w:spacing w:line="247" w:lineRule="auto"/>
-        <w:ind w:firstLine="709"/>
-        <w:jc w:val="both"/>
-        <w:rPr>
-          <w:color w:val="C45911" w:themeColor="accent2" w:themeShade="BF"/>
-          <w:sz w:val="28"/>
-          <w:szCs w:val="28"/>
-        </w:rPr>
-      </w:pPr>
-      <w:r>
-        <w:rPr>
-          <w:color w:val="C45911" w:themeColor="accent2" w:themeShade="BF"/>
-          <w:sz w:val="28"/>
-          <w:szCs w:val="28"/>
-        </w:rPr>
-        <w:t>До ***</w:t>
-      </w:r>
-    </w:p>
-    <w:p>
-      <w:pPr>
-        <w:spacing w:line="247" w:lineRule="auto"/>
-        <w:ind w:firstLine="709"/>
-        <w:jc w:val="both"/>
-        <w:rPr>
-          <w:color w:val="C45911" w:themeColor="accent2" w:themeShade="BF"/>
-          <w:sz w:val="28"/>
-          <w:szCs w:val="28"/>
-        </w:rPr>
-      </w:pPr>
-      <w:r>
-        <w:rPr>
-          <w:color w:val="C45911" w:themeColor="accent2" w:themeShade="BF"/>
-          <w:sz w:val="28"/>
-          <w:szCs w:val="28"/>
-        </w:rPr>
-        <w:t xml:space="preserve">, з </w:t>
-      </w:r>
-      <w:r>
-        <w:rPr>
-          <w:color w:val="C45911" w:themeColor="accent2" w:themeShade="BF"/>
-          <w:sz w:val="28"/>
-          <w:szCs w:val="28"/>
-          <w:lang w:val="ru-RU"/>
-        </w:rPr>
-        <w:t>{#}</w:t>
-      </w:r>
-      <w:r>
-        <w:rPr>
-          <w:color w:val="C45911" w:themeColor="accent2" w:themeShade="BF"/>
-          <w:sz w:val="28"/>
-          <w:szCs w:val="28"/>
-        </w:rPr>
-        <w:t xml:space="preserve"> </w:t>
-      </w:r>
-      <w:r>
-        <w:rPr>
-          <w:color w:val="C45911" w:themeColor="accent2" w:themeShade="BF"/>
-          <w:sz w:val="28"/>
-          <w:szCs w:val="28"/>
-        </w:rPr>
-        <w:t xml:space="preserve">березня </w:t>
-      </w:r>
-      <w:r>
-        <w:rPr>
-          <w:color w:val="C45911" w:themeColor="accent2" w:themeShade="BF"/>
-          <w:sz w:val="28"/>
-          <w:szCs w:val="28"/>
-        </w:rPr>
-        <w:t>2026 року:</w:t>
-      </w:r>
-    </w:p>
-    <w:p>
-      <w:pPr>
-        <w:spacing w:line="247" w:lineRule="auto"/>
-        <w:ind w:firstLine="709"/>
-        <w:jc w:val="both"/>
-        <w:rPr>
-          <w:color w:val="C45911" w:themeColor="accent2" w:themeShade="BF"/>
-          <w:sz w:val="28"/>
-          <w:szCs w:val="28"/>
-        </w:rPr>
-      </w:pPr>
-    </w:p>
-    <w:p>
-      <w:pPr>
-        <w:spacing w:line="247" w:lineRule="auto"/>
-        <w:ind w:firstLine="709"/>
-        <w:jc w:val="both"/>
-        <w:rPr>
-          <w:color w:val="C45911" w:themeColor="accent2" w:themeShade="BF"/>
-          <w:sz w:val="28"/>
-          <w:szCs w:val="28"/>
-        </w:rPr>
-      </w:pPr>
-      <w:r>
-        <w:rPr>
-          <w:color w:val="C45911" w:themeColor="accent2" w:themeShade="BF"/>
-          <w:sz w:val="28"/>
-          <w:szCs w:val="28"/>
-        </w:rPr>
-        <w:t>*** .</w:t>
-      </w:r>
-    </w:p>
-    <w:p>
-      <w:pPr>
-        <w:spacing w:line="247" w:lineRule="auto"/>
-        <w:ind w:firstLine="709"/>
-        <w:jc w:val="both"/>
-        <w:rPr>
-          <w:color w:val="C45911" w:themeColor="accent2" w:themeShade="BF"/>
-          <w:sz w:val="28"/>
-          <w:szCs w:val="28"/>
-        </w:rPr>
-      </w:pPr>
-      <w:r>
-        <w:rPr>
-          <w:color w:val="C45911" w:themeColor="accent2" w:themeShade="BF"/>
-          <w:sz w:val="28"/>
-          <w:szCs w:val="28"/>
-        </w:rPr>
-        <w:t>Тимчасове виконання обов'язків за посадою *** покласти на *** .</w:t>
-      </w:r>
-    </w:p>
-    <w:p>
-      <w:pPr>
-        <w:spacing w:line="247" w:lineRule="auto"/>
-        <w:ind w:firstLine="709"/>
-        <w:jc w:val="both"/>
-        <w:rPr>
-          <w:color w:val="C45911" w:themeColor="accent2" w:themeShade="BF"/>
-          <w:sz w:val="28"/>
-          <w:szCs w:val="28"/>
-        </w:rPr>
-      </w:pPr>
-      <w:r>
-        <w:rPr>
-          <w:color w:val="C45911" w:themeColor="accent2" w:themeShade="BF"/>
-          <w:sz w:val="28"/>
-          <w:szCs w:val="28"/>
-        </w:rPr>
-        <w:t xml:space="preserve">Зняти з котлового забезпечення з </w:t>
-      </w:r>
-      <w:r>
-        <w:rPr>
-          <w:color w:val="C45911" w:themeColor="accent2" w:themeShade="BF"/>
-          <w:sz w:val="28"/>
-          <w:szCs w:val="28"/>
-          <w:lang w:val="ru-RU"/>
-        </w:rPr>
-        <w:t>{#}</w:t>
-      </w:r>
-      <w:r>
-        <w:rPr>
-          <w:color w:val="C45911" w:themeColor="accent2" w:themeShade="BF"/>
-          <w:sz w:val="28"/>
-          <w:szCs w:val="28"/>
-        </w:rPr>
-        <w:t xml:space="preserve"> </w:t>
-      </w:r>
-      <w:r>
-        <w:rPr>
-          <w:color w:val="C45911" w:themeColor="accent2" w:themeShade="BF"/>
-          <w:sz w:val="28"/>
-          <w:szCs w:val="28"/>
-        </w:rPr>
-        <w:t xml:space="preserve">березня </w:t>
-      </w:r>
-      <w:r>
-        <w:rPr>
-          <w:color w:val="C45911" w:themeColor="accent2" w:themeShade="BF"/>
-          <w:sz w:val="28"/>
-          <w:szCs w:val="28"/>
-        </w:rPr>
-        <w:t>2026 року.</w:t>
-      </w:r>
-    </w:p>
-    <w:p>
-      <w:pPr>
-        <w:spacing w:line="247" w:lineRule="auto"/>
-        <w:ind w:firstLine="709"/>
-        <w:jc w:val="both"/>
-        <w:rPr>
-          <w:color w:val="C45911" w:themeColor="accent2" w:themeShade="BF"/>
-          <w:sz w:val="28"/>
-          <w:szCs w:val="28"/>
-        </w:rPr>
-      </w:pPr>
-    </w:p>
-    <w:p>
-      <w:pPr>
-        <w:spacing w:line="247" w:lineRule="auto"/>
-        <w:ind w:firstLine="709"/>
-        <w:jc w:val="both"/>
-        <w:rPr>
-          <w:color w:val="C45911" w:themeColor="accent2" w:themeShade="BF"/>
-          <w:sz w:val="28"/>
-          <w:szCs w:val="28"/>
-          <w:lang w:val="ru-RU"/>
-        </w:rPr>
-      </w:pPr>
-      <w:r>
-        <w:rPr>
-          <w:color w:val="C45911" w:themeColor="accent2" w:themeShade="BF"/>
-          <w:sz w:val="28"/>
-          <w:szCs w:val="28"/>
-        </w:rPr>
-        <w:t>Підстава: рапорт *** (</w:t>
-      </w:r>
-      <w:proofErr w:type="spellStart"/>
-      <w:r>
-        <w:rPr>
-          <w:color w:val="C45911" w:themeColor="accent2" w:themeShade="BF"/>
-          <w:sz w:val="28"/>
-          <w:szCs w:val="28"/>
-        </w:rPr>
-        <w:t>вх</w:t>
-      </w:r>
-      <w:proofErr w:type="spellEnd"/>
-      <w:r>
-        <w:rPr>
-          <w:color w:val="C45911" w:themeColor="accent2" w:themeShade="BF"/>
-          <w:sz w:val="28"/>
-          <w:szCs w:val="28"/>
-        </w:rPr>
-        <w:t>. № 1656/ **** </w:t>
-      </w:r>
-      <w:r>
-        <w:rPr>
-          <w:color w:val="C45911" w:themeColor="accent2" w:themeShade="BF"/>
-          <w:sz w:val="28"/>
-          <w:szCs w:val="28"/>
-          <w:highlight w:val="red"/>
-          <w:lang w:val="ru-RU"/>
-        </w:rPr>
-        <w:t>;;</w:t>
-      </w:r>
-      <w:r>
-        <w:rPr>
-          <w:color w:val="C45911" w:themeColor="accent2" w:themeShade="BF"/>
-          <w:sz w:val="28"/>
-          <w:szCs w:val="28"/>
-        </w:rPr>
-        <w:t>-</w:t>
-      </w:r>
-      <w:r>
-        <w:rPr>
-          <w:color w:val="C45911" w:themeColor="accent2" w:themeShade="BF"/>
-          <w:sz w:val="28"/>
-          <w:szCs w:val="28"/>
-        </w:rPr>
-        <w:t xml:space="preserve">в </w:t>
-      </w:r>
-      <w:r>
-        <w:rPr>
-          <w:color w:val="C45911" w:themeColor="accent2" w:themeShade="BF"/>
-          <w:sz w:val="28"/>
-          <w:szCs w:val="28"/>
-        </w:rPr>
-        <w:t xml:space="preserve">від </w:t>
-      </w:r>
-      <w:r>
-        <w:rPr>
-          <w:color w:val="C45911" w:themeColor="accent2" w:themeShade="BF"/>
-          <w:sz w:val="28"/>
-          <w:szCs w:val="28"/>
-          <w:lang w:val="ru-RU"/>
-        </w:rPr>
-        <w:t>{#}.</w:t>
-      </w:r>
-      <w:r>
-        <w:rPr>
-          <w:color w:val="C45911" w:themeColor="accent2" w:themeShade="BF"/>
-          <w:sz w:val="28"/>
-          <w:szCs w:val="28"/>
-        </w:rPr>
-        <w:t>03.2026</w:t>
-      </w:r>
-      <w:r>
-        <w:rPr>
-          <w:color w:val="C45911" w:themeColor="accent2" w:themeShade="BF"/>
-          <w:sz w:val="28"/>
-          <w:szCs w:val="28"/>
-        </w:rPr>
-        <w:t xml:space="preserve">), медична карта стаціонарного хворого </w:t>
-      </w:r>
-      <w:r>
-        <w:rPr>
-          <w:color w:val="C45911" w:themeColor="accent2" w:themeShade="BF"/>
-          <w:sz w:val="28"/>
-          <w:szCs w:val="28"/>
-        </w:rPr>
-        <w:t>№ ***</w:t>
-      </w:r>
-      <w:r>
-        <w:rPr>
-          <w:color w:val="C45911" w:themeColor="accent2" w:themeShade="BF"/>
-          <w:sz w:val="28"/>
-          <w:szCs w:val="28"/>
-          <w:lang w:val="en-US"/>
-        </w:rPr>
-        <w:t> </w:t>
-      </w:r>
-      <w:r>
-        <w:rPr>
-          <w:color w:val="C45911" w:themeColor="accent2" w:themeShade="BF"/>
-          <w:sz w:val="28"/>
-          <w:szCs w:val="28"/>
-          <w:highlight w:val="red"/>
-          <w:lang w:val="ru-RU"/>
-        </w:rPr>
-        <w:t>;;</w:t>
-      </w:r>
-      <w:r>
-        <w:rPr>
-          <w:color w:val="C45911" w:themeColor="accent2" w:themeShade="BF"/>
-          <w:sz w:val="28"/>
-          <w:szCs w:val="28"/>
-          <w:lang w:val="ru-RU"/>
-        </w:rPr>
-        <w:t xml:space="preserve"> </w:t>
-      </w:r>
-      <w:r>
-        <w:rPr>
-          <w:color w:val="C45911" w:themeColor="accent2" w:themeShade="BF"/>
-          <w:sz w:val="28"/>
-          <w:szCs w:val="28"/>
-        </w:rPr>
-        <w:t xml:space="preserve">від </w:t>
-      </w:r>
-      <w:r>
-        <w:rPr>
-          <w:color w:val="C45911" w:themeColor="accent2" w:themeShade="BF"/>
-          <w:sz w:val="28"/>
-          <w:szCs w:val="28"/>
-          <w:lang w:val="ru-RU"/>
-        </w:rPr>
-        <w:t>{#}</w:t>
-      </w:r>
-      <w:r>
-        <w:rPr>
-          <w:color w:val="C45911" w:themeColor="accent2" w:themeShade="BF"/>
-          <w:sz w:val="28"/>
-          <w:szCs w:val="28"/>
-        </w:rPr>
-        <w:t>.03.2026</w:t>
-      </w:r>
-      <w:r>
-        <w:rPr>
-          <w:color w:val="C45911" w:themeColor="accent2" w:themeShade="BF"/>
-          <w:sz w:val="28"/>
-          <w:szCs w:val="28"/>
-        </w:rPr>
-        <w:t>.</w:t>
-      </w:r>
-    </w:p>
-    <w:p>
-      <w:pPr>
-        <w:spacing w:line="247" w:lineRule="auto"/>
-        <w:ind w:firstLine="709"/>
-        <w:jc w:val="both"/>
-        <w:rPr>
-          <w:color w:val="C45911" w:themeColor="accent2" w:themeShade="BF"/>
-          <w:sz w:val="28"/>
-          <w:szCs w:val="28"/>
-          <w:lang w:val="ru-RU"/>
-        </w:rPr>
-      </w:pPr>
-      <w:r>
-        <w:rPr>
-          <w:color w:val="C45911" w:themeColor="accent2" w:themeShade="BF"/>
-          <w:sz w:val="28"/>
-          <w:szCs w:val="28"/>
-          <w:lang w:val="ru-RU"/>
-        </w:rPr>
-        <w:t>========================================================</w:t>
-      </w:r>
-    </w:p>
-    <w:p>
-      <w:pPr>
-        <w:spacing w:line="247" w:lineRule="auto"/>
-        <w:ind w:firstLine="709"/>
-        <w:jc w:val="both"/>
-        <w:rPr>
-          <w:sz w:val="28"/>
-          <w:szCs w:val="28"/>
-        </w:rPr>
-      </w:pPr>
-    </w:p>
-    <w:p>
-      <w:pPr>
-        <w:spacing w:line="247" w:lineRule="auto"/>
-        <w:ind w:firstLine="709"/>
-        <w:jc w:val="both"/>
-        <w:rPr>
-          <w:sz w:val="28"/>
-          <w:szCs w:val="28"/>
-        </w:rPr>
-      </w:pPr>
-      <w:r>
-        <w:rPr>
-          <w:sz w:val="28"/>
-          <w:szCs w:val="28"/>
-          <w:highlight w:val="magenta"/>
-        </w:rPr>
-        <w:t>9</w:t>
-      </w:r>
-      <w:r>
-        <w:rPr>
-          <w:sz w:val="28"/>
-          <w:szCs w:val="28"/>
-          <w:highlight w:val="magenta"/>
-        </w:rPr>
-        <w:t>.</w:t>
-      </w:r>
-      <w:r>
-        <w:rPr>
-          <w:sz w:val="28"/>
-          <w:szCs w:val="28"/>
-          <w:highlight w:val="magenta"/>
-        </w:rPr>
-        <w:t>3</w:t>
-      </w:r>
-      <w:r>
-        <w:rPr>
-          <w:sz w:val="28"/>
-          <w:szCs w:val="28"/>
-          <w:highlight w:val="magenta"/>
-        </w:rPr>
-        <w:t xml:space="preserve">. У </w:t>
-      </w:r>
-      <w:r>
-        <w:rPr>
-          <w:color w:val="000000"/>
-          <w:sz w:val="28"/>
-          <w:szCs w:val="28"/>
-          <w:highlight w:val="magenta"/>
-        </w:rPr>
-        <w:t xml:space="preserve">частину щорічної основної відпустки за </w:t>
-      </w:r>
-      <w:r>
-        <w:rPr>
-          <w:color w:val="000000"/>
-          <w:sz w:val="28"/>
-          <w:szCs w:val="28"/>
-          <w:highlight w:val="magenta"/>
-        </w:rPr>
-        <w:t>2026</w:t>
-      </w:r>
-      <w:r>
-        <w:rPr>
-          <w:color w:val="000000"/>
-          <w:sz w:val="28"/>
-          <w:szCs w:val="28"/>
-          <w:highlight w:val="magenta"/>
-        </w:rPr>
-        <w:t xml:space="preserve"> рік</w:t>
-      </w:r>
-      <w:r>
-        <w:rPr>
-          <w:sz w:val="28"/>
-          <w:szCs w:val="28"/>
-          <w:highlight w:val="magenta"/>
-        </w:rPr>
-        <w:t>:</w:t>
-      </w:r>
-    </w:p>
-    <w:p>
-      <w:pPr>
-        <w:spacing w:line="247" w:lineRule="auto"/>
-        <w:ind w:firstLine="709"/>
-        <w:jc w:val="both"/>
-        <w:rPr>
-          <w:color w:val="000000"/>
-          <w:sz w:val="28"/>
-          <w:szCs w:val="28"/>
-        </w:rPr>
-      </w:pPr>
-    </w:p>
-    <w:p>
-      <w:pPr>
-        <w:spacing w:line="247" w:lineRule="auto"/>
-        <w:ind w:firstLine="709"/>
-        <w:jc w:val="both"/>
-        <w:rPr>
-          <w:color w:val="C45911" w:themeColor="accent2" w:themeShade="BF"/>
-          <w:sz w:val="28"/>
-          <w:szCs w:val="28"/>
-          <w:lang w:val="ru-RU"/>
-        </w:rPr>
-      </w:pPr>
-      <w:r>
-        <w:rPr>
-          <w:color w:val="C45911" w:themeColor="accent2" w:themeShade="BF"/>
-          <w:sz w:val="28"/>
-          <w:szCs w:val="28"/>
-          <w:lang w:val="ru-RU"/>
-        </w:rPr>
-        <w:t>========================================================</w:t>
-      </w:r>
-    </w:p>
-    <w:p>
-      <w:pPr>
-        <w:spacing w:line="247" w:lineRule="auto"/>
-        <w:ind w:firstLine="709"/>
-        <w:jc w:val="both"/>
-        <w:rPr>
-          <w:color w:val="C45911" w:themeColor="accent2" w:themeShade="BF"/>
-          <w:sz w:val="28"/>
-          <w:szCs w:val="28"/>
-        </w:rPr>
-      </w:pPr>
-      <w:r>
-        <w:rPr>
-          <w:color w:val="C45911" w:themeColor="accent2" w:themeShade="BF"/>
-          <w:sz w:val="28"/>
-          <w:szCs w:val="28"/>
-        </w:rPr>
-        <w:t>***</w:t>
-      </w:r>
-    </w:p>
-    <w:p>
-      <w:pPr>
-        <w:spacing w:line="247" w:lineRule="auto"/>
-        <w:ind w:firstLine="709"/>
-        <w:jc w:val="both"/>
-        <w:rPr>
-          <w:color w:val="C45911" w:themeColor="accent2" w:themeShade="BF"/>
-          <w:sz w:val="28"/>
-          <w:szCs w:val="28"/>
-        </w:rPr>
-      </w:pPr>
-      <w:r>
-        <w:rPr>
-          <w:color w:val="C45911" w:themeColor="accent2" w:themeShade="BF"/>
-          <w:sz w:val="28"/>
-          <w:szCs w:val="28"/>
-        </w:rPr>
-        <w:t>, до ***</w:t>
-      </w:r>
-    </w:p>
-    <w:p>
-      <w:pPr>
-        <w:spacing w:line="247" w:lineRule="auto"/>
-        <w:ind w:firstLine="709"/>
-        <w:jc w:val="both"/>
-        <w:rPr>
-          <w:color w:val="C45911" w:themeColor="accent2" w:themeShade="BF"/>
-          <w:sz w:val="28"/>
-          <w:szCs w:val="28"/>
-        </w:rPr>
-      </w:pPr>
-      <w:r>
-        <w:rPr>
-          <w:color w:val="C45911" w:themeColor="accent2" w:themeShade="BF"/>
-          <w:sz w:val="28"/>
-          <w:szCs w:val="28"/>
-        </w:rPr>
-        <w:t>, терміном на 15 календарних днів</w:t>
-      </w:r>
-    </w:p>
-    <w:p>
-      <w:pPr>
-        <w:spacing w:line="247" w:lineRule="auto"/>
-        <w:ind w:firstLine="709"/>
-        <w:jc w:val="both"/>
-        <w:rPr>
-          <w:color w:val="C45911" w:themeColor="accent2" w:themeShade="BF"/>
-          <w:sz w:val="28"/>
-          <w:szCs w:val="28"/>
-        </w:rPr>
-      </w:pPr>
-      <w:r>
-        <w:rPr>
-          <w:color w:val="C45911" w:themeColor="accent2" w:themeShade="BF"/>
-          <w:sz w:val="28"/>
-          <w:szCs w:val="28"/>
-        </w:rPr>
-        <w:t>, без урахування 1 доби, необхідної для проїзду до місця проведення відпустки та назад</w:t>
-      </w:r>
-    </w:p>
-    <w:p>
-      <w:pPr>
-        <w:spacing w:line="247" w:lineRule="auto"/>
-        <w:ind w:firstLine="709"/>
-        <w:jc w:val="both"/>
-        <w:rPr>
-          <w:color w:val="C45911" w:themeColor="accent2" w:themeShade="BF"/>
-          <w:sz w:val="28"/>
-          <w:szCs w:val="28"/>
-        </w:rPr>
-      </w:pPr>
-      <w:r>
-        <w:rPr>
-          <w:color w:val="C45911" w:themeColor="accent2" w:themeShade="BF"/>
-          <w:sz w:val="28"/>
-          <w:szCs w:val="28"/>
-        </w:rPr>
-        <w:t xml:space="preserve">, з </w:t>
-      </w:r>
-      <w:r>
-        <w:rPr>
-          <w:color w:val="C45911" w:themeColor="accent2" w:themeShade="BF"/>
-          <w:sz w:val="28"/>
-          <w:szCs w:val="28"/>
-          <w:lang w:val="ru-RU"/>
-        </w:rPr>
-        <w:t>{#+2}</w:t>
-      </w:r>
-      <w:r>
-        <w:rPr>
-          <w:color w:val="C45911" w:themeColor="accent2" w:themeShade="BF"/>
-          <w:sz w:val="28"/>
-          <w:szCs w:val="28"/>
-        </w:rPr>
-        <w:t xml:space="preserve"> по </w:t>
-      </w:r>
-      <w:r>
-        <w:rPr>
-          <w:color w:val="C45911" w:themeColor="accent2" w:themeShade="BF"/>
-          <w:sz w:val="28"/>
-          <w:szCs w:val="28"/>
-        </w:rPr>
-        <w:t>**</w:t>
-      </w:r>
-      <w:r>
-        <w:rPr>
-          <w:color w:val="C45911" w:themeColor="accent2" w:themeShade="BF"/>
-          <w:sz w:val="28"/>
-          <w:szCs w:val="28"/>
-          <w:lang w:val="ru-RU"/>
-        </w:rPr>
-        <w:t>*</w:t>
-      </w:r>
-      <w:r>
-        <w:rPr>
-          <w:color w:val="C45911" w:themeColor="accent2" w:themeShade="BF"/>
-          <w:sz w:val="28"/>
-          <w:szCs w:val="28"/>
-        </w:rPr>
-        <w:t xml:space="preserve"> </w:t>
-      </w:r>
-      <w:r>
-        <w:rPr>
-          <w:color w:val="C45911" w:themeColor="accent2" w:themeShade="BF"/>
-          <w:sz w:val="28"/>
-          <w:szCs w:val="28"/>
-        </w:rPr>
-        <w:t>2026 року.</w:t>
-      </w:r>
-    </w:p>
-    <w:p>
-      <w:pPr>
-        <w:spacing w:line="247" w:lineRule="auto"/>
-        <w:ind w:firstLine="709"/>
-        <w:jc w:val="both"/>
-        <w:rPr>
-          <w:color w:val="C45911" w:themeColor="accent2" w:themeShade="BF"/>
-          <w:sz w:val="28"/>
-          <w:szCs w:val="28"/>
-        </w:rPr>
-      </w:pPr>
-      <w:r>
-        <w:rPr>
-          <w:color w:val="C45911" w:themeColor="accent2" w:themeShade="BF"/>
-          <w:sz w:val="28"/>
-          <w:szCs w:val="28"/>
-        </w:rPr>
-        <w:t>Тимчасове виконання обов'язків за посадою *** покласти на ***</w:t>
-      </w:r>
-      <w:r>
-        <w:rPr>
-          <w:color w:val="C45911" w:themeColor="accent2" w:themeShade="BF"/>
-          <w:sz w:val="28"/>
-          <w:szCs w:val="28"/>
-        </w:rPr>
-        <w:t xml:space="preserve"> .</w:t>
-      </w:r>
-    </w:p>
-    <w:p>
-      <w:pPr>
-        <w:spacing w:line="247" w:lineRule="auto"/>
-        <w:ind w:firstLine="709"/>
-        <w:jc w:val="both"/>
-        <w:rPr>
-          <w:color w:val="C45911" w:themeColor="accent2" w:themeShade="BF"/>
-          <w:sz w:val="28"/>
-          <w:szCs w:val="28"/>
-        </w:rPr>
-      </w:pPr>
-      <w:r>
-        <w:rPr>
-          <w:color w:val="C45911" w:themeColor="accent2" w:themeShade="BF"/>
-          <w:sz w:val="28"/>
-          <w:szCs w:val="28"/>
-        </w:rPr>
-        <w:t xml:space="preserve">Зняти з котлового забезпечення з </w:t>
-      </w:r>
-      <w:r>
-        <w:rPr>
-          <w:color w:val="C45911" w:themeColor="accent2" w:themeShade="BF"/>
-          <w:sz w:val="28"/>
-          <w:szCs w:val="28"/>
-          <w:lang w:val="ru-RU"/>
-        </w:rPr>
-        <w:t>{#}</w:t>
-      </w:r>
-      <w:r>
-        <w:rPr>
-          <w:color w:val="C45911" w:themeColor="accent2" w:themeShade="BF"/>
-          <w:sz w:val="28"/>
-          <w:szCs w:val="28"/>
-        </w:rPr>
-        <w:t xml:space="preserve"> березня 2026 року.</w:t>
-      </w:r>
-    </w:p>
-    <w:p>
-      <w:pPr>
-        <w:spacing w:line="247" w:lineRule="auto"/>
-        <w:ind w:firstLine="709"/>
-        <w:jc w:val="both"/>
-        <w:rPr>
-          <w:color w:val="C45911" w:themeColor="accent2" w:themeShade="BF"/>
-          <w:sz w:val="28"/>
-          <w:szCs w:val="28"/>
-        </w:rPr>
-      </w:pPr>
-    </w:p>
-    <w:p>
-      <w:pPr>
-        <w:spacing w:line="247" w:lineRule="auto"/>
-        <w:ind w:firstLine="709"/>
-        <w:jc w:val="both"/>
-        <w:rPr>
-          <w:color w:val="C45911" w:themeColor="accent2" w:themeShade="BF"/>
-          <w:sz w:val="28"/>
-          <w:szCs w:val="28"/>
-          <w:lang w:val="ru-RU"/>
-        </w:rPr>
-      </w:pPr>
-      <w:r>
-        <w:rPr>
-          <w:color w:val="C45911" w:themeColor="accent2" w:themeShade="BF"/>
-          <w:sz w:val="28"/>
-          <w:szCs w:val="28"/>
-        </w:rPr>
-        <w:lastRenderedPageBreak/>
-        <w:t>Підстава: рапорт *** (</w:t>
-      </w:r>
-      <w:proofErr w:type="spellStart"/>
-      <w:r>
-        <w:rPr>
-          <w:color w:val="C45911" w:themeColor="accent2" w:themeShade="BF"/>
-          <w:sz w:val="28"/>
-          <w:szCs w:val="28"/>
-        </w:rPr>
-        <w:t>вх</w:t>
-      </w:r>
-      <w:proofErr w:type="spellEnd"/>
-      <w:r>
-        <w:rPr>
-          <w:color w:val="C45911" w:themeColor="accent2" w:themeShade="BF"/>
-          <w:sz w:val="28"/>
-          <w:szCs w:val="28"/>
-        </w:rPr>
-        <w:t>. № 1656/ **** </w:t>
-      </w:r>
-      <w:r>
-        <w:rPr>
-          <w:color w:val="C45911" w:themeColor="accent2" w:themeShade="BF"/>
-          <w:sz w:val="28"/>
-          <w:szCs w:val="28"/>
-          <w:highlight w:val="red"/>
-          <w:lang w:val="ru-RU"/>
-        </w:rPr>
-        <w:t>;;</w:t>
-      </w:r>
-      <w:r>
-        <w:rPr>
-          <w:color w:val="C45911" w:themeColor="accent2" w:themeShade="BF"/>
-          <w:sz w:val="28"/>
-          <w:szCs w:val="28"/>
-        </w:rPr>
-        <w:t>-</w:t>
-      </w:r>
-      <w:r>
-        <w:rPr>
-          <w:color w:val="C45911" w:themeColor="accent2" w:themeShade="BF"/>
-          <w:sz w:val="28"/>
-          <w:szCs w:val="28"/>
-        </w:rPr>
-        <w:t xml:space="preserve">в </w:t>
-      </w:r>
-      <w:r>
-        <w:rPr>
-          <w:color w:val="C45911" w:themeColor="accent2" w:themeShade="BF"/>
-          <w:sz w:val="28"/>
-          <w:szCs w:val="28"/>
-        </w:rPr>
-        <w:t>від **.03.2026</w:t>
-      </w:r>
-      <w:r>
-        <w:rPr>
-          <w:color w:val="C45911" w:themeColor="accent2" w:themeShade="BF"/>
-          <w:sz w:val="28"/>
-          <w:szCs w:val="28"/>
-        </w:rPr>
-        <w:t xml:space="preserve">), відпускний квиток </w:t>
-      </w:r>
-      <w:r>
-        <w:rPr>
-          <w:color w:val="C45911" w:themeColor="accent2" w:themeShade="BF"/>
-          <w:sz w:val="28"/>
-          <w:szCs w:val="28"/>
-        </w:rPr>
-        <w:t>№ 3/71/</w:t>
-      </w:r>
-      <w:r>
-        <w:rPr>
-          <w:color w:val="C45911" w:themeColor="accent2" w:themeShade="BF"/>
-          <w:sz w:val="28"/>
-          <w:szCs w:val="28"/>
-          <w:lang w:val="en-US"/>
-        </w:rPr>
-        <w:t> </w:t>
-      </w:r>
-      <w:r>
-        <w:rPr>
-          <w:color w:val="C45911" w:themeColor="accent2" w:themeShade="BF"/>
-          <w:sz w:val="28"/>
-          <w:szCs w:val="28"/>
-        </w:rPr>
-        <w:t>***</w:t>
-      </w:r>
-      <w:r>
-        <w:rPr>
-          <w:color w:val="C45911" w:themeColor="accent2" w:themeShade="BF"/>
-          <w:sz w:val="28"/>
-          <w:szCs w:val="28"/>
-          <w:lang w:val="en-US"/>
-        </w:rPr>
-        <w:t> </w:t>
-      </w:r>
-      <w:r>
-        <w:rPr>
-          <w:color w:val="C45911" w:themeColor="accent2" w:themeShade="BF"/>
-          <w:sz w:val="28"/>
-          <w:szCs w:val="28"/>
-          <w:highlight w:val="red"/>
-          <w:lang w:val="ru-RU"/>
-        </w:rPr>
-        <w:t>;;</w:t>
-      </w:r>
-      <w:r>
-        <w:rPr>
-          <w:color w:val="C45911" w:themeColor="accent2" w:themeShade="BF"/>
-          <w:sz w:val="28"/>
-          <w:szCs w:val="28"/>
-        </w:rPr>
-        <w:t xml:space="preserve"> </w:t>
-      </w:r>
-      <w:r>
-        <w:rPr>
-          <w:color w:val="C45911" w:themeColor="accent2" w:themeShade="BF"/>
-          <w:sz w:val="28"/>
-          <w:szCs w:val="28"/>
-        </w:rPr>
-        <w:t>від **.03.2026</w:t>
-      </w:r>
-      <w:r>
-        <w:rPr>
-          <w:color w:val="C45911" w:themeColor="accent2" w:themeShade="BF"/>
-          <w:sz w:val="28"/>
-          <w:szCs w:val="28"/>
-        </w:rPr>
-        <w:t>.</w:t>
-      </w:r>
-    </w:p>
-    <w:p>
-      <w:pPr>
-        <w:spacing w:line="247" w:lineRule="auto"/>
-        <w:ind w:firstLine="709"/>
-        <w:jc w:val="both"/>
-        <w:rPr>
-          <w:color w:val="C45911" w:themeColor="accent2" w:themeShade="BF"/>
-          <w:sz w:val="28"/>
-          <w:szCs w:val="28"/>
-          <w:lang w:val="ru-RU"/>
-        </w:rPr>
-      </w:pPr>
-      <w:r>
-        <w:rPr>
-          <w:color w:val="C45911" w:themeColor="accent2" w:themeShade="BF"/>
-          <w:sz w:val="28"/>
-          <w:szCs w:val="28"/>
-          <w:lang w:val="ru-RU"/>
-        </w:rPr>
-        <w:t>========================================================</w:t>
-      </w:r>
-    </w:p>
-    <w:p>
-      <w:pPr>
-        <w:spacing w:line="247" w:lineRule="auto"/>
-        <w:ind w:firstLine="709"/>
-        <w:jc w:val="both"/>
-        <w:rPr>
-          <w:sz w:val="28"/>
-          <w:szCs w:val="28"/>
-        </w:rPr>
-      </w:pPr>
-    </w:p>
-    <w:p>
-      <w:pPr>
-        <w:spacing w:line="247" w:lineRule="auto"/>
-        <w:ind w:firstLine="709"/>
-        <w:jc w:val="both"/>
-        <w:rPr>
-          <w:sz w:val="28"/>
-          <w:szCs w:val="28"/>
-        </w:rPr>
-      </w:pPr>
-      <w:r>
-        <w:rPr>
-          <w:sz w:val="28"/>
-          <w:szCs w:val="28"/>
-          <w:highlight w:val="magenta"/>
-        </w:rPr>
-        <w:t>9</w:t>
-      </w:r>
-      <w:r>
-        <w:rPr>
-          <w:sz w:val="28"/>
-          <w:szCs w:val="28"/>
-          <w:highlight w:val="magenta"/>
-        </w:rPr>
-        <w:t>.</w:t>
-      </w:r>
-      <w:r>
-        <w:rPr>
-          <w:sz w:val="28"/>
-          <w:szCs w:val="28"/>
-          <w:highlight w:val="magenta"/>
-        </w:rPr>
-        <w:t>4</w:t>
-      </w:r>
-      <w:r>
-        <w:rPr>
-          <w:sz w:val="28"/>
-          <w:szCs w:val="28"/>
-          <w:highlight w:val="magenta"/>
-        </w:rPr>
-        <w:t>. У відпустку за сімейними обставинами</w:t>
-      </w:r>
-      <w:r>
-        <w:rPr>
-          <w:sz w:val="28"/>
-          <w:szCs w:val="28"/>
-          <w:highlight w:val="magenta"/>
-        </w:rPr>
-        <w:t>:</w:t>
-      </w:r>
-    </w:p>
-    <w:p>
-      <w:pPr>
-        <w:spacing w:line="247" w:lineRule="auto"/>
-        <w:ind w:firstLine="709"/>
-        <w:jc w:val="both"/>
-        <w:rPr>
-          <w:sz w:val="28"/>
-          <w:szCs w:val="28"/>
-        </w:rPr>
-      </w:pPr>
-    </w:p>
-    <w:p>
-      <w:pPr>
-        <w:spacing w:line="247" w:lineRule="auto"/>
-        <w:ind w:firstLine="709"/>
-        <w:jc w:val="both"/>
-        <w:rPr>
-          <w:color w:val="C45911" w:themeColor="accent2" w:themeShade="BF"/>
-          <w:sz w:val="28"/>
-          <w:szCs w:val="28"/>
-          <w:lang w:val="ru-RU"/>
-        </w:rPr>
-      </w:pPr>
-      <w:r>
-        <w:rPr>
-          <w:color w:val="C45911" w:themeColor="accent2" w:themeShade="BF"/>
-          <w:sz w:val="28"/>
-          <w:szCs w:val="28"/>
-          <w:lang w:val="ru-RU"/>
-        </w:rPr>
-        <w:t>========================================================</w:t>
-      </w:r>
-    </w:p>
-    <w:p>
-      <w:pPr>
-        <w:spacing w:line="247" w:lineRule="auto"/>
-        <w:ind w:firstLine="709"/>
-        <w:jc w:val="both"/>
-        <w:rPr>
-          <w:color w:val="C45911" w:themeColor="accent2" w:themeShade="BF"/>
-          <w:sz w:val="28"/>
-          <w:szCs w:val="28"/>
-        </w:rPr>
-      </w:pPr>
-      <w:r>
-        <w:rPr>
-          <w:color w:val="C45911" w:themeColor="accent2" w:themeShade="BF"/>
-          <w:sz w:val="28"/>
-          <w:szCs w:val="28"/>
-        </w:rPr>
-        <w:t>***</w:t>
       </w:r>
     </w:p>
     <w:p>
@@ -4261,6 +4258,7 @@
           <w:color w:val="C45911" w:themeColor="accent2" w:themeShade="BF"/>
           <w:sz w:val="28"/>
           <w:szCs w:val="28"/>
+          <w:lang w:val="ru-RU"/>
         </w:rPr>
       </w:pPr>
       <w:r>
@@ -4271,6 +4269,25 @@
         </w:rPr>
         <w:t>***</w:t>
       </w:r>
+      <w:r>
+        <w:rPr>
+          <w:color w:val="C45911" w:themeColor="accent2" w:themeShade="BF"/>
+          <w:sz w:val="28"/>
+          <w:szCs w:val="28"/>
+          <w:lang w:val="ru-RU"/>
+        </w:rPr>
+        <w:t xml:space="preserve"> </w:t>
+      </w:r>
+      <w:r>
+        <w:rPr>
+          <w:color w:val="C45911" w:themeColor="accent2" w:themeShade="BF"/>
+          <w:sz w:val="28"/>
+          <w:szCs w:val="28"/>
+          <w:highlight w:val="red"/>
+          <w:lang w:val="ru-RU"/>
+        </w:rPr>
+        <w:t>;;</w:t>
+      </w:r>
     </w:p>
     <w:p>
       <w:pPr>
@@ -4425,7 +4442,6 @@
           <w:color w:val="C45911" w:themeColor="accent2" w:themeShade="BF"/>
           <w:sz w:val="28"/>
           <w:szCs w:val="28"/>
-          <w:lang w:val="ru-RU"/>
         </w:rPr>
       </w:pPr>
       <w:r>
@@ -4721,6 +4737,234 @@
         <w:rPr>
           <w:sz w:val="28"/>
           <w:szCs w:val="28"/>
+          <w:lang w:val="ru-RU"/>
+        </w:rPr>
+      </w:pPr>
+    </w:p>
+    <w:p>
+      <w:pPr>
+        <w:spacing w:line="247" w:lineRule="auto"/>
+        <w:ind w:firstLine="709"/>
+        <w:jc w:val="both"/>
+        <w:rPr>
+          <w:sz w:val="28"/>
+          <w:szCs w:val="28"/>
+          <w:lang w:val="ru-RU"/>
+        </w:rPr>
+      </w:pPr>
+    </w:p>
+    <w:p>
+      <w:pPr>
+        <w:spacing w:line="247" w:lineRule="auto"/>
+        <w:ind w:firstLine="709"/>
+        <w:jc w:val="both"/>
+        <w:rPr>
+          <w:sz w:val="28"/>
+          <w:szCs w:val="28"/>
+          <w:lang w:val="ru-RU"/>
+        </w:rPr>
+      </w:pPr>
+    </w:p>
+    <w:p>
+      <w:pPr>
+        <w:spacing w:line="247" w:lineRule="auto"/>
+        <w:ind w:firstLine="709"/>
+        <w:jc w:val="both"/>
+        <w:rPr>
+          <w:sz w:val="28"/>
+          <w:szCs w:val="28"/>
+          <w:lang w:val="ru-RU"/>
+        </w:rPr>
+      </w:pPr>
+    </w:p>
+    <w:p>
+      <w:pPr>
+        <w:spacing w:line="247" w:lineRule="auto"/>
+        <w:ind w:firstLine="709"/>
+        <w:jc w:val="both"/>
+        <w:rPr>
+          <w:sz w:val="28"/>
+          <w:szCs w:val="28"/>
+          <w:lang w:val="ru-RU"/>
+        </w:rPr>
+      </w:pPr>
+    </w:p>
+    <w:p>
+      <w:pPr>
+        <w:spacing w:line="247" w:lineRule="auto"/>
+        <w:ind w:firstLine="709"/>
+        <w:jc w:val="both"/>
+        <w:rPr>
+          <w:sz w:val="28"/>
+          <w:szCs w:val="28"/>
+          <w:lang w:val="ru-RU"/>
+        </w:rPr>
+      </w:pPr>
+    </w:p>
+    <w:p>
+      <w:pPr>
+        <w:spacing w:line="247" w:lineRule="auto"/>
+        <w:ind w:firstLine="709"/>
+        <w:jc w:val="both"/>
+        <w:rPr>
+          <w:sz w:val="28"/>
+          <w:szCs w:val="28"/>
+          <w:lang w:val="ru-RU"/>
+        </w:rPr>
+      </w:pPr>
+    </w:p>
+    <w:p>
+      <w:pPr>
+        <w:spacing w:line="247" w:lineRule="auto"/>
+        <w:ind w:firstLine="709"/>
+        <w:jc w:val="both"/>
+        <w:rPr>
+          <w:sz w:val="28"/>
+          <w:szCs w:val="28"/>
+          <w:lang w:val="ru-RU"/>
+        </w:rPr>
+      </w:pPr>
+    </w:p>
+    <w:p>
+      <w:pPr>
+        <w:spacing w:line="247" w:lineRule="auto"/>
+        <w:ind w:firstLine="709"/>
+        <w:jc w:val="both"/>
+        <w:rPr>
+          <w:sz w:val="28"/>
+          <w:szCs w:val="28"/>
+          <w:lang w:val="ru-RU"/>
+        </w:rPr>
+      </w:pPr>
+    </w:p>
+    <w:p>
+      <w:pPr>
+        <w:spacing w:line="247" w:lineRule="auto"/>
+        <w:ind w:firstLine="709"/>
+        <w:jc w:val="both"/>
+        <w:rPr>
+          <w:sz w:val="28"/>
+          <w:szCs w:val="28"/>
+          <w:lang w:val="ru-RU"/>
+        </w:rPr>
+      </w:pPr>
+    </w:p>
+    <w:p>
+      <w:pPr>
+        <w:spacing w:line="247" w:lineRule="auto"/>
+        <w:ind w:firstLine="709"/>
+        <w:jc w:val="both"/>
+        <w:rPr>
+          <w:sz w:val="28"/>
+          <w:szCs w:val="28"/>
+          <w:lang w:val="ru-RU"/>
+        </w:rPr>
+      </w:pPr>
+    </w:p>
+    <w:p>
+      <w:pPr>
+        <w:spacing w:line="247" w:lineRule="auto"/>
+        <w:ind w:firstLine="709"/>
+        <w:jc w:val="both"/>
+        <w:rPr>
+          <w:sz w:val="28"/>
+          <w:szCs w:val="28"/>
+        </w:rPr>
+      </w:pPr>
+      <w:r>
+        <w:rPr>
+          <w:sz w:val="28"/>
+          <w:szCs w:val="28"/>
+          <w:highlight w:val="magenta"/>
+        </w:rPr>
+        <w:t>Зміна міс</w:t>
+      </w:r>
+      <w:r>
+        <w:rPr>
+          <w:sz w:val="28"/>
+          <w:szCs w:val="28"/>
+          <w:highlight w:val="magenta"/>
+        </w:rPr>
+        <w:t>ця</w:t>
+      </w:r>
+      <w:r>
+        <w:rPr>
+          <w:sz w:val="28"/>
+          <w:szCs w:val="28"/>
+          <w:highlight w:val="magenta"/>
+        </w:rPr>
+        <w:t xml:space="preserve"> </w:t>
+      </w:r>
+      <w:proofErr w:type="spellStart"/>
+      <w:r>
+        <w:rPr>
+          <w:sz w:val="28"/>
+          <w:szCs w:val="28"/>
+          <w:highlight w:val="magenta"/>
+        </w:rPr>
+        <w:t>перебуття</w:t>
+      </w:r>
+      <w:proofErr w:type="spellEnd"/>
+      <w:r>
+        <w:rPr>
+          <w:sz w:val="28"/>
+          <w:szCs w:val="28"/>
+          <w:highlight w:val="magenta"/>
+          <w:lang w:val="ru-RU"/>
+        </w:rPr>
+        <w:t xml:space="preserve"> </w:t>
+      </w:r>
+      <w:r>
+        <w:rPr>
+          <w:sz w:val="28"/>
+          <w:szCs w:val="28"/>
+          <w:highlight w:val="yellow"/>
+          <w:lang w:val="ru-RU"/>
+        </w:rPr>
+        <w:t>(</w:t>
+      </w:r>
+      <w:r>
+        <w:rPr>
+          <w:sz w:val="28"/>
+          <w:szCs w:val="28"/>
+          <w:highlight w:val="yellow"/>
+        </w:rPr>
+        <w:t>з лікування у відпустку для лік</w:t>
+      </w:r>
+      <w:r>
+        <w:rPr>
+          <w:sz w:val="28"/>
+          <w:szCs w:val="28"/>
+          <w:highlight w:val="yellow"/>
+        </w:rPr>
+        <w:t>.</w:t>
+      </w:r>
+      <w:r>
+        <w:rPr>
+          <w:sz w:val="28"/>
+          <w:szCs w:val="28"/>
+          <w:highlight w:val="yellow"/>
+          <w:lang w:val="ru-RU"/>
+        </w:rPr>
+        <w:t>)</w:t>
+      </w:r>
+      <w:r>
+        <w:rPr>
+          <w:sz w:val="28"/>
+          <w:szCs w:val="28"/>
+          <w:highlight w:val="yellow"/>
+        </w:rPr>
+        <w:t>:</w:t>
+      </w:r>
+    </w:p>
+    <w:p>
+      <w:pPr>
+        <w:spacing w:line="247" w:lineRule="auto"/>
+        <w:ind w:firstLine="709"/>
+        <w:jc w:val="both"/>
+        <w:rPr>
+          <w:sz w:val="28"/>
+          <w:szCs w:val="28"/>
         </w:rPr>
       </w:pPr>
     </w:p>
@@ -4755,8 +4999,43 @@
           <w:color w:val="C45911" w:themeColor="accent2" w:themeShade="BF"/>
           <w:sz w:val="28"/>
           <w:szCs w:val="28"/>
-        </w:rPr>
-      </w:pPr>
+          <w:lang w:val="ru-RU"/>
+        </w:rPr>
+      </w:pPr>
+      <w:r>
+        <w:rPr>
+          <w:color w:val="C45911" w:themeColor="accent2" w:themeShade="BF"/>
+          <w:sz w:val="28"/>
+          <w:szCs w:val="28"/>
+        </w:rPr>
+        <w:lastRenderedPageBreak/>
+        <w:t>1</w:t>
+      </w:r>
+      <w:r>
+        <w:rPr>
+          <w:color w:val="C45911" w:themeColor="accent2" w:themeShade="BF"/>
+          <w:sz w:val="28"/>
+          <w:szCs w:val="28"/>
+          <w:lang w:val="en-US"/>
+        </w:rPr>
+        <w:t>N</w:t>
+      </w:r>
+      <w:r>
+        <w:rPr>
+          <w:color w:val="C45911" w:themeColor="accent2" w:themeShade="BF"/>
+          <w:sz w:val="28"/>
+          <w:szCs w:val="28"/>
+        </w:rPr>
+        <w:t>.</w:t>
+      </w:r>
+      <w:r>
+        <w:rPr>
+          <w:color w:val="C45911" w:themeColor="accent2" w:themeShade="BF"/>
+          <w:sz w:val="28"/>
+          <w:szCs w:val="28"/>
+        </w:rPr>
+        <w:t> </w:t>
+      </w:r>
       <w:r>
         <w:rPr>
           <w:color w:val="C45911" w:themeColor="accent2" w:themeShade="BF"/>
@@ -4765,6 +5044,69 @@
         </w:rPr>
         <w:t>***</w:t>
       </w:r>
+      <w:r>
+        <w:rPr>
+          <w:color w:val="C45911" w:themeColor="accent2" w:themeShade="BF"/>
+          <w:sz w:val="28"/>
+          <w:szCs w:val="28"/>
+          <w:lang w:val="ru-RU"/>
+        </w:rPr>
+        <w:t xml:space="preserve"> </w:t>
+      </w:r>
+      <w:r>
+        <w:rPr>
+          <w:color w:val="C45911" w:themeColor="accent2" w:themeShade="BF"/>
+          <w:sz w:val="28"/>
+          <w:szCs w:val="28"/>
+          <w:highlight w:val="red"/>
+          <w:lang w:val="ru-RU"/>
+        </w:rPr>
+        <w:t>;;</w:t>
+      </w:r>
+    </w:p>
+    <w:p>
+      <w:pPr>
+        <w:spacing w:line="247" w:lineRule="auto"/>
+        <w:ind w:firstLine="709"/>
+        <w:jc w:val="both"/>
+        <w:rPr>
+          <w:color w:val="C45911" w:themeColor="accent2" w:themeShade="BF"/>
+          <w:sz w:val="28"/>
+          <w:szCs w:val="28"/>
+        </w:rPr>
+      </w:pPr>
+      <w:r>
+        <w:rPr>
+          <w:color w:val="C45911" w:themeColor="accent2" w:themeShade="BF"/>
+          <w:sz w:val="28"/>
+          <w:szCs w:val="28"/>
+        </w:rPr>
+        <w:t xml:space="preserve">, який перебував </w:t>
+      </w:r>
+      <w:r>
+        <w:rPr>
+          <w:color w:val="C45911" w:themeColor="accent2" w:themeShade="BF"/>
+          <w:sz w:val="28"/>
+          <w:szCs w:val="28"/>
+        </w:rPr>
+        <w:t xml:space="preserve">на лікуванні у *** </w:t>
+      </w:r>
+      <w:r>
+        <w:rPr>
+          <w:color w:val="C45911" w:themeColor="accent2" w:themeShade="BF"/>
+          <w:sz w:val="28"/>
+          <w:szCs w:val="28"/>
+        </w:rPr>
+        <w:t xml:space="preserve">, вважати таким, що перебуває </w:t>
+      </w:r>
+      <w:r>
+        <w:rPr>
+          <w:color w:val="C45911" w:themeColor="accent2" w:themeShade="BF"/>
+          <w:sz w:val="28"/>
+          <w:szCs w:val="28"/>
+        </w:rPr>
+        <w:t>у відпустці для лікування</w:t>
+      </w:r>
     </w:p>
     <w:p>
       <w:pPr>
@@ -4803,6 +5145,675 @@
           <w:sz w:val="28"/>
           <w:szCs w:val="28"/>
         </w:rPr>
+        <w:t xml:space="preserve">, терміном на </w:t>
+      </w:r>
+      <w:r>
+        <w:rPr>
+          <w:color w:val="C45911" w:themeColor="accent2" w:themeShade="BF"/>
+          <w:sz w:val="28"/>
+          <w:szCs w:val="28"/>
+        </w:rPr>
+        <w:t>**</w:t>
+      </w:r>
+      <w:r>
+        <w:rPr>
+          <w:color w:val="C45911" w:themeColor="accent2" w:themeShade="BF"/>
+          <w:sz w:val="28"/>
+          <w:szCs w:val="28"/>
+        </w:rPr>
+        <w:t xml:space="preserve"> календарних днів</w:t>
+      </w:r>
+    </w:p>
+    <w:p>
+      <w:pPr>
+        <w:spacing w:line="247" w:lineRule="auto"/>
+        <w:ind w:firstLine="709"/>
+        <w:jc w:val="both"/>
+        <w:rPr>
+          <w:color w:val="C45911" w:themeColor="accent2" w:themeShade="BF"/>
+          <w:sz w:val="28"/>
+          <w:szCs w:val="28"/>
+        </w:rPr>
+      </w:pPr>
+      <w:r>
+        <w:rPr>
+          <w:color w:val="C45911" w:themeColor="accent2" w:themeShade="BF"/>
+          <w:sz w:val="28"/>
+          <w:szCs w:val="28"/>
+        </w:rPr>
+        <w:t xml:space="preserve">, з ** </w:t>
+      </w:r>
+      <w:r>
+        <w:rPr>
+          <w:color w:val="C45911" w:themeColor="accent2" w:themeShade="BF"/>
+          <w:sz w:val="28"/>
+          <w:szCs w:val="28"/>
+        </w:rPr>
+        <w:t xml:space="preserve">**** </w:t>
+      </w:r>
+      <w:r>
+        <w:rPr>
+          <w:color w:val="C45911" w:themeColor="accent2" w:themeShade="BF"/>
+          <w:sz w:val="28"/>
+          <w:szCs w:val="28"/>
+        </w:rPr>
+        <w:t xml:space="preserve">по ** </w:t>
+      </w:r>
+      <w:r>
+        <w:rPr>
+          <w:color w:val="C45911" w:themeColor="accent2" w:themeShade="BF"/>
+          <w:sz w:val="28"/>
+          <w:szCs w:val="28"/>
+        </w:rPr>
+        <w:t>****</w:t>
+      </w:r>
+      <w:r>
+        <w:rPr>
+          <w:color w:val="C45911" w:themeColor="accent2" w:themeShade="BF"/>
+          <w:sz w:val="28"/>
+          <w:szCs w:val="28"/>
+        </w:rPr>
+        <w:t xml:space="preserve"> 2026 року.</w:t>
+      </w:r>
+    </w:p>
+    <w:p>
+      <w:pPr>
+        <w:spacing w:line="247" w:lineRule="auto"/>
+        <w:ind w:firstLine="709"/>
+        <w:jc w:val="both"/>
+        <w:rPr>
+          <w:color w:val="C45911" w:themeColor="accent2" w:themeShade="BF"/>
+          <w:sz w:val="28"/>
+          <w:szCs w:val="28"/>
+        </w:rPr>
+      </w:pPr>
+    </w:p>
+    <w:p>
+      <w:pPr>
+        <w:spacing w:line="247" w:lineRule="auto"/>
+        <w:ind w:firstLine="709"/>
+        <w:jc w:val="both"/>
+        <w:rPr>
+          <w:color w:val="C45911" w:themeColor="accent2" w:themeShade="BF"/>
+          <w:sz w:val="28"/>
+          <w:szCs w:val="28"/>
+        </w:rPr>
+      </w:pPr>
+      <w:r>
+        <w:rPr>
+          <w:color w:val="C45911" w:themeColor="accent2" w:themeShade="BF"/>
+          <w:sz w:val="28"/>
+          <w:szCs w:val="28"/>
+        </w:rPr>
+        <w:t>Підстава: рапорт *** (</w:t>
+      </w:r>
+      <w:proofErr w:type="spellStart"/>
+      <w:r>
+        <w:rPr>
+          <w:color w:val="C45911" w:themeColor="accent2" w:themeShade="BF"/>
+          <w:sz w:val="28"/>
+          <w:szCs w:val="28"/>
+        </w:rPr>
+        <w:t>вх</w:t>
+      </w:r>
+      <w:proofErr w:type="spellEnd"/>
+      <w:r>
+        <w:rPr>
+          <w:color w:val="C45911" w:themeColor="accent2" w:themeShade="BF"/>
+          <w:sz w:val="28"/>
+          <w:szCs w:val="28"/>
+        </w:rPr>
+        <w:t>. № 1656/</w:t>
+      </w:r>
+      <w:r>
+        <w:rPr>
+          <w:color w:val="C45911" w:themeColor="accent2" w:themeShade="BF"/>
+          <w:sz w:val="28"/>
+          <w:szCs w:val="28"/>
+        </w:rPr>
+        <w:t> </w:t>
+      </w:r>
+      <w:r>
+        <w:rPr>
+          <w:color w:val="C45911" w:themeColor="accent2" w:themeShade="BF"/>
+          <w:sz w:val="28"/>
+          <w:szCs w:val="28"/>
+        </w:rPr>
+        <w:t>****</w:t>
+      </w:r>
+      <w:r>
+        <w:rPr>
+          <w:color w:val="C45911" w:themeColor="accent2" w:themeShade="BF"/>
+          <w:sz w:val="28"/>
+          <w:szCs w:val="28"/>
+        </w:rPr>
+        <w:t> </w:t>
+      </w:r>
+      <w:r>
+        <w:rPr>
+          <w:color w:val="C45911" w:themeColor="accent2" w:themeShade="BF"/>
+          <w:sz w:val="28"/>
+          <w:szCs w:val="28"/>
+          <w:highlight w:val="red"/>
+        </w:rPr>
+        <w:t>;;</w:t>
+      </w:r>
+      <w:r>
+        <w:rPr>
+          <w:color w:val="C45911" w:themeColor="accent2" w:themeShade="BF"/>
+          <w:sz w:val="28"/>
+          <w:szCs w:val="28"/>
+        </w:rPr>
+        <w:t>-</w:t>
+      </w:r>
+      <w:r>
+        <w:rPr>
+          <w:color w:val="C45911" w:themeColor="accent2" w:themeShade="BF"/>
+          <w:sz w:val="28"/>
+          <w:szCs w:val="28"/>
+        </w:rPr>
+        <w:t xml:space="preserve">в </w:t>
+      </w:r>
+      <w:r>
+        <w:rPr>
+          <w:color w:val="C45911" w:themeColor="accent2" w:themeShade="BF"/>
+          <w:sz w:val="28"/>
+          <w:szCs w:val="28"/>
+        </w:rPr>
+        <w:t>від **.03.2026</w:t>
+      </w:r>
+      <w:r>
+        <w:rPr>
+          <w:color w:val="C45911" w:themeColor="accent2" w:themeShade="BF"/>
+          <w:sz w:val="28"/>
+          <w:szCs w:val="28"/>
+        </w:rPr>
+        <w:t xml:space="preserve">), </w:t>
+      </w:r>
+      <w:r>
+        <w:rPr>
+          <w:color w:val="C45911" w:themeColor="accent2" w:themeShade="BF"/>
+          <w:sz w:val="28"/>
+          <w:szCs w:val="28"/>
+        </w:rPr>
+        <w:t xml:space="preserve">довідка військово-лікарської комісії </w:t>
+      </w:r>
+      <w:r>
+        <w:rPr>
+          <w:color w:val="C45911" w:themeColor="accent2" w:themeShade="BF"/>
+          <w:sz w:val="28"/>
+          <w:szCs w:val="28"/>
+        </w:rPr>
+        <w:t>№ ***</w:t>
+      </w:r>
+      <w:r>
+        <w:rPr>
+          <w:color w:val="C45911" w:themeColor="accent2" w:themeShade="BF"/>
+          <w:sz w:val="28"/>
+          <w:szCs w:val="28"/>
+          <w:lang w:val="en-US"/>
+        </w:rPr>
+        <w:t> </w:t>
+      </w:r>
+      <w:r>
+        <w:rPr>
+          <w:color w:val="C45911" w:themeColor="accent2" w:themeShade="BF"/>
+          <w:sz w:val="28"/>
+          <w:szCs w:val="28"/>
+          <w:highlight w:val="red"/>
+        </w:rPr>
+        <w:t>;;</w:t>
+      </w:r>
+      <w:r>
+        <w:rPr>
+          <w:color w:val="C45911" w:themeColor="accent2" w:themeShade="BF"/>
+          <w:sz w:val="28"/>
+          <w:szCs w:val="28"/>
+        </w:rPr>
+        <w:t xml:space="preserve"> </w:t>
+      </w:r>
+      <w:r>
+        <w:rPr>
+          <w:color w:val="C45911" w:themeColor="accent2" w:themeShade="BF"/>
+          <w:sz w:val="28"/>
+          <w:szCs w:val="28"/>
+        </w:rPr>
+        <w:t>від **.03.2026</w:t>
+      </w:r>
+      <w:r>
+        <w:rPr>
+          <w:color w:val="C45911" w:themeColor="accent2" w:themeShade="BF"/>
+          <w:sz w:val="28"/>
+          <w:szCs w:val="28"/>
+        </w:rPr>
+        <w:t xml:space="preserve">, виписка із медичної карти стаціонарного хворого </w:t>
+      </w:r>
+      <w:r>
+        <w:rPr>
+          <w:color w:val="C45911" w:themeColor="accent2" w:themeShade="BF"/>
+          <w:sz w:val="28"/>
+          <w:szCs w:val="28"/>
+        </w:rPr>
+        <w:t>№ ***</w:t>
+      </w:r>
+      <w:r>
+        <w:rPr>
+          <w:color w:val="C45911" w:themeColor="accent2" w:themeShade="BF"/>
+          <w:sz w:val="28"/>
+          <w:szCs w:val="28"/>
+          <w:lang w:val="en-US"/>
+        </w:rPr>
+        <w:t> </w:t>
+      </w:r>
+      <w:r>
+        <w:rPr>
+          <w:color w:val="C45911" w:themeColor="accent2" w:themeShade="BF"/>
+          <w:sz w:val="28"/>
+          <w:szCs w:val="28"/>
+          <w:highlight w:val="red"/>
+        </w:rPr>
+        <w:t>;;</w:t>
+      </w:r>
+      <w:r>
+        <w:rPr>
+          <w:color w:val="C45911" w:themeColor="accent2" w:themeShade="BF"/>
+          <w:sz w:val="28"/>
+          <w:szCs w:val="28"/>
+        </w:rPr>
+        <w:t xml:space="preserve"> </w:t>
+      </w:r>
+      <w:r>
+        <w:rPr>
+          <w:color w:val="C45911" w:themeColor="accent2" w:themeShade="BF"/>
+          <w:sz w:val="28"/>
+          <w:szCs w:val="28"/>
+        </w:rPr>
+        <w:t>від **.03.2026</w:t>
+      </w:r>
+      <w:r>
+        <w:rPr>
+          <w:color w:val="C45911" w:themeColor="accent2" w:themeShade="BF"/>
+          <w:sz w:val="28"/>
+          <w:szCs w:val="28"/>
+        </w:rPr>
+        <w:t xml:space="preserve">, </w:t>
+      </w:r>
+      <w:r>
+        <w:rPr>
+          <w:color w:val="C45911" w:themeColor="accent2" w:themeShade="BF"/>
+          <w:sz w:val="28"/>
+          <w:szCs w:val="28"/>
+        </w:rPr>
+        <w:t xml:space="preserve">відпускний квиток </w:t>
+      </w:r>
+      <w:r>
+        <w:rPr>
+          <w:color w:val="C45911" w:themeColor="accent2" w:themeShade="BF"/>
+          <w:sz w:val="28"/>
+          <w:szCs w:val="28"/>
+        </w:rPr>
+        <w:t>№ 3/71/</w:t>
+      </w:r>
+      <w:r>
+        <w:rPr>
+          <w:color w:val="C45911" w:themeColor="accent2" w:themeShade="BF"/>
+          <w:sz w:val="28"/>
+          <w:szCs w:val="28"/>
+          <w:lang w:val="en-US"/>
+        </w:rPr>
+        <w:t> </w:t>
+      </w:r>
+      <w:r>
+        <w:rPr>
+          <w:color w:val="C45911" w:themeColor="accent2" w:themeShade="BF"/>
+          <w:sz w:val="28"/>
+          <w:szCs w:val="28"/>
+        </w:rPr>
+        <w:t>***</w:t>
+      </w:r>
+      <w:r>
+        <w:rPr>
+          <w:color w:val="C45911" w:themeColor="accent2" w:themeShade="BF"/>
+          <w:sz w:val="28"/>
+          <w:szCs w:val="28"/>
+          <w:lang w:val="en-US"/>
+        </w:rPr>
+        <w:t> </w:t>
+      </w:r>
+      <w:r>
+        <w:rPr>
+          <w:color w:val="C45911" w:themeColor="accent2" w:themeShade="BF"/>
+          <w:sz w:val="28"/>
+          <w:szCs w:val="28"/>
+          <w:highlight w:val="red"/>
+        </w:rPr>
+        <w:t>;;</w:t>
+      </w:r>
+      <w:r>
+        <w:rPr>
+          <w:color w:val="C45911" w:themeColor="accent2" w:themeShade="BF"/>
+          <w:sz w:val="28"/>
+          <w:szCs w:val="28"/>
+        </w:rPr>
+        <w:t xml:space="preserve"> </w:t>
+      </w:r>
+      <w:r>
+        <w:rPr>
+          <w:color w:val="C45911" w:themeColor="accent2" w:themeShade="BF"/>
+          <w:sz w:val="28"/>
+          <w:szCs w:val="28"/>
+        </w:rPr>
+        <w:t>від **.03.2026</w:t>
+      </w:r>
+      <w:r>
+        <w:rPr>
+          <w:color w:val="C45911" w:themeColor="accent2" w:themeShade="BF"/>
+          <w:sz w:val="28"/>
+          <w:szCs w:val="28"/>
+        </w:rPr>
+        <w:t>.</w:t>
+      </w:r>
+    </w:p>
+    <w:p>
+      <w:pPr>
+        <w:spacing w:line="247" w:lineRule="auto"/>
+        <w:ind w:firstLine="709"/>
+        <w:jc w:val="both"/>
+        <w:rPr>
+          <w:color w:val="C45911" w:themeColor="accent2" w:themeShade="BF"/>
+          <w:sz w:val="28"/>
+          <w:szCs w:val="28"/>
+          <w:lang w:val="ru-RU"/>
+        </w:rPr>
+      </w:pPr>
+      <w:r>
+        <w:rPr>
+          <w:color w:val="C45911" w:themeColor="accent2" w:themeShade="BF"/>
+          <w:sz w:val="28"/>
+          <w:szCs w:val="28"/>
+          <w:lang w:val="ru-RU"/>
+        </w:rPr>
+        <w:t>========================================================</w:t>
+      </w:r>
+    </w:p>
+    <w:p>
+      <w:pPr>
+        <w:spacing w:line="247" w:lineRule="auto"/>
+        <w:ind w:firstLine="709"/>
+        <w:jc w:val="both"/>
+        <w:rPr>
+          <w:sz w:val="28"/>
+          <w:szCs w:val="28"/>
+        </w:rPr>
+      </w:pPr>
+    </w:p>
+    <w:p>
+      <w:pPr>
+        <w:spacing w:line="247" w:lineRule="auto"/>
+        <w:ind w:firstLine="709"/>
+        <w:jc w:val="both"/>
+        <w:rPr>
+          <w:sz w:val="28"/>
+          <w:szCs w:val="28"/>
+        </w:rPr>
+      </w:pPr>
+      <w:r>
+        <w:rPr>
+          <w:sz w:val="28"/>
+          <w:szCs w:val="28"/>
+          <w:highlight w:val="magenta"/>
+        </w:rPr>
+        <w:t xml:space="preserve">Зміна місця </w:t>
+      </w:r>
+      <w:proofErr w:type="spellStart"/>
+      <w:r>
+        <w:rPr>
+          <w:sz w:val="28"/>
+          <w:szCs w:val="28"/>
+          <w:highlight w:val="magenta"/>
+        </w:rPr>
+        <w:t>перебуття</w:t>
+      </w:r>
+      <w:proofErr w:type="spellEnd"/>
+      <w:r>
+        <w:rPr>
+          <w:sz w:val="28"/>
+          <w:szCs w:val="28"/>
+          <w:highlight w:val="magenta"/>
+          <w:lang w:val="ru-RU"/>
+        </w:rPr>
+        <w:t xml:space="preserve"> </w:t>
+      </w:r>
+      <w:r>
+        <w:rPr>
+          <w:sz w:val="28"/>
+          <w:szCs w:val="28"/>
+          <w:highlight w:val="yellow"/>
+          <w:lang w:val="ru-RU"/>
+        </w:rPr>
+        <w:t>(</w:t>
+      </w:r>
+      <w:r>
+        <w:rPr>
+          <w:sz w:val="28"/>
+          <w:szCs w:val="28"/>
+          <w:highlight w:val="yellow"/>
+        </w:rPr>
+        <w:t>з відпустк</w:t>
+      </w:r>
+      <w:r>
+        <w:rPr>
+          <w:sz w:val="28"/>
+          <w:szCs w:val="28"/>
+          <w:highlight w:val="yellow"/>
+        </w:rPr>
+        <w:t>и для лік.</w:t>
+      </w:r>
+      <w:r>
+        <w:rPr>
+          <w:sz w:val="28"/>
+          <w:szCs w:val="28"/>
+          <w:highlight w:val="yellow"/>
+        </w:rPr>
+        <w:t xml:space="preserve"> у відпустку для лік</w:t>
+      </w:r>
+      <w:r>
+        <w:rPr>
+          <w:sz w:val="28"/>
+          <w:szCs w:val="28"/>
+          <w:highlight w:val="yellow"/>
+        </w:rPr>
+        <w:t>.</w:t>
+      </w:r>
+      <w:r>
+        <w:rPr>
+          <w:sz w:val="28"/>
+          <w:szCs w:val="28"/>
+          <w:highlight w:val="yellow"/>
+          <w:lang w:val="ru-RU"/>
+        </w:rPr>
+        <w:t>)</w:t>
+      </w:r>
+      <w:r>
+        <w:rPr>
+          <w:sz w:val="28"/>
+          <w:szCs w:val="28"/>
+          <w:highlight w:val="yellow"/>
+        </w:rPr>
+        <w:t>:</w:t>
+      </w:r>
+    </w:p>
+    <w:p>
+      <w:pPr>
+        <w:spacing w:line="247" w:lineRule="auto"/>
+        <w:ind w:firstLine="709"/>
+        <w:jc w:val="both"/>
+        <w:rPr>
+          <w:sz w:val="28"/>
+          <w:szCs w:val="28"/>
+        </w:rPr>
+      </w:pPr>
+    </w:p>
+    <w:p>
+      <w:pPr>
+        <w:spacing w:line="247" w:lineRule="auto"/>
+        <w:ind w:firstLine="709"/>
+        <w:jc w:val="both"/>
+        <w:rPr>
+          <w:color w:val="C45911" w:themeColor="accent2" w:themeShade="BF"/>
+          <w:sz w:val="28"/>
+          <w:szCs w:val="28"/>
+          <w:lang w:val="ru-RU"/>
+        </w:rPr>
+      </w:pPr>
+      <w:r>
+        <w:rPr>
+          <w:color w:val="C45911" w:themeColor="accent2" w:themeShade="BF"/>
+          <w:sz w:val="28"/>
+          <w:szCs w:val="28"/>
+          <w:lang w:val="ru-RU"/>
+        </w:rPr>
+        <w:t>========================================================</w:t>
+      </w:r>
+    </w:p>
+    <w:p>
+      <w:pPr>
+        <w:spacing w:line="247" w:lineRule="auto"/>
+        <w:ind w:firstLine="709"/>
+        <w:jc w:val="both"/>
+        <w:rPr>
+          <w:color w:val="C45911" w:themeColor="accent2" w:themeShade="BF"/>
+          <w:sz w:val="28"/>
+          <w:szCs w:val="28"/>
+          <w:lang w:val="ru-RU"/>
+        </w:rPr>
+      </w:pPr>
+      <w:r>
+        <w:rPr>
+          <w:color w:val="C45911" w:themeColor="accent2" w:themeShade="BF"/>
+          <w:sz w:val="28"/>
+          <w:szCs w:val="28"/>
+        </w:rPr>
+        <w:t>1</w:t>
+      </w:r>
+      <w:r>
+        <w:rPr>
+          <w:color w:val="C45911" w:themeColor="accent2" w:themeShade="BF"/>
+          <w:sz w:val="28"/>
+          <w:szCs w:val="28"/>
+          <w:lang w:val="en-US"/>
+        </w:rPr>
+        <w:t>N</w:t>
+      </w:r>
+      <w:r>
+        <w:rPr>
+          <w:color w:val="C45911" w:themeColor="accent2" w:themeShade="BF"/>
+          <w:sz w:val="28"/>
+          <w:szCs w:val="28"/>
+        </w:rPr>
+        <w:t>. ***</w:t>
+      </w:r>
+      <w:r>
+        <w:rPr>
+          <w:color w:val="C45911" w:themeColor="accent2" w:themeShade="BF"/>
+          <w:sz w:val="28"/>
+          <w:szCs w:val="28"/>
+          <w:lang w:val="ru-RU"/>
+        </w:rPr>
+        <w:t xml:space="preserve"> </w:t>
+      </w:r>
+      <w:r>
+        <w:rPr>
+          <w:color w:val="C45911" w:themeColor="accent2" w:themeShade="BF"/>
+          <w:sz w:val="28"/>
+          <w:szCs w:val="28"/>
+          <w:highlight w:val="red"/>
+          <w:lang w:val="ru-RU"/>
+        </w:rPr>
+        <w:t>;;</w:t>
+      </w:r>
+    </w:p>
+    <w:p>
+      <w:pPr>
+        <w:spacing w:line="247" w:lineRule="auto"/>
+        <w:ind w:firstLine="709"/>
+        <w:jc w:val="both"/>
+        <w:rPr>
+          <w:color w:val="C45911" w:themeColor="accent2" w:themeShade="BF"/>
+          <w:sz w:val="28"/>
+          <w:szCs w:val="28"/>
+        </w:rPr>
+      </w:pPr>
+      <w:r>
+        <w:rPr>
+          <w:color w:val="C45911" w:themeColor="accent2" w:themeShade="BF"/>
+          <w:sz w:val="28"/>
+          <w:szCs w:val="28"/>
+        </w:rPr>
+        <w:t xml:space="preserve">, який перебував </w:t>
+      </w:r>
+      <w:r>
+        <w:rPr>
+          <w:color w:val="C45911" w:themeColor="accent2" w:themeShade="BF"/>
+          <w:sz w:val="28"/>
+          <w:szCs w:val="28"/>
+        </w:rPr>
+        <w:t>у відпустці для лікування</w:t>
+      </w:r>
+      <w:r>
+        <w:rPr>
+          <w:color w:val="C45911" w:themeColor="accent2" w:themeShade="BF"/>
+          <w:sz w:val="28"/>
+          <w:szCs w:val="28"/>
+        </w:rPr>
+        <w:t xml:space="preserve">, вважати таким, що перебуває </w:t>
+      </w:r>
+      <w:r>
+        <w:rPr>
+          <w:color w:val="C45911" w:themeColor="accent2" w:themeShade="BF"/>
+          <w:sz w:val="28"/>
+          <w:szCs w:val="28"/>
+        </w:rPr>
+        <w:t>у відпустці для лікування</w:t>
+      </w:r>
+    </w:p>
+    <w:p>
+      <w:pPr>
+        <w:spacing w:line="247" w:lineRule="auto"/>
+        <w:ind w:firstLine="709"/>
+        <w:jc w:val="both"/>
+        <w:rPr>
+          <w:color w:val="C45911" w:themeColor="accent2" w:themeShade="BF"/>
+          <w:sz w:val="28"/>
+          <w:szCs w:val="28"/>
+        </w:rPr>
+      </w:pPr>
+      <w:r>
+        <w:rPr>
+          <w:color w:val="C45911" w:themeColor="accent2" w:themeShade="BF"/>
+          <w:sz w:val="28"/>
+          <w:szCs w:val="28"/>
+        </w:rPr>
+        <w:t>, до ***</w:t>
+      </w:r>
+    </w:p>
+    <w:p>
+      <w:pPr>
+        <w:spacing w:line="247" w:lineRule="auto"/>
+        <w:ind w:firstLine="709"/>
+        <w:jc w:val="both"/>
+        <w:rPr>
+          <w:color w:val="C45911" w:themeColor="accent2" w:themeShade="BF"/>
+          <w:sz w:val="28"/>
+          <w:szCs w:val="28"/>
+        </w:rPr>
+      </w:pPr>
+      <w:r>
+        <w:rPr>
+          <w:color w:val="C45911" w:themeColor="accent2" w:themeShade="BF"/>
+          <w:sz w:val="28"/>
+          <w:szCs w:val="28"/>
+        </w:rPr>
         <w:t>, терміном на ** календарних днів</w:t>
       </w:r>
     </w:p>
@@ -4823,72 +5834,30 @@
           <w:sz w:val="28"/>
           <w:szCs w:val="28"/>
         </w:rPr>
-        <w:t>, з *** по *** 2026 року.</w:t>
-      </w:r>
-    </w:p>
-    <w:p>
-      <w:pPr>
-        <w:spacing w:line="247" w:lineRule="auto"/>
-        <w:ind w:firstLine="709"/>
-        <w:jc w:val="both"/>
-        <w:rPr>
-          <w:color w:val="C45911" w:themeColor="accent2" w:themeShade="BF"/>
-          <w:sz w:val="28"/>
-          <w:szCs w:val="28"/>
-        </w:rPr>
-      </w:pPr>
-      <w:r>
-        <w:rPr>
-          <w:color w:val="C45911" w:themeColor="accent2" w:themeShade="BF"/>
-          <w:sz w:val="28"/>
-          <w:szCs w:val="28"/>
-        </w:rPr>
-        <w:t>Тимчасове виконання обов'язків за посадою *** покласти на *** .</w:t>
-      </w:r>
-    </w:p>
-    <w:p>
-      <w:pPr>
-        <w:spacing w:line="247" w:lineRule="auto"/>
-        <w:ind w:firstLine="709"/>
-        <w:jc w:val="both"/>
-        <w:rPr>
-          <w:color w:val="C45911" w:themeColor="accent2" w:themeShade="BF"/>
-          <w:sz w:val="28"/>
-          <w:szCs w:val="28"/>
-        </w:rPr>
-      </w:pPr>
-      <w:r>
-        <w:rPr>
-          <w:color w:val="C45911" w:themeColor="accent2" w:themeShade="BF"/>
-          <w:sz w:val="28"/>
-          <w:szCs w:val="28"/>
-        </w:rPr>
-        <w:lastRenderedPageBreak/>
-        <w:t>Зняти з котлового забезпечення з ** березня 2026 року.</w:t>
-      </w:r>
-    </w:p>
-    <w:p>
-      <w:pPr>
-        <w:spacing w:line="247" w:lineRule="auto"/>
-        <w:ind w:firstLine="709"/>
-        <w:jc w:val="both"/>
-        <w:rPr>
-          <w:color w:val="C45911" w:themeColor="accent2" w:themeShade="BF"/>
-          <w:sz w:val="28"/>
-          <w:szCs w:val="28"/>
-        </w:rPr>
-      </w:pPr>
-    </w:p>
-    <w:p>
-      <w:pPr>
-        <w:spacing w:line="247" w:lineRule="auto"/>
-        <w:ind w:firstLine="709"/>
-        <w:jc w:val="both"/>
-        <w:rPr>
-          <w:color w:val="C45911" w:themeColor="accent2" w:themeShade="BF"/>
-          <w:sz w:val="28"/>
-          <w:szCs w:val="28"/>
-          <w:lang w:val="ru-RU"/>
+        <w:t>, з ** **** по ** **** 2026 року.</w:t>
+      </w:r>
+    </w:p>
+    <w:p>
+      <w:pPr>
+        <w:spacing w:line="247" w:lineRule="auto"/>
+        <w:ind w:firstLine="709"/>
+        <w:jc w:val="both"/>
+        <w:rPr>
+          <w:color w:val="C45911" w:themeColor="accent2" w:themeShade="BF"/>
+          <w:sz w:val="28"/>
+          <w:szCs w:val="28"/>
+        </w:rPr>
+      </w:pPr>
+    </w:p>
+    <w:p>
+      <w:pPr>
+        <w:spacing w:line="247" w:lineRule="auto"/>
+        <w:ind w:firstLine="709"/>
+        <w:jc w:val="both"/>
+        <w:rPr>
+          <w:color w:val="C45911" w:themeColor="accent2" w:themeShade="BF"/>
+          <w:sz w:val="28"/>
+          <w:szCs w:val="28"/>
         </w:rPr>
       </w:pPr>
       <w:r>
@@ -4932,7 +5901,31 @@
           <w:sz w:val="28"/>
           <w:szCs w:val="28"/>
         </w:rPr>
-        <w:t>-в від **.03.2026), довідка військово-лікарської комісії № ***</w:t>
+        <w:t>-</w:t>
+      </w:r>
+      <w:r>
+        <w:rPr>
+          <w:color w:val="C45911" w:themeColor="accent2" w:themeShade="BF"/>
+          <w:sz w:val="28"/>
+          <w:szCs w:val="28"/>
+        </w:rPr>
+        <w:t xml:space="preserve">в </w:t>
+      </w:r>
+      <w:r>
+        <w:rPr>
+          <w:color w:val="C45911" w:themeColor="accent2" w:themeShade="BF"/>
+          <w:sz w:val="28"/>
+          <w:szCs w:val="28"/>
+        </w:rPr>
+        <w:t>від **.03.2026</w:t>
+      </w:r>
+      <w:r>
+        <w:rPr>
+          <w:color w:val="C45911" w:themeColor="accent2" w:themeShade="BF"/>
+          <w:sz w:val="28"/>
+          <w:szCs w:val="28"/>
+        </w:rPr>
+        <w:t>), довідка військово-лікарської комісії № ***</w:t>
       </w:r>
       <w:r>
         <w:rPr>
@@ -4958,7 +5951,23 @@
           <w:sz w:val="28"/>
           <w:szCs w:val="28"/>
         </w:rPr>
-        <w:t xml:space="preserve"> від **.03.2026, відпускний квиток № 3/71/</w:t>
+        <w:t xml:space="preserve"> </w:t>
+      </w:r>
+      <w:r>
+        <w:rPr>
+          <w:color w:val="C45911" w:themeColor="accent2" w:themeShade="BF"/>
+          <w:sz w:val="28"/>
+          <w:szCs w:val="28"/>
+        </w:rPr>
+        <w:t>від **.03.2026</w:t>
+      </w:r>
+      <w:r>
+        <w:rPr>
+          <w:color w:val="C45911" w:themeColor="accent2" w:themeShade="BF"/>
+          <w:sz w:val="28"/>
+          <w:szCs w:val="28"/>
+        </w:rPr>
+        <w:t>, відпускний квиток № 3/71/</w:t>
       </w:r>
       <w:r>
         <w:rPr>
@@ -5001,7 +6010,23 @@
           <w:sz w:val="28"/>
           <w:szCs w:val="28"/>
         </w:rPr>
-        <w:t xml:space="preserve"> від **.03.2026.</w:t>
+        <w:t xml:space="preserve"> </w:t>
+      </w:r>
+      <w:r>
+        <w:rPr>
+          <w:color w:val="C45911" w:themeColor="accent2" w:themeShade="BF"/>
+          <w:sz w:val="28"/>
+          <w:szCs w:val="28"/>
+        </w:rPr>
+        <w:t>від **.03.2026</w:t>
+      </w:r>
+      <w:r>
+        <w:rPr>
+          <w:color w:val="C45911" w:themeColor="accent2" w:themeShade="BF"/>
+          <w:sz w:val="28"/>
+          <w:szCs w:val="28"/>
+        </w:rPr>
+        <w:t>.</w:t>
       </w:r>
     </w:p>
     <w:p>
@@ -5053,59 +6078,469 @@
           <w:szCs w:val="28"/>
           <w:highlight w:val="magenta"/>
         </w:rPr>
-        <w:t>Зміна міс</w:t>
-      </w:r>
+        <w:t xml:space="preserve">Зміна місця </w:t>
+      </w:r>
+      <w:proofErr w:type="spellStart"/>
       <w:r>
         <w:rPr>
           <w:sz w:val="28"/>
           <w:szCs w:val="28"/>
           <w:highlight w:val="magenta"/>
         </w:rPr>
-        <w:t>ця</w:t>
-      </w:r>
+        <w:t>перебуття</w:t>
+      </w:r>
+      <w:proofErr w:type="spellEnd"/>
       <w:r>
         <w:rPr>
           <w:sz w:val="28"/>
           <w:szCs w:val="28"/>
           <w:highlight w:val="magenta"/>
+          <w:lang w:val="ru-RU"/>
         </w:rPr>
         <w:t xml:space="preserve"> </w:t>
       </w:r>
+      <w:r>
+        <w:rPr>
+          <w:sz w:val="28"/>
+          <w:szCs w:val="28"/>
+          <w:highlight w:val="yellow"/>
+          <w:lang w:val="ru-RU"/>
+        </w:rPr>
+        <w:t>(</w:t>
+      </w:r>
+      <w:r>
+        <w:rPr>
+          <w:sz w:val="28"/>
+          <w:szCs w:val="28"/>
+          <w:highlight w:val="yellow"/>
+        </w:rPr>
+        <w:t>з відпустк</w:t>
+      </w:r>
+      <w:r>
+        <w:rPr>
+          <w:sz w:val="28"/>
+          <w:szCs w:val="28"/>
+          <w:highlight w:val="yellow"/>
+        </w:rPr>
+        <w:t>и для лік на лікування</w:t>
+      </w:r>
+      <w:r>
+        <w:rPr>
+          <w:sz w:val="28"/>
+          <w:szCs w:val="28"/>
+          <w:highlight w:val="yellow"/>
+          <w:lang w:val="ru-RU"/>
+        </w:rPr>
+        <w:t>)</w:t>
+      </w:r>
+      <w:r>
+        <w:rPr>
+          <w:sz w:val="28"/>
+          <w:szCs w:val="28"/>
+          <w:highlight w:val="yellow"/>
+        </w:rPr>
+        <w:t>:</w:t>
+      </w:r>
+    </w:p>
+    <w:p>
+      <w:pPr>
+        <w:spacing w:line="247" w:lineRule="auto"/>
+        <w:ind w:firstLine="709"/>
+        <w:jc w:val="both"/>
+        <w:rPr>
+          <w:sz w:val="28"/>
+          <w:szCs w:val="28"/>
+        </w:rPr>
+      </w:pPr>
+    </w:p>
+    <w:p>
+      <w:pPr>
+        <w:spacing w:line="247" w:lineRule="auto"/>
+        <w:ind w:firstLine="709"/>
+        <w:jc w:val="both"/>
+        <w:rPr>
+          <w:color w:val="C45911" w:themeColor="accent2" w:themeShade="BF"/>
+          <w:sz w:val="28"/>
+          <w:szCs w:val="28"/>
+          <w:lang w:val="ru-RU"/>
+        </w:rPr>
+      </w:pPr>
+      <w:r>
+        <w:rPr>
+          <w:color w:val="C45911" w:themeColor="accent2" w:themeShade="BF"/>
+          <w:sz w:val="28"/>
+          <w:szCs w:val="28"/>
+          <w:lang w:val="ru-RU"/>
+        </w:rPr>
+        <w:t>========================================================</w:t>
+      </w:r>
+    </w:p>
+    <w:p>
+      <w:pPr>
+        <w:spacing w:line="247" w:lineRule="auto"/>
+        <w:ind w:firstLine="709"/>
+        <w:jc w:val="both"/>
+        <w:rPr>
+          <w:color w:val="C45911" w:themeColor="accent2" w:themeShade="BF"/>
+          <w:sz w:val="28"/>
+          <w:szCs w:val="28"/>
+          <w:lang w:val="ru-RU"/>
+        </w:rPr>
+      </w:pPr>
+      <w:r>
+        <w:rPr>
+          <w:color w:val="C45911" w:themeColor="accent2" w:themeShade="BF"/>
+          <w:sz w:val="28"/>
+          <w:szCs w:val="28"/>
+        </w:rPr>
+        <w:t>1</w:t>
+      </w:r>
+      <w:r>
+        <w:rPr>
+          <w:color w:val="C45911" w:themeColor="accent2" w:themeShade="BF"/>
+          <w:sz w:val="28"/>
+          <w:szCs w:val="28"/>
+          <w:lang w:val="en-US"/>
+        </w:rPr>
+        <w:t>N</w:t>
+      </w:r>
+      <w:r>
+        <w:rPr>
+          <w:color w:val="C45911" w:themeColor="accent2" w:themeShade="BF"/>
+          <w:sz w:val="28"/>
+          <w:szCs w:val="28"/>
+        </w:rPr>
+        <w:t>. ***</w:t>
+      </w:r>
+      <w:r>
+        <w:rPr>
+          <w:color w:val="C45911" w:themeColor="accent2" w:themeShade="BF"/>
+          <w:sz w:val="28"/>
+          <w:szCs w:val="28"/>
+          <w:lang w:val="ru-RU"/>
+        </w:rPr>
+        <w:t xml:space="preserve"> </w:t>
+      </w:r>
+      <w:r>
+        <w:rPr>
+          <w:color w:val="C45911" w:themeColor="accent2" w:themeShade="BF"/>
+          <w:sz w:val="28"/>
+          <w:szCs w:val="28"/>
+          <w:highlight w:val="red"/>
+          <w:lang w:val="ru-RU"/>
+        </w:rPr>
+        <w:t>;;</w:t>
+      </w:r>
+    </w:p>
+    <w:p>
+      <w:pPr>
+        <w:spacing w:line="247" w:lineRule="auto"/>
+        <w:ind w:firstLine="709"/>
+        <w:jc w:val="both"/>
+        <w:rPr>
+          <w:color w:val="C45911" w:themeColor="accent2" w:themeShade="BF"/>
+          <w:sz w:val="28"/>
+          <w:szCs w:val="28"/>
+        </w:rPr>
+      </w:pPr>
+      <w:r>
+        <w:rPr>
+          <w:color w:val="C45911" w:themeColor="accent2" w:themeShade="BF"/>
+          <w:sz w:val="28"/>
+          <w:szCs w:val="28"/>
+        </w:rPr>
+        <w:t xml:space="preserve">, який перебував у відпустці для лікування, вважати таким, що перебуває на лікуванні у *** </w:t>
+      </w:r>
+    </w:p>
+    <w:p>
+      <w:pPr>
+        <w:spacing w:line="247" w:lineRule="auto"/>
+        <w:ind w:firstLine="709"/>
+        <w:jc w:val="both"/>
+        <w:rPr>
+          <w:color w:val="C45911" w:themeColor="accent2" w:themeShade="BF"/>
+          <w:sz w:val="28"/>
+          <w:szCs w:val="28"/>
+        </w:rPr>
+      </w:pPr>
+      <w:r>
+        <w:rPr>
+          <w:color w:val="C45911" w:themeColor="accent2" w:themeShade="BF"/>
+          <w:sz w:val="28"/>
+          <w:szCs w:val="28"/>
+        </w:rPr>
+        <w:t>, з ** ** 2026 року.</w:t>
+      </w:r>
+    </w:p>
+    <w:p>
+      <w:pPr>
+        <w:spacing w:line="247" w:lineRule="auto"/>
+        <w:ind w:firstLine="709"/>
+        <w:jc w:val="both"/>
+        <w:rPr>
+          <w:color w:val="C45911" w:themeColor="accent2" w:themeShade="BF"/>
+          <w:sz w:val="28"/>
+          <w:szCs w:val="28"/>
+        </w:rPr>
+      </w:pPr>
+    </w:p>
+    <w:p>
+      <w:pPr>
+        <w:spacing w:line="247" w:lineRule="auto"/>
+        <w:ind w:firstLine="709"/>
+        <w:jc w:val="both"/>
+        <w:rPr>
+          <w:color w:val="C45911" w:themeColor="accent2" w:themeShade="BF"/>
+          <w:sz w:val="28"/>
+          <w:szCs w:val="28"/>
+          <w:lang w:val="ru-RU"/>
+        </w:rPr>
+      </w:pPr>
+      <w:r>
+        <w:rPr>
+          <w:color w:val="C45911" w:themeColor="accent2" w:themeShade="BF"/>
+          <w:sz w:val="28"/>
+          <w:szCs w:val="28"/>
+        </w:rPr>
+        <w:t>Підстава: рапорт *** (</w:t>
+      </w:r>
       <w:proofErr w:type="spellStart"/>
       <w:r>
         <w:rPr>
-          <w:sz w:val="28"/>
-          <w:szCs w:val="28"/>
-          <w:highlight w:val="magenta"/>
-        </w:rPr>
-        <w:t>перебуття</w:t>
+          <w:color w:val="C45911" w:themeColor="accent2" w:themeShade="BF"/>
+          <w:sz w:val="28"/>
+          <w:szCs w:val="28"/>
+        </w:rPr>
+        <w:t>вх</w:t>
       </w:r>
       <w:proofErr w:type="spellEnd"/>
       <w:r>
         <w:rPr>
-          <w:sz w:val="28"/>
-          <w:szCs w:val="28"/>
-          <w:highlight w:val="magenta"/>
+          <w:color w:val="C45911" w:themeColor="accent2" w:themeShade="BF"/>
+          <w:sz w:val="28"/>
+          <w:szCs w:val="28"/>
+        </w:rPr>
+        <w:t>. № 1656/ **** </w:t>
+      </w:r>
+      <w:r>
+        <w:rPr>
+          <w:color w:val="C45911" w:themeColor="accent2" w:themeShade="BF"/>
+          <w:sz w:val="28"/>
+          <w:szCs w:val="28"/>
+          <w:highlight w:val="red"/>
+        </w:rPr>
+        <w:t>;;</w:t>
+      </w:r>
+      <w:r>
+        <w:rPr>
+          <w:color w:val="C45911" w:themeColor="accent2" w:themeShade="BF"/>
+          <w:sz w:val="28"/>
+          <w:szCs w:val="28"/>
+        </w:rPr>
+        <w:t>-</w:t>
+      </w:r>
+      <w:r>
+        <w:rPr>
+          <w:color w:val="C45911" w:themeColor="accent2" w:themeShade="BF"/>
+          <w:sz w:val="28"/>
+          <w:szCs w:val="28"/>
+        </w:rPr>
+        <w:t xml:space="preserve">в </w:t>
+      </w:r>
+      <w:r>
+        <w:rPr>
+          <w:color w:val="C45911" w:themeColor="accent2" w:themeShade="BF"/>
+          <w:sz w:val="28"/>
+          <w:szCs w:val="28"/>
+        </w:rPr>
+        <w:t>від **.03.2026</w:t>
+      </w:r>
+      <w:r>
+        <w:rPr>
+          <w:color w:val="C45911" w:themeColor="accent2" w:themeShade="BF"/>
+          <w:sz w:val="28"/>
+          <w:szCs w:val="28"/>
+        </w:rPr>
+        <w:t xml:space="preserve">), </w:t>
+      </w:r>
+      <w:r>
+        <w:rPr>
+          <w:color w:val="C45911" w:themeColor="accent2" w:themeShade="BF"/>
+          <w:sz w:val="28"/>
+          <w:szCs w:val="28"/>
+        </w:rPr>
+        <w:t>медична карта стаціонарного хворого № ***</w:t>
+      </w:r>
+      <w:r>
+        <w:rPr>
+          <w:color w:val="C45911" w:themeColor="accent2" w:themeShade="BF"/>
+          <w:sz w:val="28"/>
+          <w:szCs w:val="28"/>
+          <w:lang w:val="en-US"/>
+        </w:rPr>
+        <w:t> </w:t>
+      </w:r>
+      <w:r>
+        <w:rPr>
+          <w:color w:val="C45911" w:themeColor="accent2" w:themeShade="BF"/>
+          <w:sz w:val="28"/>
+          <w:szCs w:val="28"/>
+          <w:highlight w:val="red"/>
+          <w:lang w:val="ru-RU"/>
+        </w:rPr>
+        <w:t>;;</w:t>
+      </w:r>
+      <w:r>
+        <w:rPr>
+          <w:color w:val="C45911" w:themeColor="accent2" w:themeShade="BF"/>
+          <w:sz w:val="28"/>
+          <w:szCs w:val="28"/>
           <w:lang w:val="ru-RU"/>
         </w:rPr>
         <w:t xml:space="preserve"> </w:t>
       </w:r>
       <w:r>
         <w:rPr>
+          <w:color w:val="C45911" w:themeColor="accent2" w:themeShade="BF"/>
+          <w:sz w:val="28"/>
+          <w:szCs w:val="28"/>
+        </w:rPr>
+        <w:t>від **.03.2026</w:t>
+      </w:r>
+      <w:r>
+        <w:rPr>
+          <w:color w:val="C45911" w:themeColor="accent2" w:themeShade="BF"/>
+          <w:sz w:val="28"/>
+          <w:szCs w:val="28"/>
+        </w:rPr>
+        <w:t xml:space="preserve">, </w:t>
+      </w:r>
+      <w:r>
+        <w:rPr>
+          <w:color w:val="C45911" w:themeColor="accent2" w:themeShade="BF"/>
+          <w:sz w:val="28"/>
+          <w:szCs w:val="28"/>
+        </w:rPr>
+        <w:t>відпускний квиток № 3/71/</w:t>
+      </w:r>
+      <w:r>
+        <w:rPr>
+          <w:color w:val="C45911" w:themeColor="accent2" w:themeShade="BF"/>
+          <w:sz w:val="28"/>
+          <w:szCs w:val="28"/>
+          <w:lang w:val="en-US"/>
+        </w:rPr>
+        <w:t> </w:t>
+      </w:r>
+      <w:r>
+        <w:rPr>
+          <w:color w:val="C45911" w:themeColor="accent2" w:themeShade="BF"/>
+          <w:sz w:val="28"/>
+          <w:szCs w:val="28"/>
+        </w:rPr>
+        <w:t>***</w:t>
+      </w:r>
+      <w:r>
+        <w:rPr>
+          <w:color w:val="C45911" w:themeColor="accent2" w:themeShade="BF"/>
+          <w:sz w:val="28"/>
+          <w:szCs w:val="28"/>
+          <w:lang w:val="en-US"/>
+        </w:rPr>
+        <w:t> </w:t>
+      </w:r>
+      <w:r>
+        <w:rPr>
+          <w:color w:val="C45911" w:themeColor="accent2" w:themeShade="BF"/>
+          <w:sz w:val="28"/>
+          <w:szCs w:val="28"/>
+          <w:highlight w:val="red"/>
+        </w:rPr>
+        <w:t>;;</w:t>
+      </w:r>
+      <w:r>
+        <w:rPr>
+          <w:color w:val="C45911" w:themeColor="accent2" w:themeShade="BF"/>
+          <w:sz w:val="28"/>
+          <w:szCs w:val="28"/>
+        </w:rPr>
+        <w:t xml:space="preserve"> </w:t>
+      </w:r>
+      <w:r>
+        <w:rPr>
+          <w:color w:val="C45911" w:themeColor="accent2" w:themeShade="BF"/>
+          <w:sz w:val="28"/>
+          <w:szCs w:val="28"/>
+        </w:rPr>
+        <w:t>від **.03.2026</w:t>
+      </w:r>
+      <w:r>
+        <w:rPr>
+          <w:color w:val="C45911" w:themeColor="accent2" w:themeShade="BF"/>
+          <w:sz w:val="28"/>
+          <w:szCs w:val="28"/>
+        </w:rPr>
+        <w:t>.</w:t>
+      </w:r>
+    </w:p>
+    <w:p>
+      <w:pPr>
+        <w:spacing w:line="247" w:lineRule="auto"/>
+        <w:ind w:firstLine="709"/>
+        <w:jc w:val="both"/>
+        <w:rPr>
+          <w:color w:val="C45911" w:themeColor="accent2" w:themeShade="BF"/>
+          <w:sz w:val="28"/>
+          <w:szCs w:val="28"/>
+          <w:lang w:val="ru-RU"/>
+        </w:rPr>
+      </w:pPr>
+      <w:r>
+        <w:rPr>
+          <w:color w:val="C45911" w:themeColor="accent2" w:themeShade="BF"/>
+          <w:sz w:val="28"/>
+          <w:szCs w:val="28"/>
+          <w:lang w:val="ru-RU"/>
+        </w:rPr>
+        <w:t>========================================================</w:t>
+      </w:r>
+    </w:p>
+    <w:p>
+      <w:pPr>
+        <w:spacing w:line="247" w:lineRule="auto"/>
+        <w:ind w:firstLine="709"/>
+        <w:jc w:val="both"/>
+        <w:rPr>
+          <w:sz w:val="28"/>
+          <w:szCs w:val="28"/>
+        </w:rPr>
+      </w:pPr>
+    </w:p>
+    <w:p>
+      <w:pPr>
+        <w:ind w:firstLine="709"/>
+        <w:jc w:val="both"/>
+        <w:rPr>
+          <w:sz w:val="28"/>
+          <w:szCs w:val="28"/>
+        </w:rPr>
+      </w:pPr>
+      <w:r>
+        <w:rPr>
           <w:sz w:val="28"/>
           <w:szCs w:val="28"/>
           <w:highlight w:val="yellow"/>
-          <w:lang w:val="ru-RU"/>
-        </w:rPr>
-        <w:t>(</w:t>
+        </w:rPr>
+        <w:t>24. Нижчепойменованих військовослужбовців військової частини А7383, вважати такими, що прибули до району виконання бойових завдань, з</w:t>
       </w:r>
       <w:r>
         <w:rPr>
           <w:sz w:val="28"/>
           <w:szCs w:val="28"/>
           <w:highlight w:val="yellow"/>
-        </w:rPr>
-        <w:t>з лікування у відпустку для лік</w:t>
+          <w:lang w:val="ru-RU"/>
+        </w:rPr>
+        <w:t xml:space="preserve"> {#}</w:t>
       </w:r>
       <w:r>
         <w:rPr>
@@ -5113,16 +6548,15 @@
           <w:szCs w:val="28"/>
           <w:highlight w:val="yellow"/>
         </w:rPr>
-        <w:t>.</w:t>
+        <w:t xml:space="preserve"> </w:t>
       </w:r>
       <w:r>
         <w:rPr>
           <w:sz w:val="28"/>
           <w:szCs w:val="28"/>
           <w:highlight w:val="yellow"/>
-          <w:lang w:val="ru-RU"/>
-        </w:rPr>
-        <w:t>)</w:t>
+        </w:rPr>
+        <w:t>березня</w:t>
       </w:r>
       <w:r>
         <w:rPr>
@@ -5130,38 +6564,35 @@
           <w:szCs w:val="28"/>
           <w:highlight w:val="yellow"/>
         </w:rPr>
-        <w:t>:</w:t>
-      </w:r>
-    </w:p>
-    <w:p>
-      <w:pPr>
-        <w:spacing w:line="247" w:lineRule="auto"/>
-        <w:ind w:firstLine="709"/>
-        <w:jc w:val="both"/>
-        <w:rPr>
-          <w:sz w:val="28"/>
-          <w:szCs w:val="28"/>
-        </w:rPr>
-      </w:pPr>
-    </w:p>
-    <w:p>
-      <w:pPr>
-        <w:spacing w:line="247" w:lineRule="auto"/>
-        <w:ind w:firstLine="709"/>
-        <w:jc w:val="both"/>
-        <w:rPr>
-          <w:color w:val="C45911" w:themeColor="accent2" w:themeShade="BF"/>
-          <w:sz w:val="28"/>
-          <w:szCs w:val="28"/>
-          <w:lang w:val="ru-RU"/>
-        </w:rPr>
-      </w:pPr>
-      <w:r>
-        <w:rPr>
-          <w:color w:val="C45911" w:themeColor="accent2" w:themeShade="BF"/>
-          <w:sz w:val="28"/>
-          <w:szCs w:val="28"/>
-          <w:lang w:val="ru-RU"/>
+        <w:t xml:space="preserve"> 2026 року:</w:t>
+      </w:r>
+    </w:p>
+    <w:p>
+      <w:pPr>
+        <w:ind w:firstLine="709"/>
+        <w:jc w:val="both"/>
+        <w:rPr>
+          <w:sz w:val="28"/>
+          <w:szCs w:val="28"/>
+        </w:rPr>
+      </w:pPr>
+    </w:p>
+    <w:p>
+      <w:pPr>
+        <w:spacing w:line="247" w:lineRule="auto"/>
+        <w:ind w:firstLine="709"/>
+        <w:jc w:val="both"/>
+        <w:rPr>
+          <w:color w:val="C45911" w:themeColor="accent2" w:themeShade="BF"/>
+          <w:sz w:val="28"/>
+          <w:szCs w:val="28"/>
+        </w:rPr>
+      </w:pPr>
+      <w:r>
+        <w:rPr>
+          <w:color w:val="C45911" w:themeColor="accent2" w:themeShade="BF"/>
+          <w:sz w:val="28"/>
+          <w:szCs w:val="28"/>
         </w:rPr>
         <w:t>========================================================</w:t>
       </w:r>
@@ -5183,1589 +6614,6 @@
           <w:sz w:val="28"/>
           <w:szCs w:val="28"/>
         </w:rPr>
-        <w:t>1</w:t>
-      </w:r>
-      <w:r>
-        <w:rPr>
-          <w:color w:val="C45911" w:themeColor="accent2" w:themeShade="BF"/>
-          <w:sz w:val="28"/>
-          <w:szCs w:val="28"/>
-          <w:lang w:val="en-US"/>
-        </w:rPr>
-        <w:t>N</w:t>
-      </w:r>
-      <w:r>
-        <w:rPr>
-          <w:color w:val="C45911" w:themeColor="accent2" w:themeShade="BF"/>
-          <w:sz w:val="28"/>
-          <w:szCs w:val="28"/>
-        </w:rPr>
-        <w:t>.</w:t>
-      </w:r>
-      <w:r>
-        <w:rPr>
-          <w:color w:val="C45911" w:themeColor="accent2" w:themeShade="BF"/>
-          <w:sz w:val="28"/>
-          <w:szCs w:val="28"/>
-        </w:rPr>
-        <w:t> </w:t>
-      </w:r>
-      <w:r>
-        <w:rPr>
-          <w:color w:val="C45911" w:themeColor="accent2" w:themeShade="BF"/>
-          <w:sz w:val="28"/>
-          <w:szCs w:val="28"/>
-        </w:rPr>
-        <w:t>***</w:t>
-      </w:r>
-    </w:p>
-    <w:p>
-      <w:pPr>
-        <w:spacing w:line="247" w:lineRule="auto"/>
-        <w:ind w:firstLine="709"/>
-        <w:jc w:val="both"/>
-        <w:rPr>
-          <w:color w:val="C45911" w:themeColor="accent2" w:themeShade="BF"/>
-          <w:sz w:val="28"/>
-          <w:szCs w:val="28"/>
-        </w:rPr>
-      </w:pPr>
-      <w:r>
-        <w:rPr>
-          <w:color w:val="C45911" w:themeColor="accent2" w:themeShade="BF"/>
-          <w:sz w:val="28"/>
-          <w:szCs w:val="28"/>
-        </w:rPr>
-        <w:t xml:space="preserve">, який перебував </w:t>
-      </w:r>
-      <w:r>
-        <w:rPr>
-          <w:color w:val="C45911" w:themeColor="accent2" w:themeShade="BF"/>
-          <w:sz w:val="28"/>
-          <w:szCs w:val="28"/>
-        </w:rPr>
-        <w:t xml:space="preserve">на лікуванні у *** </w:t>
-      </w:r>
-      <w:r>
-        <w:rPr>
-          <w:color w:val="C45911" w:themeColor="accent2" w:themeShade="BF"/>
-          <w:sz w:val="28"/>
-          <w:szCs w:val="28"/>
-        </w:rPr>
-        <w:t xml:space="preserve">, вважати таким, що перебуває </w:t>
-      </w:r>
-      <w:r>
-        <w:rPr>
-          <w:color w:val="C45911" w:themeColor="accent2" w:themeShade="BF"/>
-          <w:sz w:val="28"/>
-          <w:szCs w:val="28"/>
-        </w:rPr>
-        <w:t>у відпустці для лікування</w:t>
-      </w:r>
-    </w:p>
-    <w:p>
-      <w:pPr>
-        <w:spacing w:line="247" w:lineRule="auto"/>
-        <w:ind w:firstLine="709"/>
-        <w:jc w:val="both"/>
-        <w:rPr>
-          <w:color w:val="C45911" w:themeColor="accent2" w:themeShade="BF"/>
-          <w:sz w:val="28"/>
-          <w:szCs w:val="28"/>
-        </w:rPr>
-      </w:pPr>
-      <w:r>
-        <w:rPr>
-          <w:color w:val="C45911" w:themeColor="accent2" w:themeShade="BF"/>
-          <w:sz w:val="28"/>
-          <w:szCs w:val="28"/>
-        </w:rPr>
-        <w:t>, до ***</w:t>
-      </w:r>
-    </w:p>
-    <w:p>
-      <w:pPr>
-        <w:spacing w:line="247" w:lineRule="auto"/>
-        <w:ind w:firstLine="709"/>
-        <w:jc w:val="both"/>
-        <w:rPr>
-          <w:color w:val="C45911" w:themeColor="accent2" w:themeShade="BF"/>
-          <w:sz w:val="28"/>
-          <w:szCs w:val="28"/>
-        </w:rPr>
-      </w:pPr>
-      <w:r>
-        <w:rPr>
-          <w:color w:val="C45911" w:themeColor="accent2" w:themeShade="BF"/>
-          <w:sz w:val="28"/>
-          <w:szCs w:val="28"/>
-        </w:rPr>
-        <w:t xml:space="preserve">, терміном на </w:t>
-      </w:r>
-      <w:r>
-        <w:rPr>
-          <w:color w:val="C45911" w:themeColor="accent2" w:themeShade="BF"/>
-          <w:sz w:val="28"/>
-          <w:szCs w:val="28"/>
-        </w:rPr>
-        <w:t>**</w:t>
-      </w:r>
-      <w:r>
-        <w:rPr>
-          <w:color w:val="C45911" w:themeColor="accent2" w:themeShade="BF"/>
-          <w:sz w:val="28"/>
-          <w:szCs w:val="28"/>
-        </w:rPr>
-        <w:t xml:space="preserve"> календарних днів</w:t>
-      </w:r>
-    </w:p>
-    <w:p>
-      <w:pPr>
-        <w:spacing w:line="247" w:lineRule="auto"/>
-        <w:ind w:firstLine="709"/>
-        <w:jc w:val="both"/>
-        <w:rPr>
-          <w:color w:val="C45911" w:themeColor="accent2" w:themeShade="BF"/>
-          <w:sz w:val="28"/>
-          <w:szCs w:val="28"/>
-        </w:rPr>
-      </w:pPr>
-      <w:r>
-        <w:rPr>
-          <w:color w:val="C45911" w:themeColor="accent2" w:themeShade="BF"/>
-          <w:sz w:val="28"/>
-          <w:szCs w:val="28"/>
-        </w:rPr>
-        <w:t xml:space="preserve">, з ** </w:t>
-      </w:r>
-      <w:r>
-        <w:rPr>
-          <w:color w:val="C45911" w:themeColor="accent2" w:themeShade="BF"/>
-          <w:sz w:val="28"/>
-          <w:szCs w:val="28"/>
-        </w:rPr>
-        <w:t xml:space="preserve">**** </w:t>
-      </w:r>
-      <w:r>
-        <w:rPr>
-          <w:color w:val="C45911" w:themeColor="accent2" w:themeShade="BF"/>
-          <w:sz w:val="28"/>
-          <w:szCs w:val="28"/>
-        </w:rPr>
-        <w:t xml:space="preserve">по ** </w:t>
-      </w:r>
-      <w:r>
-        <w:rPr>
-          <w:color w:val="C45911" w:themeColor="accent2" w:themeShade="BF"/>
-          <w:sz w:val="28"/>
-          <w:szCs w:val="28"/>
-        </w:rPr>
-        <w:t>****</w:t>
-      </w:r>
-      <w:r>
-        <w:rPr>
-          <w:color w:val="C45911" w:themeColor="accent2" w:themeShade="BF"/>
-          <w:sz w:val="28"/>
-          <w:szCs w:val="28"/>
-        </w:rPr>
-        <w:t xml:space="preserve"> 2026 року.</w:t>
-      </w:r>
-    </w:p>
-    <w:p>
-      <w:pPr>
-        <w:spacing w:line="247" w:lineRule="auto"/>
-        <w:ind w:firstLine="709"/>
-        <w:jc w:val="both"/>
-        <w:rPr>
-          <w:color w:val="C45911" w:themeColor="accent2" w:themeShade="BF"/>
-          <w:sz w:val="28"/>
-          <w:szCs w:val="28"/>
-        </w:rPr>
-      </w:pPr>
-    </w:p>
-    <w:p>
-      <w:pPr>
-        <w:spacing w:line="247" w:lineRule="auto"/>
-        <w:ind w:firstLine="709"/>
-        <w:jc w:val="both"/>
-        <w:rPr>
-          <w:color w:val="C45911" w:themeColor="accent2" w:themeShade="BF"/>
-          <w:sz w:val="28"/>
-          <w:szCs w:val="28"/>
-          <w:lang w:val="ru-RU"/>
-        </w:rPr>
-      </w:pPr>
-      <w:r>
-        <w:rPr>
-          <w:color w:val="C45911" w:themeColor="accent2" w:themeShade="BF"/>
-          <w:sz w:val="28"/>
-          <w:szCs w:val="28"/>
-        </w:rPr>
-        <w:t>Підстава: рапорт *** (</w:t>
-      </w:r>
-      <w:proofErr w:type="spellStart"/>
-      <w:r>
-        <w:rPr>
-          <w:color w:val="C45911" w:themeColor="accent2" w:themeShade="BF"/>
-          <w:sz w:val="28"/>
-          <w:szCs w:val="28"/>
-        </w:rPr>
-        <w:t>вх</w:t>
-      </w:r>
-      <w:proofErr w:type="spellEnd"/>
-      <w:r>
-        <w:rPr>
-          <w:color w:val="C45911" w:themeColor="accent2" w:themeShade="BF"/>
-          <w:sz w:val="28"/>
-          <w:szCs w:val="28"/>
-        </w:rPr>
-        <w:t>. № 1656/</w:t>
-      </w:r>
-      <w:r>
-        <w:rPr>
-          <w:color w:val="C45911" w:themeColor="accent2" w:themeShade="BF"/>
-          <w:sz w:val="28"/>
-          <w:szCs w:val="28"/>
-        </w:rPr>
-        <w:t> </w:t>
-      </w:r>
-      <w:r>
-        <w:rPr>
-          <w:color w:val="C45911" w:themeColor="accent2" w:themeShade="BF"/>
-          <w:sz w:val="28"/>
-          <w:szCs w:val="28"/>
-        </w:rPr>
-        <w:t>****</w:t>
-      </w:r>
-      <w:r>
-        <w:rPr>
-          <w:color w:val="C45911" w:themeColor="accent2" w:themeShade="BF"/>
-          <w:sz w:val="28"/>
-          <w:szCs w:val="28"/>
-        </w:rPr>
-        <w:t> </w:t>
-      </w:r>
-      <w:r>
-        <w:rPr>
-          <w:color w:val="C45911" w:themeColor="accent2" w:themeShade="BF"/>
-          <w:sz w:val="28"/>
-          <w:szCs w:val="28"/>
-          <w:highlight w:val="red"/>
-        </w:rPr>
-        <w:t>;;</w:t>
-      </w:r>
-      <w:r>
-        <w:rPr>
-          <w:color w:val="C45911" w:themeColor="accent2" w:themeShade="BF"/>
-          <w:sz w:val="28"/>
-          <w:szCs w:val="28"/>
-        </w:rPr>
-        <w:t>-</w:t>
-      </w:r>
-      <w:r>
-        <w:rPr>
-          <w:color w:val="C45911" w:themeColor="accent2" w:themeShade="BF"/>
-          <w:sz w:val="28"/>
-          <w:szCs w:val="28"/>
-        </w:rPr>
-        <w:t xml:space="preserve">в </w:t>
-      </w:r>
-      <w:r>
-        <w:rPr>
-          <w:color w:val="C45911" w:themeColor="accent2" w:themeShade="BF"/>
-          <w:sz w:val="28"/>
-          <w:szCs w:val="28"/>
-        </w:rPr>
-        <w:t>від **.03.2026</w:t>
-      </w:r>
-      <w:r>
-        <w:rPr>
-          <w:color w:val="C45911" w:themeColor="accent2" w:themeShade="BF"/>
-          <w:sz w:val="28"/>
-          <w:szCs w:val="28"/>
-        </w:rPr>
-        <w:t xml:space="preserve">), </w:t>
-      </w:r>
-      <w:r>
-        <w:rPr>
-          <w:color w:val="C45911" w:themeColor="accent2" w:themeShade="BF"/>
-          <w:sz w:val="28"/>
-          <w:szCs w:val="28"/>
-        </w:rPr>
-        <w:t xml:space="preserve">довідка військово-лікарської комісії </w:t>
-      </w:r>
-      <w:r>
-        <w:rPr>
-          <w:color w:val="C45911" w:themeColor="accent2" w:themeShade="BF"/>
-          <w:sz w:val="28"/>
-          <w:szCs w:val="28"/>
-        </w:rPr>
-        <w:t>№ ***</w:t>
-      </w:r>
-      <w:r>
-        <w:rPr>
-          <w:color w:val="C45911" w:themeColor="accent2" w:themeShade="BF"/>
-          <w:sz w:val="28"/>
-          <w:szCs w:val="28"/>
-          <w:lang w:val="en-US"/>
-        </w:rPr>
-        <w:t> </w:t>
-      </w:r>
-      <w:r>
-        <w:rPr>
-          <w:color w:val="C45911" w:themeColor="accent2" w:themeShade="BF"/>
-          <w:sz w:val="28"/>
-          <w:szCs w:val="28"/>
-          <w:highlight w:val="red"/>
-        </w:rPr>
-        <w:t>;;</w:t>
-      </w:r>
-      <w:r>
-        <w:rPr>
-          <w:color w:val="C45911" w:themeColor="accent2" w:themeShade="BF"/>
-          <w:sz w:val="28"/>
-          <w:szCs w:val="28"/>
-        </w:rPr>
-        <w:t xml:space="preserve"> </w:t>
-      </w:r>
-      <w:r>
-        <w:rPr>
-          <w:color w:val="C45911" w:themeColor="accent2" w:themeShade="BF"/>
-          <w:sz w:val="28"/>
-          <w:szCs w:val="28"/>
-        </w:rPr>
-        <w:t>від **.03.2026</w:t>
-      </w:r>
-      <w:r>
-        <w:rPr>
-          <w:color w:val="C45911" w:themeColor="accent2" w:themeShade="BF"/>
-          <w:sz w:val="28"/>
-          <w:szCs w:val="28"/>
-        </w:rPr>
-        <w:t xml:space="preserve">, виписка із медичної карти стаціонарного хворого </w:t>
-      </w:r>
-      <w:r>
-        <w:rPr>
-          <w:color w:val="C45911" w:themeColor="accent2" w:themeShade="BF"/>
-          <w:sz w:val="28"/>
-          <w:szCs w:val="28"/>
-        </w:rPr>
-        <w:t>№ ***</w:t>
-      </w:r>
-      <w:r>
-        <w:rPr>
-          <w:color w:val="C45911" w:themeColor="accent2" w:themeShade="BF"/>
-          <w:sz w:val="28"/>
-          <w:szCs w:val="28"/>
-          <w:lang w:val="en-US"/>
-        </w:rPr>
-        <w:t> </w:t>
-      </w:r>
-      <w:r>
-        <w:rPr>
-          <w:color w:val="C45911" w:themeColor="accent2" w:themeShade="BF"/>
-          <w:sz w:val="28"/>
-          <w:szCs w:val="28"/>
-          <w:highlight w:val="red"/>
-        </w:rPr>
-        <w:t>;;</w:t>
-      </w:r>
-      <w:r>
-        <w:rPr>
-          <w:color w:val="C45911" w:themeColor="accent2" w:themeShade="BF"/>
-          <w:sz w:val="28"/>
-          <w:szCs w:val="28"/>
-        </w:rPr>
-        <w:t xml:space="preserve"> </w:t>
-      </w:r>
-      <w:r>
-        <w:rPr>
-          <w:color w:val="C45911" w:themeColor="accent2" w:themeShade="BF"/>
-          <w:sz w:val="28"/>
-          <w:szCs w:val="28"/>
-        </w:rPr>
-        <w:t>від **.03.2026</w:t>
-      </w:r>
-      <w:r>
-        <w:rPr>
-          <w:color w:val="C45911" w:themeColor="accent2" w:themeShade="BF"/>
-          <w:sz w:val="28"/>
-          <w:szCs w:val="28"/>
-        </w:rPr>
-        <w:t xml:space="preserve">, </w:t>
-      </w:r>
-      <w:r>
-        <w:rPr>
-          <w:color w:val="C45911" w:themeColor="accent2" w:themeShade="BF"/>
-          <w:sz w:val="28"/>
-          <w:szCs w:val="28"/>
-        </w:rPr>
-        <w:t xml:space="preserve">відпускний квиток </w:t>
-      </w:r>
-      <w:r>
-        <w:rPr>
-          <w:color w:val="C45911" w:themeColor="accent2" w:themeShade="BF"/>
-          <w:sz w:val="28"/>
-          <w:szCs w:val="28"/>
-        </w:rPr>
-        <w:t>№ 3/71/</w:t>
-      </w:r>
-      <w:r>
-        <w:rPr>
-          <w:color w:val="C45911" w:themeColor="accent2" w:themeShade="BF"/>
-          <w:sz w:val="28"/>
-          <w:szCs w:val="28"/>
-          <w:lang w:val="en-US"/>
-        </w:rPr>
-        <w:t> </w:t>
-      </w:r>
-      <w:r>
-        <w:rPr>
-          <w:color w:val="C45911" w:themeColor="accent2" w:themeShade="BF"/>
-          <w:sz w:val="28"/>
-          <w:szCs w:val="28"/>
-        </w:rPr>
-        <w:t>***</w:t>
-      </w:r>
-      <w:r>
-        <w:rPr>
-          <w:color w:val="C45911" w:themeColor="accent2" w:themeShade="BF"/>
-          <w:sz w:val="28"/>
-          <w:szCs w:val="28"/>
-          <w:lang w:val="en-US"/>
-        </w:rPr>
-        <w:t> </w:t>
-      </w:r>
-      <w:r>
-        <w:rPr>
-          <w:color w:val="C45911" w:themeColor="accent2" w:themeShade="BF"/>
-          <w:sz w:val="28"/>
-          <w:szCs w:val="28"/>
-          <w:highlight w:val="red"/>
-        </w:rPr>
-        <w:t>;;</w:t>
-      </w:r>
-      <w:r>
-        <w:rPr>
-          <w:color w:val="C45911" w:themeColor="accent2" w:themeShade="BF"/>
-          <w:sz w:val="28"/>
-          <w:szCs w:val="28"/>
-        </w:rPr>
-        <w:t xml:space="preserve"> </w:t>
-      </w:r>
-      <w:r>
-        <w:rPr>
-          <w:color w:val="C45911" w:themeColor="accent2" w:themeShade="BF"/>
-          <w:sz w:val="28"/>
-          <w:szCs w:val="28"/>
-        </w:rPr>
-        <w:t>від **.03.2026</w:t>
-      </w:r>
-      <w:r>
-        <w:rPr>
-          <w:color w:val="C45911" w:themeColor="accent2" w:themeShade="BF"/>
-          <w:sz w:val="28"/>
-          <w:szCs w:val="28"/>
-        </w:rPr>
-        <w:t>.</w:t>
-      </w:r>
-    </w:p>
-    <w:p>
-      <w:pPr>
-        <w:spacing w:line="247" w:lineRule="auto"/>
-        <w:ind w:firstLine="709"/>
-        <w:jc w:val="both"/>
-        <w:rPr>
-          <w:color w:val="C45911" w:themeColor="accent2" w:themeShade="BF"/>
-          <w:sz w:val="28"/>
-          <w:szCs w:val="28"/>
-          <w:lang w:val="ru-RU"/>
-        </w:rPr>
-      </w:pPr>
-      <w:r>
-        <w:rPr>
-          <w:color w:val="C45911" w:themeColor="accent2" w:themeShade="BF"/>
-          <w:sz w:val="28"/>
-          <w:szCs w:val="28"/>
-          <w:lang w:val="ru-RU"/>
-        </w:rPr>
-        <w:t>========================================================</w:t>
-      </w:r>
-    </w:p>
-    <w:p>
-      <w:pPr>
-        <w:spacing w:line="247" w:lineRule="auto"/>
-        <w:ind w:firstLine="709"/>
-        <w:jc w:val="both"/>
-        <w:rPr>
-          <w:sz w:val="28"/>
-          <w:szCs w:val="28"/>
-        </w:rPr>
-      </w:pPr>
-    </w:p>
-    <w:p>
-      <w:pPr>
-        <w:spacing w:line="247" w:lineRule="auto"/>
-        <w:ind w:firstLine="709"/>
-        <w:jc w:val="both"/>
-        <w:rPr>
-          <w:sz w:val="28"/>
-          <w:szCs w:val="28"/>
-        </w:rPr>
-      </w:pPr>
-      <w:r>
-        <w:rPr>
-          <w:sz w:val="28"/>
-          <w:szCs w:val="28"/>
-          <w:highlight w:val="magenta"/>
-        </w:rPr>
-        <w:t xml:space="preserve">Зміна місця </w:t>
-      </w:r>
-      <w:proofErr w:type="spellStart"/>
-      <w:r>
-        <w:rPr>
-          <w:sz w:val="28"/>
-          <w:szCs w:val="28"/>
-          <w:highlight w:val="magenta"/>
-        </w:rPr>
-        <w:t>перебуття</w:t>
-      </w:r>
-      <w:proofErr w:type="spellEnd"/>
-      <w:r>
-        <w:rPr>
-          <w:sz w:val="28"/>
-          <w:szCs w:val="28"/>
-          <w:highlight w:val="magenta"/>
-          <w:lang w:val="ru-RU"/>
-        </w:rPr>
-        <w:t xml:space="preserve"> </w:t>
-      </w:r>
-      <w:r>
-        <w:rPr>
-          <w:sz w:val="28"/>
-          <w:szCs w:val="28"/>
-          <w:highlight w:val="yellow"/>
-          <w:lang w:val="ru-RU"/>
-        </w:rPr>
-        <w:t>(</w:t>
-      </w:r>
-      <w:r>
-        <w:rPr>
-          <w:sz w:val="28"/>
-          <w:szCs w:val="28"/>
-          <w:highlight w:val="yellow"/>
-        </w:rPr>
-        <w:t>з відпустк</w:t>
-      </w:r>
-      <w:r>
-        <w:rPr>
-          <w:sz w:val="28"/>
-          <w:szCs w:val="28"/>
-          <w:highlight w:val="yellow"/>
-        </w:rPr>
-        <w:t>и для лік.</w:t>
-      </w:r>
-      <w:r>
-        <w:rPr>
-          <w:sz w:val="28"/>
-          <w:szCs w:val="28"/>
-          <w:highlight w:val="yellow"/>
-        </w:rPr>
-        <w:t xml:space="preserve"> у відпустку для лік</w:t>
-      </w:r>
-      <w:r>
-        <w:rPr>
-          <w:sz w:val="28"/>
-          <w:szCs w:val="28"/>
-          <w:highlight w:val="yellow"/>
-        </w:rPr>
-        <w:t>.</w:t>
-      </w:r>
-      <w:r>
-        <w:rPr>
-          <w:sz w:val="28"/>
-          <w:szCs w:val="28"/>
-          <w:highlight w:val="yellow"/>
-          <w:lang w:val="ru-RU"/>
-        </w:rPr>
-        <w:t>)</w:t>
-      </w:r>
-      <w:r>
-        <w:rPr>
-          <w:sz w:val="28"/>
-          <w:szCs w:val="28"/>
-          <w:highlight w:val="yellow"/>
-        </w:rPr>
-        <w:t>:</w:t>
-      </w:r>
-    </w:p>
-    <w:p>
-      <w:pPr>
-        <w:spacing w:line="247" w:lineRule="auto"/>
-        <w:ind w:firstLine="709"/>
-        <w:jc w:val="both"/>
-        <w:rPr>
-          <w:sz w:val="28"/>
-          <w:szCs w:val="28"/>
-        </w:rPr>
-      </w:pPr>
-    </w:p>
-    <w:p>
-      <w:pPr>
-        <w:spacing w:line="247" w:lineRule="auto"/>
-        <w:ind w:firstLine="709"/>
-        <w:jc w:val="both"/>
-        <w:rPr>
-          <w:color w:val="C45911" w:themeColor="accent2" w:themeShade="BF"/>
-          <w:sz w:val="28"/>
-          <w:szCs w:val="28"/>
-          <w:lang w:val="ru-RU"/>
-        </w:rPr>
-      </w:pPr>
-      <w:r>
-        <w:rPr>
-          <w:color w:val="C45911" w:themeColor="accent2" w:themeShade="BF"/>
-          <w:sz w:val="28"/>
-          <w:szCs w:val="28"/>
-          <w:lang w:val="ru-RU"/>
-        </w:rPr>
-        <w:t>========================================================</w:t>
-      </w:r>
-    </w:p>
-    <w:p>
-      <w:pPr>
-        <w:spacing w:line="247" w:lineRule="auto"/>
-        <w:ind w:firstLine="709"/>
-        <w:jc w:val="both"/>
-        <w:rPr>
-          <w:color w:val="C45911" w:themeColor="accent2" w:themeShade="BF"/>
-          <w:sz w:val="28"/>
-          <w:szCs w:val="28"/>
-        </w:rPr>
-      </w:pPr>
-      <w:r>
-        <w:rPr>
-          <w:color w:val="C45911" w:themeColor="accent2" w:themeShade="BF"/>
-          <w:sz w:val="28"/>
-          <w:szCs w:val="28"/>
-        </w:rPr>
-        <w:t>1</w:t>
-      </w:r>
-      <w:r>
-        <w:rPr>
-          <w:color w:val="C45911" w:themeColor="accent2" w:themeShade="BF"/>
-          <w:sz w:val="28"/>
-          <w:szCs w:val="28"/>
-          <w:lang w:val="en-US"/>
-        </w:rPr>
-        <w:t>N</w:t>
-      </w:r>
-      <w:r>
-        <w:rPr>
-          <w:color w:val="C45911" w:themeColor="accent2" w:themeShade="BF"/>
-          <w:sz w:val="28"/>
-          <w:szCs w:val="28"/>
-        </w:rPr>
-        <w:t>.</w:t>
-      </w:r>
-      <w:r>
-        <w:rPr>
-          <w:color w:val="C45911" w:themeColor="accent2" w:themeShade="BF"/>
-          <w:sz w:val="28"/>
-          <w:szCs w:val="28"/>
-        </w:rPr>
-        <w:t> </w:t>
-      </w:r>
-      <w:r>
-        <w:rPr>
-          <w:color w:val="C45911" w:themeColor="accent2" w:themeShade="BF"/>
-          <w:sz w:val="28"/>
-          <w:szCs w:val="28"/>
-        </w:rPr>
-        <w:t>***</w:t>
-      </w:r>
-    </w:p>
-    <w:p>
-      <w:pPr>
-        <w:spacing w:line="247" w:lineRule="auto"/>
-        <w:ind w:firstLine="709"/>
-        <w:jc w:val="both"/>
-        <w:rPr>
-          <w:color w:val="C45911" w:themeColor="accent2" w:themeShade="BF"/>
-          <w:sz w:val="28"/>
-          <w:szCs w:val="28"/>
-        </w:rPr>
-      </w:pPr>
-      <w:r>
-        <w:rPr>
-          <w:color w:val="C45911" w:themeColor="accent2" w:themeShade="BF"/>
-          <w:sz w:val="28"/>
-          <w:szCs w:val="28"/>
-        </w:rPr>
-        <w:t xml:space="preserve">, який перебував </w:t>
-      </w:r>
-      <w:r>
-        <w:rPr>
-          <w:color w:val="C45911" w:themeColor="accent2" w:themeShade="BF"/>
-          <w:sz w:val="28"/>
-          <w:szCs w:val="28"/>
-        </w:rPr>
-        <w:t>у відпустці для лікування</w:t>
-      </w:r>
-      <w:r>
-        <w:rPr>
-          <w:color w:val="C45911" w:themeColor="accent2" w:themeShade="BF"/>
-          <w:sz w:val="28"/>
-          <w:szCs w:val="28"/>
-        </w:rPr>
-        <w:t xml:space="preserve">, вважати таким, що перебуває </w:t>
-      </w:r>
-      <w:r>
-        <w:rPr>
-          <w:color w:val="C45911" w:themeColor="accent2" w:themeShade="BF"/>
-          <w:sz w:val="28"/>
-          <w:szCs w:val="28"/>
-        </w:rPr>
-        <w:t>у відпустці для лікування</w:t>
-      </w:r>
-    </w:p>
-    <w:p>
-      <w:pPr>
-        <w:spacing w:line="247" w:lineRule="auto"/>
-        <w:ind w:firstLine="709"/>
-        <w:jc w:val="both"/>
-        <w:rPr>
-          <w:color w:val="C45911" w:themeColor="accent2" w:themeShade="BF"/>
-          <w:sz w:val="28"/>
-          <w:szCs w:val="28"/>
-        </w:rPr>
-      </w:pPr>
-      <w:r>
-        <w:rPr>
-          <w:color w:val="C45911" w:themeColor="accent2" w:themeShade="BF"/>
-          <w:sz w:val="28"/>
-          <w:szCs w:val="28"/>
-        </w:rPr>
-        <w:t>, до ***</w:t>
-      </w:r>
-    </w:p>
-    <w:p>
-      <w:pPr>
-        <w:spacing w:line="247" w:lineRule="auto"/>
-        <w:ind w:firstLine="709"/>
-        <w:jc w:val="both"/>
-        <w:rPr>
-          <w:color w:val="C45911" w:themeColor="accent2" w:themeShade="BF"/>
-          <w:sz w:val="28"/>
-          <w:szCs w:val="28"/>
-        </w:rPr>
-      </w:pPr>
-      <w:r>
-        <w:rPr>
-          <w:color w:val="C45911" w:themeColor="accent2" w:themeShade="BF"/>
-          <w:sz w:val="28"/>
-          <w:szCs w:val="28"/>
-        </w:rPr>
-        <w:t>, терміном на ** календарних днів</w:t>
-      </w:r>
-    </w:p>
-    <w:p>
-      <w:pPr>
-        <w:spacing w:line="247" w:lineRule="auto"/>
-        <w:ind w:firstLine="709"/>
-        <w:jc w:val="both"/>
-        <w:rPr>
-          <w:color w:val="C45911" w:themeColor="accent2" w:themeShade="BF"/>
-          <w:sz w:val="28"/>
-          <w:szCs w:val="28"/>
-        </w:rPr>
-      </w:pPr>
-      <w:r>
-        <w:rPr>
-          <w:color w:val="C45911" w:themeColor="accent2" w:themeShade="BF"/>
-          <w:sz w:val="28"/>
-          <w:szCs w:val="28"/>
-        </w:rPr>
-        <w:t>, з ** **** по ** **** 2026 року.</w:t>
-      </w:r>
-    </w:p>
-    <w:p>
-      <w:pPr>
-        <w:spacing w:line="247" w:lineRule="auto"/>
-        <w:ind w:firstLine="709"/>
-        <w:jc w:val="both"/>
-        <w:rPr>
-          <w:color w:val="C45911" w:themeColor="accent2" w:themeShade="BF"/>
-          <w:sz w:val="28"/>
-          <w:szCs w:val="28"/>
-        </w:rPr>
-      </w:pPr>
-    </w:p>
-    <w:p>
-      <w:pPr>
-        <w:spacing w:line="247" w:lineRule="auto"/>
-        <w:ind w:firstLine="709"/>
-        <w:jc w:val="both"/>
-        <w:rPr>
-          <w:color w:val="C45911" w:themeColor="accent2" w:themeShade="BF"/>
-          <w:sz w:val="28"/>
-          <w:szCs w:val="28"/>
-          <w:lang w:val="ru-RU"/>
-        </w:rPr>
-      </w:pPr>
-      <w:r>
-        <w:rPr>
-          <w:color w:val="C45911" w:themeColor="accent2" w:themeShade="BF"/>
-          <w:sz w:val="28"/>
-          <w:szCs w:val="28"/>
-        </w:rPr>
-        <w:t>Підстава: рапорт *** (</w:t>
-      </w:r>
-      <w:proofErr w:type="spellStart"/>
-      <w:r>
-        <w:rPr>
-          <w:color w:val="C45911" w:themeColor="accent2" w:themeShade="BF"/>
-          <w:sz w:val="28"/>
-          <w:szCs w:val="28"/>
-        </w:rPr>
-        <w:t>вх</w:t>
-      </w:r>
-      <w:proofErr w:type="spellEnd"/>
-      <w:r>
-        <w:rPr>
-          <w:color w:val="C45911" w:themeColor="accent2" w:themeShade="BF"/>
-          <w:sz w:val="28"/>
-          <w:szCs w:val="28"/>
-        </w:rPr>
-        <w:t>. № 1656/ **** </w:t>
-      </w:r>
-      <w:r>
-        <w:rPr>
-          <w:color w:val="C45911" w:themeColor="accent2" w:themeShade="BF"/>
-          <w:sz w:val="28"/>
-          <w:szCs w:val="28"/>
-          <w:highlight w:val="red"/>
-        </w:rPr>
-        <w:t>;;</w:t>
-      </w:r>
-      <w:r>
-        <w:rPr>
-          <w:color w:val="C45911" w:themeColor="accent2" w:themeShade="BF"/>
-          <w:sz w:val="28"/>
-          <w:szCs w:val="28"/>
-        </w:rPr>
-        <w:t>-</w:t>
-      </w:r>
-      <w:r>
-        <w:rPr>
-          <w:color w:val="C45911" w:themeColor="accent2" w:themeShade="BF"/>
-          <w:sz w:val="28"/>
-          <w:szCs w:val="28"/>
-        </w:rPr>
-        <w:t xml:space="preserve">в </w:t>
-      </w:r>
-      <w:r>
-        <w:rPr>
-          <w:color w:val="C45911" w:themeColor="accent2" w:themeShade="BF"/>
-          <w:sz w:val="28"/>
-          <w:szCs w:val="28"/>
-        </w:rPr>
-        <w:t>від **.03.2026</w:t>
-      </w:r>
-      <w:r>
-        <w:rPr>
-          <w:color w:val="C45911" w:themeColor="accent2" w:themeShade="BF"/>
-          <w:sz w:val="28"/>
-          <w:szCs w:val="28"/>
-        </w:rPr>
-        <w:t>), довідка військово-лікарської комісії № ***</w:t>
-      </w:r>
-      <w:r>
-        <w:rPr>
-          <w:color w:val="C45911" w:themeColor="accent2" w:themeShade="BF"/>
-          <w:sz w:val="28"/>
-          <w:szCs w:val="28"/>
-          <w:lang w:val="en-US"/>
-        </w:rPr>
-        <w:t> </w:t>
-      </w:r>
-      <w:r>
-        <w:rPr>
-          <w:color w:val="C45911" w:themeColor="accent2" w:themeShade="BF"/>
-          <w:sz w:val="28"/>
-          <w:szCs w:val="28"/>
-          <w:highlight w:val="red"/>
-        </w:rPr>
-        <w:t>;;</w:t>
-      </w:r>
-      <w:r>
-        <w:rPr>
-          <w:color w:val="C45911" w:themeColor="accent2" w:themeShade="BF"/>
-          <w:sz w:val="28"/>
-          <w:szCs w:val="28"/>
-        </w:rPr>
-        <w:t xml:space="preserve"> </w:t>
-      </w:r>
-      <w:r>
-        <w:rPr>
-          <w:color w:val="C45911" w:themeColor="accent2" w:themeShade="BF"/>
-          <w:sz w:val="28"/>
-          <w:szCs w:val="28"/>
-        </w:rPr>
-        <w:t>від **.03.2026</w:t>
-      </w:r>
-      <w:r>
-        <w:rPr>
-          <w:color w:val="C45911" w:themeColor="accent2" w:themeShade="BF"/>
-          <w:sz w:val="28"/>
-          <w:szCs w:val="28"/>
-        </w:rPr>
-        <w:t>, відпускний квиток № 3/71/</w:t>
-      </w:r>
-      <w:r>
-        <w:rPr>
-          <w:color w:val="C45911" w:themeColor="accent2" w:themeShade="BF"/>
-          <w:sz w:val="28"/>
-          <w:szCs w:val="28"/>
-          <w:lang w:val="en-US"/>
-        </w:rPr>
-        <w:t> </w:t>
-      </w:r>
-      <w:r>
-        <w:rPr>
-          <w:color w:val="C45911" w:themeColor="accent2" w:themeShade="BF"/>
-          <w:sz w:val="28"/>
-          <w:szCs w:val="28"/>
-        </w:rPr>
-        <w:t>***</w:t>
-      </w:r>
-      <w:r>
-        <w:rPr>
-          <w:color w:val="C45911" w:themeColor="accent2" w:themeShade="BF"/>
-          <w:sz w:val="28"/>
-          <w:szCs w:val="28"/>
-          <w:lang w:val="en-US"/>
-        </w:rPr>
-        <w:t> </w:t>
-      </w:r>
-      <w:r>
-        <w:rPr>
-          <w:color w:val="C45911" w:themeColor="accent2" w:themeShade="BF"/>
-          <w:sz w:val="28"/>
-          <w:szCs w:val="28"/>
-          <w:highlight w:val="red"/>
-        </w:rPr>
-        <w:t>;;</w:t>
-      </w:r>
-      <w:r>
-        <w:rPr>
-          <w:color w:val="C45911" w:themeColor="accent2" w:themeShade="BF"/>
-          <w:sz w:val="28"/>
-          <w:szCs w:val="28"/>
-        </w:rPr>
-        <w:t xml:space="preserve"> </w:t>
-      </w:r>
-      <w:r>
-        <w:rPr>
-          <w:color w:val="C45911" w:themeColor="accent2" w:themeShade="BF"/>
-          <w:sz w:val="28"/>
-          <w:szCs w:val="28"/>
-        </w:rPr>
-        <w:t>від **.03.2026</w:t>
-      </w:r>
-      <w:r>
-        <w:rPr>
-          <w:color w:val="C45911" w:themeColor="accent2" w:themeShade="BF"/>
-          <w:sz w:val="28"/>
-          <w:szCs w:val="28"/>
-        </w:rPr>
-        <w:t>.</w:t>
-      </w:r>
-    </w:p>
-    <w:p>
-      <w:pPr>
-        <w:spacing w:line="247" w:lineRule="auto"/>
-        <w:ind w:firstLine="709"/>
-        <w:jc w:val="both"/>
-        <w:rPr>
-          <w:color w:val="C45911" w:themeColor="accent2" w:themeShade="BF"/>
-          <w:sz w:val="28"/>
-          <w:szCs w:val="28"/>
-          <w:lang w:val="ru-RU"/>
-        </w:rPr>
-      </w:pPr>
-      <w:r>
-        <w:rPr>
-          <w:color w:val="C45911" w:themeColor="accent2" w:themeShade="BF"/>
-          <w:sz w:val="28"/>
-          <w:szCs w:val="28"/>
-          <w:lang w:val="ru-RU"/>
-        </w:rPr>
-        <w:t>========================================================</w:t>
-      </w:r>
-    </w:p>
-    <w:p>
-      <w:pPr>
-        <w:spacing w:line="247" w:lineRule="auto"/>
-        <w:ind w:firstLine="709"/>
-        <w:jc w:val="both"/>
-        <w:rPr>
-          <w:sz w:val="28"/>
-          <w:szCs w:val="28"/>
-        </w:rPr>
-      </w:pPr>
-    </w:p>
-    <w:p>
-      <w:pPr>
-        <w:spacing w:line="247" w:lineRule="auto"/>
-        <w:ind w:firstLine="709"/>
-        <w:jc w:val="both"/>
-        <w:rPr>
-          <w:sz w:val="28"/>
-          <w:szCs w:val="28"/>
-        </w:rPr>
-      </w:pPr>
-      <w:r>
-        <w:rPr>
-          <w:sz w:val="28"/>
-          <w:szCs w:val="28"/>
-          <w:highlight w:val="magenta"/>
-        </w:rPr>
-        <w:t xml:space="preserve">Зміна місця </w:t>
-      </w:r>
-      <w:proofErr w:type="spellStart"/>
-      <w:r>
-        <w:rPr>
-          <w:sz w:val="28"/>
-          <w:szCs w:val="28"/>
-          <w:highlight w:val="magenta"/>
-        </w:rPr>
-        <w:t>перебуття</w:t>
-      </w:r>
-      <w:proofErr w:type="spellEnd"/>
-      <w:r>
-        <w:rPr>
-          <w:sz w:val="28"/>
-          <w:szCs w:val="28"/>
-          <w:highlight w:val="magenta"/>
-          <w:lang w:val="ru-RU"/>
-        </w:rPr>
-        <w:t xml:space="preserve"> </w:t>
-      </w:r>
-      <w:r>
-        <w:rPr>
-          <w:sz w:val="28"/>
-          <w:szCs w:val="28"/>
-          <w:highlight w:val="yellow"/>
-          <w:lang w:val="ru-RU"/>
-        </w:rPr>
-        <w:t>(</w:t>
-      </w:r>
-      <w:r>
-        <w:rPr>
-          <w:sz w:val="28"/>
-          <w:szCs w:val="28"/>
-          <w:highlight w:val="yellow"/>
-        </w:rPr>
-        <w:t>з відпустк</w:t>
-      </w:r>
-      <w:r>
-        <w:rPr>
-          <w:sz w:val="28"/>
-          <w:szCs w:val="28"/>
-          <w:highlight w:val="yellow"/>
-        </w:rPr>
-        <w:t>и для лік на лікування</w:t>
-      </w:r>
-      <w:r>
-        <w:rPr>
-          <w:sz w:val="28"/>
-          <w:szCs w:val="28"/>
-          <w:highlight w:val="yellow"/>
-          <w:lang w:val="ru-RU"/>
-        </w:rPr>
-        <w:t>)</w:t>
-      </w:r>
-      <w:r>
-        <w:rPr>
-          <w:sz w:val="28"/>
-          <w:szCs w:val="28"/>
-          <w:highlight w:val="yellow"/>
-        </w:rPr>
-        <w:t>:</w:t>
-      </w:r>
-    </w:p>
-    <w:p>
-      <w:pPr>
-        <w:spacing w:line="247" w:lineRule="auto"/>
-        <w:ind w:firstLine="709"/>
-        <w:jc w:val="both"/>
-        <w:rPr>
-          <w:sz w:val="28"/>
-          <w:szCs w:val="28"/>
-        </w:rPr>
-      </w:pPr>
-    </w:p>
-    <w:p>
-      <w:pPr>
-        <w:spacing w:line="247" w:lineRule="auto"/>
-        <w:ind w:firstLine="709"/>
-        <w:jc w:val="both"/>
-        <w:rPr>
-          <w:color w:val="C45911" w:themeColor="accent2" w:themeShade="BF"/>
-          <w:sz w:val="28"/>
-          <w:szCs w:val="28"/>
-          <w:lang w:val="ru-RU"/>
-        </w:rPr>
-      </w:pPr>
-      <w:r>
-        <w:rPr>
-          <w:color w:val="C45911" w:themeColor="accent2" w:themeShade="BF"/>
-          <w:sz w:val="28"/>
-          <w:szCs w:val="28"/>
-          <w:lang w:val="ru-RU"/>
-        </w:rPr>
-        <w:t>========================================================</w:t>
-      </w:r>
-    </w:p>
-    <w:p>
-      <w:pPr>
-        <w:spacing w:line="247" w:lineRule="auto"/>
-        <w:ind w:firstLine="709"/>
-        <w:jc w:val="both"/>
-        <w:rPr>
-          <w:color w:val="C45911" w:themeColor="accent2" w:themeShade="BF"/>
-          <w:sz w:val="28"/>
-          <w:szCs w:val="28"/>
-        </w:rPr>
-      </w:pPr>
-      <w:r>
-        <w:rPr>
-          <w:color w:val="C45911" w:themeColor="accent2" w:themeShade="BF"/>
-          <w:sz w:val="28"/>
-          <w:szCs w:val="28"/>
-        </w:rPr>
-        <w:t>1</w:t>
-      </w:r>
-      <w:r>
-        <w:rPr>
-          <w:color w:val="C45911" w:themeColor="accent2" w:themeShade="BF"/>
-          <w:sz w:val="28"/>
-          <w:szCs w:val="28"/>
-          <w:lang w:val="en-US"/>
-        </w:rPr>
-        <w:t>N</w:t>
-      </w:r>
-      <w:r>
-        <w:rPr>
-          <w:color w:val="C45911" w:themeColor="accent2" w:themeShade="BF"/>
-          <w:sz w:val="28"/>
-          <w:szCs w:val="28"/>
-        </w:rPr>
-        <w:t>.</w:t>
-      </w:r>
-      <w:r>
-        <w:rPr>
-          <w:color w:val="C45911" w:themeColor="accent2" w:themeShade="BF"/>
-          <w:sz w:val="28"/>
-          <w:szCs w:val="28"/>
-        </w:rPr>
-        <w:t> </w:t>
-      </w:r>
-      <w:r>
-        <w:rPr>
-          <w:color w:val="C45911" w:themeColor="accent2" w:themeShade="BF"/>
-          <w:sz w:val="28"/>
-          <w:szCs w:val="28"/>
-        </w:rPr>
-        <w:t>***</w:t>
-      </w:r>
-    </w:p>
-    <w:p>
-      <w:pPr>
-        <w:spacing w:line="247" w:lineRule="auto"/>
-        <w:ind w:firstLine="709"/>
-        <w:jc w:val="both"/>
-        <w:rPr>
-          <w:color w:val="C45911" w:themeColor="accent2" w:themeShade="BF"/>
-          <w:sz w:val="28"/>
-          <w:szCs w:val="28"/>
-        </w:rPr>
-      </w:pPr>
-      <w:r>
-        <w:rPr>
-          <w:color w:val="C45911" w:themeColor="accent2" w:themeShade="BF"/>
-          <w:sz w:val="28"/>
-          <w:szCs w:val="28"/>
-        </w:rPr>
-        <w:lastRenderedPageBreak/>
-        <w:t xml:space="preserve">, який перебував у відпустці для лікування, вважати таким, що перебуває на лікуванні у *** </w:t>
-      </w:r>
-    </w:p>
-    <w:p>
-      <w:pPr>
-        <w:spacing w:line="247" w:lineRule="auto"/>
-        <w:ind w:firstLine="709"/>
-        <w:jc w:val="both"/>
-        <w:rPr>
-          <w:color w:val="C45911" w:themeColor="accent2" w:themeShade="BF"/>
-          <w:sz w:val="28"/>
-          <w:szCs w:val="28"/>
-        </w:rPr>
-      </w:pPr>
-      <w:r>
-        <w:rPr>
-          <w:color w:val="C45911" w:themeColor="accent2" w:themeShade="BF"/>
-          <w:sz w:val="28"/>
-          <w:szCs w:val="28"/>
-        </w:rPr>
-        <w:t>, з ** ** 2026 року.</w:t>
-      </w:r>
-    </w:p>
-    <w:p>
-      <w:pPr>
-        <w:spacing w:line="247" w:lineRule="auto"/>
-        <w:ind w:firstLine="709"/>
-        <w:jc w:val="both"/>
-        <w:rPr>
-          <w:color w:val="C45911" w:themeColor="accent2" w:themeShade="BF"/>
-          <w:sz w:val="28"/>
-          <w:szCs w:val="28"/>
-        </w:rPr>
-      </w:pPr>
-    </w:p>
-    <w:p>
-      <w:pPr>
-        <w:spacing w:line="247" w:lineRule="auto"/>
-        <w:ind w:firstLine="709"/>
-        <w:jc w:val="both"/>
-        <w:rPr>
-          <w:color w:val="C45911" w:themeColor="accent2" w:themeShade="BF"/>
-          <w:sz w:val="28"/>
-          <w:szCs w:val="28"/>
-          <w:lang w:val="ru-RU"/>
-        </w:rPr>
-      </w:pPr>
-      <w:r>
-        <w:rPr>
-          <w:color w:val="C45911" w:themeColor="accent2" w:themeShade="BF"/>
-          <w:sz w:val="28"/>
-          <w:szCs w:val="28"/>
-        </w:rPr>
-        <w:t>Підстава: рапорт *** (</w:t>
-      </w:r>
-      <w:proofErr w:type="spellStart"/>
-      <w:r>
-        <w:rPr>
-          <w:color w:val="C45911" w:themeColor="accent2" w:themeShade="BF"/>
-          <w:sz w:val="28"/>
-          <w:szCs w:val="28"/>
-        </w:rPr>
-        <w:t>вх</w:t>
-      </w:r>
-      <w:proofErr w:type="spellEnd"/>
-      <w:r>
-        <w:rPr>
-          <w:color w:val="C45911" w:themeColor="accent2" w:themeShade="BF"/>
-          <w:sz w:val="28"/>
-          <w:szCs w:val="28"/>
-        </w:rPr>
-        <w:t>. № 1656/ **** </w:t>
-      </w:r>
-      <w:r>
-        <w:rPr>
-          <w:color w:val="C45911" w:themeColor="accent2" w:themeShade="BF"/>
-          <w:sz w:val="28"/>
-          <w:szCs w:val="28"/>
-          <w:highlight w:val="red"/>
-        </w:rPr>
-        <w:t>;;</w:t>
-      </w:r>
-      <w:r>
-        <w:rPr>
-          <w:color w:val="C45911" w:themeColor="accent2" w:themeShade="BF"/>
-          <w:sz w:val="28"/>
-          <w:szCs w:val="28"/>
-        </w:rPr>
-        <w:t>-</w:t>
-      </w:r>
-      <w:r>
-        <w:rPr>
-          <w:color w:val="C45911" w:themeColor="accent2" w:themeShade="BF"/>
-          <w:sz w:val="28"/>
-          <w:szCs w:val="28"/>
-        </w:rPr>
-        <w:t xml:space="preserve">в </w:t>
-      </w:r>
-      <w:r>
-        <w:rPr>
-          <w:color w:val="C45911" w:themeColor="accent2" w:themeShade="BF"/>
-          <w:sz w:val="28"/>
-          <w:szCs w:val="28"/>
-        </w:rPr>
-        <w:t>від **.03.2026</w:t>
-      </w:r>
-      <w:r>
-        <w:rPr>
-          <w:color w:val="C45911" w:themeColor="accent2" w:themeShade="BF"/>
-          <w:sz w:val="28"/>
-          <w:szCs w:val="28"/>
-        </w:rPr>
-        <w:t xml:space="preserve">), </w:t>
-      </w:r>
-      <w:r>
-        <w:rPr>
-          <w:color w:val="C45911" w:themeColor="accent2" w:themeShade="BF"/>
-          <w:sz w:val="28"/>
-          <w:szCs w:val="28"/>
-        </w:rPr>
-        <w:t>медична карта стаціонарного хворого № ***</w:t>
-      </w:r>
-      <w:r>
-        <w:rPr>
-          <w:color w:val="C45911" w:themeColor="accent2" w:themeShade="BF"/>
-          <w:sz w:val="28"/>
-          <w:szCs w:val="28"/>
-          <w:lang w:val="en-US"/>
-        </w:rPr>
-        <w:t> </w:t>
-      </w:r>
-      <w:r>
-        <w:rPr>
-          <w:color w:val="C45911" w:themeColor="accent2" w:themeShade="BF"/>
-          <w:sz w:val="28"/>
-          <w:szCs w:val="28"/>
-          <w:highlight w:val="red"/>
-          <w:lang w:val="ru-RU"/>
-        </w:rPr>
-        <w:t>;;</w:t>
-      </w:r>
-      <w:r>
-        <w:rPr>
-          <w:color w:val="C45911" w:themeColor="accent2" w:themeShade="BF"/>
-          <w:sz w:val="28"/>
-          <w:szCs w:val="28"/>
-          <w:lang w:val="ru-RU"/>
-        </w:rPr>
-        <w:t xml:space="preserve"> </w:t>
-      </w:r>
-      <w:r>
-        <w:rPr>
-          <w:color w:val="C45911" w:themeColor="accent2" w:themeShade="BF"/>
-          <w:sz w:val="28"/>
-          <w:szCs w:val="28"/>
-        </w:rPr>
-        <w:t>від **.03.2026</w:t>
-      </w:r>
-      <w:r>
-        <w:rPr>
-          <w:color w:val="C45911" w:themeColor="accent2" w:themeShade="BF"/>
-          <w:sz w:val="28"/>
-          <w:szCs w:val="28"/>
-        </w:rPr>
-        <w:t xml:space="preserve">, </w:t>
-      </w:r>
-      <w:r>
-        <w:rPr>
-          <w:color w:val="C45911" w:themeColor="accent2" w:themeShade="BF"/>
-          <w:sz w:val="28"/>
-          <w:szCs w:val="28"/>
-        </w:rPr>
-        <w:t>відпускний квиток № 3/71/</w:t>
-      </w:r>
-      <w:r>
-        <w:rPr>
-          <w:color w:val="C45911" w:themeColor="accent2" w:themeShade="BF"/>
-          <w:sz w:val="28"/>
-          <w:szCs w:val="28"/>
-          <w:lang w:val="en-US"/>
-        </w:rPr>
-        <w:t> </w:t>
-      </w:r>
-      <w:r>
-        <w:rPr>
-          <w:color w:val="C45911" w:themeColor="accent2" w:themeShade="BF"/>
-          <w:sz w:val="28"/>
-          <w:szCs w:val="28"/>
-        </w:rPr>
-        <w:t>***</w:t>
-      </w:r>
-      <w:r>
-        <w:rPr>
-          <w:color w:val="C45911" w:themeColor="accent2" w:themeShade="BF"/>
-          <w:sz w:val="28"/>
-          <w:szCs w:val="28"/>
-          <w:lang w:val="en-US"/>
-        </w:rPr>
-        <w:t> </w:t>
-      </w:r>
-      <w:r>
-        <w:rPr>
-          <w:color w:val="C45911" w:themeColor="accent2" w:themeShade="BF"/>
-          <w:sz w:val="28"/>
-          <w:szCs w:val="28"/>
-          <w:highlight w:val="red"/>
-        </w:rPr>
-        <w:t>;;</w:t>
-      </w:r>
-      <w:r>
-        <w:rPr>
-          <w:color w:val="C45911" w:themeColor="accent2" w:themeShade="BF"/>
-          <w:sz w:val="28"/>
-          <w:szCs w:val="28"/>
-        </w:rPr>
-        <w:t xml:space="preserve"> </w:t>
-      </w:r>
-      <w:r>
-        <w:rPr>
-          <w:color w:val="C45911" w:themeColor="accent2" w:themeShade="BF"/>
-          <w:sz w:val="28"/>
-          <w:szCs w:val="28"/>
-        </w:rPr>
-        <w:t>від **.03.2026</w:t>
-      </w:r>
-      <w:r>
-        <w:rPr>
-          <w:color w:val="C45911" w:themeColor="accent2" w:themeShade="BF"/>
-          <w:sz w:val="28"/>
-          <w:szCs w:val="28"/>
-        </w:rPr>
-        <w:t>.</w:t>
-      </w:r>
-    </w:p>
-    <w:p>
-      <w:pPr>
-        <w:spacing w:line="247" w:lineRule="auto"/>
-        <w:ind w:firstLine="709"/>
-        <w:jc w:val="both"/>
-        <w:rPr>
-          <w:color w:val="C45911" w:themeColor="accent2" w:themeShade="BF"/>
-          <w:sz w:val="28"/>
-          <w:szCs w:val="28"/>
-          <w:lang w:val="ru-RU"/>
-        </w:rPr>
-      </w:pPr>
-      <w:r>
-        <w:rPr>
-          <w:color w:val="C45911" w:themeColor="accent2" w:themeShade="BF"/>
-          <w:sz w:val="28"/>
-          <w:szCs w:val="28"/>
-          <w:lang w:val="ru-RU"/>
-        </w:rPr>
-        <w:t>========================================================</w:t>
-      </w:r>
-    </w:p>
-    <w:p>
-      <w:pPr>
-        <w:spacing w:line="247" w:lineRule="auto"/>
-        <w:ind w:firstLine="709"/>
-        <w:jc w:val="both"/>
-        <w:rPr>
-          <w:sz w:val="28"/>
-          <w:szCs w:val="28"/>
-        </w:rPr>
-      </w:pPr>
-    </w:p>
-    <w:p>
-      <w:pPr>
-        <w:ind w:firstLine="709"/>
-        <w:jc w:val="both"/>
-        <w:rPr>
-          <w:sz w:val="28"/>
-          <w:szCs w:val="28"/>
-        </w:rPr>
-      </w:pPr>
-      <w:r>
-        <w:rPr>
-          <w:sz w:val="28"/>
-          <w:szCs w:val="28"/>
-          <w:highlight w:val="yellow"/>
-        </w:rPr>
-        <w:t>24. Нижчепойменованих військовослужбовців військової частини А7383, вважати такими, що прибули до району виконання бойових завдань, з</w:t>
-      </w:r>
-      <w:r>
-        <w:rPr>
-          <w:sz w:val="28"/>
-          <w:szCs w:val="28"/>
-          <w:highlight w:val="yellow"/>
-          <w:lang w:val="ru-RU"/>
-        </w:rPr>
-        <w:t xml:space="preserve"> {#}</w:t>
-      </w:r>
-      <w:r>
-        <w:rPr>
-          <w:sz w:val="28"/>
-          <w:szCs w:val="28"/>
-          <w:highlight w:val="yellow"/>
-        </w:rPr>
-        <w:t xml:space="preserve"> </w:t>
-      </w:r>
-      <w:r>
-        <w:rPr>
-          <w:sz w:val="28"/>
-          <w:szCs w:val="28"/>
-          <w:highlight w:val="yellow"/>
-        </w:rPr>
-        <w:t>березня</w:t>
-      </w:r>
-      <w:r>
-        <w:rPr>
-          <w:sz w:val="28"/>
-          <w:szCs w:val="28"/>
-          <w:highlight w:val="yellow"/>
-        </w:rPr>
-        <w:t xml:space="preserve"> 2026 року:</w:t>
-      </w:r>
-    </w:p>
-    <w:p>
-      <w:pPr>
-        <w:ind w:firstLine="709"/>
-        <w:jc w:val="both"/>
-        <w:rPr>
-          <w:sz w:val="28"/>
-          <w:szCs w:val="28"/>
-        </w:rPr>
-      </w:pPr>
-    </w:p>
-    <w:p>
-      <w:pPr>
-        <w:spacing w:line="247" w:lineRule="auto"/>
-        <w:ind w:firstLine="709"/>
-        <w:jc w:val="both"/>
-        <w:rPr>
-          <w:color w:val="C45911" w:themeColor="accent2" w:themeShade="BF"/>
-          <w:sz w:val="28"/>
-          <w:szCs w:val="28"/>
-          <w:lang w:val="ru-RU"/>
-        </w:rPr>
-      </w:pPr>
-      <w:r>
-        <w:rPr>
-          <w:color w:val="C45911" w:themeColor="accent2" w:themeShade="BF"/>
-          <w:sz w:val="28"/>
-          <w:szCs w:val="28"/>
-          <w:lang w:val="ru-RU"/>
-        </w:rPr>
-        <w:t>========================================================</w:t>
-      </w:r>
-    </w:p>
-    <w:p>
-      <w:pPr>
-        <w:spacing w:line="247" w:lineRule="auto"/>
-        <w:ind w:firstLine="709"/>
-        <w:jc w:val="both"/>
-        <w:rPr>
-          <w:color w:val="C45911" w:themeColor="accent2" w:themeShade="BF"/>
-          <w:sz w:val="28"/>
-          <w:szCs w:val="28"/>
-        </w:rPr>
-      </w:pPr>
-      <w:r>
-        <w:rPr>
-          <w:color w:val="C45911" w:themeColor="accent2" w:themeShade="BF"/>
-          <w:sz w:val="28"/>
-          <w:szCs w:val="28"/>
-        </w:rPr>
         <w:t>після проходження військово-лікарської комісії:</w:t>
       </w:r>
     </w:p>
@@ -6842,7 +6690,6 @@
           <w:color w:val="C45911" w:themeColor="accent2" w:themeShade="BF"/>
           <w:sz w:val="28"/>
           <w:szCs w:val="28"/>
-          <w:lang w:val="ru-RU"/>
         </w:rPr>
       </w:pPr>
       <w:r>
@@ -9445,7 +9292,7 @@
   <w:style w:type="paragraph" w:default="1" w:styleId="a">
     <w:name w:val="Normal"/>
     <w:qFormat/>
-    <w:rsid w:val="00357A7E"/>
+    <w:rsid w:val="00C64654"/>
     <w:rPr>
       <w:rFonts w:ascii="Times New Roman" w:eastAsia="Times New Roman" w:hAnsi="Times New Roman" w:cs="Times New Roman"/>
       <w:sz w:val="20"/>

--- a/MacrosWord/Шаблон 03.docx
+++ b/MacrosWord/Шаблон 03.docx
@@ -227,7 +227,6 @@
           <w:color w:val="000000" w:themeColor="text1"/>
           <w:sz w:val="28"/>
           <w:szCs w:val="28"/>
-          <w:lang w:val="ru-RU"/>
         </w:rPr>
         <w:t>{</w:t>
       </w:r>
@@ -244,7 +243,6 @@
           <w:color w:val="000000" w:themeColor="text1"/>
           <w:sz w:val="28"/>
           <w:szCs w:val="28"/>
-          <w:lang w:val="ru-RU"/>
         </w:rPr>
         <w:t>}</w:t>
       </w:r>
@@ -1040,30 +1038,84 @@
           <w:color w:val="000000"/>
           <w:sz w:val="28"/>
           <w:szCs w:val="28"/>
-          <w:lang w:val="ru-RU"/>
-        </w:rPr>
-      </w:pPr>
-    </w:p>
-    <w:p>
-      <w:pPr>
-        <w:spacing w:line="247" w:lineRule="auto"/>
-        <w:ind w:firstLine="709"/>
-        <w:jc w:val="both"/>
-        <w:rPr>
-          <w:color w:val="C45911" w:themeColor="accent2" w:themeShade="BF"/>
-          <w:sz w:val="28"/>
-          <w:szCs w:val="28"/>
-          <w:lang w:val="ru-RU"/>
-        </w:rPr>
-      </w:pPr>
-      <w:r>
-        <w:rPr>
-          <w:color w:val="C45911" w:themeColor="accent2" w:themeShade="BF"/>
-          <w:sz w:val="28"/>
-          <w:szCs w:val="28"/>
-          <w:lang w:val="ru-RU"/>
-        </w:rPr>
-        <w:t>========================================================</w:t>
+          <w:lang w:val="en-US"/>
+        </w:rPr>
+      </w:pPr>
+    </w:p>
+    <w:p>
+      <w:pPr>
+        <w:spacing w:line="247" w:lineRule="auto"/>
+        <w:ind w:firstLine="709"/>
+        <w:jc w:val="both"/>
+        <w:rPr>
+          <w:color w:val="C45911" w:themeColor="accent2" w:themeShade="BF"/>
+          <w:sz w:val="28"/>
+          <w:szCs w:val="28"/>
+          <w:lang w:val="en-US"/>
+        </w:rPr>
+      </w:pPr>
+      <w:r>
+        <w:rPr>
+          <w:color w:val="C45911" w:themeColor="accent2" w:themeShade="BF"/>
+          <w:sz w:val="28"/>
+          <w:szCs w:val="28"/>
+          <w:lang w:val="en-US"/>
+        </w:rPr>
+        <w:t>=</w:t>
+      </w:r>
+      <w:r>
+        <w:rPr>
+          <w:color w:val="C45911" w:themeColor="accent2" w:themeShade="BF"/>
+          <w:sz w:val="28"/>
+          <w:szCs w:val="28"/>
+          <w:lang w:val="en-US"/>
+        </w:rPr>
+        <w:t>==================</w:t>
+      </w:r>
+      <w:r>
+        <w:rPr>
+          <w:color w:val="C45911" w:themeColor="accent2" w:themeShade="BF"/>
+          <w:sz w:val="28"/>
+          <w:szCs w:val="28"/>
+          <w:lang w:val="en-US"/>
+        </w:rPr>
+        <w:t>TEMPLATE</w:t>
+      </w:r>
+      <w:r>
+        <w:rPr>
+          <w:color w:val="C45911" w:themeColor="accent2" w:themeShade="BF"/>
+          <w:sz w:val="28"/>
+          <w:szCs w:val="28"/>
+          <w:lang w:val="en-US"/>
+        </w:rPr>
+        <w:t>_</w:t>
+      </w:r>
+      <w:r>
+        <w:rPr>
+          <w:color w:val="C45911" w:themeColor="accent2" w:themeShade="BF"/>
+          <w:sz w:val="28"/>
+          <w:szCs w:val="28"/>
+          <w:lang w:val="en-US"/>
+        </w:rPr>
+        <w:t>START</w:t>
+      </w:r>
+      <w:r>
+        <w:rPr>
+          <w:color w:val="C45911" w:themeColor="accent2" w:themeShade="BF"/>
+          <w:sz w:val="28"/>
+          <w:szCs w:val="28"/>
+          <w:lang w:val="en-US"/>
+        </w:rPr>
+        <w:t>==================</w:t>
+      </w:r>
+      <w:r>
+        <w:rPr>
+          <w:color w:val="C45911" w:themeColor="accent2" w:themeShade="BF"/>
+          <w:sz w:val="28"/>
+          <w:szCs w:val="28"/>
+          <w:lang w:val="en-US"/>
+        </w:rPr>
+        <w:t>===</w:t>
       </w:r>
     </w:p>
     <w:p>
@@ -1268,23 +1320,13 @@
         </w:rPr>
         <w:t>Підстава: рапорт *** (</w:t>
       </w:r>
-      <w:proofErr w:type="spellStart"/>
-      <w:r>
-        <w:rPr>
-          <w:color w:val="C45911" w:themeColor="accent2" w:themeShade="BF"/>
-          <w:sz w:val="28"/>
-          <w:szCs w:val="28"/>
-        </w:rPr>
-        <w:t>вх</w:t>
-      </w:r>
-      <w:proofErr w:type="spellEnd"/>
-      <w:r>
-        <w:rPr>
-          <w:color w:val="C45911" w:themeColor="accent2" w:themeShade="BF"/>
-          <w:sz w:val="28"/>
-          <w:szCs w:val="28"/>
-        </w:rPr>
-        <w:t>. № 1656/ ***</w:t>
+      <w:r>
+        <w:rPr>
+          <w:color w:val="C45911" w:themeColor="accent2" w:themeShade="BF"/>
+          <w:sz w:val="28"/>
+          <w:szCs w:val="28"/>
+        </w:rPr>
+        <w:t>вх. № 1656/ ***</w:t>
       </w:r>
       <w:r>
         <w:rPr>
@@ -1434,7 +1476,79 @@
           <w:szCs w:val="28"/>
           <w:lang w:val="ru-RU"/>
         </w:rPr>
-        <w:t>========================================================</w:t>
+        <w:t>==</w:t>
+      </w:r>
+      <w:r>
+        <w:rPr>
+          <w:color w:val="C45911" w:themeColor="accent2" w:themeShade="BF"/>
+          <w:sz w:val="28"/>
+          <w:szCs w:val="28"/>
+          <w:lang w:val="ru-RU"/>
+        </w:rPr>
+        <w:t>==================</w:t>
+      </w:r>
+      <w:r>
+        <w:rPr>
+          <w:color w:val="C45911" w:themeColor="accent2" w:themeShade="BF"/>
+          <w:sz w:val="28"/>
+          <w:szCs w:val="28"/>
+          <w:lang w:val="en-US"/>
+        </w:rPr>
+        <w:t>TEMPLATE</w:t>
+      </w:r>
+      <w:r>
+        <w:rPr>
+          <w:color w:val="C45911" w:themeColor="accent2" w:themeShade="BF"/>
+          <w:sz w:val="28"/>
+          <w:szCs w:val="28"/>
+          <w:lang w:val="ru-RU"/>
+        </w:rPr>
+        <w:t>_</w:t>
+      </w:r>
+      <w:r>
+        <w:rPr>
+          <w:color w:val="C45911" w:themeColor="accent2" w:themeShade="BF"/>
+          <w:sz w:val="28"/>
+          <w:szCs w:val="28"/>
+          <w:lang w:val="en-US"/>
+        </w:rPr>
+        <w:t>END</w:t>
+      </w:r>
+      <w:r>
+        <w:rPr>
+          <w:color w:val="C45911" w:themeColor="accent2" w:themeShade="BF"/>
+          <w:sz w:val="28"/>
+          <w:szCs w:val="28"/>
+          <w:lang w:val="ru-RU"/>
+        </w:rPr>
+        <w:t>====</w:t>
+      </w:r>
+      <w:r>
+        <w:rPr>
+          <w:color w:val="C45911" w:themeColor="accent2" w:themeShade="BF"/>
+          <w:sz w:val="28"/>
+          <w:szCs w:val="28"/>
+          <w:lang w:val="ru-RU"/>
+        </w:rPr>
+        <w:t>=</w:t>
+      </w:r>
+      <w:r>
+        <w:rPr>
+          <w:color w:val="C45911" w:themeColor="accent2" w:themeShade="BF"/>
+          <w:sz w:val="28"/>
+          <w:szCs w:val="28"/>
+          <w:lang w:val="ru-RU"/>
+        </w:rPr>
+        <w:t>===============</w:t>
+      </w:r>
+      <w:r>
+        <w:rPr>
+          <w:color w:val="C45911" w:themeColor="accent2" w:themeShade="BF"/>
+          <w:sz w:val="28"/>
+          <w:szCs w:val="28"/>
+          <w:lang w:val="ru-RU"/>
+        </w:rPr>
+        <w:t>==</w:t>
       </w:r>
     </w:p>
     <w:p>
@@ -1446,6 +1560,7 @@
           <w:color w:val="000000"/>
           <w:sz w:val="28"/>
           <w:szCs w:val="28"/>
+          <w:lang w:val="ru-RU"/>
         </w:rPr>
       </w:pPr>
     </w:p>
@@ -1556,7 +1671,61 @@
           <w:szCs w:val="28"/>
           <w:lang w:val="ru-RU"/>
         </w:rPr>
-        <w:t>========================================================</w:t>
+        <w:t>=</w:t>
+      </w:r>
+      <w:r>
+        <w:rPr>
+          <w:color w:val="C45911" w:themeColor="accent2" w:themeShade="BF"/>
+          <w:sz w:val="28"/>
+          <w:szCs w:val="28"/>
+          <w:lang w:val="ru-RU"/>
+        </w:rPr>
+        <w:t>==================</w:t>
+      </w:r>
+      <w:r>
+        <w:rPr>
+          <w:color w:val="C45911" w:themeColor="accent2" w:themeShade="BF"/>
+          <w:sz w:val="28"/>
+          <w:szCs w:val="28"/>
+          <w:lang w:val="en-US"/>
+        </w:rPr>
+        <w:t>TEMPLATE</w:t>
+      </w:r>
+      <w:r>
+        <w:rPr>
+          <w:color w:val="C45911" w:themeColor="accent2" w:themeShade="BF"/>
+          <w:sz w:val="28"/>
+          <w:szCs w:val="28"/>
+          <w:lang w:val="ru-RU"/>
+        </w:rPr>
+        <w:t>_</w:t>
+      </w:r>
+      <w:r>
+        <w:rPr>
+          <w:color w:val="C45911" w:themeColor="accent2" w:themeShade="BF"/>
+          <w:sz w:val="28"/>
+          <w:szCs w:val="28"/>
+          <w:lang w:val="en-US"/>
+        </w:rPr>
+        <w:t>START</w:t>
+      </w:r>
+      <w:r>
+        <w:rPr>
+          <w:color w:val="C45911" w:themeColor="accent2" w:themeShade="BF"/>
+          <w:sz w:val="28"/>
+          <w:szCs w:val="28"/>
+          <w:lang w:val="ru-RU"/>
+        </w:rPr>
+        <w:t>==================</w:t>
+      </w:r>
+      <w:r>
+        <w:rPr>
+          <w:color w:val="C45911" w:themeColor="accent2" w:themeShade="BF"/>
+          <w:sz w:val="28"/>
+          <w:szCs w:val="28"/>
+          <w:lang w:val="ru-RU"/>
+        </w:rPr>
+        <w:t>===</w:t>
       </w:r>
     </w:p>
     <w:p>
@@ -1666,25 +1835,7 @@
           <w:sz w:val="28"/>
           <w:szCs w:val="28"/>
         </w:rPr>
-        <w:t>Підстава: рапорт *** (</w:t>
-      </w:r>
-      <w:proofErr w:type="spellStart"/>
-      <w:r>
-        <w:rPr>
-          <w:color w:val="C45911" w:themeColor="accent2" w:themeShade="BF"/>
-          <w:sz w:val="28"/>
-          <w:szCs w:val="28"/>
-        </w:rPr>
-        <w:t>вх</w:t>
-      </w:r>
-      <w:proofErr w:type="spellEnd"/>
-      <w:r>
-        <w:rPr>
-          <w:color w:val="C45911" w:themeColor="accent2" w:themeShade="BF"/>
-          <w:sz w:val="28"/>
-          <w:szCs w:val="28"/>
-        </w:rPr>
-        <w:t>. № 1656/ **** </w:t>
+        <w:t>Підстава: рапорт *** (вх. № 1656/ **** </w:t>
       </w:r>
       <w:r>
         <w:rPr>
@@ -1785,7 +1936,79 @@
           <w:szCs w:val="28"/>
           <w:lang w:val="ru-RU"/>
         </w:rPr>
-        <w:t>========================================================</w:t>
+        <w:t>==</w:t>
+      </w:r>
+      <w:r>
+        <w:rPr>
+          <w:color w:val="C45911" w:themeColor="accent2" w:themeShade="BF"/>
+          <w:sz w:val="28"/>
+          <w:szCs w:val="28"/>
+          <w:lang w:val="ru-RU"/>
+        </w:rPr>
+        <w:t>==================</w:t>
+      </w:r>
+      <w:r>
+        <w:rPr>
+          <w:color w:val="C45911" w:themeColor="accent2" w:themeShade="BF"/>
+          <w:sz w:val="28"/>
+          <w:szCs w:val="28"/>
+          <w:lang w:val="en-US"/>
+        </w:rPr>
+        <w:t>TEMPLATE</w:t>
+      </w:r>
+      <w:r>
+        <w:rPr>
+          <w:color w:val="C45911" w:themeColor="accent2" w:themeShade="BF"/>
+          <w:sz w:val="28"/>
+          <w:szCs w:val="28"/>
+          <w:lang w:val="ru-RU"/>
+        </w:rPr>
+        <w:t>_</w:t>
+      </w:r>
+      <w:r>
+        <w:rPr>
+          <w:color w:val="C45911" w:themeColor="accent2" w:themeShade="BF"/>
+          <w:sz w:val="28"/>
+          <w:szCs w:val="28"/>
+          <w:lang w:val="en-US"/>
+        </w:rPr>
+        <w:t>END</w:t>
+      </w:r>
+      <w:r>
+        <w:rPr>
+          <w:color w:val="C45911" w:themeColor="accent2" w:themeShade="BF"/>
+          <w:sz w:val="28"/>
+          <w:szCs w:val="28"/>
+          <w:lang w:val="ru-RU"/>
+        </w:rPr>
+        <w:t>====</w:t>
+      </w:r>
+      <w:r>
+        <w:rPr>
+          <w:color w:val="C45911" w:themeColor="accent2" w:themeShade="BF"/>
+          <w:sz w:val="28"/>
+          <w:szCs w:val="28"/>
+          <w:lang w:val="ru-RU"/>
+        </w:rPr>
+        <w:t>=</w:t>
+      </w:r>
+      <w:r>
+        <w:rPr>
+          <w:color w:val="C45911" w:themeColor="accent2" w:themeShade="BF"/>
+          <w:sz w:val="28"/>
+          <w:szCs w:val="28"/>
+          <w:lang w:val="ru-RU"/>
+        </w:rPr>
+        <w:t>===============</w:t>
+      </w:r>
+      <w:r>
+        <w:rPr>
+          <w:color w:val="C45911" w:themeColor="accent2" w:themeShade="BF"/>
+          <w:sz w:val="28"/>
+          <w:szCs w:val="28"/>
+          <w:lang w:val="ru-RU"/>
+        </w:rPr>
+        <w:t>==</w:t>
       </w:r>
     </w:p>
     <w:p>
@@ -1896,7 +2119,7 @@
           <w:color w:val="000000"/>
           <w:sz w:val="28"/>
           <w:szCs w:val="28"/>
-          <w:lang w:val="ru-RU"/>
+          <w:lang w:val="en-US"/>
         </w:rPr>
         <w:t>{#}</w:t>
       </w:r>
@@ -1934,17 +2157,71 @@
           <w:color w:val="C45911" w:themeColor="accent2" w:themeShade="BF"/>
           <w:sz w:val="28"/>
           <w:szCs w:val="28"/>
-          <w:lang w:val="ru-RU"/>
-        </w:rPr>
-      </w:pPr>
-      <w:r>
-        <w:rPr>
-          <w:color w:val="C45911" w:themeColor="accent2" w:themeShade="BF"/>
-          <w:sz w:val="28"/>
-          <w:szCs w:val="28"/>
-          <w:lang w:val="ru-RU"/>
-        </w:rPr>
-        <w:t>========================================================</w:t>
+          <w:lang w:val="en-US"/>
+        </w:rPr>
+      </w:pPr>
+      <w:r>
+        <w:rPr>
+          <w:color w:val="C45911" w:themeColor="accent2" w:themeShade="BF"/>
+          <w:sz w:val="28"/>
+          <w:szCs w:val="28"/>
+          <w:lang w:val="en-US"/>
+        </w:rPr>
+        <w:t>=</w:t>
+      </w:r>
+      <w:r>
+        <w:rPr>
+          <w:color w:val="C45911" w:themeColor="accent2" w:themeShade="BF"/>
+          <w:sz w:val="28"/>
+          <w:szCs w:val="28"/>
+          <w:lang w:val="en-US"/>
+        </w:rPr>
+        <w:t>==================</w:t>
+      </w:r>
+      <w:r>
+        <w:rPr>
+          <w:color w:val="C45911" w:themeColor="accent2" w:themeShade="BF"/>
+          <w:sz w:val="28"/>
+          <w:szCs w:val="28"/>
+          <w:lang w:val="en-US"/>
+        </w:rPr>
+        <w:t>TEMPLATE</w:t>
+      </w:r>
+      <w:r>
+        <w:rPr>
+          <w:color w:val="C45911" w:themeColor="accent2" w:themeShade="BF"/>
+          <w:sz w:val="28"/>
+          <w:szCs w:val="28"/>
+          <w:lang w:val="en-US"/>
+        </w:rPr>
+        <w:t>_</w:t>
+      </w:r>
+      <w:r>
+        <w:rPr>
+          <w:color w:val="C45911" w:themeColor="accent2" w:themeShade="BF"/>
+          <w:sz w:val="28"/>
+          <w:szCs w:val="28"/>
+          <w:lang w:val="en-US"/>
+        </w:rPr>
+        <w:t>START</w:t>
+      </w:r>
+      <w:r>
+        <w:rPr>
+          <w:color w:val="C45911" w:themeColor="accent2" w:themeShade="BF"/>
+          <w:sz w:val="28"/>
+          <w:szCs w:val="28"/>
+          <w:lang w:val="en-US"/>
+        </w:rPr>
+        <w:t>==================</w:t>
+      </w:r>
+      <w:r>
+        <w:rPr>
+          <w:color w:val="C45911" w:themeColor="accent2" w:themeShade="BF"/>
+          <w:sz w:val="28"/>
+          <w:szCs w:val="28"/>
+          <w:lang w:val="en-US"/>
+        </w:rPr>
+        <w:t>===</w:t>
       </w:r>
     </w:p>
     <w:p>
@@ -2055,25 +2332,7 @@
           <w:sz w:val="28"/>
           <w:szCs w:val="28"/>
         </w:rPr>
-        <w:t>Підстава: рапорт *** (</w:t>
-      </w:r>
-      <w:proofErr w:type="spellStart"/>
-      <w:r>
-        <w:rPr>
-          <w:color w:val="C45911" w:themeColor="accent2" w:themeShade="BF"/>
-          <w:sz w:val="28"/>
-          <w:szCs w:val="28"/>
-        </w:rPr>
-        <w:t>вх</w:t>
-      </w:r>
-      <w:proofErr w:type="spellEnd"/>
-      <w:r>
-        <w:rPr>
-          <w:color w:val="C45911" w:themeColor="accent2" w:themeShade="BF"/>
-          <w:sz w:val="28"/>
-          <w:szCs w:val="28"/>
-        </w:rPr>
-        <w:t>. № 1656/ **** </w:t>
+        <w:t>Підстава: рапорт *** (вх. № 1656/ **** </w:t>
       </w:r>
       <w:r>
         <w:rPr>
@@ -2174,7 +2433,79 @@
           <w:szCs w:val="28"/>
           <w:lang w:val="ru-RU"/>
         </w:rPr>
-        <w:t>========================================================</w:t>
+        <w:t>==</w:t>
+      </w:r>
+      <w:r>
+        <w:rPr>
+          <w:color w:val="C45911" w:themeColor="accent2" w:themeShade="BF"/>
+          <w:sz w:val="28"/>
+          <w:szCs w:val="28"/>
+          <w:lang w:val="ru-RU"/>
+        </w:rPr>
+        <w:t>==================</w:t>
+      </w:r>
+      <w:r>
+        <w:rPr>
+          <w:color w:val="C45911" w:themeColor="accent2" w:themeShade="BF"/>
+          <w:sz w:val="28"/>
+          <w:szCs w:val="28"/>
+          <w:lang w:val="en-US"/>
+        </w:rPr>
+        <w:t>TEMPLATE</w:t>
+      </w:r>
+      <w:r>
+        <w:rPr>
+          <w:color w:val="C45911" w:themeColor="accent2" w:themeShade="BF"/>
+          <w:sz w:val="28"/>
+          <w:szCs w:val="28"/>
+          <w:lang w:val="ru-RU"/>
+        </w:rPr>
+        <w:t>_</w:t>
+      </w:r>
+      <w:r>
+        <w:rPr>
+          <w:color w:val="C45911" w:themeColor="accent2" w:themeShade="BF"/>
+          <w:sz w:val="28"/>
+          <w:szCs w:val="28"/>
+          <w:lang w:val="en-US"/>
+        </w:rPr>
+        <w:t>END</w:t>
+      </w:r>
+      <w:r>
+        <w:rPr>
+          <w:color w:val="C45911" w:themeColor="accent2" w:themeShade="BF"/>
+          <w:sz w:val="28"/>
+          <w:szCs w:val="28"/>
+          <w:lang w:val="ru-RU"/>
+        </w:rPr>
+        <w:t>====</w:t>
+      </w:r>
+      <w:r>
+        <w:rPr>
+          <w:color w:val="C45911" w:themeColor="accent2" w:themeShade="BF"/>
+          <w:sz w:val="28"/>
+          <w:szCs w:val="28"/>
+          <w:lang w:val="ru-RU"/>
+        </w:rPr>
+        <w:t>=</w:t>
+      </w:r>
+      <w:r>
+        <w:rPr>
+          <w:color w:val="C45911" w:themeColor="accent2" w:themeShade="BF"/>
+          <w:sz w:val="28"/>
+          <w:szCs w:val="28"/>
+          <w:lang w:val="ru-RU"/>
+        </w:rPr>
+        <w:t>===============</w:t>
+      </w:r>
+      <w:r>
+        <w:rPr>
+          <w:color w:val="C45911" w:themeColor="accent2" w:themeShade="BF"/>
+          <w:sz w:val="28"/>
+          <w:szCs w:val="28"/>
+          <w:lang w:val="ru-RU"/>
+        </w:rPr>
+        <w:t>==</w:t>
       </w:r>
     </w:p>
     <w:p>
@@ -2267,7 +2598,7 @@
           <w:color w:val="000000"/>
           <w:sz w:val="28"/>
           <w:szCs w:val="28"/>
-          <w:lang w:val="ru-RU"/>
+          <w:lang w:val="en-US"/>
         </w:rPr>
         <w:t>{#}</w:t>
       </w:r>
@@ -2305,17 +2636,71 @@
           <w:color w:val="C45911" w:themeColor="accent2" w:themeShade="BF"/>
           <w:sz w:val="28"/>
           <w:szCs w:val="28"/>
-          <w:lang w:val="ru-RU"/>
-        </w:rPr>
-      </w:pPr>
-      <w:r>
-        <w:rPr>
-          <w:color w:val="C45911" w:themeColor="accent2" w:themeShade="BF"/>
-          <w:sz w:val="28"/>
-          <w:szCs w:val="28"/>
-          <w:lang w:val="ru-RU"/>
-        </w:rPr>
-        <w:t>========================================================</w:t>
+          <w:lang w:val="en-US"/>
+        </w:rPr>
+      </w:pPr>
+      <w:r>
+        <w:rPr>
+          <w:color w:val="C45911" w:themeColor="accent2" w:themeShade="BF"/>
+          <w:sz w:val="28"/>
+          <w:szCs w:val="28"/>
+          <w:lang w:val="en-US"/>
+        </w:rPr>
+        <w:t>=</w:t>
+      </w:r>
+      <w:r>
+        <w:rPr>
+          <w:color w:val="C45911" w:themeColor="accent2" w:themeShade="BF"/>
+          <w:sz w:val="28"/>
+          <w:szCs w:val="28"/>
+          <w:lang w:val="en-US"/>
+        </w:rPr>
+        <w:t>==================</w:t>
+      </w:r>
+      <w:r>
+        <w:rPr>
+          <w:color w:val="C45911" w:themeColor="accent2" w:themeShade="BF"/>
+          <w:sz w:val="28"/>
+          <w:szCs w:val="28"/>
+          <w:lang w:val="en-US"/>
+        </w:rPr>
+        <w:t>TEMPLATE</w:t>
+      </w:r>
+      <w:r>
+        <w:rPr>
+          <w:color w:val="C45911" w:themeColor="accent2" w:themeShade="BF"/>
+          <w:sz w:val="28"/>
+          <w:szCs w:val="28"/>
+          <w:lang w:val="en-US"/>
+        </w:rPr>
+        <w:t>_</w:t>
+      </w:r>
+      <w:r>
+        <w:rPr>
+          <w:color w:val="C45911" w:themeColor="accent2" w:themeShade="BF"/>
+          <w:sz w:val="28"/>
+          <w:szCs w:val="28"/>
+          <w:lang w:val="en-US"/>
+        </w:rPr>
+        <w:t>START</w:t>
+      </w:r>
+      <w:r>
+        <w:rPr>
+          <w:color w:val="C45911" w:themeColor="accent2" w:themeShade="BF"/>
+          <w:sz w:val="28"/>
+          <w:szCs w:val="28"/>
+          <w:lang w:val="en-US"/>
+        </w:rPr>
+        <w:t>==================</w:t>
+      </w:r>
+      <w:r>
+        <w:rPr>
+          <w:color w:val="C45911" w:themeColor="accent2" w:themeShade="BF"/>
+          <w:sz w:val="28"/>
+          <w:szCs w:val="28"/>
+          <w:lang w:val="en-US"/>
+        </w:rPr>
+        <w:t>===</w:t>
       </w:r>
     </w:p>
     <w:p>
@@ -2428,23 +2813,13 @@
         </w:rPr>
         <w:t>Підстава: рапорт *** (</w:t>
       </w:r>
-      <w:proofErr w:type="spellStart"/>
-      <w:r>
-        <w:rPr>
-          <w:color w:val="C45911" w:themeColor="accent2" w:themeShade="BF"/>
-          <w:sz w:val="28"/>
-          <w:szCs w:val="28"/>
-        </w:rPr>
-        <w:t>вх</w:t>
-      </w:r>
-      <w:proofErr w:type="spellEnd"/>
-      <w:r>
-        <w:rPr>
-          <w:color w:val="C45911" w:themeColor="accent2" w:themeShade="BF"/>
-          <w:sz w:val="28"/>
-          <w:szCs w:val="28"/>
-        </w:rPr>
-        <w:t>. № 1656/ **** </w:t>
+      <w:r>
+        <w:rPr>
+          <w:color w:val="C45911" w:themeColor="accent2" w:themeShade="BF"/>
+          <w:sz w:val="28"/>
+          <w:szCs w:val="28"/>
+        </w:rPr>
+        <w:t>вх. № 1656/ **** </w:t>
       </w:r>
       <w:r>
         <w:rPr>
@@ -2615,7 +2990,79 @@
           <w:szCs w:val="28"/>
           <w:lang w:val="ru-RU"/>
         </w:rPr>
-        <w:t>========================================================</w:t>
+        <w:t>==</w:t>
+      </w:r>
+      <w:r>
+        <w:rPr>
+          <w:color w:val="C45911" w:themeColor="accent2" w:themeShade="BF"/>
+          <w:sz w:val="28"/>
+          <w:szCs w:val="28"/>
+          <w:lang w:val="ru-RU"/>
+        </w:rPr>
+        <w:t>==================</w:t>
+      </w:r>
+      <w:r>
+        <w:rPr>
+          <w:color w:val="C45911" w:themeColor="accent2" w:themeShade="BF"/>
+          <w:sz w:val="28"/>
+          <w:szCs w:val="28"/>
+          <w:lang w:val="en-US"/>
+        </w:rPr>
+        <w:t>TEMPLATE</w:t>
+      </w:r>
+      <w:r>
+        <w:rPr>
+          <w:color w:val="C45911" w:themeColor="accent2" w:themeShade="BF"/>
+          <w:sz w:val="28"/>
+          <w:szCs w:val="28"/>
+          <w:lang w:val="ru-RU"/>
+        </w:rPr>
+        <w:t>_</w:t>
+      </w:r>
+      <w:r>
+        <w:rPr>
+          <w:color w:val="C45911" w:themeColor="accent2" w:themeShade="BF"/>
+          <w:sz w:val="28"/>
+          <w:szCs w:val="28"/>
+          <w:lang w:val="en-US"/>
+        </w:rPr>
+        <w:t>END</w:t>
+      </w:r>
+      <w:r>
+        <w:rPr>
+          <w:color w:val="C45911" w:themeColor="accent2" w:themeShade="BF"/>
+          <w:sz w:val="28"/>
+          <w:szCs w:val="28"/>
+          <w:lang w:val="ru-RU"/>
+        </w:rPr>
+        <w:t>====</w:t>
+      </w:r>
+      <w:r>
+        <w:rPr>
+          <w:color w:val="C45911" w:themeColor="accent2" w:themeShade="BF"/>
+          <w:sz w:val="28"/>
+          <w:szCs w:val="28"/>
+          <w:lang w:val="ru-RU"/>
+        </w:rPr>
+        <w:t>=</w:t>
+      </w:r>
+      <w:r>
+        <w:rPr>
+          <w:color w:val="C45911" w:themeColor="accent2" w:themeShade="BF"/>
+          <w:sz w:val="28"/>
+          <w:szCs w:val="28"/>
+          <w:lang w:val="ru-RU"/>
+        </w:rPr>
+        <w:t>===============</w:t>
+      </w:r>
+      <w:r>
+        <w:rPr>
+          <w:color w:val="C45911" w:themeColor="accent2" w:themeShade="BF"/>
+          <w:sz w:val="28"/>
+          <w:szCs w:val="28"/>
+          <w:lang w:val="ru-RU"/>
+        </w:rPr>
+        <w:t>==</w:t>
       </w:r>
     </w:p>
     <w:p>
@@ -2745,17 +3192,71 @@
           <w:color w:val="C45911" w:themeColor="accent2" w:themeShade="BF"/>
           <w:sz w:val="28"/>
           <w:szCs w:val="28"/>
-          <w:lang w:val="ru-RU"/>
-        </w:rPr>
-      </w:pPr>
-      <w:r>
-        <w:rPr>
-          <w:color w:val="C45911" w:themeColor="accent2" w:themeShade="BF"/>
-          <w:sz w:val="28"/>
-          <w:szCs w:val="28"/>
-          <w:lang w:val="ru-RU"/>
-        </w:rPr>
-        <w:t>========================================================</w:t>
+          <w:lang w:val="en-US"/>
+        </w:rPr>
+      </w:pPr>
+      <w:r>
+        <w:rPr>
+          <w:color w:val="C45911" w:themeColor="accent2" w:themeShade="BF"/>
+          <w:sz w:val="28"/>
+          <w:szCs w:val="28"/>
+          <w:lang w:val="en-US"/>
+        </w:rPr>
+        <w:t>=</w:t>
+      </w:r>
+      <w:r>
+        <w:rPr>
+          <w:color w:val="C45911" w:themeColor="accent2" w:themeShade="BF"/>
+          <w:sz w:val="28"/>
+          <w:szCs w:val="28"/>
+          <w:lang w:val="en-US"/>
+        </w:rPr>
+        <w:t>==================</w:t>
+      </w:r>
+      <w:r>
+        <w:rPr>
+          <w:color w:val="C45911" w:themeColor="accent2" w:themeShade="BF"/>
+          <w:sz w:val="28"/>
+          <w:szCs w:val="28"/>
+          <w:lang w:val="en-US"/>
+        </w:rPr>
+        <w:t>TEMPLATE</w:t>
+      </w:r>
+      <w:r>
+        <w:rPr>
+          <w:color w:val="C45911" w:themeColor="accent2" w:themeShade="BF"/>
+          <w:sz w:val="28"/>
+          <w:szCs w:val="28"/>
+          <w:lang w:val="en-US"/>
+        </w:rPr>
+        <w:t>_</w:t>
+      </w:r>
+      <w:r>
+        <w:rPr>
+          <w:color w:val="C45911" w:themeColor="accent2" w:themeShade="BF"/>
+          <w:sz w:val="28"/>
+          <w:szCs w:val="28"/>
+          <w:lang w:val="en-US"/>
+        </w:rPr>
+        <w:t>START</w:t>
+      </w:r>
+      <w:r>
+        <w:rPr>
+          <w:color w:val="C45911" w:themeColor="accent2" w:themeShade="BF"/>
+          <w:sz w:val="28"/>
+          <w:szCs w:val="28"/>
+          <w:lang w:val="en-US"/>
+        </w:rPr>
+        <w:t>==================</w:t>
+      </w:r>
+      <w:r>
+        <w:rPr>
+          <w:color w:val="C45911" w:themeColor="accent2" w:themeShade="BF"/>
+          <w:sz w:val="28"/>
+          <w:szCs w:val="28"/>
+          <w:lang w:val="en-US"/>
+        </w:rPr>
+        <w:t>===</w:t>
       </w:r>
     </w:p>
     <w:p>
@@ -2968,23 +3469,13 @@
         </w:rPr>
         <w:t>Підстава: рапорт *** (</w:t>
       </w:r>
-      <w:proofErr w:type="spellStart"/>
-      <w:r>
-        <w:rPr>
-          <w:color w:val="C45911" w:themeColor="accent2" w:themeShade="BF"/>
-          <w:sz w:val="28"/>
-          <w:szCs w:val="28"/>
-        </w:rPr>
-        <w:t>вх</w:t>
-      </w:r>
-      <w:proofErr w:type="spellEnd"/>
-      <w:r>
-        <w:rPr>
-          <w:color w:val="C45911" w:themeColor="accent2" w:themeShade="BF"/>
-          <w:sz w:val="28"/>
-          <w:szCs w:val="28"/>
-        </w:rPr>
-        <w:t>. № 1656/ **** </w:t>
+      <w:r>
+        <w:rPr>
+          <w:color w:val="C45911" w:themeColor="accent2" w:themeShade="BF"/>
+          <w:sz w:val="28"/>
+          <w:szCs w:val="28"/>
+        </w:rPr>
+        <w:t>вх. № 1656/ **** </w:t>
       </w:r>
       <w:r>
         <w:rPr>
@@ -3134,7 +3625,79 @@
           <w:szCs w:val="28"/>
           <w:lang w:val="ru-RU"/>
         </w:rPr>
-        <w:t>========================================================</w:t>
+        <w:t>==</w:t>
+      </w:r>
+      <w:r>
+        <w:rPr>
+          <w:color w:val="C45911" w:themeColor="accent2" w:themeShade="BF"/>
+          <w:sz w:val="28"/>
+          <w:szCs w:val="28"/>
+          <w:lang w:val="ru-RU"/>
+        </w:rPr>
+        <w:t>==================</w:t>
+      </w:r>
+      <w:r>
+        <w:rPr>
+          <w:color w:val="C45911" w:themeColor="accent2" w:themeShade="BF"/>
+          <w:sz w:val="28"/>
+          <w:szCs w:val="28"/>
+          <w:lang w:val="en-US"/>
+        </w:rPr>
+        <w:t>TEMPLATE</w:t>
+      </w:r>
+      <w:r>
+        <w:rPr>
+          <w:color w:val="C45911" w:themeColor="accent2" w:themeShade="BF"/>
+          <w:sz w:val="28"/>
+          <w:szCs w:val="28"/>
+          <w:lang w:val="ru-RU"/>
+        </w:rPr>
+        <w:t>_</w:t>
+      </w:r>
+      <w:r>
+        <w:rPr>
+          <w:color w:val="C45911" w:themeColor="accent2" w:themeShade="BF"/>
+          <w:sz w:val="28"/>
+          <w:szCs w:val="28"/>
+          <w:lang w:val="en-US"/>
+        </w:rPr>
+        <w:t>END</w:t>
+      </w:r>
+      <w:r>
+        <w:rPr>
+          <w:color w:val="C45911" w:themeColor="accent2" w:themeShade="BF"/>
+          <w:sz w:val="28"/>
+          <w:szCs w:val="28"/>
+          <w:lang w:val="ru-RU"/>
+        </w:rPr>
+        <w:t>====</w:t>
+      </w:r>
+      <w:r>
+        <w:rPr>
+          <w:color w:val="C45911" w:themeColor="accent2" w:themeShade="BF"/>
+          <w:sz w:val="28"/>
+          <w:szCs w:val="28"/>
+          <w:lang w:val="ru-RU"/>
+        </w:rPr>
+        <w:t>=</w:t>
+      </w:r>
+      <w:r>
+        <w:rPr>
+          <w:color w:val="C45911" w:themeColor="accent2" w:themeShade="BF"/>
+          <w:sz w:val="28"/>
+          <w:szCs w:val="28"/>
+          <w:lang w:val="ru-RU"/>
+        </w:rPr>
+        <w:t>===============</w:t>
+      </w:r>
+      <w:r>
+        <w:rPr>
+          <w:color w:val="C45911" w:themeColor="accent2" w:themeShade="BF"/>
+          <w:sz w:val="28"/>
+          <w:szCs w:val="28"/>
+          <w:lang w:val="ru-RU"/>
+        </w:rPr>
+        <w:t>==</w:t>
       </w:r>
     </w:p>
     <w:p>
@@ -3257,7 +3820,61 @@
           <w:szCs w:val="28"/>
           <w:lang w:val="ru-RU"/>
         </w:rPr>
-        <w:t>========================================================</w:t>
+        <w:t>=</w:t>
+      </w:r>
+      <w:r>
+        <w:rPr>
+          <w:color w:val="C45911" w:themeColor="accent2" w:themeShade="BF"/>
+          <w:sz w:val="28"/>
+          <w:szCs w:val="28"/>
+          <w:lang w:val="ru-RU"/>
+        </w:rPr>
+        <w:t>==================</w:t>
+      </w:r>
+      <w:r>
+        <w:rPr>
+          <w:color w:val="C45911" w:themeColor="accent2" w:themeShade="BF"/>
+          <w:sz w:val="28"/>
+          <w:szCs w:val="28"/>
+          <w:lang w:val="en-US"/>
+        </w:rPr>
+        <w:t>TEMPLATE</w:t>
+      </w:r>
+      <w:r>
+        <w:rPr>
+          <w:color w:val="C45911" w:themeColor="accent2" w:themeShade="BF"/>
+          <w:sz w:val="28"/>
+          <w:szCs w:val="28"/>
+          <w:lang w:val="ru-RU"/>
+        </w:rPr>
+        <w:t>_</w:t>
+      </w:r>
+      <w:r>
+        <w:rPr>
+          <w:color w:val="C45911" w:themeColor="accent2" w:themeShade="BF"/>
+          <w:sz w:val="28"/>
+          <w:szCs w:val="28"/>
+          <w:lang w:val="en-US"/>
+        </w:rPr>
+        <w:t>START</w:t>
+      </w:r>
+      <w:r>
+        <w:rPr>
+          <w:color w:val="C45911" w:themeColor="accent2" w:themeShade="BF"/>
+          <w:sz w:val="28"/>
+          <w:szCs w:val="28"/>
+          <w:lang w:val="ru-RU"/>
+        </w:rPr>
+        <w:t>==================</w:t>
+      </w:r>
+      <w:r>
+        <w:rPr>
+          <w:color w:val="C45911" w:themeColor="accent2" w:themeShade="BF"/>
+          <w:sz w:val="28"/>
+          <w:szCs w:val="28"/>
+          <w:lang w:val="ru-RU"/>
+        </w:rPr>
+        <w:t>===</w:t>
       </w:r>
     </w:p>
     <w:p>
@@ -3545,23 +4162,13 @@
         </w:rPr>
         <w:t>Підстава: рапорт *** (</w:t>
       </w:r>
-      <w:proofErr w:type="spellStart"/>
-      <w:r>
-        <w:rPr>
-          <w:color w:val="C45911" w:themeColor="accent2" w:themeShade="BF"/>
-          <w:sz w:val="28"/>
-          <w:szCs w:val="28"/>
-        </w:rPr>
-        <w:t>вх</w:t>
-      </w:r>
-      <w:proofErr w:type="spellEnd"/>
-      <w:r>
-        <w:rPr>
-          <w:color w:val="C45911" w:themeColor="accent2" w:themeShade="BF"/>
-          <w:sz w:val="28"/>
-          <w:szCs w:val="28"/>
-        </w:rPr>
-        <w:t>. № 1656/ **** </w:t>
+      <w:r>
+        <w:rPr>
+          <w:color w:val="C45911" w:themeColor="accent2" w:themeShade="BF"/>
+          <w:sz w:val="28"/>
+          <w:szCs w:val="28"/>
+        </w:rPr>
+        <w:t>вх. № 1656/ **** </w:t>
       </w:r>
       <w:r>
         <w:rPr>
@@ -3663,7 +4270,24 @@
           <w:sz w:val="28"/>
           <w:szCs w:val="28"/>
         </w:rPr>
-        <w:t>від **.03.2026</w:t>
+        <w:t xml:space="preserve">від </w:t>
+      </w:r>
+      <w:r>
+        <w:rPr>
+          <w:color w:val="C45911" w:themeColor="accent2" w:themeShade="BF"/>
+          <w:sz w:val="28"/>
+          <w:szCs w:val="28"/>
+          <w:lang w:val="ru-RU"/>
+        </w:rPr>
+        <w:t>{#}</w:t>
+      </w:r>
+      <w:r>
+        <w:rPr>
+          <w:color w:val="C45911" w:themeColor="accent2" w:themeShade="BF"/>
+          <w:sz w:val="28"/>
+          <w:szCs w:val="28"/>
+        </w:rPr>
+        <w:t>.03.2026</w:t>
       </w:r>
       <w:r>
         <w:rPr>
@@ -3693,7 +4317,79 @@
           <w:szCs w:val="28"/>
           <w:lang w:val="ru-RU"/>
         </w:rPr>
-        <w:t>========================================================</w:t>
+        <w:t>==</w:t>
+      </w:r>
+      <w:r>
+        <w:rPr>
+          <w:color w:val="C45911" w:themeColor="accent2" w:themeShade="BF"/>
+          <w:sz w:val="28"/>
+          <w:szCs w:val="28"/>
+          <w:lang w:val="ru-RU"/>
+        </w:rPr>
+        <w:t>==================</w:t>
+      </w:r>
+      <w:r>
+        <w:rPr>
+          <w:color w:val="C45911" w:themeColor="accent2" w:themeShade="BF"/>
+          <w:sz w:val="28"/>
+          <w:szCs w:val="28"/>
+          <w:lang w:val="en-US"/>
+        </w:rPr>
+        <w:t>TEMPLATE</w:t>
+      </w:r>
+      <w:r>
+        <w:rPr>
+          <w:color w:val="C45911" w:themeColor="accent2" w:themeShade="BF"/>
+          <w:sz w:val="28"/>
+          <w:szCs w:val="28"/>
+          <w:lang w:val="ru-RU"/>
+        </w:rPr>
+        <w:t>_</w:t>
+      </w:r>
+      <w:r>
+        <w:rPr>
+          <w:color w:val="C45911" w:themeColor="accent2" w:themeShade="BF"/>
+          <w:sz w:val="28"/>
+          <w:szCs w:val="28"/>
+          <w:lang w:val="en-US"/>
+        </w:rPr>
+        <w:t>END</w:t>
+      </w:r>
+      <w:r>
+        <w:rPr>
+          <w:color w:val="C45911" w:themeColor="accent2" w:themeShade="BF"/>
+          <w:sz w:val="28"/>
+          <w:szCs w:val="28"/>
+          <w:lang w:val="ru-RU"/>
+        </w:rPr>
+        <w:t>====</w:t>
+      </w:r>
+      <w:r>
+        <w:rPr>
+          <w:color w:val="C45911" w:themeColor="accent2" w:themeShade="BF"/>
+          <w:sz w:val="28"/>
+          <w:szCs w:val="28"/>
+          <w:lang w:val="ru-RU"/>
+        </w:rPr>
+        <w:t>=</w:t>
+      </w:r>
+      <w:r>
+        <w:rPr>
+          <w:color w:val="C45911" w:themeColor="accent2" w:themeShade="BF"/>
+          <w:sz w:val="28"/>
+          <w:szCs w:val="28"/>
+          <w:lang w:val="ru-RU"/>
+        </w:rPr>
+        <w:t>===============</w:t>
+      </w:r>
+      <w:r>
+        <w:rPr>
+          <w:color w:val="C45911" w:themeColor="accent2" w:themeShade="BF"/>
+          <w:sz w:val="28"/>
+          <w:szCs w:val="28"/>
+          <w:lang w:val="ru-RU"/>
+        </w:rPr>
+        <w:t>==</w:t>
       </w:r>
     </w:p>
     <w:p>
@@ -3788,7 +4484,61 @@
           <w:szCs w:val="28"/>
           <w:lang w:val="ru-RU"/>
         </w:rPr>
-        <w:t>========================================================</w:t>
+        <w:t>=</w:t>
+      </w:r>
+      <w:r>
+        <w:rPr>
+          <w:color w:val="C45911" w:themeColor="accent2" w:themeShade="BF"/>
+          <w:sz w:val="28"/>
+          <w:szCs w:val="28"/>
+          <w:lang w:val="ru-RU"/>
+        </w:rPr>
+        <w:t>==================</w:t>
+      </w:r>
+      <w:r>
+        <w:rPr>
+          <w:color w:val="C45911" w:themeColor="accent2" w:themeShade="BF"/>
+          <w:sz w:val="28"/>
+          <w:szCs w:val="28"/>
+          <w:lang w:val="en-US"/>
+        </w:rPr>
+        <w:t>TEMPLATE</w:t>
+      </w:r>
+      <w:r>
+        <w:rPr>
+          <w:color w:val="C45911" w:themeColor="accent2" w:themeShade="BF"/>
+          <w:sz w:val="28"/>
+          <w:szCs w:val="28"/>
+          <w:lang w:val="ru-RU"/>
+        </w:rPr>
+        <w:t>_</w:t>
+      </w:r>
+      <w:r>
+        <w:rPr>
+          <w:color w:val="C45911" w:themeColor="accent2" w:themeShade="BF"/>
+          <w:sz w:val="28"/>
+          <w:szCs w:val="28"/>
+          <w:lang w:val="en-US"/>
+        </w:rPr>
+        <w:t>START</w:t>
+      </w:r>
+      <w:r>
+        <w:rPr>
+          <w:color w:val="C45911" w:themeColor="accent2" w:themeShade="BF"/>
+          <w:sz w:val="28"/>
+          <w:szCs w:val="28"/>
+          <w:lang w:val="ru-RU"/>
+        </w:rPr>
+        <w:t>==================</w:t>
+      </w:r>
+      <w:r>
+        <w:rPr>
+          <w:color w:val="C45911" w:themeColor="accent2" w:themeShade="BF"/>
+          <w:sz w:val="28"/>
+          <w:szCs w:val="28"/>
+          <w:lang w:val="ru-RU"/>
+        </w:rPr>
+        <w:t>===</w:t>
       </w:r>
     </w:p>
     <w:p>
@@ -4016,23 +4766,13 @@
         </w:rPr>
         <w:t>Підстава: рапорт *** (</w:t>
       </w:r>
-      <w:proofErr w:type="spellStart"/>
-      <w:r>
-        <w:rPr>
-          <w:color w:val="C45911" w:themeColor="accent2" w:themeShade="BF"/>
-          <w:sz w:val="28"/>
-          <w:szCs w:val="28"/>
-        </w:rPr>
-        <w:t>вх</w:t>
-      </w:r>
-      <w:proofErr w:type="spellEnd"/>
-      <w:r>
-        <w:rPr>
-          <w:color w:val="C45911" w:themeColor="accent2" w:themeShade="BF"/>
-          <w:sz w:val="28"/>
-          <w:szCs w:val="28"/>
-        </w:rPr>
-        <w:t>. № 1656/ **** </w:t>
+      <w:r>
+        <w:rPr>
+          <w:color w:val="C45911" w:themeColor="accent2" w:themeShade="BF"/>
+          <w:sz w:val="28"/>
+          <w:szCs w:val="28"/>
+        </w:rPr>
+        <w:t>вх. № 1656/ **** </w:t>
       </w:r>
       <w:r>
         <w:rPr>
@@ -4134,7 +4874,24 @@
           <w:sz w:val="28"/>
           <w:szCs w:val="28"/>
         </w:rPr>
-        <w:t>від **.03.2026</w:t>
+        <w:t xml:space="preserve">від </w:t>
+      </w:r>
+      <w:r>
+        <w:rPr>
+          <w:color w:val="C45911" w:themeColor="accent2" w:themeShade="BF"/>
+          <w:sz w:val="28"/>
+          <w:szCs w:val="28"/>
+          <w:lang w:val="ru-RU"/>
+        </w:rPr>
+        <w:t>{#}</w:t>
+      </w:r>
+      <w:r>
+        <w:rPr>
+          <w:color w:val="C45911" w:themeColor="accent2" w:themeShade="BF"/>
+          <w:sz w:val="28"/>
+          <w:szCs w:val="28"/>
+        </w:rPr>
+        <w:t>.03.2026</w:t>
       </w:r>
       <w:r>
         <w:rPr>
@@ -4164,7 +4921,79 @@
           <w:szCs w:val="28"/>
           <w:lang w:val="ru-RU"/>
         </w:rPr>
-        <w:t>========================================================</w:t>
+        <w:t>==</w:t>
+      </w:r>
+      <w:r>
+        <w:rPr>
+          <w:color w:val="C45911" w:themeColor="accent2" w:themeShade="BF"/>
+          <w:sz w:val="28"/>
+          <w:szCs w:val="28"/>
+          <w:lang w:val="ru-RU"/>
+        </w:rPr>
+        <w:t>==================</w:t>
+      </w:r>
+      <w:r>
+        <w:rPr>
+          <w:color w:val="C45911" w:themeColor="accent2" w:themeShade="BF"/>
+          <w:sz w:val="28"/>
+          <w:szCs w:val="28"/>
+          <w:lang w:val="en-US"/>
+        </w:rPr>
+        <w:t>TEMPLATE</w:t>
+      </w:r>
+      <w:r>
+        <w:rPr>
+          <w:color w:val="C45911" w:themeColor="accent2" w:themeShade="BF"/>
+          <w:sz w:val="28"/>
+          <w:szCs w:val="28"/>
+          <w:lang w:val="ru-RU"/>
+        </w:rPr>
+        <w:t>_</w:t>
+      </w:r>
+      <w:r>
+        <w:rPr>
+          <w:color w:val="C45911" w:themeColor="accent2" w:themeShade="BF"/>
+          <w:sz w:val="28"/>
+          <w:szCs w:val="28"/>
+          <w:lang w:val="en-US"/>
+        </w:rPr>
+        <w:t>END</w:t>
+      </w:r>
+      <w:r>
+        <w:rPr>
+          <w:color w:val="C45911" w:themeColor="accent2" w:themeShade="BF"/>
+          <w:sz w:val="28"/>
+          <w:szCs w:val="28"/>
+          <w:lang w:val="ru-RU"/>
+        </w:rPr>
+        <w:t>====</w:t>
+      </w:r>
+      <w:r>
+        <w:rPr>
+          <w:color w:val="C45911" w:themeColor="accent2" w:themeShade="BF"/>
+          <w:sz w:val="28"/>
+          <w:szCs w:val="28"/>
+          <w:lang w:val="ru-RU"/>
+        </w:rPr>
+        <w:t>=</w:t>
+      </w:r>
+      <w:r>
+        <w:rPr>
+          <w:color w:val="C45911" w:themeColor="accent2" w:themeShade="BF"/>
+          <w:sz w:val="28"/>
+          <w:szCs w:val="28"/>
+          <w:lang w:val="ru-RU"/>
+        </w:rPr>
+        <w:t>===============</w:t>
+      </w:r>
+      <w:r>
+        <w:rPr>
+          <w:color w:val="C45911" w:themeColor="accent2" w:themeShade="BF"/>
+          <w:sz w:val="28"/>
+          <w:szCs w:val="28"/>
+          <w:lang w:val="ru-RU"/>
+        </w:rPr>
+        <w:t>==</w:t>
       </w:r>
     </w:p>
     <w:p>
@@ -4246,7 +5075,61 @@
           <w:szCs w:val="28"/>
           <w:lang w:val="ru-RU"/>
         </w:rPr>
-        <w:t>========================================================</w:t>
+        <w:t>=</w:t>
+      </w:r>
+      <w:r>
+        <w:rPr>
+          <w:color w:val="C45911" w:themeColor="accent2" w:themeShade="BF"/>
+          <w:sz w:val="28"/>
+          <w:szCs w:val="28"/>
+          <w:lang w:val="ru-RU"/>
+        </w:rPr>
+        <w:t>==================</w:t>
+      </w:r>
+      <w:r>
+        <w:rPr>
+          <w:color w:val="C45911" w:themeColor="accent2" w:themeShade="BF"/>
+          <w:sz w:val="28"/>
+          <w:szCs w:val="28"/>
+          <w:lang w:val="en-US"/>
+        </w:rPr>
+        <w:t>TEMPLATE</w:t>
+      </w:r>
+      <w:r>
+        <w:rPr>
+          <w:color w:val="C45911" w:themeColor="accent2" w:themeShade="BF"/>
+          <w:sz w:val="28"/>
+          <w:szCs w:val="28"/>
+          <w:lang w:val="ru-RU"/>
+        </w:rPr>
+        <w:t>_</w:t>
+      </w:r>
+      <w:r>
+        <w:rPr>
+          <w:color w:val="C45911" w:themeColor="accent2" w:themeShade="BF"/>
+          <w:sz w:val="28"/>
+          <w:szCs w:val="28"/>
+          <w:lang w:val="en-US"/>
+        </w:rPr>
+        <w:t>START</w:t>
+      </w:r>
+      <w:r>
+        <w:rPr>
+          <w:color w:val="C45911" w:themeColor="accent2" w:themeShade="BF"/>
+          <w:sz w:val="28"/>
+          <w:szCs w:val="28"/>
+          <w:lang w:val="ru-RU"/>
+        </w:rPr>
+        <w:t>==================</w:t>
+      </w:r>
+      <w:r>
+        <w:rPr>
+          <w:color w:val="C45911" w:themeColor="accent2" w:themeShade="BF"/>
+          <w:sz w:val="28"/>
+          <w:szCs w:val="28"/>
+          <w:lang w:val="ru-RU"/>
+        </w:rPr>
+        <w:t>===</w:t>
       </w:r>
     </w:p>
     <w:p>
@@ -4452,23 +5335,13 @@
         </w:rPr>
         <w:t>Підстава: рапорт *** (</w:t>
       </w:r>
-      <w:proofErr w:type="spellStart"/>
-      <w:r>
-        <w:rPr>
-          <w:color w:val="C45911" w:themeColor="accent2" w:themeShade="BF"/>
-          <w:sz w:val="28"/>
-          <w:szCs w:val="28"/>
-        </w:rPr>
-        <w:t>вх</w:t>
-      </w:r>
-      <w:proofErr w:type="spellEnd"/>
-      <w:r>
-        <w:rPr>
-          <w:color w:val="C45911" w:themeColor="accent2" w:themeShade="BF"/>
-          <w:sz w:val="28"/>
-          <w:szCs w:val="28"/>
-        </w:rPr>
-        <w:t>. № 1656/ **** </w:t>
+      <w:r>
+        <w:rPr>
+          <w:color w:val="C45911" w:themeColor="accent2" w:themeShade="BF"/>
+          <w:sz w:val="28"/>
+          <w:szCs w:val="28"/>
+        </w:rPr>
+        <w:t>вх. № 1656/ **** </w:t>
       </w:r>
       <w:r>
         <w:rPr>
@@ -4634,6 +5507,1300 @@
           <w:sz w:val="28"/>
           <w:szCs w:val="28"/>
         </w:rPr>
+        <w:t xml:space="preserve">від </w:t>
+      </w:r>
+      <w:r>
+        <w:rPr>
+          <w:color w:val="C45911" w:themeColor="accent2" w:themeShade="BF"/>
+          <w:sz w:val="28"/>
+          <w:szCs w:val="28"/>
+        </w:rPr>
+        <w:t>{#}</w:t>
+      </w:r>
+      <w:r>
+        <w:rPr>
+          <w:color w:val="C45911" w:themeColor="accent2" w:themeShade="BF"/>
+          <w:sz w:val="28"/>
+          <w:szCs w:val="28"/>
+        </w:rPr>
+        <w:t>.03.2026</w:t>
+      </w:r>
+      <w:r>
+        <w:rPr>
+          <w:color w:val="C45911" w:themeColor="accent2" w:themeShade="BF"/>
+          <w:sz w:val="28"/>
+          <w:szCs w:val="28"/>
+        </w:rPr>
+        <w:t>.</w:t>
+      </w:r>
+    </w:p>
+    <w:p>
+      <w:pPr>
+        <w:spacing w:line="247" w:lineRule="auto"/>
+        <w:ind w:firstLine="709"/>
+        <w:jc w:val="both"/>
+        <w:rPr>
+          <w:color w:val="C45911" w:themeColor="accent2" w:themeShade="BF"/>
+          <w:sz w:val="28"/>
+          <w:szCs w:val="28"/>
+        </w:rPr>
+      </w:pPr>
+      <w:r>
+        <w:rPr>
+          <w:color w:val="C45911" w:themeColor="accent2" w:themeShade="BF"/>
+          <w:sz w:val="28"/>
+          <w:szCs w:val="28"/>
+        </w:rPr>
+        <w:t>====================</w:t>
+      </w:r>
+      <w:r>
+        <w:rPr>
+          <w:color w:val="C45911" w:themeColor="accent2" w:themeShade="BF"/>
+          <w:sz w:val="28"/>
+          <w:szCs w:val="28"/>
+          <w:lang w:val="en-US"/>
+        </w:rPr>
+        <w:t>TEMPLATE</w:t>
+      </w:r>
+      <w:r>
+        <w:rPr>
+          <w:color w:val="C45911" w:themeColor="accent2" w:themeShade="BF"/>
+          <w:sz w:val="28"/>
+          <w:szCs w:val="28"/>
+        </w:rPr>
+        <w:t>_</w:t>
+      </w:r>
+      <w:r>
+        <w:rPr>
+          <w:color w:val="C45911" w:themeColor="accent2" w:themeShade="BF"/>
+          <w:sz w:val="28"/>
+          <w:szCs w:val="28"/>
+          <w:lang w:val="en-US"/>
+        </w:rPr>
+        <w:t>END</w:t>
+      </w:r>
+      <w:r>
+        <w:rPr>
+          <w:color w:val="C45911" w:themeColor="accent2" w:themeShade="BF"/>
+          <w:sz w:val="28"/>
+          <w:szCs w:val="28"/>
+        </w:rPr>
+        <w:t>======================</w:t>
+      </w:r>
+    </w:p>
+    <w:p>
+      <w:pPr>
+        <w:spacing w:line="247" w:lineRule="auto"/>
+        <w:ind w:firstLine="709"/>
+        <w:jc w:val="both"/>
+        <w:rPr>
+          <w:sz w:val="28"/>
+          <w:szCs w:val="28"/>
+        </w:rPr>
+      </w:pPr>
+    </w:p>
+    <w:p>
+      <w:pPr>
+        <w:ind w:firstLine="709"/>
+        <w:jc w:val="both"/>
+        <w:rPr>
+          <w:sz w:val="28"/>
+          <w:szCs w:val="28"/>
+        </w:rPr>
+      </w:pPr>
+      <w:r>
+        <w:rPr>
+          <w:sz w:val="28"/>
+          <w:szCs w:val="28"/>
+          <w:highlight w:val="yellow"/>
+        </w:rPr>
+        <w:t>^</w:t>
+      </w:r>
+      <w:r>
+        <w:rPr>
+          <w:sz w:val="28"/>
+          <w:szCs w:val="28"/>
+          <w:highlight w:val="yellow"/>
+        </w:rPr>
+        <w:t>2</w:t>
+      </w:r>
+      <w:r>
+        <w:rPr>
+          <w:sz w:val="28"/>
+          <w:szCs w:val="28"/>
+          <w:highlight w:val="yellow"/>
+        </w:rPr>
+        <w:t>0</w:t>
+      </w:r>
+      <w:r>
+        <w:rPr>
+          <w:sz w:val="28"/>
+          <w:szCs w:val="28"/>
+          <w:highlight w:val="yellow"/>
+        </w:rPr>
+        <w:t>. Нижчепойменованих військовослужбовців військової частини А7383, вважати такими, що прибули до району виконання бойових завдань, з</w:t>
+      </w:r>
+      <w:r>
+        <w:rPr>
+          <w:sz w:val="28"/>
+          <w:szCs w:val="28"/>
+          <w:highlight w:val="yellow"/>
+        </w:rPr>
+        <w:t xml:space="preserve"> {#}</w:t>
+      </w:r>
+      <w:r>
+        <w:rPr>
+          <w:sz w:val="28"/>
+          <w:szCs w:val="28"/>
+          <w:highlight w:val="yellow"/>
+        </w:rPr>
+        <w:t xml:space="preserve"> </w:t>
+      </w:r>
+      <w:r>
+        <w:rPr>
+          <w:sz w:val="28"/>
+          <w:szCs w:val="28"/>
+          <w:highlight w:val="yellow"/>
+        </w:rPr>
+        <w:t>березня</w:t>
+      </w:r>
+      <w:r>
+        <w:rPr>
+          <w:sz w:val="28"/>
+          <w:szCs w:val="28"/>
+          <w:highlight w:val="yellow"/>
+        </w:rPr>
+        <w:t xml:space="preserve"> 2026 року:</w:t>
+      </w:r>
+    </w:p>
+    <w:p>
+      <w:pPr>
+        <w:ind w:firstLine="709"/>
+        <w:jc w:val="both"/>
+        <w:rPr>
+          <w:sz w:val="28"/>
+          <w:szCs w:val="28"/>
+        </w:rPr>
+      </w:pPr>
+    </w:p>
+    <w:p>
+      <w:pPr>
+        <w:spacing w:line="247" w:lineRule="auto"/>
+        <w:ind w:firstLine="709"/>
+        <w:jc w:val="both"/>
+        <w:rPr>
+          <w:color w:val="C45911" w:themeColor="accent2" w:themeShade="BF"/>
+          <w:sz w:val="28"/>
+          <w:szCs w:val="28"/>
+        </w:rPr>
+      </w:pPr>
+      <w:r>
+        <w:rPr>
+          <w:color w:val="C45911" w:themeColor="accent2" w:themeShade="BF"/>
+          <w:sz w:val="28"/>
+          <w:szCs w:val="28"/>
+        </w:rPr>
+        <w:t>===================</w:t>
+      </w:r>
+      <w:r>
+        <w:rPr>
+          <w:color w:val="C45911" w:themeColor="accent2" w:themeShade="BF"/>
+          <w:sz w:val="28"/>
+          <w:szCs w:val="28"/>
+          <w:lang w:val="en-US"/>
+        </w:rPr>
+        <w:t>TEMPLATE</w:t>
+      </w:r>
+      <w:r>
+        <w:rPr>
+          <w:color w:val="C45911" w:themeColor="accent2" w:themeShade="BF"/>
+          <w:sz w:val="28"/>
+          <w:szCs w:val="28"/>
+        </w:rPr>
+        <w:t>_</w:t>
+      </w:r>
+      <w:r>
+        <w:rPr>
+          <w:color w:val="C45911" w:themeColor="accent2" w:themeShade="BF"/>
+          <w:sz w:val="28"/>
+          <w:szCs w:val="28"/>
+          <w:lang w:val="en-US"/>
+        </w:rPr>
+        <w:t>START</w:t>
+      </w:r>
+      <w:r>
+        <w:rPr>
+          <w:color w:val="C45911" w:themeColor="accent2" w:themeShade="BF"/>
+          <w:sz w:val="28"/>
+          <w:szCs w:val="28"/>
+        </w:rPr>
+        <w:t>=====================</w:t>
+      </w:r>
+    </w:p>
+    <w:p>
+      <w:pPr>
+        <w:spacing w:line="247" w:lineRule="auto"/>
+        <w:ind w:firstLine="709"/>
+        <w:jc w:val="both"/>
+        <w:rPr>
+          <w:color w:val="C45911" w:themeColor="accent2" w:themeShade="BF"/>
+          <w:sz w:val="28"/>
+          <w:szCs w:val="28"/>
+        </w:rPr>
+      </w:pPr>
+      <w:r>
+        <w:rPr>
+          <w:color w:val="C45911" w:themeColor="accent2" w:themeShade="BF"/>
+          <w:sz w:val="28"/>
+          <w:szCs w:val="28"/>
+        </w:rPr>
+        <w:t>після проходження військово-лікарської комісії:</w:t>
+      </w:r>
+    </w:p>
+    <w:p>
+      <w:pPr>
+        <w:spacing w:line="247" w:lineRule="auto"/>
+        <w:ind w:firstLine="709"/>
+        <w:jc w:val="both"/>
+        <w:rPr>
+          <w:color w:val="C45911" w:themeColor="accent2" w:themeShade="BF"/>
+          <w:sz w:val="28"/>
+          <w:szCs w:val="28"/>
+        </w:rPr>
+      </w:pPr>
+      <w:r>
+        <w:rPr>
+          <w:color w:val="C45911" w:themeColor="accent2" w:themeShade="BF"/>
+          <w:sz w:val="28"/>
+          <w:szCs w:val="28"/>
+        </w:rPr>
+        <w:t>з амбулаторного лікування та обстеження:</w:t>
+      </w:r>
+    </w:p>
+    <w:p>
+      <w:pPr>
+        <w:spacing w:line="247" w:lineRule="auto"/>
+        <w:ind w:firstLine="709"/>
+        <w:jc w:val="both"/>
+        <w:rPr>
+          <w:color w:val="C45911" w:themeColor="accent2" w:themeShade="BF"/>
+          <w:sz w:val="28"/>
+          <w:szCs w:val="28"/>
+        </w:rPr>
+      </w:pPr>
+    </w:p>
+    <w:p>
+      <w:pPr>
+        <w:spacing w:line="247" w:lineRule="auto"/>
+        <w:ind w:firstLine="709"/>
+        <w:jc w:val="both"/>
+        <w:rPr>
+          <w:color w:val="C45911" w:themeColor="accent2" w:themeShade="BF"/>
+          <w:sz w:val="28"/>
+          <w:szCs w:val="28"/>
+        </w:rPr>
+      </w:pPr>
+      <w:r>
+        <w:rPr>
+          <w:color w:val="C45911" w:themeColor="accent2" w:themeShade="BF"/>
+          <w:sz w:val="28"/>
+          <w:szCs w:val="28"/>
+        </w:rPr>
+        <w:t>*** .</w:t>
+      </w:r>
+    </w:p>
+    <w:p>
+      <w:pPr>
+        <w:spacing w:line="247" w:lineRule="auto"/>
+        <w:ind w:firstLine="709"/>
+        <w:jc w:val="both"/>
+        <w:rPr>
+          <w:color w:val="C45911" w:themeColor="accent2" w:themeShade="BF"/>
+          <w:sz w:val="28"/>
+          <w:szCs w:val="28"/>
+        </w:rPr>
+      </w:pPr>
+    </w:p>
+    <w:p>
+      <w:pPr>
+        <w:spacing w:line="247" w:lineRule="auto"/>
+        <w:ind w:firstLine="709"/>
+        <w:jc w:val="both"/>
+        <w:rPr>
+          <w:color w:val="C45911" w:themeColor="accent2" w:themeShade="BF"/>
+          <w:sz w:val="28"/>
+          <w:szCs w:val="28"/>
+        </w:rPr>
+      </w:pPr>
+      <w:r>
+        <w:rPr>
+          <w:color w:val="C45911" w:themeColor="accent2" w:themeShade="BF"/>
+          <w:sz w:val="28"/>
+          <w:szCs w:val="28"/>
+        </w:rPr>
+        <w:t>Підстава: рапорт *** (вх. № 1656/ **** </w:t>
+      </w:r>
+      <w:r>
+        <w:rPr>
+          <w:color w:val="C45911" w:themeColor="accent2" w:themeShade="BF"/>
+          <w:sz w:val="28"/>
+          <w:szCs w:val="28"/>
+          <w:highlight w:val="red"/>
+        </w:rPr>
+        <w:t>;;</w:t>
+      </w:r>
+      <w:r>
+        <w:rPr>
+          <w:color w:val="C45911" w:themeColor="accent2" w:themeShade="BF"/>
+          <w:sz w:val="28"/>
+          <w:szCs w:val="28"/>
+        </w:rPr>
+        <w:t xml:space="preserve">-в від </w:t>
+      </w:r>
+      <w:r>
+        <w:rPr>
+          <w:color w:val="C45911" w:themeColor="accent2" w:themeShade="BF"/>
+          <w:sz w:val="28"/>
+          <w:szCs w:val="28"/>
+        </w:rPr>
+        <w:t>{#}</w:t>
+      </w:r>
+      <w:r>
+        <w:rPr>
+          <w:color w:val="C45911" w:themeColor="accent2" w:themeShade="BF"/>
+          <w:sz w:val="28"/>
+          <w:szCs w:val="28"/>
+        </w:rPr>
+        <w:t>.03.2026), довідка військово-лікарської комісії № ***</w:t>
+      </w:r>
+      <w:r>
+        <w:rPr>
+          <w:color w:val="C45911" w:themeColor="accent2" w:themeShade="BF"/>
+          <w:sz w:val="28"/>
+          <w:szCs w:val="28"/>
+          <w:lang w:val="en-US"/>
+        </w:rPr>
+        <w:t> </w:t>
+      </w:r>
+      <w:r>
+        <w:rPr>
+          <w:color w:val="C45911" w:themeColor="accent2" w:themeShade="BF"/>
+          <w:sz w:val="28"/>
+          <w:szCs w:val="28"/>
+          <w:highlight w:val="red"/>
+        </w:rPr>
+        <w:t>;;</w:t>
+      </w:r>
+      <w:r>
+        <w:rPr>
+          <w:color w:val="C45911" w:themeColor="accent2" w:themeShade="BF"/>
+          <w:sz w:val="28"/>
+          <w:szCs w:val="28"/>
+        </w:rPr>
+        <w:t xml:space="preserve"> від **.03.2026.</w:t>
+      </w:r>
+    </w:p>
+    <w:p>
+      <w:pPr>
+        <w:spacing w:line="247" w:lineRule="auto"/>
+        <w:ind w:firstLine="709"/>
+        <w:jc w:val="both"/>
+        <w:rPr>
+          <w:color w:val="C45911" w:themeColor="accent2" w:themeShade="BF"/>
+          <w:sz w:val="28"/>
+          <w:szCs w:val="28"/>
+        </w:rPr>
+      </w:pPr>
+      <w:r>
+        <w:rPr>
+          <w:color w:val="C45911" w:themeColor="accent2" w:themeShade="BF"/>
+          <w:sz w:val="28"/>
+          <w:szCs w:val="28"/>
+        </w:rPr>
+        <w:t>====================</w:t>
+      </w:r>
+      <w:r>
+        <w:rPr>
+          <w:color w:val="C45911" w:themeColor="accent2" w:themeShade="BF"/>
+          <w:sz w:val="28"/>
+          <w:szCs w:val="28"/>
+          <w:lang w:val="en-US"/>
+        </w:rPr>
+        <w:t>TEMPLATE</w:t>
+      </w:r>
+      <w:r>
+        <w:rPr>
+          <w:color w:val="C45911" w:themeColor="accent2" w:themeShade="BF"/>
+          <w:sz w:val="28"/>
+          <w:szCs w:val="28"/>
+        </w:rPr>
+        <w:t>_</w:t>
+      </w:r>
+      <w:r>
+        <w:rPr>
+          <w:color w:val="C45911" w:themeColor="accent2" w:themeShade="BF"/>
+          <w:sz w:val="28"/>
+          <w:szCs w:val="28"/>
+          <w:lang w:val="en-US"/>
+        </w:rPr>
+        <w:t>END</w:t>
+      </w:r>
+      <w:r>
+        <w:rPr>
+          <w:color w:val="C45911" w:themeColor="accent2" w:themeShade="BF"/>
+          <w:sz w:val="28"/>
+          <w:szCs w:val="28"/>
+        </w:rPr>
+        <w:t>======================</w:t>
+      </w:r>
+    </w:p>
+    <w:p>
+      <w:pPr>
+        <w:spacing w:line="247" w:lineRule="auto"/>
+        <w:ind w:firstLine="709"/>
+        <w:jc w:val="both"/>
+        <w:rPr>
+          <w:sz w:val="28"/>
+          <w:szCs w:val="28"/>
+        </w:rPr>
+      </w:pPr>
+    </w:p>
+    <w:p>
+      <w:pPr>
+        <w:ind w:firstLine="709"/>
+        <w:jc w:val="both"/>
+        <w:rPr>
+          <w:sz w:val="28"/>
+          <w:szCs w:val="28"/>
+        </w:rPr>
+      </w:pPr>
+      <w:r>
+        <w:rPr>
+          <w:sz w:val="28"/>
+          <w:szCs w:val="28"/>
+          <w:highlight w:val="yellow"/>
+        </w:rPr>
+        <w:lastRenderedPageBreak/>
+        <w:t>^</w:t>
+      </w:r>
+      <w:r>
+        <w:rPr>
+          <w:sz w:val="28"/>
+          <w:szCs w:val="28"/>
+          <w:highlight w:val="yellow"/>
+        </w:rPr>
+        <w:t>2</w:t>
+      </w:r>
+      <w:r>
+        <w:rPr>
+          <w:sz w:val="28"/>
+          <w:szCs w:val="28"/>
+          <w:highlight w:val="yellow"/>
+        </w:rPr>
+        <w:t>1</w:t>
+      </w:r>
+      <w:r>
+        <w:rPr>
+          <w:sz w:val="28"/>
+          <w:szCs w:val="28"/>
+          <w:highlight w:val="yellow"/>
+        </w:rPr>
+        <w:t xml:space="preserve">. Нижчепойменованих військовослужбовців військової частини А7383, вважати такими, що вибули з району виконання бойових завдань, з </w:t>
+      </w:r>
+      <w:r>
+        <w:rPr>
+          <w:sz w:val="28"/>
+          <w:szCs w:val="28"/>
+          <w:highlight w:val="yellow"/>
+        </w:rPr>
+        <w:t>{#}</w:t>
+      </w:r>
+      <w:r>
+        <w:rPr>
+          <w:sz w:val="28"/>
+          <w:szCs w:val="28"/>
+          <w:highlight w:val="yellow"/>
+        </w:rPr>
+        <w:t xml:space="preserve"> </w:t>
+      </w:r>
+      <w:r>
+        <w:rPr>
+          <w:sz w:val="28"/>
+          <w:szCs w:val="28"/>
+          <w:highlight w:val="yellow"/>
+        </w:rPr>
+        <w:t>березня</w:t>
+      </w:r>
+      <w:r>
+        <w:rPr>
+          <w:sz w:val="28"/>
+          <w:szCs w:val="28"/>
+          <w:highlight w:val="yellow"/>
+        </w:rPr>
+        <w:t xml:space="preserve"> 2026 року:</w:t>
+      </w:r>
+    </w:p>
+    <w:p>
+      <w:pPr>
+        <w:ind w:firstLine="709"/>
+        <w:jc w:val="both"/>
+        <w:rPr>
+          <w:sz w:val="28"/>
+          <w:szCs w:val="28"/>
+        </w:rPr>
+      </w:pPr>
+    </w:p>
+    <w:p>
+      <w:pPr>
+        <w:spacing w:line="247" w:lineRule="auto"/>
+        <w:ind w:firstLine="709"/>
+        <w:jc w:val="both"/>
+        <w:rPr>
+          <w:color w:val="C45911" w:themeColor="accent2" w:themeShade="BF"/>
+          <w:sz w:val="28"/>
+          <w:szCs w:val="28"/>
+        </w:rPr>
+      </w:pPr>
+      <w:r>
+        <w:rPr>
+          <w:color w:val="C45911" w:themeColor="accent2" w:themeShade="BF"/>
+          <w:sz w:val="28"/>
+          <w:szCs w:val="28"/>
+        </w:rPr>
+        <w:t>===================</w:t>
+      </w:r>
+      <w:r>
+        <w:rPr>
+          <w:color w:val="C45911" w:themeColor="accent2" w:themeShade="BF"/>
+          <w:sz w:val="28"/>
+          <w:szCs w:val="28"/>
+          <w:lang w:val="en-US"/>
+        </w:rPr>
+        <w:t>TEMPLATE</w:t>
+      </w:r>
+      <w:r>
+        <w:rPr>
+          <w:color w:val="C45911" w:themeColor="accent2" w:themeShade="BF"/>
+          <w:sz w:val="28"/>
+          <w:szCs w:val="28"/>
+        </w:rPr>
+        <w:t>_</w:t>
+      </w:r>
+      <w:r>
+        <w:rPr>
+          <w:color w:val="C45911" w:themeColor="accent2" w:themeShade="BF"/>
+          <w:sz w:val="28"/>
+          <w:szCs w:val="28"/>
+          <w:lang w:val="en-US"/>
+        </w:rPr>
+        <w:t>START</w:t>
+      </w:r>
+      <w:r>
+        <w:rPr>
+          <w:color w:val="C45911" w:themeColor="accent2" w:themeShade="BF"/>
+          <w:sz w:val="28"/>
+          <w:szCs w:val="28"/>
+        </w:rPr>
+        <w:t>=====================</w:t>
+      </w:r>
+    </w:p>
+    <w:p>
+      <w:pPr>
+        <w:spacing w:line="247" w:lineRule="auto"/>
+        <w:ind w:firstLine="709"/>
+        <w:jc w:val="both"/>
+        <w:rPr>
+          <w:color w:val="C45911" w:themeColor="accent2" w:themeShade="BF"/>
+          <w:sz w:val="28"/>
+          <w:szCs w:val="28"/>
+        </w:rPr>
+      </w:pPr>
+      <w:r>
+        <w:rPr>
+          <w:color w:val="C45911" w:themeColor="accent2" w:themeShade="BF"/>
+          <w:sz w:val="28"/>
+          <w:szCs w:val="28"/>
+        </w:rPr>
+        <w:t>на проходження військово-лікарської комісії:</w:t>
+      </w:r>
+    </w:p>
+    <w:p>
+      <w:pPr>
+        <w:ind w:firstLine="709"/>
+        <w:jc w:val="both"/>
+        <w:rPr>
+          <w:color w:val="C45911" w:themeColor="accent2" w:themeShade="BF"/>
+          <w:sz w:val="28"/>
+          <w:szCs w:val="28"/>
+        </w:rPr>
+      </w:pPr>
+      <w:r>
+        <w:rPr>
+          <w:color w:val="C45911" w:themeColor="accent2" w:themeShade="BF"/>
+          <w:sz w:val="28"/>
+          <w:szCs w:val="28"/>
+        </w:rPr>
+        <w:t>на амбулаторне обстеження та лікування:</w:t>
+      </w:r>
+    </w:p>
+    <w:p>
+      <w:pPr>
+        <w:spacing w:line="247" w:lineRule="auto"/>
+        <w:ind w:firstLine="709"/>
+        <w:jc w:val="both"/>
+        <w:rPr>
+          <w:color w:val="C45911" w:themeColor="accent2" w:themeShade="BF"/>
+          <w:sz w:val="28"/>
+          <w:szCs w:val="28"/>
+        </w:rPr>
+      </w:pPr>
+    </w:p>
+    <w:p>
+      <w:pPr>
+        <w:spacing w:line="247" w:lineRule="auto"/>
+        <w:ind w:firstLine="709"/>
+        <w:jc w:val="both"/>
+        <w:rPr>
+          <w:color w:val="C45911" w:themeColor="accent2" w:themeShade="BF"/>
+          <w:sz w:val="28"/>
+          <w:szCs w:val="28"/>
+        </w:rPr>
+      </w:pPr>
+      <w:r>
+        <w:rPr>
+          <w:color w:val="C45911" w:themeColor="accent2" w:themeShade="BF"/>
+          <w:sz w:val="28"/>
+          <w:szCs w:val="28"/>
+        </w:rPr>
+        <w:t>*** .</w:t>
+      </w:r>
+    </w:p>
+    <w:p>
+      <w:pPr>
+        <w:spacing w:line="247" w:lineRule="auto"/>
+        <w:ind w:firstLine="709"/>
+        <w:jc w:val="both"/>
+        <w:rPr>
+          <w:color w:val="C45911" w:themeColor="accent2" w:themeShade="BF"/>
+          <w:sz w:val="28"/>
+          <w:szCs w:val="28"/>
+        </w:rPr>
+      </w:pPr>
+    </w:p>
+    <w:p>
+      <w:pPr>
+        <w:spacing w:line="247" w:lineRule="auto"/>
+        <w:ind w:firstLine="709"/>
+        <w:jc w:val="both"/>
+        <w:rPr>
+          <w:color w:val="C45911" w:themeColor="accent2" w:themeShade="BF"/>
+          <w:sz w:val="28"/>
+          <w:szCs w:val="28"/>
+          <w:lang w:val="ru-RU"/>
+        </w:rPr>
+      </w:pPr>
+      <w:r>
+        <w:rPr>
+          <w:color w:val="C45911" w:themeColor="accent2" w:themeShade="BF"/>
+          <w:sz w:val="28"/>
+          <w:szCs w:val="28"/>
+        </w:rPr>
+        <w:t>Підстава: рапорт *** (вх. № 1656/ **** </w:t>
+      </w:r>
+      <w:r>
+        <w:rPr>
+          <w:color w:val="C45911" w:themeColor="accent2" w:themeShade="BF"/>
+          <w:sz w:val="28"/>
+          <w:szCs w:val="28"/>
+          <w:highlight w:val="red"/>
+          <w:lang w:val="ru-RU"/>
+        </w:rPr>
+        <w:t>;;</w:t>
+      </w:r>
+      <w:r>
+        <w:rPr>
+          <w:color w:val="C45911" w:themeColor="accent2" w:themeShade="BF"/>
+          <w:sz w:val="28"/>
+          <w:szCs w:val="28"/>
+        </w:rPr>
+        <w:t xml:space="preserve">-в від </w:t>
+      </w:r>
+      <w:r>
+        <w:rPr>
+          <w:color w:val="C45911" w:themeColor="accent2" w:themeShade="BF"/>
+          <w:sz w:val="28"/>
+          <w:szCs w:val="28"/>
+        </w:rPr>
+        <w:t>{#}</w:t>
+      </w:r>
+      <w:r>
+        <w:rPr>
+          <w:color w:val="C45911" w:themeColor="accent2" w:themeShade="BF"/>
+          <w:sz w:val="28"/>
+          <w:szCs w:val="28"/>
+        </w:rPr>
+        <w:t>.03.2026).</w:t>
+      </w:r>
+    </w:p>
+    <w:p>
+      <w:pPr>
+        <w:spacing w:line="247" w:lineRule="auto"/>
+        <w:ind w:firstLine="709"/>
+        <w:jc w:val="both"/>
+        <w:rPr>
+          <w:color w:val="C45911" w:themeColor="accent2" w:themeShade="BF"/>
+          <w:sz w:val="28"/>
+          <w:szCs w:val="28"/>
+          <w:lang w:val="ru-RU"/>
+        </w:rPr>
+      </w:pPr>
+      <w:r>
+        <w:rPr>
+          <w:color w:val="C45911" w:themeColor="accent2" w:themeShade="BF"/>
+          <w:sz w:val="28"/>
+          <w:szCs w:val="28"/>
+          <w:lang w:val="ru-RU"/>
+        </w:rPr>
+        <w:t>==</w:t>
+      </w:r>
+      <w:r>
+        <w:rPr>
+          <w:color w:val="C45911" w:themeColor="accent2" w:themeShade="BF"/>
+          <w:sz w:val="28"/>
+          <w:szCs w:val="28"/>
+          <w:lang w:val="ru-RU"/>
+        </w:rPr>
+        <w:t>==================</w:t>
+      </w:r>
+      <w:r>
+        <w:rPr>
+          <w:color w:val="C45911" w:themeColor="accent2" w:themeShade="BF"/>
+          <w:sz w:val="28"/>
+          <w:szCs w:val="28"/>
+          <w:lang w:val="en-US"/>
+        </w:rPr>
+        <w:t>TEMPLATE</w:t>
+      </w:r>
+      <w:r>
+        <w:rPr>
+          <w:color w:val="C45911" w:themeColor="accent2" w:themeShade="BF"/>
+          <w:sz w:val="28"/>
+          <w:szCs w:val="28"/>
+          <w:lang w:val="ru-RU"/>
+        </w:rPr>
+        <w:t>_</w:t>
+      </w:r>
+      <w:r>
+        <w:rPr>
+          <w:color w:val="C45911" w:themeColor="accent2" w:themeShade="BF"/>
+          <w:sz w:val="28"/>
+          <w:szCs w:val="28"/>
+          <w:lang w:val="en-US"/>
+        </w:rPr>
+        <w:t>END</w:t>
+      </w:r>
+      <w:r>
+        <w:rPr>
+          <w:color w:val="C45911" w:themeColor="accent2" w:themeShade="BF"/>
+          <w:sz w:val="28"/>
+          <w:szCs w:val="28"/>
+          <w:lang w:val="ru-RU"/>
+        </w:rPr>
+        <w:t>====</w:t>
+      </w:r>
+      <w:r>
+        <w:rPr>
+          <w:color w:val="C45911" w:themeColor="accent2" w:themeShade="BF"/>
+          <w:sz w:val="28"/>
+          <w:szCs w:val="28"/>
+          <w:lang w:val="ru-RU"/>
+        </w:rPr>
+        <w:t>=</w:t>
+      </w:r>
+      <w:r>
+        <w:rPr>
+          <w:color w:val="C45911" w:themeColor="accent2" w:themeShade="BF"/>
+          <w:sz w:val="28"/>
+          <w:szCs w:val="28"/>
+          <w:lang w:val="ru-RU"/>
+        </w:rPr>
+        <w:t>===============</w:t>
+      </w:r>
+      <w:r>
+        <w:rPr>
+          <w:color w:val="C45911" w:themeColor="accent2" w:themeShade="BF"/>
+          <w:sz w:val="28"/>
+          <w:szCs w:val="28"/>
+          <w:lang w:val="ru-RU"/>
+        </w:rPr>
+        <w:t>==</w:t>
+      </w:r>
+    </w:p>
+    <w:p>
+      <w:pPr>
+        <w:spacing w:line="247" w:lineRule="auto"/>
+        <w:ind w:firstLine="709"/>
+        <w:jc w:val="both"/>
+        <w:rPr>
+          <w:sz w:val="28"/>
+          <w:szCs w:val="28"/>
+          <w:lang w:val="ru-RU"/>
+        </w:rPr>
+      </w:pPr>
+    </w:p>
+    <w:p>
+      <w:pPr>
+        <w:spacing w:line="247" w:lineRule="auto"/>
+        <w:ind w:firstLine="709"/>
+        <w:jc w:val="both"/>
+        <w:rPr>
+          <w:sz w:val="28"/>
+          <w:szCs w:val="28"/>
+        </w:rPr>
+      </w:pPr>
+      <w:r>
+        <w:rPr>
+          <w:sz w:val="28"/>
+          <w:szCs w:val="28"/>
+          <w:highlight w:val="magenta"/>
+        </w:rPr>
+        <w:t>Зміна міс</w:t>
+      </w:r>
+      <w:r>
+        <w:rPr>
+          <w:sz w:val="28"/>
+          <w:szCs w:val="28"/>
+          <w:highlight w:val="magenta"/>
+        </w:rPr>
+        <w:t>ця</w:t>
+      </w:r>
+      <w:r>
+        <w:rPr>
+          <w:sz w:val="28"/>
+          <w:szCs w:val="28"/>
+          <w:highlight w:val="magenta"/>
+        </w:rPr>
+        <w:t xml:space="preserve"> перебуття</w:t>
+      </w:r>
+      <w:r>
+        <w:rPr>
+          <w:sz w:val="28"/>
+          <w:szCs w:val="28"/>
+          <w:highlight w:val="magenta"/>
+          <w:lang w:val="ru-RU"/>
+        </w:rPr>
+        <w:t xml:space="preserve"> </w:t>
+      </w:r>
+      <w:r>
+        <w:rPr>
+          <w:sz w:val="28"/>
+          <w:szCs w:val="28"/>
+          <w:highlight w:val="yellow"/>
+          <w:lang w:val="ru-RU"/>
+        </w:rPr>
+        <w:t>(</w:t>
+      </w:r>
+      <w:r>
+        <w:rPr>
+          <w:sz w:val="28"/>
+          <w:szCs w:val="28"/>
+          <w:highlight w:val="yellow"/>
+        </w:rPr>
+        <w:t>з лікування у відпустку для лік</w:t>
+      </w:r>
+      <w:r>
+        <w:rPr>
+          <w:sz w:val="28"/>
+          <w:szCs w:val="28"/>
+          <w:highlight w:val="yellow"/>
+        </w:rPr>
+        <w:t>.</w:t>
+      </w:r>
+      <w:r>
+        <w:rPr>
+          <w:sz w:val="28"/>
+          <w:szCs w:val="28"/>
+          <w:highlight w:val="yellow"/>
+          <w:lang w:val="ru-RU"/>
+        </w:rPr>
+        <w:t>)</w:t>
+      </w:r>
+      <w:r>
+        <w:rPr>
+          <w:sz w:val="28"/>
+          <w:szCs w:val="28"/>
+          <w:highlight w:val="yellow"/>
+        </w:rPr>
+        <w:t>:</w:t>
+      </w:r>
+    </w:p>
+    <w:p>
+      <w:pPr>
+        <w:spacing w:line="247" w:lineRule="auto"/>
+        <w:ind w:firstLine="709"/>
+        <w:jc w:val="both"/>
+        <w:rPr>
+          <w:sz w:val="28"/>
+          <w:szCs w:val="28"/>
+        </w:rPr>
+      </w:pPr>
+    </w:p>
+    <w:p>
+      <w:pPr>
+        <w:spacing w:line="247" w:lineRule="auto"/>
+        <w:ind w:firstLine="709"/>
+        <w:jc w:val="both"/>
+        <w:rPr>
+          <w:color w:val="C45911" w:themeColor="accent2" w:themeShade="BF"/>
+          <w:sz w:val="28"/>
+          <w:szCs w:val="28"/>
+          <w:lang w:val="ru-RU"/>
+        </w:rPr>
+      </w:pPr>
+      <w:r>
+        <w:rPr>
+          <w:color w:val="C45911" w:themeColor="accent2" w:themeShade="BF"/>
+          <w:sz w:val="28"/>
+          <w:szCs w:val="28"/>
+          <w:lang w:val="ru-RU"/>
+        </w:rPr>
+        <w:t>=</w:t>
+      </w:r>
+      <w:r>
+        <w:rPr>
+          <w:color w:val="C45911" w:themeColor="accent2" w:themeShade="BF"/>
+          <w:sz w:val="28"/>
+          <w:szCs w:val="28"/>
+          <w:lang w:val="ru-RU"/>
+        </w:rPr>
+        <w:t>==================</w:t>
+      </w:r>
+      <w:r>
+        <w:rPr>
+          <w:color w:val="C45911" w:themeColor="accent2" w:themeShade="BF"/>
+          <w:sz w:val="28"/>
+          <w:szCs w:val="28"/>
+          <w:lang w:val="en-US"/>
+        </w:rPr>
+        <w:t>TEMPLATE</w:t>
+      </w:r>
+      <w:r>
+        <w:rPr>
+          <w:color w:val="C45911" w:themeColor="accent2" w:themeShade="BF"/>
+          <w:sz w:val="28"/>
+          <w:szCs w:val="28"/>
+          <w:lang w:val="ru-RU"/>
+        </w:rPr>
+        <w:t>_</w:t>
+      </w:r>
+      <w:r>
+        <w:rPr>
+          <w:color w:val="C45911" w:themeColor="accent2" w:themeShade="BF"/>
+          <w:sz w:val="28"/>
+          <w:szCs w:val="28"/>
+          <w:lang w:val="en-US"/>
+        </w:rPr>
+        <w:t>START</w:t>
+      </w:r>
+      <w:r>
+        <w:rPr>
+          <w:color w:val="C45911" w:themeColor="accent2" w:themeShade="BF"/>
+          <w:sz w:val="28"/>
+          <w:szCs w:val="28"/>
+          <w:lang w:val="ru-RU"/>
+        </w:rPr>
+        <w:t>==================</w:t>
+      </w:r>
+      <w:r>
+        <w:rPr>
+          <w:color w:val="C45911" w:themeColor="accent2" w:themeShade="BF"/>
+          <w:sz w:val="28"/>
+          <w:szCs w:val="28"/>
+          <w:lang w:val="ru-RU"/>
+        </w:rPr>
+        <w:t>===</w:t>
+      </w:r>
+    </w:p>
+    <w:p>
+      <w:pPr>
+        <w:spacing w:line="247" w:lineRule="auto"/>
+        <w:ind w:firstLine="709"/>
+        <w:jc w:val="both"/>
+        <w:rPr>
+          <w:color w:val="C45911" w:themeColor="accent2" w:themeShade="BF"/>
+          <w:sz w:val="28"/>
+          <w:szCs w:val="28"/>
+          <w:lang w:val="ru-RU"/>
+        </w:rPr>
+      </w:pPr>
+      <w:r>
+        <w:rPr>
+          <w:color w:val="C45911" w:themeColor="accent2" w:themeShade="BF"/>
+          <w:sz w:val="28"/>
+          <w:szCs w:val="28"/>
+          <w:lang w:val="en-US"/>
+        </w:rPr>
+        <w:t>N</w:t>
+      </w:r>
+      <w:r>
+        <w:rPr>
+          <w:color w:val="C45911" w:themeColor="accent2" w:themeShade="BF"/>
+          <w:sz w:val="28"/>
+          <w:szCs w:val="28"/>
+          <w:lang w:val="en-US"/>
+        </w:rPr>
+        <w:t>N</w:t>
+      </w:r>
+      <w:r>
+        <w:rPr>
+          <w:color w:val="C45911" w:themeColor="accent2" w:themeShade="BF"/>
+          <w:sz w:val="28"/>
+          <w:szCs w:val="28"/>
+        </w:rPr>
+        <w:t>.</w:t>
+      </w:r>
+      <w:r>
+        <w:rPr>
+          <w:color w:val="C45911" w:themeColor="accent2" w:themeShade="BF"/>
+          <w:sz w:val="28"/>
+          <w:szCs w:val="28"/>
+        </w:rPr>
+        <w:t> </w:t>
+      </w:r>
+      <w:r>
+        <w:rPr>
+          <w:color w:val="C45911" w:themeColor="accent2" w:themeShade="BF"/>
+          <w:sz w:val="28"/>
+          <w:szCs w:val="28"/>
+        </w:rPr>
+        <w:t>***</w:t>
+      </w:r>
+      <w:r>
+        <w:rPr>
+          <w:color w:val="C45911" w:themeColor="accent2" w:themeShade="BF"/>
+          <w:sz w:val="28"/>
+          <w:szCs w:val="28"/>
+          <w:lang w:val="ru-RU"/>
+        </w:rPr>
+        <w:t xml:space="preserve"> </w:t>
+      </w:r>
+      <w:r>
+        <w:rPr>
+          <w:color w:val="C45911" w:themeColor="accent2" w:themeShade="BF"/>
+          <w:sz w:val="28"/>
+          <w:szCs w:val="28"/>
+          <w:highlight w:val="red"/>
+          <w:lang w:val="ru-RU"/>
+        </w:rPr>
+        <w:t>;;</w:t>
+      </w:r>
+    </w:p>
+    <w:p>
+      <w:pPr>
+        <w:spacing w:line="247" w:lineRule="auto"/>
+        <w:ind w:firstLine="709"/>
+        <w:jc w:val="both"/>
+        <w:rPr>
+          <w:color w:val="C45911" w:themeColor="accent2" w:themeShade="BF"/>
+          <w:sz w:val="28"/>
+          <w:szCs w:val="28"/>
+        </w:rPr>
+      </w:pPr>
+      <w:r>
+        <w:rPr>
+          <w:color w:val="C45911" w:themeColor="accent2" w:themeShade="BF"/>
+          <w:sz w:val="28"/>
+          <w:szCs w:val="28"/>
+        </w:rPr>
+        <w:t xml:space="preserve">, який перебував </w:t>
+      </w:r>
+      <w:r>
+        <w:rPr>
+          <w:color w:val="C45911" w:themeColor="accent2" w:themeShade="BF"/>
+          <w:sz w:val="28"/>
+          <w:szCs w:val="28"/>
+        </w:rPr>
+        <w:t xml:space="preserve">на лікуванні у *** </w:t>
+      </w:r>
+      <w:r>
+        <w:rPr>
+          <w:color w:val="C45911" w:themeColor="accent2" w:themeShade="BF"/>
+          <w:sz w:val="28"/>
+          <w:szCs w:val="28"/>
+        </w:rPr>
+        <w:t xml:space="preserve">, вважати таким, що перебуває </w:t>
+      </w:r>
+      <w:r>
+        <w:rPr>
+          <w:color w:val="C45911" w:themeColor="accent2" w:themeShade="BF"/>
+          <w:sz w:val="28"/>
+          <w:szCs w:val="28"/>
+        </w:rPr>
+        <w:t>у відпустці для лікування</w:t>
+      </w:r>
+    </w:p>
+    <w:p>
+      <w:pPr>
+        <w:spacing w:line="247" w:lineRule="auto"/>
+        <w:ind w:firstLine="709"/>
+        <w:jc w:val="both"/>
+        <w:rPr>
+          <w:color w:val="C45911" w:themeColor="accent2" w:themeShade="BF"/>
+          <w:sz w:val="28"/>
+          <w:szCs w:val="28"/>
+        </w:rPr>
+      </w:pPr>
+      <w:r>
+        <w:rPr>
+          <w:color w:val="C45911" w:themeColor="accent2" w:themeShade="BF"/>
+          <w:sz w:val="28"/>
+          <w:szCs w:val="28"/>
+        </w:rPr>
+        <w:t>, до ***</w:t>
+      </w:r>
+    </w:p>
+    <w:p>
+      <w:pPr>
+        <w:spacing w:line="247" w:lineRule="auto"/>
+        <w:ind w:firstLine="709"/>
+        <w:jc w:val="both"/>
+        <w:rPr>
+          <w:color w:val="C45911" w:themeColor="accent2" w:themeShade="BF"/>
+          <w:sz w:val="28"/>
+          <w:szCs w:val="28"/>
+        </w:rPr>
+      </w:pPr>
+      <w:r>
+        <w:rPr>
+          <w:color w:val="C45911" w:themeColor="accent2" w:themeShade="BF"/>
+          <w:sz w:val="28"/>
+          <w:szCs w:val="28"/>
+        </w:rPr>
+        <w:t xml:space="preserve">, терміном на </w:t>
+      </w:r>
+      <w:r>
+        <w:rPr>
+          <w:color w:val="C45911" w:themeColor="accent2" w:themeShade="BF"/>
+          <w:sz w:val="28"/>
+          <w:szCs w:val="28"/>
+        </w:rPr>
+        <w:t>**</w:t>
+      </w:r>
+      <w:r>
+        <w:rPr>
+          <w:color w:val="C45911" w:themeColor="accent2" w:themeShade="BF"/>
+          <w:sz w:val="28"/>
+          <w:szCs w:val="28"/>
+        </w:rPr>
+        <w:t xml:space="preserve"> календарних днів</w:t>
+      </w:r>
+    </w:p>
+    <w:p>
+      <w:pPr>
+        <w:spacing w:line="247" w:lineRule="auto"/>
+        <w:ind w:firstLine="709"/>
+        <w:jc w:val="both"/>
+        <w:rPr>
+          <w:color w:val="C45911" w:themeColor="accent2" w:themeShade="BF"/>
+          <w:sz w:val="28"/>
+          <w:szCs w:val="28"/>
+        </w:rPr>
+      </w:pPr>
+      <w:r>
+        <w:rPr>
+          <w:color w:val="C45911" w:themeColor="accent2" w:themeShade="BF"/>
+          <w:sz w:val="28"/>
+          <w:szCs w:val="28"/>
+        </w:rPr>
+        <w:t>, з *** по *** 2026 року.</w:t>
+      </w:r>
+    </w:p>
+    <w:p>
+      <w:pPr>
+        <w:spacing w:line="247" w:lineRule="auto"/>
+        <w:ind w:firstLine="709"/>
+        <w:jc w:val="both"/>
+        <w:rPr>
+          <w:color w:val="C45911" w:themeColor="accent2" w:themeShade="BF"/>
+          <w:sz w:val="28"/>
+          <w:szCs w:val="28"/>
+        </w:rPr>
+      </w:pPr>
+    </w:p>
+    <w:p>
+      <w:pPr>
+        <w:spacing w:line="247" w:lineRule="auto"/>
+        <w:ind w:firstLine="709"/>
+        <w:jc w:val="both"/>
+        <w:rPr>
+          <w:color w:val="C45911" w:themeColor="accent2" w:themeShade="BF"/>
+          <w:sz w:val="28"/>
+          <w:szCs w:val="28"/>
+        </w:rPr>
+      </w:pPr>
+      <w:r>
+        <w:rPr>
+          <w:color w:val="C45911" w:themeColor="accent2" w:themeShade="BF"/>
+          <w:sz w:val="28"/>
+          <w:szCs w:val="28"/>
+        </w:rPr>
+        <w:t>Підстава: рапорт *** (вх. № 1656/</w:t>
+      </w:r>
+      <w:r>
+        <w:rPr>
+          <w:color w:val="C45911" w:themeColor="accent2" w:themeShade="BF"/>
+          <w:sz w:val="28"/>
+          <w:szCs w:val="28"/>
+        </w:rPr>
+        <w:t> </w:t>
+      </w:r>
+      <w:r>
+        <w:rPr>
+          <w:color w:val="C45911" w:themeColor="accent2" w:themeShade="BF"/>
+          <w:sz w:val="28"/>
+          <w:szCs w:val="28"/>
+        </w:rPr>
+        <w:t>****</w:t>
+      </w:r>
+      <w:r>
+        <w:rPr>
+          <w:color w:val="C45911" w:themeColor="accent2" w:themeShade="BF"/>
+          <w:sz w:val="28"/>
+          <w:szCs w:val="28"/>
+        </w:rPr>
+        <w:t> </w:t>
+      </w:r>
+      <w:r>
+        <w:rPr>
+          <w:color w:val="C45911" w:themeColor="accent2" w:themeShade="BF"/>
+          <w:sz w:val="28"/>
+          <w:szCs w:val="28"/>
+          <w:highlight w:val="red"/>
+        </w:rPr>
+        <w:t>;;</w:t>
+      </w:r>
+      <w:r>
+        <w:rPr>
+          <w:color w:val="C45911" w:themeColor="accent2" w:themeShade="BF"/>
+          <w:sz w:val="28"/>
+          <w:szCs w:val="28"/>
+        </w:rPr>
+        <w:t>-</w:t>
+      </w:r>
+      <w:r>
+        <w:rPr>
+          <w:color w:val="C45911" w:themeColor="accent2" w:themeShade="BF"/>
+          <w:sz w:val="28"/>
+          <w:szCs w:val="28"/>
+        </w:rPr>
+        <w:t xml:space="preserve">в </w:t>
+      </w:r>
+      <w:r>
+        <w:rPr>
+          <w:color w:val="C45911" w:themeColor="accent2" w:themeShade="BF"/>
+          <w:sz w:val="28"/>
+          <w:szCs w:val="28"/>
+        </w:rPr>
         <w:t>від **.03.2026</w:t>
       </w:r>
       <w:r>
@@ -4642,6 +6809,205 @@
           <w:sz w:val="28"/>
           <w:szCs w:val="28"/>
         </w:rPr>
+        <w:t xml:space="preserve">), </w:t>
+      </w:r>
+      <w:r>
+        <w:rPr>
+          <w:color w:val="C45911" w:themeColor="accent2" w:themeShade="BF"/>
+          <w:sz w:val="28"/>
+          <w:szCs w:val="28"/>
+        </w:rPr>
+        <w:t xml:space="preserve">довідка військово-лікарської комісії </w:t>
+      </w:r>
+      <w:r>
+        <w:rPr>
+          <w:color w:val="C45911" w:themeColor="accent2" w:themeShade="BF"/>
+          <w:sz w:val="28"/>
+          <w:szCs w:val="28"/>
+        </w:rPr>
+        <w:t>№ ***</w:t>
+      </w:r>
+      <w:r>
+        <w:rPr>
+          <w:color w:val="C45911" w:themeColor="accent2" w:themeShade="BF"/>
+          <w:sz w:val="28"/>
+          <w:szCs w:val="28"/>
+          <w:lang w:val="en-US"/>
+        </w:rPr>
+        <w:t> </w:t>
+      </w:r>
+      <w:r>
+        <w:rPr>
+          <w:color w:val="C45911" w:themeColor="accent2" w:themeShade="BF"/>
+          <w:sz w:val="28"/>
+          <w:szCs w:val="28"/>
+          <w:highlight w:val="red"/>
+        </w:rPr>
+        <w:t>;;</w:t>
+      </w:r>
+      <w:r>
+        <w:rPr>
+          <w:color w:val="C45911" w:themeColor="accent2" w:themeShade="BF"/>
+          <w:sz w:val="28"/>
+          <w:szCs w:val="28"/>
+        </w:rPr>
+        <w:t xml:space="preserve"> </w:t>
+      </w:r>
+      <w:r>
+        <w:rPr>
+          <w:color w:val="C45911" w:themeColor="accent2" w:themeShade="BF"/>
+          <w:sz w:val="28"/>
+          <w:szCs w:val="28"/>
+        </w:rPr>
+        <w:t>від **.03.2026</w:t>
+      </w:r>
+      <w:r>
+        <w:rPr>
+          <w:color w:val="C45911" w:themeColor="accent2" w:themeShade="BF"/>
+          <w:sz w:val="28"/>
+          <w:szCs w:val="28"/>
+        </w:rPr>
+        <w:t xml:space="preserve">, виписка із медичної карти стаціонарного хворого </w:t>
+      </w:r>
+      <w:r>
+        <w:rPr>
+          <w:color w:val="C45911" w:themeColor="accent2" w:themeShade="BF"/>
+          <w:sz w:val="28"/>
+          <w:szCs w:val="28"/>
+        </w:rPr>
+        <w:t>№ ***</w:t>
+      </w:r>
+      <w:r>
+        <w:rPr>
+          <w:color w:val="C45911" w:themeColor="accent2" w:themeShade="BF"/>
+          <w:sz w:val="28"/>
+          <w:szCs w:val="28"/>
+          <w:lang w:val="en-US"/>
+        </w:rPr>
+        <w:t> </w:t>
+      </w:r>
+      <w:r>
+        <w:rPr>
+          <w:color w:val="C45911" w:themeColor="accent2" w:themeShade="BF"/>
+          <w:sz w:val="28"/>
+          <w:szCs w:val="28"/>
+          <w:highlight w:val="red"/>
+        </w:rPr>
+        <w:t>;;</w:t>
+      </w:r>
+      <w:r>
+        <w:rPr>
+          <w:color w:val="C45911" w:themeColor="accent2" w:themeShade="BF"/>
+          <w:sz w:val="28"/>
+          <w:szCs w:val="28"/>
+        </w:rPr>
+        <w:t xml:space="preserve"> </w:t>
+      </w:r>
+      <w:r>
+        <w:rPr>
+          <w:color w:val="C45911" w:themeColor="accent2" w:themeShade="BF"/>
+          <w:sz w:val="28"/>
+          <w:szCs w:val="28"/>
+        </w:rPr>
+        <w:t>від **.03.2026</w:t>
+      </w:r>
+      <w:r>
+        <w:rPr>
+          <w:color w:val="C45911" w:themeColor="accent2" w:themeShade="BF"/>
+          <w:sz w:val="28"/>
+          <w:szCs w:val="28"/>
+        </w:rPr>
+        <w:t xml:space="preserve">, </w:t>
+      </w:r>
+      <w:r>
+        <w:rPr>
+          <w:color w:val="C45911" w:themeColor="accent2" w:themeShade="BF"/>
+          <w:sz w:val="28"/>
+          <w:szCs w:val="28"/>
+        </w:rPr>
+        <w:t xml:space="preserve">відпускний квиток </w:t>
+      </w:r>
+      <w:r>
+        <w:rPr>
+          <w:color w:val="C45911" w:themeColor="accent2" w:themeShade="BF"/>
+          <w:sz w:val="28"/>
+          <w:szCs w:val="28"/>
+        </w:rPr>
+        <w:t>№ 3/71/</w:t>
+      </w:r>
+      <w:r>
+        <w:rPr>
+          <w:color w:val="C45911" w:themeColor="accent2" w:themeShade="BF"/>
+          <w:sz w:val="28"/>
+          <w:szCs w:val="28"/>
+          <w:lang w:val="en-US"/>
+        </w:rPr>
+        <w:t> </w:t>
+      </w:r>
+      <w:r>
+        <w:rPr>
+          <w:color w:val="C45911" w:themeColor="accent2" w:themeShade="BF"/>
+          <w:sz w:val="28"/>
+          <w:szCs w:val="28"/>
+        </w:rPr>
+        <w:t>***</w:t>
+      </w:r>
+      <w:r>
+        <w:rPr>
+          <w:color w:val="C45911" w:themeColor="accent2" w:themeShade="BF"/>
+          <w:sz w:val="28"/>
+          <w:szCs w:val="28"/>
+          <w:lang w:val="en-US"/>
+        </w:rPr>
+        <w:t> </w:t>
+      </w:r>
+      <w:r>
+        <w:rPr>
+          <w:color w:val="C45911" w:themeColor="accent2" w:themeShade="BF"/>
+          <w:sz w:val="28"/>
+          <w:szCs w:val="28"/>
+          <w:highlight w:val="red"/>
+        </w:rPr>
+        <w:t>;;</w:t>
+      </w:r>
+      <w:r>
+        <w:rPr>
+          <w:color w:val="C45911" w:themeColor="accent2" w:themeShade="BF"/>
+          <w:sz w:val="28"/>
+          <w:szCs w:val="28"/>
+        </w:rPr>
+        <w:t xml:space="preserve"> </w:t>
+      </w:r>
+      <w:r>
+        <w:rPr>
+          <w:color w:val="C45911" w:themeColor="accent2" w:themeShade="BF"/>
+          <w:sz w:val="28"/>
+          <w:szCs w:val="28"/>
+        </w:rPr>
+        <w:t xml:space="preserve">від </w:t>
+      </w:r>
+      <w:r>
+        <w:rPr>
+          <w:color w:val="C45911" w:themeColor="accent2" w:themeShade="BF"/>
+          <w:sz w:val="28"/>
+          <w:szCs w:val="28"/>
+        </w:rPr>
+        <w:t>{#}</w:t>
+      </w:r>
+      <w:r>
+        <w:rPr>
+          <w:color w:val="C45911" w:themeColor="accent2" w:themeShade="BF"/>
+          <w:sz w:val="28"/>
+          <w:szCs w:val="28"/>
+        </w:rPr>
+        <w:t>.03.2026</w:t>
+      </w:r>
+      <w:r>
+        <w:rPr>
+          <w:color w:val="C45911" w:themeColor="accent2" w:themeShade="BF"/>
+          <w:sz w:val="28"/>
+          <w:szCs w:val="28"/>
+        </w:rPr>
         <w:t>.</w:t>
       </w:r>
     </w:p>
@@ -4654,17 +7020,49 @@
           <w:color w:val="C45911" w:themeColor="accent2" w:themeShade="BF"/>
           <w:sz w:val="28"/>
           <w:szCs w:val="28"/>
-          <w:lang w:val="ru-RU"/>
-        </w:rPr>
-      </w:pPr>
-      <w:r>
-        <w:rPr>
-          <w:color w:val="C45911" w:themeColor="accent2" w:themeShade="BF"/>
-          <w:sz w:val="28"/>
-          <w:szCs w:val="28"/>
-          <w:lang w:val="ru-RU"/>
-        </w:rPr>
-        <w:t>========================================================</w:t>
+        </w:rPr>
+      </w:pPr>
+      <w:r>
+        <w:rPr>
+          <w:color w:val="C45911" w:themeColor="accent2" w:themeShade="BF"/>
+          <w:sz w:val="28"/>
+          <w:szCs w:val="28"/>
+        </w:rPr>
+        <w:t>====================</w:t>
+      </w:r>
+      <w:r>
+        <w:rPr>
+          <w:color w:val="C45911" w:themeColor="accent2" w:themeShade="BF"/>
+          <w:sz w:val="28"/>
+          <w:szCs w:val="28"/>
+          <w:lang w:val="en-US"/>
+        </w:rPr>
+        <w:t>TEMPLATE</w:t>
+      </w:r>
+      <w:r>
+        <w:rPr>
+          <w:color w:val="C45911" w:themeColor="accent2" w:themeShade="BF"/>
+          <w:sz w:val="28"/>
+          <w:szCs w:val="28"/>
+        </w:rPr>
+        <w:t>_</w:t>
+      </w:r>
+      <w:r>
+        <w:rPr>
+          <w:color w:val="C45911" w:themeColor="accent2" w:themeShade="BF"/>
+          <w:sz w:val="28"/>
+          <w:szCs w:val="28"/>
+          <w:lang w:val="en-US"/>
+        </w:rPr>
+        <w:t>END</w:t>
+      </w:r>
+      <w:r>
+        <w:rPr>
+          <w:color w:val="C45911" w:themeColor="accent2" w:themeShade="BF"/>
+          <w:sz w:val="28"/>
+          <w:szCs w:val="28"/>
+        </w:rPr>
+        <w:t>======================</w:t>
       </w:r>
     </w:p>
     <w:p>
@@ -4694,7 +7092,7 @@
           <w:szCs w:val="28"/>
           <w:highlight w:val="magenta"/>
         </w:rPr>
-        <w:t>9.</w:t>
+        <w:t>Зміна місця перебуття</w:t>
       </w:r>
       <w:r>
         <w:rPr>
@@ -4702,15 +7100,562 @@
           <w:szCs w:val="28"/>
           <w:highlight w:val="magenta"/>
         </w:rPr>
-        <w:t>6</w:t>
-      </w:r>
+        <w:t xml:space="preserve"> </w:t>
+      </w:r>
+      <w:r>
+        <w:rPr>
+          <w:sz w:val="28"/>
+          <w:szCs w:val="28"/>
+          <w:highlight w:val="yellow"/>
+        </w:rPr>
+        <w:t>(</w:t>
+      </w:r>
+      <w:r>
+        <w:rPr>
+          <w:sz w:val="28"/>
+          <w:szCs w:val="28"/>
+          <w:highlight w:val="yellow"/>
+        </w:rPr>
+        <w:t>з відпустк</w:t>
+      </w:r>
+      <w:r>
+        <w:rPr>
+          <w:sz w:val="28"/>
+          <w:szCs w:val="28"/>
+          <w:highlight w:val="yellow"/>
+        </w:rPr>
+        <w:t>и для лік.</w:t>
+      </w:r>
+      <w:r>
+        <w:rPr>
+          <w:sz w:val="28"/>
+          <w:szCs w:val="28"/>
+          <w:highlight w:val="yellow"/>
+        </w:rPr>
+        <w:t xml:space="preserve"> у відпустку для лік</w:t>
+      </w:r>
+      <w:r>
+        <w:rPr>
+          <w:sz w:val="28"/>
+          <w:szCs w:val="28"/>
+          <w:highlight w:val="yellow"/>
+        </w:rPr>
+        <w:t>.</w:t>
+      </w:r>
+      <w:r>
+        <w:rPr>
+          <w:sz w:val="28"/>
+          <w:szCs w:val="28"/>
+          <w:highlight w:val="yellow"/>
+        </w:rPr>
+        <w:t>)</w:t>
+      </w:r>
+      <w:r>
+        <w:rPr>
+          <w:sz w:val="28"/>
+          <w:szCs w:val="28"/>
+          <w:highlight w:val="yellow"/>
+        </w:rPr>
+        <w:t>:</w:t>
+      </w:r>
+    </w:p>
+    <w:p>
+      <w:pPr>
+        <w:spacing w:line="247" w:lineRule="auto"/>
+        <w:ind w:firstLine="709"/>
+        <w:jc w:val="both"/>
+        <w:rPr>
+          <w:sz w:val="28"/>
+          <w:szCs w:val="28"/>
+        </w:rPr>
+      </w:pPr>
+    </w:p>
+    <w:p>
+      <w:pPr>
+        <w:spacing w:line="247" w:lineRule="auto"/>
+        <w:ind w:firstLine="709"/>
+        <w:jc w:val="both"/>
+        <w:rPr>
+          <w:color w:val="C45911" w:themeColor="accent2" w:themeShade="BF"/>
+          <w:sz w:val="28"/>
+          <w:szCs w:val="28"/>
+        </w:rPr>
+      </w:pPr>
+      <w:r>
+        <w:rPr>
+          <w:color w:val="C45911" w:themeColor="accent2" w:themeShade="BF"/>
+          <w:sz w:val="28"/>
+          <w:szCs w:val="28"/>
+        </w:rPr>
+        <w:t>===================</w:t>
+      </w:r>
+      <w:r>
+        <w:rPr>
+          <w:color w:val="C45911" w:themeColor="accent2" w:themeShade="BF"/>
+          <w:sz w:val="28"/>
+          <w:szCs w:val="28"/>
+          <w:lang w:val="en-US"/>
+        </w:rPr>
+        <w:t>TEMPLATE</w:t>
+      </w:r>
+      <w:r>
+        <w:rPr>
+          <w:color w:val="C45911" w:themeColor="accent2" w:themeShade="BF"/>
+          <w:sz w:val="28"/>
+          <w:szCs w:val="28"/>
+        </w:rPr>
+        <w:t>_</w:t>
+      </w:r>
+      <w:r>
+        <w:rPr>
+          <w:color w:val="C45911" w:themeColor="accent2" w:themeShade="BF"/>
+          <w:sz w:val="28"/>
+          <w:szCs w:val="28"/>
+          <w:lang w:val="en-US"/>
+        </w:rPr>
+        <w:t>START</w:t>
+      </w:r>
+      <w:r>
+        <w:rPr>
+          <w:color w:val="C45911" w:themeColor="accent2" w:themeShade="BF"/>
+          <w:sz w:val="28"/>
+          <w:szCs w:val="28"/>
+        </w:rPr>
+        <w:t>=====================</w:t>
+      </w:r>
+    </w:p>
+    <w:p>
+      <w:pPr>
+        <w:spacing w:line="247" w:lineRule="auto"/>
+        <w:ind w:firstLine="709"/>
+        <w:jc w:val="both"/>
+        <w:rPr>
+          <w:color w:val="C45911" w:themeColor="accent2" w:themeShade="BF"/>
+          <w:sz w:val="28"/>
+          <w:szCs w:val="28"/>
+        </w:rPr>
+      </w:pPr>
+      <w:r>
+        <w:rPr>
+          <w:color w:val="C45911" w:themeColor="accent2" w:themeShade="BF"/>
+          <w:sz w:val="28"/>
+          <w:szCs w:val="28"/>
+          <w:lang w:val="en-US"/>
+        </w:rPr>
+        <w:t>N</w:t>
+      </w:r>
+      <w:r>
+        <w:rPr>
+          <w:color w:val="C45911" w:themeColor="accent2" w:themeShade="BF"/>
+          <w:sz w:val="28"/>
+          <w:szCs w:val="28"/>
+          <w:lang w:val="en-US"/>
+        </w:rPr>
+        <w:t>N</w:t>
+      </w:r>
+      <w:r>
+        <w:rPr>
+          <w:color w:val="C45911" w:themeColor="accent2" w:themeShade="BF"/>
+          <w:sz w:val="28"/>
+          <w:szCs w:val="28"/>
+        </w:rPr>
+        <w:t>. ***</w:t>
+      </w:r>
+      <w:r>
+        <w:rPr>
+          <w:color w:val="C45911" w:themeColor="accent2" w:themeShade="BF"/>
+          <w:sz w:val="28"/>
+          <w:szCs w:val="28"/>
+        </w:rPr>
+        <w:t xml:space="preserve"> </w:t>
+      </w:r>
+      <w:r>
+        <w:rPr>
+          <w:color w:val="C45911" w:themeColor="accent2" w:themeShade="BF"/>
+          <w:sz w:val="28"/>
+          <w:szCs w:val="28"/>
+          <w:highlight w:val="red"/>
+        </w:rPr>
+        <w:t>;;</w:t>
+      </w:r>
+    </w:p>
+    <w:p>
+      <w:pPr>
+        <w:spacing w:line="247" w:lineRule="auto"/>
+        <w:ind w:firstLine="709"/>
+        <w:jc w:val="both"/>
+        <w:rPr>
+          <w:color w:val="C45911" w:themeColor="accent2" w:themeShade="BF"/>
+          <w:sz w:val="28"/>
+          <w:szCs w:val="28"/>
+        </w:rPr>
+      </w:pPr>
+      <w:r>
+        <w:rPr>
+          <w:color w:val="C45911" w:themeColor="accent2" w:themeShade="BF"/>
+          <w:sz w:val="28"/>
+          <w:szCs w:val="28"/>
+        </w:rPr>
+        <w:t xml:space="preserve">, який перебував </w:t>
+      </w:r>
+      <w:r>
+        <w:rPr>
+          <w:color w:val="C45911" w:themeColor="accent2" w:themeShade="BF"/>
+          <w:sz w:val="28"/>
+          <w:szCs w:val="28"/>
+        </w:rPr>
+        <w:t>у відпустці для лікування</w:t>
+      </w:r>
+      <w:r>
+        <w:rPr>
+          <w:color w:val="C45911" w:themeColor="accent2" w:themeShade="BF"/>
+          <w:sz w:val="28"/>
+          <w:szCs w:val="28"/>
+        </w:rPr>
+        <w:t xml:space="preserve">, вважати таким, що перебуває </w:t>
+      </w:r>
+      <w:r>
+        <w:rPr>
+          <w:color w:val="C45911" w:themeColor="accent2" w:themeShade="BF"/>
+          <w:sz w:val="28"/>
+          <w:szCs w:val="28"/>
+        </w:rPr>
+        <w:t>у відпустці для лікування</w:t>
+      </w:r>
+    </w:p>
+    <w:p>
+      <w:pPr>
+        <w:spacing w:line="247" w:lineRule="auto"/>
+        <w:ind w:firstLine="709"/>
+        <w:jc w:val="both"/>
+        <w:rPr>
+          <w:color w:val="C45911" w:themeColor="accent2" w:themeShade="BF"/>
+          <w:sz w:val="28"/>
+          <w:szCs w:val="28"/>
+        </w:rPr>
+      </w:pPr>
+      <w:r>
+        <w:rPr>
+          <w:color w:val="C45911" w:themeColor="accent2" w:themeShade="BF"/>
+          <w:sz w:val="28"/>
+          <w:szCs w:val="28"/>
+        </w:rPr>
+        <w:t>, до ***</w:t>
+      </w:r>
+    </w:p>
+    <w:p>
+      <w:pPr>
+        <w:spacing w:line="247" w:lineRule="auto"/>
+        <w:ind w:firstLine="709"/>
+        <w:jc w:val="both"/>
+        <w:rPr>
+          <w:color w:val="C45911" w:themeColor="accent2" w:themeShade="BF"/>
+          <w:sz w:val="28"/>
+          <w:szCs w:val="28"/>
+        </w:rPr>
+      </w:pPr>
+      <w:r>
+        <w:rPr>
+          <w:color w:val="C45911" w:themeColor="accent2" w:themeShade="BF"/>
+          <w:sz w:val="28"/>
+          <w:szCs w:val="28"/>
+        </w:rPr>
+        <w:t>, терміном на ** календарних днів</w:t>
+      </w:r>
+    </w:p>
+    <w:p>
+      <w:pPr>
+        <w:spacing w:line="247" w:lineRule="auto"/>
+        <w:ind w:firstLine="709"/>
+        <w:jc w:val="both"/>
+        <w:rPr>
+          <w:color w:val="C45911" w:themeColor="accent2" w:themeShade="BF"/>
+          <w:sz w:val="28"/>
+          <w:szCs w:val="28"/>
+        </w:rPr>
+      </w:pPr>
+      <w:r>
+        <w:rPr>
+          <w:color w:val="C45911" w:themeColor="accent2" w:themeShade="BF"/>
+          <w:sz w:val="28"/>
+          <w:szCs w:val="28"/>
+        </w:rPr>
+        <w:t>, з *** по *** 2026 року.</w:t>
+      </w:r>
+    </w:p>
+    <w:p>
+      <w:pPr>
+        <w:spacing w:line="247" w:lineRule="auto"/>
+        <w:ind w:firstLine="709"/>
+        <w:jc w:val="both"/>
+        <w:rPr>
+          <w:color w:val="C45911" w:themeColor="accent2" w:themeShade="BF"/>
+          <w:sz w:val="28"/>
+          <w:szCs w:val="28"/>
+        </w:rPr>
+      </w:pPr>
+    </w:p>
+    <w:p>
+      <w:pPr>
+        <w:spacing w:line="247" w:lineRule="auto"/>
+        <w:ind w:firstLine="709"/>
+        <w:jc w:val="both"/>
+        <w:rPr>
+          <w:color w:val="C45911" w:themeColor="accent2" w:themeShade="BF"/>
+          <w:sz w:val="28"/>
+          <w:szCs w:val="28"/>
+        </w:rPr>
+      </w:pPr>
+      <w:r>
+        <w:rPr>
+          <w:color w:val="C45911" w:themeColor="accent2" w:themeShade="BF"/>
+          <w:sz w:val="28"/>
+          <w:szCs w:val="28"/>
+        </w:rPr>
+        <w:t>Підстава: рапорт *** (вх. № 1656/ **** </w:t>
+      </w:r>
+      <w:r>
+        <w:rPr>
+          <w:color w:val="C45911" w:themeColor="accent2" w:themeShade="BF"/>
+          <w:sz w:val="28"/>
+          <w:szCs w:val="28"/>
+          <w:highlight w:val="red"/>
+        </w:rPr>
+        <w:t>;;</w:t>
+      </w:r>
+      <w:r>
+        <w:rPr>
+          <w:color w:val="C45911" w:themeColor="accent2" w:themeShade="BF"/>
+          <w:sz w:val="28"/>
+          <w:szCs w:val="28"/>
+        </w:rPr>
+        <w:t>-</w:t>
+      </w:r>
+      <w:r>
+        <w:rPr>
+          <w:color w:val="C45911" w:themeColor="accent2" w:themeShade="BF"/>
+          <w:sz w:val="28"/>
+          <w:szCs w:val="28"/>
+        </w:rPr>
+        <w:t xml:space="preserve">в </w:t>
+      </w:r>
+      <w:r>
+        <w:rPr>
+          <w:color w:val="C45911" w:themeColor="accent2" w:themeShade="BF"/>
+          <w:sz w:val="28"/>
+          <w:szCs w:val="28"/>
+        </w:rPr>
+        <w:t>від **.03.2026</w:t>
+      </w:r>
+      <w:r>
+        <w:rPr>
+          <w:color w:val="C45911" w:themeColor="accent2" w:themeShade="BF"/>
+          <w:sz w:val="28"/>
+          <w:szCs w:val="28"/>
+        </w:rPr>
+        <w:t>), довідка військово-лікарської комісії № ***</w:t>
+      </w:r>
+      <w:r>
+        <w:rPr>
+          <w:color w:val="C45911" w:themeColor="accent2" w:themeShade="BF"/>
+          <w:sz w:val="28"/>
+          <w:szCs w:val="28"/>
+          <w:lang w:val="en-US"/>
+        </w:rPr>
+        <w:t> </w:t>
+      </w:r>
+      <w:r>
+        <w:rPr>
+          <w:color w:val="C45911" w:themeColor="accent2" w:themeShade="BF"/>
+          <w:sz w:val="28"/>
+          <w:szCs w:val="28"/>
+          <w:highlight w:val="red"/>
+        </w:rPr>
+        <w:t>;;</w:t>
+      </w:r>
+      <w:r>
+        <w:rPr>
+          <w:color w:val="C45911" w:themeColor="accent2" w:themeShade="BF"/>
+          <w:sz w:val="28"/>
+          <w:szCs w:val="28"/>
+        </w:rPr>
+        <w:t xml:space="preserve"> </w:t>
+      </w:r>
+      <w:r>
+        <w:rPr>
+          <w:color w:val="C45911" w:themeColor="accent2" w:themeShade="BF"/>
+          <w:sz w:val="28"/>
+          <w:szCs w:val="28"/>
+        </w:rPr>
+        <w:t>від **.03.2026</w:t>
+      </w:r>
+      <w:r>
+        <w:rPr>
+          <w:color w:val="C45911" w:themeColor="accent2" w:themeShade="BF"/>
+          <w:sz w:val="28"/>
+          <w:szCs w:val="28"/>
+        </w:rPr>
+        <w:t>, відпускний квиток № 3/71/</w:t>
+      </w:r>
+      <w:r>
+        <w:rPr>
+          <w:color w:val="C45911" w:themeColor="accent2" w:themeShade="BF"/>
+          <w:sz w:val="28"/>
+          <w:szCs w:val="28"/>
+          <w:lang w:val="en-US"/>
+        </w:rPr>
+        <w:t> </w:t>
+      </w:r>
+      <w:r>
+        <w:rPr>
+          <w:color w:val="C45911" w:themeColor="accent2" w:themeShade="BF"/>
+          <w:sz w:val="28"/>
+          <w:szCs w:val="28"/>
+        </w:rPr>
+        <w:t>***</w:t>
+      </w:r>
+      <w:r>
+        <w:rPr>
+          <w:color w:val="C45911" w:themeColor="accent2" w:themeShade="BF"/>
+          <w:sz w:val="28"/>
+          <w:szCs w:val="28"/>
+          <w:lang w:val="en-US"/>
+        </w:rPr>
+        <w:t> </w:t>
+      </w:r>
+      <w:r>
+        <w:rPr>
+          <w:color w:val="C45911" w:themeColor="accent2" w:themeShade="BF"/>
+          <w:sz w:val="28"/>
+          <w:szCs w:val="28"/>
+          <w:highlight w:val="red"/>
+        </w:rPr>
+        <w:t>;;</w:t>
+      </w:r>
+      <w:r>
+        <w:rPr>
+          <w:color w:val="C45911" w:themeColor="accent2" w:themeShade="BF"/>
+          <w:sz w:val="28"/>
+          <w:szCs w:val="28"/>
+        </w:rPr>
+        <w:t xml:space="preserve"> </w:t>
+      </w:r>
+      <w:r>
+        <w:rPr>
+          <w:color w:val="C45911" w:themeColor="accent2" w:themeShade="BF"/>
+          <w:sz w:val="28"/>
+          <w:szCs w:val="28"/>
+        </w:rPr>
+        <w:t xml:space="preserve">від </w:t>
+      </w:r>
+      <w:r>
+        <w:rPr>
+          <w:color w:val="C45911" w:themeColor="accent2" w:themeShade="BF"/>
+          <w:sz w:val="28"/>
+          <w:szCs w:val="28"/>
+        </w:rPr>
+        <w:t>{#}</w:t>
+      </w:r>
+      <w:r>
+        <w:rPr>
+          <w:color w:val="C45911" w:themeColor="accent2" w:themeShade="BF"/>
+          <w:sz w:val="28"/>
+          <w:szCs w:val="28"/>
+        </w:rPr>
+        <w:t>.03.2026</w:t>
+      </w:r>
+      <w:r>
+        <w:rPr>
+          <w:color w:val="C45911" w:themeColor="accent2" w:themeShade="BF"/>
+          <w:sz w:val="28"/>
+          <w:szCs w:val="28"/>
+        </w:rPr>
+        <w:t>.</w:t>
+      </w:r>
+    </w:p>
+    <w:p>
+      <w:pPr>
+        <w:spacing w:line="247" w:lineRule="auto"/>
+        <w:ind w:firstLine="709"/>
+        <w:jc w:val="both"/>
+        <w:rPr>
+          <w:color w:val="C45911" w:themeColor="accent2" w:themeShade="BF"/>
+          <w:sz w:val="28"/>
+          <w:szCs w:val="28"/>
+        </w:rPr>
+      </w:pPr>
+      <w:r>
+        <w:rPr>
+          <w:color w:val="C45911" w:themeColor="accent2" w:themeShade="BF"/>
+          <w:sz w:val="28"/>
+          <w:szCs w:val="28"/>
+        </w:rPr>
+        <w:t>====================</w:t>
+      </w:r>
+      <w:r>
+        <w:rPr>
+          <w:color w:val="C45911" w:themeColor="accent2" w:themeShade="BF"/>
+          <w:sz w:val="28"/>
+          <w:szCs w:val="28"/>
+          <w:lang w:val="en-US"/>
+        </w:rPr>
+        <w:t>TEMPLATE</w:t>
+      </w:r>
+      <w:r>
+        <w:rPr>
+          <w:color w:val="C45911" w:themeColor="accent2" w:themeShade="BF"/>
+          <w:sz w:val="28"/>
+          <w:szCs w:val="28"/>
+        </w:rPr>
+        <w:t>_</w:t>
+      </w:r>
+      <w:r>
+        <w:rPr>
+          <w:color w:val="C45911" w:themeColor="accent2" w:themeShade="BF"/>
+          <w:sz w:val="28"/>
+          <w:szCs w:val="28"/>
+          <w:lang w:val="en-US"/>
+        </w:rPr>
+        <w:t>END</w:t>
+      </w:r>
+      <w:r>
+        <w:rPr>
+          <w:color w:val="C45911" w:themeColor="accent2" w:themeShade="BF"/>
+          <w:sz w:val="28"/>
+          <w:szCs w:val="28"/>
+        </w:rPr>
+        <w:t>======================</w:t>
+      </w:r>
+    </w:p>
+    <w:p>
+      <w:pPr>
+        <w:spacing w:line="247" w:lineRule="auto"/>
+        <w:ind w:firstLine="709"/>
+        <w:jc w:val="both"/>
+        <w:rPr>
+          <w:sz w:val="28"/>
+          <w:szCs w:val="28"/>
+        </w:rPr>
+      </w:pPr>
+    </w:p>
+    <w:p>
+      <w:pPr>
+        <w:spacing w:line="247" w:lineRule="auto"/>
+        <w:ind w:firstLine="709"/>
+        <w:jc w:val="both"/>
+        <w:rPr>
+          <w:sz w:val="28"/>
+          <w:szCs w:val="28"/>
+        </w:rPr>
+      </w:pPr>
       <w:r>
         <w:rPr>
           <w:sz w:val="28"/>
           <w:szCs w:val="28"/>
           <w:highlight w:val="magenta"/>
         </w:rPr>
-        <w:t>. У відпустку для</w:t>
+        <w:lastRenderedPageBreak/>
+        <w:t>Зміна місця перебуття</w:t>
       </w:r>
       <w:r>
         <w:rPr>
@@ -4718,13 +7663,45 @@
           <w:szCs w:val="28"/>
           <w:highlight w:val="magenta"/>
         </w:rPr>
-        <w:t xml:space="preserve"> вагітності</w:t>
-      </w:r>
-      <w:r>
-        <w:rPr>
-          <w:sz w:val="28"/>
-          <w:szCs w:val="28"/>
-          <w:highlight w:val="magenta"/>
+        <w:t xml:space="preserve"> </w:t>
+      </w:r>
+      <w:r>
+        <w:rPr>
+          <w:sz w:val="28"/>
+          <w:szCs w:val="28"/>
+          <w:highlight w:val="yellow"/>
+        </w:rPr>
+        <w:t>(</w:t>
+      </w:r>
+      <w:r>
+        <w:rPr>
+          <w:sz w:val="28"/>
+          <w:szCs w:val="28"/>
+          <w:highlight w:val="yellow"/>
+        </w:rPr>
+        <w:t>з відпустк</w:t>
+      </w:r>
+      <w:r>
+        <w:rPr>
+          <w:sz w:val="28"/>
+          <w:szCs w:val="28"/>
+          <w:highlight w:val="yellow"/>
+        </w:rPr>
+        <w:t>и для лік на лікування</w:t>
+      </w:r>
+      <w:r>
+        <w:rPr>
+          <w:sz w:val="28"/>
+          <w:szCs w:val="28"/>
+          <w:highlight w:val="yellow"/>
+        </w:rPr>
+        <w:t>)</w:t>
+      </w:r>
+      <w:r>
+        <w:rPr>
+          <w:sz w:val="28"/>
+          <w:szCs w:val="28"/>
+          <w:highlight w:val="yellow"/>
         </w:rPr>
         <w:t>:</w:t>
       </w:r>
@@ -4737,2427 +7714,460 @@
         <w:rPr>
           <w:sz w:val="28"/>
           <w:szCs w:val="28"/>
-          <w:lang w:val="ru-RU"/>
-        </w:rPr>
-      </w:pPr>
-    </w:p>
-    <w:p>
-      <w:pPr>
-        <w:spacing w:line="247" w:lineRule="auto"/>
-        <w:ind w:firstLine="709"/>
-        <w:jc w:val="both"/>
-        <w:rPr>
-          <w:sz w:val="28"/>
-          <w:szCs w:val="28"/>
-          <w:lang w:val="ru-RU"/>
-        </w:rPr>
-      </w:pPr>
-    </w:p>
-    <w:p>
-      <w:pPr>
-        <w:spacing w:line="247" w:lineRule="auto"/>
-        <w:ind w:firstLine="709"/>
-        <w:jc w:val="both"/>
-        <w:rPr>
-          <w:sz w:val="28"/>
-          <w:szCs w:val="28"/>
-          <w:lang w:val="ru-RU"/>
-        </w:rPr>
-      </w:pPr>
-    </w:p>
-    <w:p>
-      <w:pPr>
-        <w:spacing w:line="247" w:lineRule="auto"/>
-        <w:ind w:firstLine="709"/>
-        <w:jc w:val="both"/>
-        <w:rPr>
-          <w:sz w:val="28"/>
-          <w:szCs w:val="28"/>
-          <w:lang w:val="ru-RU"/>
-        </w:rPr>
-      </w:pPr>
-    </w:p>
-    <w:p>
-      <w:pPr>
-        <w:spacing w:line="247" w:lineRule="auto"/>
-        <w:ind w:firstLine="709"/>
-        <w:jc w:val="both"/>
-        <w:rPr>
-          <w:sz w:val="28"/>
-          <w:szCs w:val="28"/>
-          <w:lang w:val="ru-RU"/>
-        </w:rPr>
-      </w:pPr>
-    </w:p>
-    <w:p>
-      <w:pPr>
-        <w:spacing w:line="247" w:lineRule="auto"/>
-        <w:ind w:firstLine="709"/>
-        <w:jc w:val="both"/>
-        <w:rPr>
-          <w:sz w:val="28"/>
-          <w:szCs w:val="28"/>
-          <w:lang w:val="ru-RU"/>
-        </w:rPr>
-      </w:pPr>
-    </w:p>
-    <w:p>
-      <w:pPr>
-        <w:spacing w:line="247" w:lineRule="auto"/>
-        <w:ind w:firstLine="709"/>
-        <w:jc w:val="both"/>
-        <w:rPr>
-          <w:sz w:val="28"/>
-          <w:szCs w:val="28"/>
-          <w:lang w:val="ru-RU"/>
-        </w:rPr>
-      </w:pPr>
-    </w:p>
-    <w:p>
-      <w:pPr>
-        <w:spacing w:line="247" w:lineRule="auto"/>
-        <w:ind w:firstLine="709"/>
-        <w:jc w:val="both"/>
-        <w:rPr>
-          <w:sz w:val="28"/>
-          <w:szCs w:val="28"/>
-          <w:lang w:val="ru-RU"/>
-        </w:rPr>
-      </w:pPr>
-    </w:p>
-    <w:p>
-      <w:pPr>
-        <w:spacing w:line="247" w:lineRule="auto"/>
-        <w:ind w:firstLine="709"/>
-        <w:jc w:val="both"/>
-        <w:rPr>
-          <w:sz w:val="28"/>
-          <w:szCs w:val="28"/>
-          <w:lang w:val="ru-RU"/>
-        </w:rPr>
-      </w:pPr>
-    </w:p>
-    <w:p>
-      <w:pPr>
-        <w:spacing w:line="247" w:lineRule="auto"/>
-        <w:ind w:firstLine="709"/>
-        <w:jc w:val="both"/>
-        <w:rPr>
-          <w:sz w:val="28"/>
-          <w:szCs w:val="28"/>
-          <w:lang w:val="ru-RU"/>
-        </w:rPr>
-      </w:pPr>
-    </w:p>
-    <w:p>
-      <w:pPr>
-        <w:spacing w:line="247" w:lineRule="auto"/>
-        <w:ind w:firstLine="709"/>
-        <w:jc w:val="both"/>
-        <w:rPr>
-          <w:sz w:val="28"/>
-          <w:szCs w:val="28"/>
-          <w:lang w:val="ru-RU"/>
-        </w:rPr>
-      </w:pPr>
-    </w:p>
-    <w:p>
-      <w:pPr>
-        <w:spacing w:line="247" w:lineRule="auto"/>
-        <w:ind w:firstLine="709"/>
-        <w:jc w:val="both"/>
-        <w:rPr>
-          <w:sz w:val="28"/>
-          <w:szCs w:val="28"/>
-        </w:rPr>
-      </w:pPr>
-      <w:r>
-        <w:rPr>
-          <w:sz w:val="28"/>
-          <w:szCs w:val="28"/>
-          <w:highlight w:val="magenta"/>
-        </w:rPr>
-        <w:t>Зміна міс</w:t>
-      </w:r>
-      <w:r>
-        <w:rPr>
-          <w:sz w:val="28"/>
-          <w:szCs w:val="28"/>
-          <w:highlight w:val="magenta"/>
-        </w:rPr>
-        <w:t>ця</w:t>
-      </w:r>
-      <w:r>
-        <w:rPr>
-          <w:sz w:val="28"/>
-          <w:szCs w:val="28"/>
-          <w:highlight w:val="magenta"/>
+        </w:rPr>
+      </w:pPr>
+    </w:p>
+    <w:p>
+      <w:pPr>
+        <w:spacing w:line="247" w:lineRule="auto"/>
+        <w:ind w:firstLine="709"/>
+        <w:jc w:val="both"/>
+        <w:rPr>
+          <w:color w:val="C45911" w:themeColor="accent2" w:themeShade="BF"/>
+          <w:sz w:val="28"/>
+          <w:szCs w:val="28"/>
+        </w:rPr>
+      </w:pPr>
+      <w:r>
+        <w:rPr>
+          <w:color w:val="C45911" w:themeColor="accent2" w:themeShade="BF"/>
+          <w:sz w:val="28"/>
+          <w:szCs w:val="28"/>
+        </w:rPr>
+        <w:t>===================</w:t>
+      </w:r>
+      <w:r>
+        <w:rPr>
+          <w:color w:val="C45911" w:themeColor="accent2" w:themeShade="BF"/>
+          <w:sz w:val="28"/>
+          <w:szCs w:val="28"/>
+          <w:lang w:val="en-US"/>
+        </w:rPr>
+        <w:t>TEMPLATE</w:t>
+      </w:r>
+      <w:r>
+        <w:rPr>
+          <w:color w:val="C45911" w:themeColor="accent2" w:themeShade="BF"/>
+          <w:sz w:val="28"/>
+          <w:szCs w:val="28"/>
+        </w:rPr>
+        <w:t>_</w:t>
+      </w:r>
+      <w:r>
+        <w:rPr>
+          <w:color w:val="C45911" w:themeColor="accent2" w:themeShade="BF"/>
+          <w:sz w:val="28"/>
+          <w:szCs w:val="28"/>
+          <w:lang w:val="en-US"/>
+        </w:rPr>
+        <w:t>START</w:t>
+      </w:r>
+      <w:r>
+        <w:rPr>
+          <w:color w:val="C45911" w:themeColor="accent2" w:themeShade="BF"/>
+          <w:sz w:val="28"/>
+          <w:szCs w:val="28"/>
+        </w:rPr>
+        <w:t>=====================</w:t>
+      </w:r>
+    </w:p>
+    <w:p>
+      <w:pPr>
+        <w:spacing w:line="247" w:lineRule="auto"/>
+        <w:ind w:firstLine="709"/>
+        <w:jc w:val="both"/>
+        <w:rPr>
+          <w:color w:val="C45911" w:themeColor="accent2" w:themeShade="BF"/>
+          <w:sz w:val="28"/>
+          <w:szCs w:val="28"/>
+        </w:rPr>
+      </w:pPr>
+      <w:r>
+        <w:rPr>
+          <w:color w:val="C45911" w:themeColor="accent2" w:themeShade="BF"/>
+          <w:sz w:val="28"/>
+          <w:szCs w:val="28"/>
+          <w:lang w:val="en-US"/>
+        </w:rPr>
+        <w:t>N</w:t>
+      </w:r>
+      <w:r>
+        <w:rPr>
+          <w:color w:val="C45911" w:themeColor="accent2" w:themeShade="BF"/>
+          <w:sz w:val="28"/>
+          <w:szCs w:val="28"/>
+          <w:lang w:val="en-US"/>
+        </w:rPr>
+        <w:t>N</w:t>
+      </w:r>
+      <w:r>
+        <w:rPr>
+          <w:color w:val="C45911" w:themeColor="accent2" w:themeShade="BF"/>
+          <w:sz w:val="28"/>
+          <w:szCs w:val="28"/>
+        </w:rPr>
+        <w:t>. ***</w:t>
+      </w:r>
+      <w:r>
+        <w:rPr>
+          <w:color w:val="C45911" w:themeColor="accent2" w:themeShade="BF"/>
+          <w:sz w:val="28"/>
+          <w:szCs w:val="28"/>
         </w:rPr>
         <w:t xml:space="preserve"> </w:t>
       </w:r>
-      <w:proofErr w:type="spellStart"/>
-      <w:r>
-        <w:rPr>
-          <w:sz w:val="28"/>
-          <w:szCs w:val="28"/>
-          <w:highlight w:val="magenta"/>
-        </w:rPr>
-        <w:t>перебуття</w:t>
-      </w:r>
-      <w:proofErr w:type="spellEnd"/>
-      <w:r>
-        <w:rPr>
-          <w:sz w:val="28"/>
-          <w:szCs w:val="28"/>
-          <w:highlight w:val="magenta"/>
+      <w:r>
+        <w:rPr>
+          <w:color w:val="C45911" w:themeColor="accent2" w:themeShade="BF"/>
+          <w:sz w:val="28"/>
+          <w:szCs w:val="28"/>
+          <w:highlight w:val="red"/>
+        </w:rPr>
+        <w:t>;;</w:t>
+      </w:r>
+    </w:p>
+    <w:p>
+      <w:pPr>
+        <w:spacing w:line="247" w:lineRule="auto"/>
+        <w:ind w:firstLine="709"/>
+        <w:jc w:val="both"/>
+        <w:rPr>
+          <w:color w:val="C45911" w:themeColor="accent2" w:themeShade="BF"/>
+          <w:sz w:val="28"/>
+          <w:szCs w:val="28"/>
+        </w:rPr>
+      </w:pPr>
+      <w:r>
+        <w:rPr>
+          <w:color w:val="C45911" w:themeColor="accent2" w:themeShade="BF"/>
+          <w:sz w:val="28"/>
+          <w:szCs w:val="28"/>
+        </w:rPr>
+        <w:t xml:space="preserve">, який перебував у відпустці для лікування, вважати таким, що перебуває на лікуванні у *** </w:t>
+      </w:r>
+    </w:p>
+    <w:p>
+      <w:pPr>
+        <w:spacing w:line="247" w:lineRule="auto"/>
+        <w:ind w:firstLine="709"/>
+        <w:jc w:val="both"/>
+        <w:rPr>
+          <w:color w:val="C45911" w:themeColor="accent2" w:themeShade="BF"/>
+          <w:sz w:val="28"/>
+          <w:szCs w:val="28"/>
+        </w:rPr>
+      </w:pPr>
+      <w:r>
+        <w:rPr>
+          <w:color w:val="C45911" w:themeColor="accent2" w:themeShade="BF"/>
+          <w:sz w:val="28"/>
+          <w:szCs w:val="28"/>
+        </w:rPr>
+        <w:t>, з ** ** 2026 року.</w:t>
+      </w:r>
+    </w:p>
+    <w:p>
+      <w:pPr>
+        <w:spacing w:line="247" w:lineRule="auto"/>
+        <w:ind w:firstLine="709"/>
+        <w:jc w:val="both"/>
+        <w:rPr>
+          <w:color w:val="C45911" w:themeColor="accent2" w:themeShade="BF"/>
+          <w:sz w:val="28"/>
+          <w:szCs w:val="28"/>
+        </w:rPr>
+      </w:pPr>
+    </w:p>
+    <w:p>
+      <w:pPr>
+        <w:spacing w:line="247" w:lineRule="auto"/>
+        <w:ind w:firstLine="709"/>
+        <w:jc w:val="both"/>
+        <w:rPr>
+          <w:color w:val="C45911" w:themeColor="accent2" w:themeShade="BF"/>
+          <w:sz w:val="28"/>
+          <w:szCs w:val="28"/>
+          <w:lang w:val="ru-RU"/>
+        </w:rPr>
+      </w:pPr>
+      <w:r>
+        <w:rPr>
+          <w:color w:val="C45911" w:themeColor="accent2" w:themeShade="BF"/>
+          <w:sz w:val="28"/>
+          <w:szCs w:val="28"/>
+        </w:rPr>
+        <w:t>Підстава: рапорт *** (вх. № 1656/ **** </w:t>
+      </w:r>
+      <w:r>
+        <w:rPr>
+          <w:color w:val="C45911" w:themeColor="accent2" w:themeShade="BF"/>
+          <w:sz w:val="28"/>
+          <w:szCs w:val="28"/>
+          <w:highlight w:val="red"/>
+        </w:rPr>
+        <w:t>;;</w:t>
+      </w:r>
+      <w:r>
+        <w:rPr>
+          <w:color w:val="C45911" w:themeColor="accent2" w:themeShade="BF"/>
+          <w:sz w:val="28"/>
+          <w:szCs w:val="28"/>
+        </w:rPr>
+        <w:t>-</w:t>
+      </w:r>
+      <w:r>
+        <w:rPr>
+          <w:color w:val="C45911" w:themeColor="accent2" w:themeShade="BF"/>
+          <w:sz w:val="28"/>
+          <w:szCs w:val="28"/>
+        </w:rPr>
+        <w:t xml:space="preserve">в </w:t>
+      </w:r>
+      <w:r>
+        <w:rPr>
+          <w:color w:val="C45911" w:themeColor="accent2" w:themeShade="BF"/>
+          <w:sz w:val="28"/>
+          <w:szCs w:val="28"/>
+        </w:rPr>
+        <w:t>від **.03.2026</w:t>
+      </w:r>
+      <w:r>
+        <w:rPr>
+          <w:color w:val="C45911" w:themeColor="accent2" w:themeShade="BF"/>
+          <w:sz w:val="28"/>
+          <w:szCs w:val="28"/>
+        </w:rPr>
+        <w:t xml:space="preserve">), </w:t>
+      </w:r>
+      <w:r>
+        <w:rPr>
+          <w:color w:val="C45911" w:themeColor="accent2" w:themeShade="BF"/>
+          <w:sz w:val="28"/>
+          <w:szCs w:val="28"/>
+        </w:rPr>
+        <w:t>медична карта стаціонарного хворого № ***</w:t>
+      </w:r>
+      <w:r>
+        <w:rPr>
+          <w:color w:val="C45911" w:themeColor="accent2" w:themeShade="BF"/>
+          <w:sz w:val="28"/>
+          <w:szCs w:val="28"/>
+          <w:lang w:val="en-US"/>
+        </w:rPr>
+        <w:t> </w:t>
+      </w:r>
+      <w:r>
+        <w:rPr>
+          <w:color w:val="C45911" w:themeColor="accent2" w:themeShade="BF"/>
+          <w:sz w:val="28"/>
+          <w:szCs w:val="28"/>
+          <w:highlight w:val="red"/>
+          <w:lang w:val="ru-RU"/>
+        </w:rPr>
+        <w:t>;;</w:t>
+      </w:r>
+      <w:r>
+        <w:rPr>
+          <w:color w:val="C45911" w:themeColor="accent2" w:themeShade="BF"/>
+          <w:sz w:val="28"/>
+          <w:szCs w:val="28"/>
           <w:lang w:val="ru-RU"/>
         </w:rPr>
         <w:t xml:space="preserve"> </w:t>
       </w:r>
       <w:r>
         <w:rPr>
-          <w:sz w:val="28"/>
-          <w:szCs w:val="28"/>
-          <w:highlight w:val="yellow"/>
-          <w:lang w:val="ru-RU"/>
-        </w:rPr>
-        <w:t>(</w:t>
-      </w:r>
-      <w:r>
-        <w:rPr>
-          <w:sz w:val="28"/>
-          <w:szCs w:val="28"/>
-          <w:highlight w:val="yellow"/>
-        </w:rPr>
-        <w:t>з лікування у відпустку для лік</w:t>
-      </w:r>
-      <w:r>
-        <w:rPr>
-          <w:sz w:val="28"/>
-          <w:szCs w:val="28"/>
-          <w:highlight w:val="yellow"/>
+          <w:color w:val="C45911" w:themeColor="accent2" w:themeShade="BF"/>
+          <w:sz w:val="28"/>
+          <w:szCs w:val="28"/>
+        </w:rPr>
+        <w:t>від **.03.2026</w:t>
+      </w:r>
+      <w:r>
+        <w:rPr>
+          <w:color w:val="C45911" w:themeColor="accent2" w:themeShade="BF"/>
+          <w:sz w:val="28"/>
+          <w:szCs w:val="28"/>
+        </w:rPr>
+        <w:t xml:space="preserve">, </w:t>
+      </w:r>
+      <w:r>
+        <w:rPr>
+          <w:color w:val="C45911" w:themeColor="accent2" w:themeShade="BF"/>
+          <w:sz w:val="28"/>
+          <w:szCs w:val="28"/>
+        </w:rPr>
+        <w:t>відпускний квиток № 3/71/</w:t>
+      </w:r>
+      <w:r>
+        <w:rPr>
+          <w:color w:val="C45911" w:themeColor="accent2" w:themeShade="BF"/>
+          <w:sz w:val="28"/>
+          <w:szCs w:val="28"/>
+          <w:lang w:val="en-US"/>
+        </w:rPr>
+        <w:t> </w:t>
+      </w:r>
+      <w:r>
+        <w:rPr>
+          <w:color w:val="C45911" w:themeColor="accent2" w:themeShade="BF"/>
+          <w:sz w:val="28"/>
+          <w:szCs w:val="28"/>
+        </w:rPr>
+        <w:t>***</w:t>
+      </w:r>
+      <w:r>
+        <w:rPr>
+          <w:color w:val="C45911" w:themeColor="accent2" w:themeShade="BF"/>
+          <w:sz w:val="28"/>
+          <w:szCs w:val="28"/>
+          <w:lang w:val="en-US"/>
+        </w:rPr>
+        <w:t> </w:t>
+      </w:r>
+      <w:r>
+        <w:rPr>
+          <w:color w:val="C45911" w:themeColor="accent2" w:themeShade="BF"/>
+          <w:sz w:val="28"/>
+          <w:szCs w:val="28"/>
+          <w:highlight w:val="red"/>
+        </w:rPr>
+        <w:t>;;</w:t>
+      </w:r>
+      <w:r>
+        <w:rPr>
+          <w:color w:val="C45911" w:themeColor="accent2" w:themeShade="BF"/>
+          <w:sz w:val="28"/>
+          <w:szCs w:val="28"/>
+        </w:rPr>
+        <w:t xml:space="preserve"> </w:t>
+      </w:r>
+      <w:r>
+        <w:rPr>
+          <w:color w:val="C45911" w:themeColor="accent2" w:themeShade="BF"/>
+          <w:sz w:val="28"/>
+          <w:szCs w:val="28"/>
+        </w:rPr>
+        <w:t xml:space="preserve">від </w:t>
+      </w:r>
+      <w:r>
+        <w:rPr>
+          <w:color w:val="C45911" w:themeColor="accent2" w:themeShade="BF"/>
+          <w:sz w:val="28"/>
+          <w:szCs w:val="28"/>
+          <w:lang w:val="ru-RU"/>
+        </w:rPr>
+        <w:t>{#}</w:t>
+      </w:r>
+      <w:r>
+        <w:rPr>
+          <w:color w:val="C45911" w:themeColor="accent2" w:themeShade="BF"/>
+          <w:sz w:val="28"/>
+          <w:szCs w:val="28"/>
+        </w:rPr>
+        <w:t>.03.2026</w:t>
+      </w:r>
+      <w:r>
+        <w:rPr>
+          <w:color w:val="C45911" w:themeColor="accent2" w:themeShade="BF"/>
+          <w:sz w:val="28"/>
+          <w:szCs w:val="28"/>
         </w:rPr>
         <w:t>.</w:t>
       </w:r>
-      <w:r>
-        <w:rPr>
-          <w:sz w:val="28"/>
-          <w:szCs w:val="28"/>
-          <w:highlight w:val="yellow"/>
-          <w:lang w:val="ru-RU"/>
-        </w:rPr>
-        <w:t>)</w:t>
-      </w:r>
-      <w:r>
-        <w:rPr>
-          <w:sz w:val="28"/>
-          <w:szCs w:val="28"/>
-          <w:highlight w:val="yellow"/>
-        </w:rPr>
-        <w:t>:</w:t>
-      </w:r>
-    </w:p>
-    <w:p>
-      <w:pPr>
-        <w:spacing w:line="247" w:lineRule="auto"/>
-        <w:ind w:firstLine="709"/>
-        <w:jc w:val="both"/>
-        <w:rPr>
-          <w:sz w:val="28"/>
-          <w:szCs w:val="28"/>
-        </w:rPr>
-      </w:pPr>
-    </w:p>
-    <w:p>
-      <w:pPr>
-        <w:spacing w:line="247" w:lineRule="auto"/>
-        <w:ind w:firstLine="709"/>
-        <w:jc w:val="both"/>
-        <w:rPr>
-          <w:color w:val="C45911" w:themeColor="accent2" w:themeShade="BF"/>
-          <w:sz w:val="28"/>
-          <w:szCs w:val="28"/>
-          <w:lang w:val="ru-RU"/>
-        </w:rPr>
-      </w:pPr>
-      <w:r>
-        <w:rPr>
-          <w:color w:val="C45911" w:themeColor="accent2" w:themeShade="BF"/>
-          <w:sz w:val="28"/>
-          <w:szCs w:val="28"/>
-          <w:lang w:val="ru-RU"/>
-        </w:rPr>
-        <w:t>========================================================</w:t>
-      </w:r>
-    </w:p>
-    <w:p>
-      <w:pPr>
-        <w:spacing w:line="247" w:lineRule="auto"/>
-        <w:ind w:firstLine="709"/>
-        <w:jc w:val="both"/>
-        <w:rPr>
-          <w:color w:val="C45911" w:themeColor="accent2" w:themeShade="BF"/>
-          <w:sz w:val="28"/>
-          <w:szCs w:val="28"/>
-          <w:lang w:val="ru-RU"/>
-        </w:rPr>
-      </w:pPr>
-      <w:r>
-        <w:rPr>
-          <w:color w:val="C45911" w:themeColor="accent2" w:themeShade="BF"/>
-          <w:sz w:val="28"/>
-          <w:szCs w:val="28"/>
-        </w:rPr>
-        <w:lastRenderedPageBreak/>
-        <w:t>1</w:t>
-      </w:r>
-      <w:r>
-        <w:rPr>
-          <w:color w:val="C45911" w:themeColor="accent2" w:themeShade="BF"/>
-          <w:sz w:val="28"/>
-          <w:szCs w:val="28"/>
-          <w:lang w:val="en-US"/>
-        </w:rPr>
-        <w:t>N</w:t>
-      </w:r>
-      <w:r>
-        <w:rPr>
-          <w:color w:val="C45911" w:themeColor="accent2" w:themeShade="BF"/>
-          <w:sz w:val="28"/>
-          <w:szCs w:val="28"/>
-        </w:rPr>
-        <w:t>.</w:t>
-      </w:r>
-      <w:r>
-        <w:rPr>
-          <w:color w:val="C45911" w:themeColor="accent2" w:themeShade="BF"/>
-          <w:sz w:val="28"/>
-          <w:szCs w:val="28"/>
-        </w:rPr>
-        <w:t> </w:t>
-      </w:r>
-      <w:r>
-        <w:rPr>
-          <w:color w:val="C45911" w:themeColor="accent2" w:themeShade="BF"/>
-          <w:sz w:val="28"/>
-          <w:szCs w:val="28"/>
-        </w:rPr>
-        <w:t>***</w:t>
-      </w:r>
-      <w:r>
-        <w:rPr>
-          <w:color w:val="C45911" w:themeColor="accent2" w:themeShade="BF"/>
-          <w:sz w:val="28"/>
-          <w:szCs w:val="28"/>
-          <w:lang w:val="ru-RU"/>
-        </w:rPr>
-        <w:t xml:space="preserve"> </w:t>
-      </w:r>
-      <w:r>
-        <w:rPr>
-          <w:color w:val="C45911" w:themeColor="accent2" w:themeShade="BF"/>
-          <w:sz w:val="28"/>
-          <w:szCs w:val="28"/>
-          <w:highlight w:val="red"/>
-          <w:lang w:val="ru-RU"/>
-        </w:rPr>
-        <w:t>;;</w:t>
-      </w:r>
-    </w:p>
-    <w:p>
-      <w:pPr>
-        <w:spacing w:line="247" w:lineRule="auto"/>
-        <w:ind w:firstLine="709"/>
-        <w:jc w:val="both"/>
-        <w:rPr>
-          <w:color w:val="C45911" w:themeColor="accent2" w:themeShade="BF"/>
-          <w:sz w:val="28"/>
-          <w:szCs w:val="28"/>
-        </w:rPr>
-      </w:pPr>
-      <w:r>
-        <w:rPr>
-          <w:color w:val="C45911" w:themeColor="accent2" w:themeShade="BF"/>
-          <w:sz w:val="28"/>
-          <w:szCs w:val="28"/>
-        </w:rPr>
-        <w:t xml:space="preserve">, який перебував </w:t>
-      </w:r>
-      <w:r>
-        <w:rPr>
-          <w:color w:val="C45911" w:themeColor="accent2" w:themeShade="BF"/>
-          <w:sz w:val="28"/>
-          <w:szCs w:val="28"/>
-        </w:rPr>
-        <w:t xml:space="preserve">на лікуванні у *** </w:t>
-      </w:r>
-      <w:r>
-        <w:rPr>
-          <w:color w:val="C45911" w:themeColor="accent2" w:themeShade="BF"/>
-          <w:sz w:val="28"/>
-          <w:szCs w:val="28"/>
-        </w:rPr>
-        <w:t xml:space="preserve">, вважати таким, що перебуває </w:t>
-      </w:r>
-      <w:r>
-        <w:rPr>
-          <w:color w:val="C45911" w:themeColor="accent2" w:themeShade="BF"/>
-          <w:sz w:val="28"/>
-          <w:szCs w:val="28"/>
-        </w:rPr>
-        <w:t>у відпустці для лікування</w:t>
-      </w:r>
-    </w:p>
-    <w:p>
-      <w:pPr>
-        <w:spacing w:line="247" w:lineRule="auto"/>
-        <w:ind w:firstLine="709"/>
-        <w:jc w:val="both"/>
-        <w:rPr>
-          <w:color w:val="C45911" w:themeColor="accent2" w:themeShade="BF"/>
-          <w:sz w:val="28"/>
-          <w:szCs w:val="28"/>
-        </w:rPr>
-      </w:pPr>
-      <w:r>
-        <w:rPr>
-          <w:color w:val="C45911" w:themeColor="accent2" w:themeShade="BF"/>
-          <w:sz w:val="28"/>
-          <w:szCs w:val="28"/>
-        </w:rPr>
-        <w:t>, до ***</w:t>
-      </w:r>
-    </w:p>
-    <w:p>
-      <w:pPr>
-        <w:spacing w:line="247" w:lineRule="auto"/>
-        <w:ind w:firstLine="709"/>
-        <w:jc w:val="both"/>
-        <w:rPr>
-          <w:color w:val="C45911" w:themeColor="accent2" w:themeShade="BF"/>
-          <w:sz w:val="28"/>
-          <w:szCs w:val="28"/>
-        </w:rPr>
-      </w:pPr>
-      <w:r>
-        <w:rPr>
-          <w:color w:val="C45911" w:themeColor="accent2" w:themeShade="BF"/>
-          <w:sz w:val="28"/>
-          <w:szCs w:val="28"/>
-        </w:rPr>
-        <w:t xml:space="preserve">, терміном на </w:t>
-      </w:r>
-      <w:r>
-        <w:rPr>
-          <w:color w:val="C45911" w:themeColor="accent2" w:themeShade="BF"/>
-          <w:sz w:val="28"/>
-          <w:szCs w:val="28"/>
-        </w:rPr>
-        <w:t>**</w:t>
-      </w:r>
-      <w:r>
-        <w:rPr>
-          <w:color w:val="C45911" w:themeColor="accent2" w:themeShade="BF"/>
-          <w:sz w:val="28"/>
-          <w:szCs w:val="28"/>
-        </w:rPr>
-        <w:t xml:space="preserve"> календарних днів</w:t>
-      </w:r>
-    </w:p>
-    <w:p>
-      <w:pPr>
-        <w:spacing w:line="247" w:lineRule="auto"/>
-        <w:ind w:firstLine="709"/>
-        <w:jc w:val="both"/>
-        <w:rPr>
-          <w:color w:val="C45911" w:themeColor="accent2" w:themeShade="BF"/>
-          <w:sz w:val="28"/>
-          <w:szCs w:val="28"/>
-        </w:rPr>
-      </w:pPr>
-      <w:r>
-        <w:rPr>
-          <w:color w:val="C45911" w:themeColor="accent2" w:themeShade="BF"/>
-          <w:sz w:val="28"/>
-          <w:szCs w:val="28"/>
-        </w:rPr>
-        <w:t xml:space="preserve">, з ** </w:t>
-      </w:r>
-      <w:r>
-        <w:rPr>
-          <w:color w:val="C45911" w:themeColor="accent2" w:themeShade="BF"/>
-          <w:sz w:val="28"/>
-          <w:szCs w:val="28"/>
-        </w:rPr>
-        <w:t xml:space="preserve">**** </w:t>
-      </w:r>
-      <w:r>
-        <w:rPr>
-          <w:color w:val="C45911" w:themeColor="accent2" w:themeShade="BF"/>
-          <w:sz w:val="28"/>
-          <w:szCs w:val="28"/>
-        </w:rPr>
-        <w:t xml:space="preserve">по ** </w:t>
-      </w:r>
-      <w:r>
-        <w:rPr>
-          <w:color w:val="C45911" w:themeColor="accent2" w:themeShade="BF"/>
-          <w:sz w:val="28"/>
-          <w:szCs w:val="28"/>
-        </w:rPr>
-        <w:t>****</w:t>
-      </w:r>
-      <w:r>
-        <w:rPr>
-          <w:color w:val="C45911" w:themeColor="accent2" w:themeShade="BF"/>
-          <w:sz w:val="28"/>
-          <w:szCs w:val="28"/>
-        </w:rPr>
-        <w:t xml:space="preserve"> 2026 року.</w:t>
-      </w:r>
-    </w:p>
-    <w:p>
-      <w:pPr>
-        <w:spacing w:line="247" w:lineRule="auto"/>
-        <w:ind w:firstLine="709"/>
-        <w:jc w:val="both"/>
-        <w:rPr>
-          <w:color w:val="C45911" w:themeColor="accent2" w:themeShade="BF"/>
-          <w:sz w:val="28"/>
-          <w:szCs w:val="28"/>
-        </w:rPr>
-      </w:pPr>
-    </w:p>
-    <w:p>
-      <w:pPr>
-        <w:spacing w:line="247" w:lineRule="auto"/>
-        <w:ind w:firstLine="709"/>
-        <w:jc w:val="both"/>
-        <w:rPr>
-          <w:color w:val="C45911" w:themeColor="accent2" w:themeShade="BF"/>
-          <w:sz w:val="28"/>
-          <w:szCs w:val="28"/>
-        </w:rPr>
-      </w:pPr>
-      <w:r>
-        <w:rPr>
-          <w:color w:val="C45911" w:themeColor="accent2" w:themeShade="BF"/>
-          <w:sz w:val="28"/>
-          <w:szCs w:val="28"/>
-        </w:rPr>
-        <w:t>Підстава: рапорт *** (</w:t>
-      </w:r>
-      <w:proofErr w:type="spellStart"/>
-      <w:r>
-        <w:rPr>
-          <w:color w:val="C45911" w:themeColor="accent2" w:themeShade="BF"/>
-          <w:sz w:val="28"/>
-          <w:szCs w:val="28"/>
-        </w:rPr>
-        <w:t>вх</w:t>
-      </w:r>
-      <w:proofErr w:type="spellEnd"/>
-      <w:r>
-        <w:rPr>
-          <w:color w:val="C45911" w:themeColor="accent2" w:themeShade="BF"/>
-          <w:sz w:val="28"/>
-          <w:szCs w:val="28"/>
-        </w:rPr>
-        <w:t>. № 1656/</w:t>
-      </w:r>
-      <w:r>
-        <w:rPr>
-          <w:color w:val="C45911" w:themeColor="accent2" w:themeShade="BF"/>
-          <w:sz w:val="28"/>
-          <w:szCs w:val="28"/>
-        </w:rPr>
-        <w:t> </w:t>
-      </w:r>
-      <w:r>
-        <w:rPr>
-          <w:color w:val="C45911" w:themeColor="accent2" w:themeShade="BF"/>
-          <w:sz w:val="28"/>
-          <w:szCs w:val="28"/>
-        </w:rPr>
-        <w:t>****</w:t>
-      </w:r>
-      <w:r>
-        <w:rPr>
-          <w:color w:val="C45911" w:themeColor="accent2" w:themeShade="BF"/>
-          <w:sz w:val="28"/>
-          <w:szCs w:val="28"/>
-        </w:rPr>
-        <w:t> </w:t>
-      </w:r>
-      <w:r>
-        <w:rPr>
-          <w:color w:val="C45911" w:themeColor="accent2" w:themeShade="BF"/>
-          <w:sz w:val="28"/>
-          <w:szCs w:val="28"/>
-          <w:highlight w:val="red"/>
-        </w:rPr>
-        <w:t>;;</w:t>
-      </w:r>
-      <w:r>
-        <w:rPr>
-          <w:color w:val="C45911" w:themeColor="accent2" w:themeShade="BF"/>
-          <w:sz w:val="28"/>
-          <w:szCs w:val="28"/>
-        </w:rPr>
-        <w:t>-</w:t>
-      </w:r>
-      <w:r>
-        <w:rPr>
-          <w:color w:val="C45911" w:themeColor="accent2" w:themeShade="BF"/>
-          <w:sz w:val="28"/>
-          <w:szCs w:val="28"/>
-        </w:rPr>
-        <w:t xml:space="preserve">в </w:t>
-      </w:r>
-      <w:r>
-        <w:rPr>
-          <w:color w:val="C45911" w:themeColor="accent2" w:themeShade="BF"/>
-          <w:sz w:val="28"/>
-          <w:szCs w:val="28"/>
-        </w:rPr>
-        <w:t>від **.03.2026</w:t>
-      </w:r>
-      <w:r>
-        <w:rPr>
-          <w:color w:val="C45911" w:themeColor="accent2" w:themeShade="BF"/>
-          <w:sz w:val="28"/>
-          <w:szCs w:val="28"/>
-        </w:rPr>
-        <w:t xml:space="preserve">), </w:t>
-      </w:r>
-      <w:r>
-        <w:rPr>
-          <w:color w:val="C45911" w:themeColor="accent2" w:themeShade="BF"/>
-          <w:sz w:val="28"/>
-          <w:szCs w:val="28"/>
-        </w:rPr>
-        <w:t xml:space="preserve">довідка військово-лікарської комісії </w:t>
-      </w:r>
-      <w:r>
-        <w:rPr>
-          <w:color w:val="C45911" w:themeColor="accent2" w:themeShade="BF"/>
-          <w:sz w:val="28"/>
-          <w:szCs w:val="28"/>
-        </w:rPr>
-        <w:t>№ ***</w:t>
-      </w:r>
-      <w:r>
-        <w:rPr>
-          <w:color w:val="C45911" w:themeColor="accent2" w:themeShade="BF"/>
-          <w:sz w:val="28"/>
-          <w:szCs w:val="28"/>
-          <w:lang w:val="en-US"/>
-        </w:rPr>
-        <w:t> </w:t>
-      </w:r>
-      <w:r>
-        <w:rPr>
-          <w:color w:val="C45911" w:themeColor="accent2" w:themeShade="BF"/>
-          <w:sz w:val="28"/>
-          <w:szCs w:val="28"/>
-          <w:highlight w:val="red"/>
-        </w:rPr>
-        <w:t>;;</w:t>
-      </w:r>
-      <w:r>
-        <w:rPr>
-          <w:color w:val="C45911" w:themeColor="accent2" w:themeShade="BF"/>
-          <w:sz w:val="28"/>
-          <w:szCs w:val="28"/>
-        </w:rPr>
-        <w:t xml:space="preserve"> </w:t>
-      </w:r>
-      <w:r>
-        <w:rPr>
-          <w:color w:val="C45911" w:themeColor="accent2" w:themeShade="BF"/>
-          <w:sz w:val="28"/>
-          <w:szCs w:val="28"/>
-        </w:rPr>
-        <w:t>від **.03.2026</w:t>
-      </w:r>
-      <w:r>
-        <w:rPr>
-          <w:color w:val="C45911" w:themeColor="accent2" w:themeShade="BF"/>
-          <w:sz w:val="28"/>
-          <w:szCs w:val="28"/>
-        </w:rPr>
-        <w:t xml:space="preserve">, виписка із медичної карти стаціонарного хворого </w:t>
-      </w:r>
-      <w:r>
-        <w:rPr>
-          <w:color w:val="C45911" w:themeColor="accent2" w:themeShade="BF"/>
-          <w:sz w:val="28"/>
-          <w:szCs w:val="28"/>
-        </w:rPr>
-        <w:t>№ ***</w:t>
-      </w:r>
-      <w:r>
-        <w:rPr>
-          <w:color w:val="C45911" w:themeColor="accent2" w:themeShade="BF"/>
-          <w:sz w:val="28"/>
-          <w:szCs w:val="28"/>
-          <w:lang w:val="en-US"/>
-        </w:rPr>
-        <w:t> </w:t>
-      </w:r>
-      <w:r>
-        <w:rPr>
-          <w:color w:val="C45911" w:themeColor="accent2" w:themeShade="BF"/>
-          <w:sz w:val="28"/>
-          <w:szCs w:val="28"/>
-          <w:highlight w:val="red"/>
-        </w:rPr>
-        <w:t>;;</w:t>
-      </w:r>
-      <w:r>
-        <w:rPr>
-          <w:color w:val="C45911" w:themeColor="accent2" w:themeShade="BF"/>
-          <w:sz w:val="28"/>
-          <w:szCs w:val="28"/>
-        </w:rPr>
-        <w:t xml:space="preserve"> </w:t>
-      </w:r>
-      <w:r>
-        <w:rPr>
-          <w:color w:val="C45911" w:themeColor="accent2" w:themeShade="BF"/>
-          <w:sz w:val="28"/>
-          <w:szCs w:val="28"/>
-        </w:rPr>
-        <w:t>від **.03.2026</w:t>
-      </w:r>
-      <w:r>
-        <w:rPr>
-          <w:color w:val="C45911" w:themeColor="accent2" w:themeShade="BF"/>
-          <w:sz w:val="28"/>
-          <w:szCs w:val="28"/>
-        </w:rPr>
-        <w:t xml:space="preserve">, </w:t>
-      </w:r>
-      <w:r>
-        <w:rPr>
-          <w:color w:val="C45911" w:themeColor="accent2" w:themeShade="BF"/>
-          <w:sz w:val="28"/>
-          <w:szCs w:val="28"/>
-        </w:rPr>
-        <w:t xml:space="preserve">відпускний квиток </w:t>
-      </w:r>
-      <w:r>
-        <w:rPr>
-          <w:color w:val="C45911" w:themeColor="accent2" w:themeShade="BF"/>
-          <w:sz w:val="28"/>
-          <w:szCs w:val="28"/>
-        </w:rPr>
-        <w:t>№ 3/71/</w:t>
-      </w:r>
-      <w:r>
-        <w:rPr>
-          <w:color w:val="C45911" w:themeColor="accent2" w:themeShade="BF"/>
-          <w:sz w:val="28"/>
-          <w:szCs w:val="28"/>
-          <w:lang w:val="en-US"/>
-        </w:rPr>
-        <w:t> </w:t>
-      </w:r>
-      <w:r>
-        <w:rPr>
-          <w:color w:val="C45911" w:themeColor="accent2" w:themeShade="BF"/>
-          <w:sz w:val="28"/>
-          <w:szCs w:val="28"/>
-        </w:rPr>
-        <w:t>***</w:t>
-      </w:r>
-      <w:r>
-        <w:rPr>
-          <w:color w:val="C45911" w:themeColor="accent2" w:themeShade="BF"/>
-          <w:sz w:val="28"/>
-          <w:szCs w:val="28"/>
-          <w:lang w:val="en-US"/>
-        </w:rPr>
-        <w:t> </w:t>
-      </w:r>
-      <w:r>
-        <w:rPr>
-          <w:color w:val="C45911" w:themeColor="accent2" w:themeShade="BF"/>
-          <w:sz w:val="28"/>
-          <w:szCs w:val="28"/>
-          <w:highlight w:val="red"/>
-        </w:rPr>
-        <w:t>;;</w:t>
-      </w:r>
-      <w:r>
-        <w:rPr>
-          <w:color w:val="C45911" w:themeColor="accent2" w:themeShade="BF"/>
-          <w:sz w:val="28"/>
-          <w:szCs w:val="28"/>
-        </w:rPr>
-        <w:t xml:space="preserve"> </w:t>
-      </w:r>
-      <w:r>
-        <w:rPr>
-          <w:color w:val="C45911" w:themeColor="accent2" w:themeShade="BF"/>
-          <w:sz w:val="28"/>
-          <w:szCs w:val="28"/>
-        </w:rPr>
-        <w:t>від **.03.2026</w:t>
-      </w:r>
-      <w:r>
-        <w:rPr>
-          <w:color w:val="C45911" w:themeColor="accent2" w:themeShade="BF"/>
-          <w:sz w:val="28"/>
-          <w:szCs w:val="28"/>
-        </w:rPr>
-        <w:t>.</w:t>
-      </w:r>
-    </w:p>
-    <w:p>
-      <w:pPr>
-        <w:spacing w:line="247" w:lineRule="auto"/>
-        <w:ind w:firstLine="709"/>
-        <w:jc w:val="both"/>
-        <w:rPr>
-          <w:color w:val="C45911" w:themeColor="accent2" w:themeShade="BF"/>
-          <w:sz w:val="28"/>
-          <w:szCs w:val="28"/>
-          <w:lang w:val="ru-RU"/>
-        </w:rPr>
-      </w:pPr>
-      <w:r>
-        <w:rPr>
-          <w:color w:val="C45911" w:themeColor="accent2" w:themeShade="BF"/>
-          <w:sz w:val="28"/>
-          <w:szCs w:val="28"/>
-          <w:lang w:val="ru-RU"/>
-        </w:rPr>
-        <w:t>========================================================</w:t>
-      </w:r>
-    </w:p>
-    <w:p>
-      <w:pPr>
-        <w:spacing w:line="247" w:lineRule="auto"/>
-        <w:ind w:firstLine="709"/>
-        <w:jc w:val="both"/>
-        <w:rPr>
-          <w:sz w:val="28"/>
-          <w:szCs w:val="28"/>
-        </w:rPr>
-      </w:pPr>
-    </w:p>
-    <w:p>
-      <w:pPr>
-        <w:spacing w:line="247" w:lineRule="auto"/>
-        <w:ind w:firstLine="709"/>
-        <w:jc w:val="both"/>
-        <w:rPr>
-          <w:sz w:val="28"/>
-          <w:szCs w:val="28"/>
-        </w:rPr>
-      </w:pPr>
-      <w:r>
-        <w:rPr>
-          <w:sz w:val="28"/>
-          <w:szCs w:val="28"/>
-          <w:highlight w:val="magenta"/>
-        </w:rPr>
-        <w:t xml:space="preserve">Зміна місця </w:t>
-      </w:r>
-      <w:proofErr w:type="spellStart"/>
-      <w:r>
-        <w:rPr>
-          <w:sz w:val="28"/>
-          <w:szCs w:val="28"/>
-          <w:highlight w:val="magenta"/>
-        </w:rPr>
-        <w:t>перебуття</w:t>
-      </w:r>
-      <w:proofErr w:type="spellEnd"/>
-      <w:r>
-        <w:rPr>
-          <w:sz w:val="28"/>
-          <w:szCs w:val="28"/>
-          <w:highlight w:val="magenta"/>
-          <w:lang w:val="ru-RU"/>
-        </w:rPr>
-        <w:t xml:space="preserve"> </w:t>
-      </w:r>
-      <w:r>
-        <w:rPr>
-          <w:sz w:val="28"/>
-          <w:szCs w:val="28"/>
-          <w:highlight w:val="yellow"/>
-          <w:lang w:val="ru-RU"/>
-        </w:rPr>
-        <w:t>(</w:t>
-      </w:r>
-      <w:r>
-        <w:rPr>
-          <w:sz w:val="28"/>
-          <w:szCs w:val="28"/>
-          <w:highlight w:val="yellow"/>
-        </w:rPr>
-        <w:t>з відпустк</w:t>
-      </w:r>
-      <w:r>
-        <w:rPr>
-          <w:sz w:val="28"/>
-          <w:szCs w:val="28"/>
-          <w:highlight w:val="yellow"/>
-        </w:rPr>
-        <w:t>и для лік.</w:t>
-      </w:r>
-      <w:r>
-        <w:rPr>
-          <w:sz w:val="28"/>
-          <w:szCs w:val="28"/>
-          <w:highlight w:val="yellow"/>
-        </w:rPr>
-        <w:t xml:space="preserve"> у відпустку для лік</w:t>
-      </w:r>
-      <w:r>
-        <w:rPr>
-          <w:sz w:val="28"/>
-          <w:szCs w:val="28"/>
-          <w:highlight w:val="yellow"/>
-        </w:rPr>
-        <w:t>.</w:t>
-      </w:r>
-      <w:r>
-        <w:rPr>
-          <w:sz w:val="28"/>
-          <w:szCs w:val="28"/>
-          <w:highlight w:val="yellow"/>
-          <w:lang w:val="ru-RU"/>
-        </w:rPr>
-        <w:t>)</w:t>
-      </w:r>
-      <w:r>
-        <w:rPr>
-          <w:sz w:val="28"/>
-          <w:szCs w:val="28"/>
-          <w:highlight w:val="yellow"/>
-        </w:rPr>
-        <w:t>:</w:t>
-      </w:r>
-    </w:p>
-    <w:p>
-      <w:pPr>
-        <w:spacing w:line="247" w:lineRule="auto"/>
-        <w:ind w:firstLine="709"/>
-        <w:jc w:val="both"/>
-        <w:rPr>
-          <w:sz w:val="28"/>
-          <w:szCs w:val="28"/>
-        </w:rPr>
-      </w:pPr>
-    </w:p>
-    <w:p>
-      <w:pPr>
-        <w:spacing w:line="247" w:lineRule="auto"/>
-        <w:ind w:firstLine="709"/>
-        <w:jc w:val="both"/>
-        <w:rPr>
-          <w:color w:val="C45911" w:themeColor="accent2" w:themeShade="BF"/>
-          <w:sz w:val="28"/>
-          <w:szCs w:val="28"/>
-          <w:lang w:val="ru-RU"/>
-        </w:rPr>
-      </w:pPr>
-      <w:r>
-        <w:rPr>
-          <w:color w:val="C45911" w:themeColor="accent2" w:themeShade="BF"/>
-          <w:sz w:val="28"/>
-          <w:szCs w:val="28"/>
-          <w:lang w:val="ru-RU"/>
-        </w:rPr>
-        <w:t>========================================================</w:t>
-      </w:r>
-    </w:p>
-    <w:p>
-      <w:pPr>
-        <w:spacing w:line="247" w:lineRule="auto"/>
-        <w:ind w:firstLine="709"/>
-        <w:jc w:val="both"/>
-        <w:rPr>
-          <w:color w:val="C45911" w:themeColor="accent2" w:themeShade="BF"/>
-          <w:sz w:val="28"/>
-          <w:szCs w:val="28"/>
-          <w:lang w:val="ru-RU"/>
-        </w:rPr>
-      </w:pPr>
-      <w:r>
-        <w:rPr>
-          <w:color w:val="C45911" w:themeColor="accent2" w:themeShade="BF"/>
-          <w:sz w:val="28"/>
-          <w:szCs w:val="28"/>
-        </w:rPr>
-        <w:t>1</w:t>
-      </w:r>
-      <w:r>
-        <w:rPr>
-          <w:color w:val="C45911" w:themeColor="accent2" w:themeShade="BF"/>
-          <w:sz w:val="28"/>
-          <w:szCs w:val="28"/>
-          <w:lang w:val="en-US"/>
-        </w:rPr>
-        <w:t>N</w:t>
-      </w:r>
-      <w:r>
-        <w:rPr>
-          <w:color w:val="C45911" w:themeColor="accent2" w:themeShade="BF"/>
-          <w:sz w:val="28"/>
-          <w:szCs w:val="28"/>
-        </w:rPr>
-        <w:t>. ***</w:t>
-      </w:r>
-      <w:r>
-        <w:rPr>
-          <w:color w:val="C45911" w:themeColor="accent2" w:themeShade="BF"/>
-          <w:sz w:val="28"/>
-          <w:szCs w:val="28"/>
-          <w:lang w:val="ru-RU"/>
-        </w:rPr>
-        <w:t xml:space="preserve"> </w:t>
-      </w:r>
-      <w:r>
-        <w:rPr>
-          <w:color w:val="C45911" w:themeColor="accent2" w:themeShade="BF"/>
-          <w:sz w:val="28"/>
-          <w:szCs w:val="28"/>
-          <w:highlight w:val="red"/>
-          <w:lang w:val="ru-RU"/>
-        </w:rPr>
-        <w:t>;;</w:t>
-      </w:r>
-    </w:p>
-    <w:p>
-      <w:pPr>
-        <w:spacing w:line="247" w:lineRule="auto"/>
-        <w:ind w:firstLine="709"/>
-        <w:jc w:val="both"/>
-        <w:rPr>
-          <w:color w:val="C45911" w:themeColor="accent2" w:themeShade="BF"/>
-          <w:sz w:val="28"/>
-          <w:szCs w:val="28"/>
-        </w:rPr>
-      </w:pPr>
-      <w:r>
-        <w:rPr>
-          <w:color w:val="C45911" w:themeColor="accent2" w:themeShade="BF"/>
-          <w:sz w:val="28"/>
-          <w:szCs w:val="28"/>
-        </w:rPr>
-        <w:t xml:space="preserve">, який перебував </w:t>
-      </w:r>
-      <w:r>
-        <w:rPr>
-          <w:color w:val="C45911" w:themeColor="accent2" w:themeShade="BF"/>
-          <w:sz w:val="28"/>
-          <w:szCs w:val="28"/>
-        </w:rPr>
-        <w:t>у відпустці для лікування</w:t>
-      </w:r>
-      <w:r>
-        <w:rPr>
-          <w:color w:val="C45911" w:themeColor="accent2" w:themeShade="BF"/>
-          <w:sz w:val="28"/>
-          <w:szCs w:val="28"/>
-        </w:rPr>
-        <w:t xml:space="preserve">, вважати таким, що перебуває </w:t>
-      </w:r>
-      <w:r>
-        <w:rPr>
-          <w:color w:val="C45911" w:themeColor="accent2" w:themeShade="BF"/>
-          <w:sz w:val="28"/>
-          <w:szCs w:val="28"/>
-        </w:rPr>
-        <w:t>у відпустці для лікування</w:t>
-      </w:r>
-    </w:p>
-    <w:p>
-      <w:pPr>
-        <w:spacing w:line="247" w:lineRule="auto"/>
-        <w:ind w:firstLine="709"/>
-        <w:jc w:val="both"/>
-        <w:rPr>
-          <w:color w:val="C45911" w:themeColor="accent2" w:themeShade="BF"/>
-          <w:sz w:val="28"/>
-          <w:szCs w:val="28"/>
-        </w:rPr>
-      </w:pPr>
-      <w:r>
-        <w:rPr>
-          <w:color w:val="C45911" w:themeColor="accent2" w:themeShade="BF"/>
-          <w:sz w:val="28"/>
-          <w:szCs w:val="28"/>
-        </w:rPr>
-        <w:t>, до ***</w:t>
-      </w:r>
-    </w:p>
-    <w:p>
-      <w:pPr>
-        <w:spacing w:line="247" w:lineRule="auto"/>
-        <w:ind w:firstLine="709"/>
-        <w:jc w:val="both"/>
-        <w:rPr>
-          <w:color w:val="C45911" w:themeColor="accent2" w:themeShade="BF"/>
-          <w:sz w:val="28"/>
-          <w:szCs w:val="28"/>
-        </w:rPr>
-      </w:pPr>
-      <w:r>
-        <w:rPr>
-          <w:color w:val="C45911" w:themeColor="accent2" w:themeShade="BF"/>
-          <w:sz w:val="28"/>
-          <w:szCs w:val="28"/>
-        </w:rPr>
-        <w:t>, терміном на ** календарних днів</w:t>
-      </w:r>
-    </w:p>
-    <w:p>
-      <w:pPr>
-        <w:spacing w:line="247" w:lineRule="auto"/>
-        <w:ind w:firstLine="709"/>
-        <w:jc w:val="both"/>
-        <w:rPr>
-          <w:color w:val="C45911" w:themeColor="accent2" w:themeShade="BF"/>
-          <w:sz w:val="28"/>
-          <w:szCs w:val="28"/>
-        </w:rPr>
-      </w:pPr>
-      <w:r>
-        <w:rPr>
-          <w:color w:val="C45911" w:themeColor="accent2" w:themeShade="BF"/>
-          <w:sz w:val="28"/>
-          <w:szCs w:val="28"/>
-        </w:rPr>
-        <w:t>, з ** **** по ** **** 2026 року.</w:t>
-      </w:r>
-    </w:p>
-    <w:p>
-      <w:pPr>
-        <w:spacing w:line="247" w:lineRule="auto"/>
-        <w:ind w:firstLine="709"/>
-        <w:jc w:val="both"/>
-        <w:rPr>
-          <w:color w:val="C45911" w:themeColor="accent2" w:themeShade="BF"/>
-          <w:sz w:val="28"/>
-          <w:szCs w:val="28"/>
-        </w:rPr>
-      </w:pPr>
-    </w:p>
-    <w:p>
-      <w:pPr>
-        <w:spacing w:line="247" w:lineRule="auto"/>
-        <w:ind w:firstLine="709"/>
-        <w:jc w:val="both"/>
-        <w:rPr>
-          <w:color w:val="C45911" w:themeColor="accent2" w:themeShade="BF"/>
-          <w:sz w:val="28"/>
-          <w:szCs w:val="28"/>
-        </w:rPr>
-      </w:pPr>
-      <w:r>
-        <w:rPr>
-          <w:color w:val="C45911" w:themeColor="accent2" w:themeShade="BF"/>
-          <w:sz w:val="28"/>
-          <w:szCs w:val="28"/>
-        </w:rPr>
-        <w:t>Підстава: рапорт *** (</w:t>
-      </w:r>
-      <w:proofErr w:type="spellStart"/>
-      <w:r>
-        <w:rPr>
-          <w:color w:val="C45911" w:themeColor="accent2" w:themeShade="BF"/>
-          <w:sz w:val="28"/>
-          <w:szCs w:val="28"/>
-        </w:rPr>
-        <w:t>вх</w:t>
-      </w:r>
-      <w:proofErr w:type="spellEnd"/>
-      <w:r>
-        <w:rPr>
-          <w:color w:val="C45911" w:themeColor="accent2" w:themeShade="BF"/>
-          <w:sz w:val="28"/>
-          <w:szCs w:val="28"/>
-        </w:rPr>
-        <w:t>. № 1656/ **** </w:t>
-      </w:r>
-      <w:r>
-        <w:rPr>
-          <w:color w:val="C45911" w:themeColor="accent2" w:themeShade="BF"/>
-          <w:sz w:val="28"/>
-          <w:szCs w:val="28"/>
-          <w:highlight w:val="red"/>
-        </w:rPr>
-        <w:t>;;</w:t>
-      </w:r>
-      <w:r>
-        <w:rPr>
-          <w:color w:val="C45911" w:themeColor="accent2" w:themeShade="BF"/>
-          <w:sz w:val="28"/>
-          <w:szCs w:val="28"/>
-        </w:rPr>
-        <w:t>-</w:t>
-      </w:r>
-      <w:r>
-        <w:rPr>
-          <w:color w:val="C45911" w:themeColor="accent2" w:themeShade="BF"/>
-          <w:sz w:val="28"/>
-          <w:szCs w:val="28"/>
-        </w:rPr>
-        <w:t xml:space="preserve">в </w:t>
-      </w:r>
-      <w:r>
-        <w:rPr>
-          <w:color w:val="C45911" w:themeColor="accent2" w:themeShade="BF"/>
-          <w:sz w:val="28"/>
-          <w:szCs w:val="28"/>
-        </w:rPr>
-        <w:t>від **.03.2026</w:t>
-      </w:r>
-      <w:r>
-        <w:rPr>
-          <w:color w:val="C45911" w:themeColor="accent2" w:themeShade="BF"/>
-          <w:sz w:val="28"/>
-          <w:szCs w:val="28"/>
-        </w:rPr>
-        <w:t>), довідка військово-лікарської комісії № ***</w:t>
-      </w:r>
-      <w:r>
-        <w:rPr>
-          <w:color w:val="C45911" w:themeColor="accent2" w:themeShade="BF"/>
-          <w:sz w:val="28"/>
-          <w:szCs w:val="28"/>
-          <w:lang w:val="en-US"/>
-        </w:rPr>
-        <w:t> </w:t>
-      </w:r>
-      <w:r>
-        <w:rPr>
-          <w:color w:val="C45911" w:themeColor="accent2" w:themeShade="BF"/>
-          <w:sz w:val="28"/>
-          <w:szCs w:val="28"/>
-          <w:highlight w:val="red"/>
-        </w:rPr>
-        <w:t>;;</w:t>
-      </w:r>
-      <w:r>
-        <w:rPr>
-          <w:color w:val="C45911" w:themeColor="accent2" w:themeShade="BF"/>
-          <w:sz w:val="28"/>
-          <w:szCs w:val="28"/>
-        </w:rPr>
-        <w:t xml:space="preserve"> </w:t>
-      </w:r>
-      <w:r>
-        <w:rPr>
-          <w:color w:val="C45911" w:themeColor="accent2" w:themeShade="BF"/>
-          <w:sz w:val="28"/>
-          <w:szCs w:val="28"/>
-        </w:rPr>
-        <w:t>від **.03.2026</w:t>
-      </w:r>
-      <w:r>
-        <w:rPr>
-          <w:color w:val="C45911" w:themeColor="accent2" w:themeShade="BF"/>
-          <w:sz w:val="28"/>
-          <w:szCs w:val="28"/>
-        </w:rPr>
-        <w:t>, відпускний квиток № 3/71/</w:t>
-      </w:r>
-      <w:r>
-        <w:rPr>
-          <w:color w:val="C45911" w:themeColor="accent2" w:themeShade="BF"/>
-          <w:sz w:val="28"/>
-          <w:szCs w:val="28"/>
-          <w:lang w:val="en-US"/>
-        </w:rPr>
-        <w:t> </w:t>
-      </w:r>
-      <w:r>
-        <w:rPr>
-          <w:color w:val="C45911" w:themeColor="accent2" w:themeShade="BF"/>
-          <w:sz w:val="28"/>
-          <w:szCs w:val="28"/>
-        </w:rPr>
-        <w:t>***</w:t>
-      </w:r>
-      <w:r>
-        <w:rPr>
-          <w:color w:val="C45911" w:themeColor="accent2" w:themeShade="BF"/>
-          <w:sz w:val="28"/>
-          <w:szCs w:val="28"/>
-          <w:lang w:val="en-US"/>
-        </w:rPr>
-        <w:t> </w:t>
-      </w:r>
-      <w:r>
-        <w:rPr>
-          <w:color w:val="C45911" w:themeColor="accent2" w:themeShade="BF"/>
-          <w:sz w:val="28"/>
-          <w:szCs w:val="28"/>
-          <w:highlight w:val="red"/>
-        </w:rPr>
-        <w:t>;;</w:t>
-      </w:r>
-      <w:r>
-        <w:rPr>
-          <w:color w:val="C45911" w:themeColor="accent2" w:themeShade="BF"/>
-          <w:sz w:val="28"/>
-          <w:szCs w:val="28"/>
-        </w:rPr>
-        <w:t xml:space="preserve"> </w:t>
-      </w:r>
-      <w:r>
-        <w:rPr>
-          <w:color w:val="C45911" w:themeColor="accent2" w:themeShade="BF"/>
-          <w:sz w:val="28"/>
-          <w:szCs w:val="28"/>
-        </w:rPr>
-        <w:t>від **.03.2026</w:t>
-      </w:r>
-      <w:r>
-        <w:rPr>
-          <w:color w:val="C45911" w:themeColor="accent2" w:themeShade="BF"/>
-          <w:sz w:val="28"/>
-          <w:szCs w:val="28"/>
-        </w:rPr>
-        <w:t>.</w:t>
-      </w:r>
-    </w:p>
-    <w:p>
-      <w:pPr>
-        <w:spacing w:line="247" w:lineRule="auto"/>
-        <w:ind w:firstLine="709"/>
-        <w:jc w:val="both"/>
-        <w:rPr>
-          <w:color w:val="C45911" w:themeColor="accent2" w:themeShade="BF"/>
-          <w:sz w:val="28"/>
-          <w:szCs w:val="28"/>
-          <w:lang w:val="ru-RU"/>
-        </w:rPr>
-      </w:pPr>
-      <w:r>
-        <w:rPr>
-          <w:color w:val="C45911" w:themeColor="accent2" w:themeShade="BF"/>
-          <w:sz w:val="28"/>
-          <w:szCs w:val="28"/>
-          <w:lang w:val="ru-RU"/>
-        </w:rPr>
-        <w:t>========================================================</w:t>
-      </w:r>
-    </w:p>
-    <w:p>
-      <w:pPr>
-        <w:spacing w:line="247" w:lineRule="auto"/>
-        <w:ind w:firstLine="709"/>
-        <w:jc w:val="both"/>
-        <w:rPr>
-          <w:sz w:val="28"/>
-          <w:szCs w:val="28"/>
-        </w:rPr>
-      </w:pPr>
-    </w:p>
-    <w:p>
-      <w:pPr>
-        <w:spacing w:line="247" w:lineRule="auto"/>
-        <w:ind w:firstLine="709"/>
-        <w:jc w:val="both"/>
-        <w:rPr>
-          <w:sz w:val="28"/>
-          <w:szCs w:val="28"/>
-        </w:rPr>
-      </w:pPr>
-      <w:r>
-        <w:rPr>
-          <w:sz w:val="28"/>
-          <w:szCs w:val="28"/>
-          <w:highlight w:val="magenta"/>
-        </w:rPr>
-        <w:t xml:space="preserve">Зміна місця </w:t>
-      </w:r>
-      <w:proofErr w:type="spellStart"/>
-      <w:r>
-        <w:rPr>
-          <w:sz w:val="28"/>
-          <w:szCs w:val="28"/>
-          <w:highlight w:val="magenta"/>
-        </w:rPr>
-        <w:t>перебуття</w:t>
-      </w:r>
-      <w:proofErr w:type="spellEnd"/>
-      <w:r>
-        <w:rPr>
-          <w:sz w:val="28"/>
-          <w:szCs w:val="28"/>
-          <w:highlight w:val="magenta"/>
-          <w:lang w:val="ru-RU"/>
-        </w:rPr>
-        <w:t xml:space="preserve"> </w:t>
-      </w:r>
-      <w:r>
-        <w:rPr>
-          <w:sz w:val="28"/>
-          <w:szCs w:val="28"/>
-          <w:highlight w:val="yellow"/>
-          <w:lang w:val="ru-RU"/>
-        </w:rPr>
-        <w:t>(</w:t>
-      </w:r>
-      <w:r>
-        <w:rPr>
-          <w:sz w:val="28"/>
-          <w:szCs w:val="28"/>
-          <w:highlight w:val="yellow"/>
-        </w:rPr>
-        <w:t>з відпустк</w:t>
-      </w:r>
-      <w:r>
-        <w:rPr>
-          <w:sz w:val="28"/>
-          <w:szCs w:val="28"/>
-          <w:highlight w:val="yellow"/>
-        </w:rPr>
-        <w:t>и для лік на лікування</w:t>
-      </w:r>
-      <w:r>
-        <w:rPr>
-          <w:sz w:val="28"/>
-          <w:szCs w:val="28"/>
-          <w:highlight w:val="yellow"/>
-          <w:lang w:val="ru-RU"/>
-        </w:rPr>
-        <w:t>)</w:t>
-      </w:r>
-      <w:r>
-        <w:rPr>
-          <w:sz w:val="28"/>
-          <w:szCs w:val="28"/>
-          <w:highlight w:val="yellow"/>
-        </w:rPr>
-        <w:t>:</w:t>
-      </w:r>
-    </w:p>
-    <w:p>
-      <w:pPr>
-        <w:spacing w:line="247" w:lineRule="auto"/>
-        <w:ind w:firstLine="709"/>
-        <w:jc w:val="both"/>
-        <w:rPr>
-          <w:sz w:val="28"/>
-          <w:szCs w:val="28"/>
-        </w:rPr>
-      </w:pPr>
-    </w:p>
-    <w:p>
-      <w:pPr>
-        <w:spacing w:line="247" w:lineRule="auto"/>
-        <w:ind w:firstLine="709"/>
-        <w:jc w:val="both"/>
-        <w:rPr>
-          <w:color w:val="C45911" w:themeColor="accent2" w:themeShade="BF"/>
-          <w:sz w:val="28"/>
-          <w:szCs w:val="28"/>
-          <w:lang w:val="ru-RU"/>
-        </w:rPr>
-      </w:pPr>
-      <w:r>
-        <w:rPr>
-          <w:color w:val="C45911" w:themeColor="accent2" w:themeShade="BF"/>
-          <w:sz w:val="28"/>
-          <w:szCs w:val="28"/>
-          <w:lang w:val="ru-RU"/>
-        </w:rPr>
-        <w:t>========================================================</w:t>
-      </w:r>
-    </w:p>
-    <w:p>
-      <w:pPr>
-        <w:spacing w:line="247" w:lineRule="auto"/>
-        <w:ind w:firstLine="709"/>
-        <w:jc w:val="both"/>
-        <w:rPr>
-          <w:color w:val="C45911" w:themeColor="accent2" w:themeShade="BF"/>
-          <w:sz w:val="28"/>
-          <w:szCs w:val="28"/>
-          <w:lang w:val="ru-RU"/>
-        </w:rPr>
-      </w:pPr>
-      <w:r>
-        <w:rPr>
-          <w:color w:val="C45911" w:themeColor="accent2" w:themeShade="BF"/>
-          <w:sz w:val="28"/>
-          <w:szCs w:val="28"/>
-        </w:rPr>
-        <w:t>1</w:t>
-      </w:r>
-      <w:r>
-        <w:rPr>
-          <w:color w:val="C45911" w:themeColor="accent2" w:themeShade="BF"/>
-          <w:sz w:val="28"/>
-          <w:szCs w:val="28"/>
-          <w:lang w:val="en-US"/>
-        </w:rPr>
-        <w:t>N</w:t>
-      </w:r>
-      <w:r>
-        <w:rPr>
-          <w:color w:val="C45911" w:themeColor="accent2" w:themeShade="BF"/>
-          <w:sz w:val="28"/>
-          <w:szCs w:val="28"/>
-        </w:rPr>
-        <w:t>. ***</w:t>
-      </w:r>
-      <w:r>
-        <w:rPr>
-          <w:color w:val="C45911" w:themeColor="accent2" w:themeShade="BF"/>
-          <w:sz w:val="28"/>
-          <w:szCs w:val="28"/>
-          <w:lang w:val="ru-RU"/>
-        </w:rPr>
-        <w:t xml:space="preserve"> </w:t>
-      </w:r>
-      <w:r>
-        <w:rPr>
-          <w:color w:val="C45911" w:themeColor="accent2" w:themeShade="BF"/>
-          <w:sz w:val="28"/>
-          <w:szCs w:val="28"/>
-          <w:highlight w:val="red"/>
-          <w:lang w:val="ru-RU"/>
-        </w:rPr>
-        <w:t>;;</w:t>
-      </w:r>
-    </w:p>
-    <w:p>
-      <w:pPr>
-        <w:spacing w:line="247" w:lineRule="auto"/>
-        <w:ind w:firstLine="709"/>
-        <w:jc w:val="both"/>
-        <w:rPr>
-          <w:color w:val="C45911" w:themeColor="accent2" w:themeShade="BF"/>
-          <w:sz w:val="28"/>
-          <w:szCs w:val="28"/>
-        </w:rPr>
-      </w:pPr>
-      <w:r>
-        <w:rPr>
-          <w:color w:val="C45911" w:themeColor="accent2" w:themeShade="BF"/>
-          <w:sz w:val="28"/>
-          <w:szCs w:val="28"/>
-        </w:rPr>
-        <w:t xml:space="preserve">, який перебував у відпустці для лікування, вважати таким, що перебуває на лікуванні у *** </w:t>
-      </w:r>
-    </w:p>
-    <w:p>
-      <w:pPr>
-        <w:spacing w:line="247" w:lineRule="auto"/>
-        <w:ind w:firstLine="709"/>
-        <w:jc w:val="both"/>
-        <w:rPr>
-          <w:color w:val="C45911" w:themeColor="accent2" w:themeShade="BF"/>
-          <w:sz w:val="28"/>
-          <w:szCs w:val="28"/>
-        </w:rPr>
-      </w:pPr>
-      <w:r>
-        <w:rPr>
-          <w:color w:val="C45911" w:themeColor="accent2" w:themeShade="BF"/>
-          <w:sz w:val="28"/>
-          <w:szCs w:val="28"/>
-        </w:rPr>
-        <w:t>, з ** ** 2026 року.</w:t>
-      </w:r>
-    </w:p>
-    <w:p>
-      <w:pPr>
-        <w:spacing w:line="247" w:lineRule="auto"/>
-        <w:ind w:firstLine="709"/>
-        <w:jc w:val="both"/>
-        <w:rPr>
-          <w:color w:val="C45911" w:themeColor="accent2" w:themeShade="BF"/>
-          <w:sz w:val="28"/>
-          <w:szCs w:val="28"/>
-        </w:rPr>
-      </w:pPr>
-    </w:p>
-    <w:p>
-      <w:pPr>
-        <w:spacing w:line="247" w:lineRule="auto"/>
-        <w:ind w:firstLine="709"/>
-        <w:jc w:val="both"/>
-        <w:rPr>
-          <w:color w:val="C45911" w:themeColor="accent2" w:themeShade="BF"/>
-          <w:sz w:val="28"/>
-          <w:szCs w:val="28"/>
-          <w:lang w:val="ru-RU"/>
-        </w:rPr>
-      </w:pPr>
-      <w:r>
-        <w:rPr>
-          <w:color w:val="C45911" w:themeColor="accent2" w:themeShade="BF"/>
-          <w:sz w:val="28"/>
-          <w:szCs w:val="28"/>
-        </w:rPr>
-        <w:t>Підстава: рапорт *** (</w:t>
-      </w:r>
-      <w:proofErr w:type="spellStart"/>
-      <w:r>
-        <w:rPr>
-          <w:color w:val="C45911" w:themeColor="accent2" w:themeShade="BF"/>
-          <w:sz w:val="28"/>
-          <w:szCs w:val="28"/>
-        </w:rPr>
-        <w:t>вх</w:t>
-      </w:r>
-      <w:proofErr w:type="spellEnd"/>
-      <w:r>
-        <w:rPr>
-          <w:color w:val="C45911" w:themeColor="accent2" w:themeShade="BF"/>
-          <w:sz w:val="28"/>
-          <w:szCs w:val="28"/>
-        </w:rPr>
-        <w:t>. № 1656/ **** </w:t>
-      </w:r>
-      <w:r>
-        <w:rPr>
-          <w:color w:val="C45911" w:themeColor="accent2" w:themeShade="BF"/>
-          <w:sz w:val="28"/>
-          <w:szCs w:val="28"/>
-          <w:highlight w:val="red"/>
-        </w:rPr>
-        <w:t>;;</w:t>
-      </w:r>
-      <w:r>
-        <w:rPr>
-          <w:color w:val="C45911" w:themeColor="accent2" w:themeShade="BF"/>
-          <w:sz w:val="28"/>
-          <w:szCs w:val="28"/>
-        </w:rPr>
-        <w:t>-</w:t>
-      </w:r>
-      <w:r>
-        <w:rPr>
-          <w:color w:val="C45911" w:themeColor="accent2" w:themeShade="BF"/>
-          <w:sz w:val="28"/>
-          <w:szCs w:val="28"/>
-        </w:rPr>
-        <w:t xml:space="preserve">в </w:t>
-      </w:r>
-      <w:r>
-        <w:rPr>
-          <w:color w:val="C45911" w:themeColor="accent2" w:themeShade="BF"/>
-          <w:sz w:val="28"/>
-          <w:szCs w:val="28"/>
-        </w:rPr>
-        <w:t>від **.03.2026</w:t>
-      </w:r>
-      <w:r>
-        <w:rPr>
-          <w:color w:val="C45911" w:themeColor="accent2" w:themeShade="BF"/>
-          <w:sz w:val="28"/>
-          <w:szCs w:val="28"/>
-        </w:rPr>
-        <w:t xml:space="preserve">), </w:t>
-      </w:r>
-      <w:r>
-        <w:rPr>
-          <w:color w:val="C45911" w:themeColor="accent2" w:themeShade="BF"/>
-          <w:sz w:val="28"/>
-          <w:szCs w:val="28"/>
-        </w:rPr>
-        <w:t>медична карта стаціонарного хворого № ***</w:t>
-      </w:r>
-      <w:r>
-        <w:rPr>
-          <w:color w:val="C45911" w:themeColor="accent2" w:themeShade="BF"/>
-          <w:sz w:val="28"/>
-          <w:szCs w:val="28"/>
-          <w:lang w:val="en-US"/>
-        </w:rPr>
-        <w:t> </w:t>
-      </w:r>
-      <w:r>
-        <w:rPr>
-          <w:color w:val="C45911" w:themeColor="accent2" w:themeShade="BF"/>
-          <w:sz w:val="28"/>
-          <w:szCs w:val="28"/>
-          <w:highlight w:val="red"/>
-          <w:lang w:val="ru-RU"/>
-        </w:rPr>
-        <w:t>;;</w:t>
-      </w:r>
-      <w:r>
-        <w:rPr>
-          <w:color w:val="C45911" w:themeColor="accent2" w:themeShade="BF"/>
-          <w:sz w:val="28"/>
-          <w:szCs w:val="28"/>
-          <w:lang w:val="ru-RU"/>
-        </w:rPr>
-        <w:t xml:space="preserve"> </w:t>
-      </w:r>
-      <w:r>
-        <w:rPr>
-          <w:color w:val="C45911" w:themeColor="accent2" w:themeShade="BF"/>
-          <w:sz w:val="28"/>
-          <w:szCs w:val="28"/>
-        </w:rPr>
-        <w:t>від **.03.2026</w:t>
-      </w:r>
-      <w:r>
-        <w:rPr>
-          <w:color w:val="C45911" w:themeColor="accent2" w:themeShade="BF"/>
-          <w:sz w:val="28"/>
-          <w:szCs w:val="28"/>
-        </w:rPr>
-        <w:t xml:space="preserve">, </w:t>
-      </w:r>
-      <w:r>
-        <w:rPr>
-          <w:color w:val="C45911" w:themeColor="accent2" w:themeShade="BF"/>
-          <w:sz w:val="28"/>
-          <w:szCs w:val="28"/>
-        </w:rPr>
-        <w:t>відпускний квиток № 3/71/</w:t>
-      </w:r>
-      <w:r>
-        <w:rPr>
-          <w:color w:val="C45911" w:themeColor="accent2" w:themeShade="BF"/>
-          <w:sz w:val="28"/>
-          <w:szCs w:val="28"/>
-          <w:lang w:val="en-US"/>
-        </w:rPr>
-        <w:t> </w:t>
-      </w:r>
-      <w:r>
-        <w:rPr>
-          <w:color w:val="C45911" w:themeColor="accent2" w:themeShade="BF"/>
-          <w:sz w:val="28"/>
-          <w:szCs w:val="28"/>
-        </w:rPr>
-        <w:t>***</w:t>
-      </w:r>
-      <w:r>
-        <w:rPr>
-          <w:color w:val="C45911" w:themeColor="accent2" w:themeShade="BF"/>
-          <w:sz w:val="28"/>
-          <w:szCs w:val="28"/>
-          <w:lang w:val="en-US"/>
-        </w:rPr>
-        <w:t> </w:t>
-      </w:r>
-      <w:r>
-        <w:rPr>
-          <w:color w:val="C45911" w:themeColor="accent2" w:themeShade="BF"/>
-          <w:sz w:val="28"/>
-          <w:szCs w:val="28"/>
-          <w:highlight w:val="red"/>
-        </w:rPr>
-        <w:t>;;</w:t>
-      </w:r>
-      <w:r>
-        <w:rPr>
-          <w:color w:val="C45911" w:themeColor="accent2" w:themeShade="BF"/>
-          <w:sz w:val="28"/>
-          <w:szCs w:val="28"/>
-        </w:rPr>
-        <w:t xml:space="preserve"> </w:t>
-      </w:r>
-      <w:r>
-        <w:rPr>
-          <w:color w:val="C45911" w:themeColor="accent2" w:themeShade="BF"/>
-          <w:sz w:val="28"/>
-          <w:szCs w:val="28"/>
-        </w:rPr>
-        <w:t>від **.03.2026</w:t>
-      </w:r>
-      <w:r>
-        <w:rPr>
-          <w:color w:val="C45911" w:themeColor="accent2" w:themeShade="BF"/>
-          <w:sz w:val="28"/>
-          <w:szCs w:val="28"/>
-        </w:rPr>
-        <w:t>.</w:t>
-      </w:r>
-    </w:p>
-    <w:p>
-      <w:pPr>
-        <w:spacing w:line="247" w:lineRule="auto"/>
-        <w:ind w:firstLine="709"/>
-        <w:jc w:val="both"/>
-        <w:rPr>
-          <w:color w:val="C45911" w:themeColor="accent2" w:themeShade="BF"/>
-          <w:sz w:val="28"/>
-          <w:szCs w:val="28"/>
-          <w:lang w:val="ru-RU"/>
-        </w:rPr>
-      </w:pPr>
-      <w:r>
-        <w:rPr>
-          <w:color w:val="C45911" w:themeColor="accent2" w:themeShade="BF"/>
-          <w:sz w:val="28"/>
-          <w:szCs w:val="28"/>
-          <w:lang w:val="ru-RU"/>
-        </w:rPr>
-        <w:t>========================================================</w:t>
-      </w:r>
-    </w:p>
-    <w:p>
-      <w:pPr>
-        <w:spacing w:line="247" w:lineRule="auto"/>
-        <w:ind w:firstLine="709"/>
-        <w:jc w:val="both"/>
-        <w:rPr>
-          <w:sz w:val="28"/>
-          <w:szCs w:val="28"/>
-        </w:rPr>
-      </w:pPr>
-    </w:p>
-    <w:p>
-      <w:pPr>
-        <w:ind w:firstLine="709"/>
-        <w:jc w:val="both"/>
-        <w:rPr>
-          <w:sz w:val="28"/>
-          <w:szCs w:val="28"/>
-        </w:rPr>
-      </w:pPr>
-      <w:r>
-        <w:rPr>
-          <w:sz w:val="28"/>
-          <w:szCs w:val="28"/>
-          <w:highlight w:val="yellow"/>
-        </w:rPr>
-        <w:t>24. Нижчепойменованих військовослужбовців військової частини А7383, вважати такими, що прибули до району виконання бойових завдань, з</w:t>
-      </w:r>
-      <w:r>
-        <w:rPr>
-          <w:sz w:val="28"/>
-          <w:szCs w:val="28"/>
-          <w:highlight w:val="yellow"/>
-          <w:lang w:val="ru-RU"/>
-        </w:rPr>
-        <w:t xml:space="preserve"> {#}</w:t>
-      </w:r>
-      <w:r>
-        <w:rPr>
-          <w:sz w:val="28"/>
-          <w:szCs w:val="28"/>
-          <w:highlight w:val="yellow"/>
-        </w:rPr>
-        <w:t xml:space="preserve"> </w:t>
-      </w:r>
-      <w:r>
-        <w:rPr>
-          <w:sz w:val="28"/>
-          <w:szCs w:val="28"/>
-          <w:highlight w:val="yellow"/>
-        </w:rPr>
-        <w:t>березня</w:t>
-      </w:r>
-      <w:r>
-        <w:rPr>
-          <w:sz w:val="28"/>
-          <w:szCs w:val="28"/>
-          <w:highlight w:val="yellow"/>
-        </w:rPr>
-        <w:t xml:space="preserve"> 2026 року:</w:t>
-      </w:r>
-    </w:p>
-    <w:p>
-      <w:pPr>
-        <w:ind w:firstLine="709"/>
-        <w:jc w:val="both"/>
-        <w:rPr>
-          <w:sz w:val="28"/>
-          <w:szCs w:val="28"/>
-        </w:rPr>
-      </w:pPr>
-    </w:p>
-    <w:p>
-      <w:pPr>
-        <w:spacing w:line="247" w:lineRule="auto"/>
-        <w:ind w:firstLine="709"/>
-        <w:jc w:val="both"/>
-        <w:rPr>
-          <w:color w:val="C45911" w:themeColor="accent2" w:themeShade="BF"/>
-          <w:sz w:val="28"/>
-          <w:szCs w:val="28"/>
-        </w:rPr>
-      </w:pPr>
-      <w:r>
-        <w:rPr>
-          <w:color w:val="C45911" w:themeColor="accent2" w:themeShade="BF"/>
-          <w:sz w:val="28"/>
-          <w:szCs w:val="28"/>
-        </w:rPr>
-        <w:t>========================================================</w:t>
-      </w:r>
-    </w:p>
-    <w:p>
-      <w:pPr>
-        <w:spacing w:line="247" w:lineRule="auto"/>
-        <w:ind w:firstLine="709"/>
-        <w:jc w:val="both"/>
-        <w:rPr>
-          <w:color w:val="C45911" w:themeColor="accent2" w:themeShade="BF"/>
-          <w:sz w:val="28"/>
-          <w:szCs w:val="28"/>
-        </w:rPr>
-      </w:pPr>
-      <w:r>
-        <w:rPr>
-          <w:color w:val="C45911" w:themeColor="accent2" w:themeShade="BF"/>
-          <w:sz w:val="28"/>
-          <w:szCs w:val="28"/>
-        </w:rPr>
-        <w:t>після проходження військово-лікарської комісії:</w:t>
-      </w:r>
-    </w:p>
-    <w:p>
-      <w:pPr>
-        <w:spacing w:line="247" w:lineRule="auto"/>
-        <w:ind w:firstLine="709"/>
-        <w:jc w:val="both"/>
-        <w:rPr>
-          <w:color w:val="C45911" w:themeColor="accent2" w:themeShade="BF"/>
-          <w:sz w:val="28"/>
-          <w:szCs w:val="28"/>
-        </w:rPr>
-      </w:pPr>
-      <w:r>
-        <w:rPr>
-          <w:color w:val="C45911" w:themeColor="accent2" w:themeShade="BF"/>
-          <w:sz w:val="28"/>
-          <w:szCs w:val="28"/>
-        </w:rPr>
-        <w:t>з амбулаторного лікування та обстеження:</w:t>
-      </w:r>
-    </w:p>
-    <w:p>
-      <w:pPr>
-        <w:spacing w:line="247" w:lineRule="auto"/>
-        <w:ind w:firstLine="709"/>
-        <w:jc w:val="both"/>
-        <w:rPr>
-          <w:color w:val="C45911" w:themeColor="accent2" w:themeShade="BF"/>
-          <w:sz w:val="28"/>
-          <w:szCs w:val="28"/>
-        </w:rPr>
-      </w:pPr>
-    </w:p>
-    <w:p>
-      <w:pPr>
-        <w:spacing w:line="247" w:lineRule="auto"/>
-        <w:ind w:firstLine="709"/>
-        <w:jc w:val="both"/>
-        <w:rPr>
-          <w:color w:val="C45911" w:themeColor="accent2" w:themeShade="BF"/>
-          <w:sz w:val="28"/>
-          <w:szCs w:val="28"/>
-        </w:rPr>
-      </w:pPr>
-      <w:r>
-        <w:rPr>
-          <w:color w:val="C45911" w:themeColor="accent2" w:themeShade="BF"/>
-          <w:sz w:val="28"/>
-          <w:szCs w:val="28"/>
-        </w:rPr>
-        <w:t>*** .</w:t>
-      </w:r>
-    </w:p>
-    <w:p>
-      <w:pPr>
-        <w:spacing w:line="247" w:lineRule="auto"/>
-        <w:ind w:firstLine="709"/>
-        <w:jc w:val="both"/>
-        <w:rPr>
-          <w:color w:val="C45911" w:themeColor="accent2" w:themeShade="BF"/>
-          <w:sz w:val="28"/>
-          <w:szCs w:val="28"/>
-        </w:rPr>
-      </w:pPr>
-    </w:p>
-    <w:p>
-      <w:pPr>
-        <w:spacing w:line="247" w:lineRule="auto"/>
-        <w:ind w:firstLine="709"/>
-        <w:jc w:val="both"/>
-        <w:rPr>
-          <w:color w:val="C45911" w:themeColor="accent2" w:themeShade="BF"/>
-          <w:sz w:val="28"/>
-          <w:szCs w:val="28"/>
-        </w:rPr>
-      </w:pPr>
-      <w:r>
-        <w:rPr>
-          <w:color w:val="C45911" w:themeColor="accent2" w:themeShade="BF"/>
-          <w:sz w:val="28"/>
-          <w:szCs w:val="28"/>
-        </w:rPr>
-        <w:t>Підстава: рапорт *** (</w:t>
-      </w:r>
-      <w:proofErr w:type="spellStart"/>
-      <w:r>
-        <w:rPr>
-          <w:color w:val="C45911" w:themeColor="accent2" w:themeShade="BF"/>
-          <w:sz w:val="28"/>
-          <w:szCs w:val="28"/>
-        </w:rPr>
-        <w:t>вх</w:t>
-      </w:r>
-      <w:proofErr w:type="spellEnd"/>
-      <w:r>
-        <w:rPr>
-          <w:color w:val="C45911" w:themeColor="accent2" w:themeShade="BF"/>
-          <w:sz w:val="28"/>
-          <w:szCs w:val="28"/>
-        </w:rPr>
-        <w:t>. № 1656/ **** </w:t>
-      </w:r>
-      <w:r>
-        <w:rPr>
-          <w:color w:val="C45911" w:themeColor="accent2" w:themeShade="BF"/>
-          <w:sz w:val="28"/>
-          <w:szCs w:val="28"/>
-          <w:highlight w:val="red"/>
-        </w:rPr>
-        <w:t>;;</w:t>
-      </w:r>
-      <w:r>
-        <w:rPr>
-          <w:color w:val="C45911" w:themeColor="accent2" w:themeShade="BF"/>
-          <w:sz w:val="28"/>
-          <w:szCs w:val="28"/>
-        </w:rPr>
-        <w:t>-</w:t>
-      </w:r>
-      <w:r>
-        <w:rPr>
-          <w:color w:val="C45911" w:themeColor="accent2" w:themeShade="BF"/>
-          <w:sz w:val="28"/>
-          <w:szCs w:val="28"/>
-        </w:rPr>
-        <w:t xml:space="preserve">в </w:t>
-      </w:r>
-      <w:r>
-        <w:rPr>
-          <w:color w:val="C45911" w:themeColor="accent2" w:themeShade="BF"/>
-          <w:sz w:val="28"/>
-          <w:szCs w:val="28"/>
-        </w:rPr>
-        <w:t>від **.03.2026</w:t>
-      </w:r>
-      <w:r>
-        <w:rPr>
-          <w:color w:val="C45911" w:themeColor="accent2" w:themeShade="BF"/>
-          <w:sz w:val="28"/>
-          <w:szCs w:val="28"/>
-        </w:rPr>
-        <w:t>)</w:t>
-      </w:r>
-      <w:r>
-        <w:rPr>
-          <w:color w:val="C45911" w:themeColor="accent2" w:themeShade="BF"/>
-          <w:sz w:val="28"/>
-          <w:szCs w:val="28"/>
-        </w:rPr>
-        <w:t xml:space="preserve">, довідка військово-лікарської комісії </w:t>
-      </w:r>
-      <w:r>
-        <w:rPr>
-          <w:color w:val="C45911" w:themeColor="accent2" w:themeShade="BF"/>
-          <w:sz w:val="28"/>
-          <w:szCs w:val="28"/>
-        </w:rPr>
-        <w:t>№ ***</w:t>
-      </w:r>
-      <w:r>
-        <w:rPr>
-          <w:color w:val="C45911" w:themeColor="accent2" w:themeShade="BF"/>
-          <w:sz w:val="28"/>
-          <w:szCs w:val="28"/>
-          <w:lang w:val="en-US"/>
-        </w:rPr>
-        <w:t> </w:t>
-      </w:r>
-      <w:r>
-        <w:rPr>
-          <w:color w:val="C45911" w:themeColor="accent2" w:themeShade="BF"/>
-          <w:sz w:val="28"/>
-          <w:szCs w:val="28"/>
-          <w:highlight w:val="red"/>
-        </w:rPr>
-        <w:t>;;</w:t>
-      </w:r>
-      <w:r>
-        <w:rPr>
-          <w:color w:val="C45911" w:themeColor="accent2" w:themeShade="BF"/>
-          <w:sz w:val="28"/>
-          <w:szCs w:val="28"/>
-        </w:rPr>
-        <w:t xml:space="preserve"> </w:t>
-      </w:r>
-      <w:r>
-        <w:rPr>
-          <w:color w:val="C45911" w:themeColor="accent2" w:themeShade="BF"/>
-          <w:sz w:val="28"/>
-          <w:szCs w:val="28"/>
-        </w:rPr>
-        <w:t>від **.03.2026</w:t>
-      </w:r>
-      <w:r>
-        <w:rPr>
-          <w:color w:val="C45911" w:themeColor="accent2" w:themeShade="BF"/>
-          <w:sz w:val="28"/>
-          <w:szCs w:val="28"/>
-        </w:rPr>
-        <w:t>.</w:t>
-      </w:r>
-    </w:p>
-    <w:p>
-      <w:pPr>
-        <w:spacing w:line="247" w:lineRule="auto"/>
-        <w:ind w:firstLine="709"/>
-        <w:jc w:val="both"/>
-        <w:rPr>
-          <w:color w:val="C45911" w:themeColor="accent2" w:themeShade="BF"/>
-          <w:sz w:val="28"/>
-          <w:szCs w:val="28"/>
-          <w:lang w:val="ru-RU"/>
-        </w:rPr>
-      </w:pPr>
-      <w:r>
-        <w:rPr>
-          <w:color w:val="C45911" w:themeColor="accent2" w:themeShade="BF"/>
-          <w:sz w:val="28"/>
-          <w:szCs w:val="28"/>
-          <w:lang w:val="ru-RU"/>
-        </w:rPr>
-        <w:t>========================================================</w:t>
-      </w:r>
-    </w:p>
-    <w:p>
-      <w:pPr>
-        <w:spacing w:line="247" w:lineRule="auto"/>
-        <w:ind w:firstLine="709"/>
-        <w:jc w:val="both"/>
-        <w:rPr>
-          <w:sz w:val="28"/>
-          <w:szCs w:val="28"/>
-        </w:rPr>
-      </w:pPr>
-    </w:p>
-    <w:p>
-      <w:pPr>
-        <w:ind w:firstLine="709"/>
-        <w:jc w:val="both"/>
-        <w:rPr>
-          <w:sz w:val="28"/>
-          <w:szCs w:val="28"/>
-        </w:rPr>
-      </w:pPr>
-      <w:r>
-        <w:rPr>
-          <w:sz w:val="28"/>
-          <w:szCs w:val="28"/>
-          <w:highlight w:val="yellow"/>
-        </w:rPr>
-        <w:t xml:space="preserve">25. Нижчепойменованих військовослужбовців військової частини А7383, вважати такими, що вибули з району виконання бойових завдань, з </w:t>
-      </w:r>
-      <w:r>
-        <w:rPr>
-          <w:sz w:val="28"/>
-          <w:szCs w:val="28"/>
-          <w:highlight w:val="yellow"/>
-          <w:lang w:val="ru-RU"/>
-        </w:rPr>
-        <w:t>{#}</w:t>
-      </w:r>
-      <w:r>
-        <w:rPr>
-          <w:sz w:val="28"/>
-          <w:szCs w:val="28"/>
-          <w:highlight w:val="yellow"/>
-        </w:rPr>
-        <w:t xml:space="preserve"> </w:t>
-      </w:r>
-      <w:r>
-        <w:rPr>
-          <w:sz w:val="28"/>
-          <w:szCs w:val="28"/>
-          <w:highlight w:val="yellow"/>
-        </w:rPr>
-        <w:t>березня</w:t>
-      </w:r>
-      <w:r>
-        <w:rPr>
-          <w:sz w:val="28"/>
-          <w:szCs w:val="28"/>
-          <w:highlight w:val="yellow"/>
-        </w:rPr>
-        <w:t xml:space="preserve"> </w:t>
-      </w:r>
-      <w:r>
-        <w:rPr>
-          <w:sz w:val="28"/>
-          <w:szCs w:val="28"/>
-          <w:highlight w:val="yellow"/>
-        </w:rPr>
-        <w:t>2026 року:</w:t>
-      </w:r>
-    </w:p>
-    <w:p>
-      <w:pPr>
-        <w:ind w:firstLine="709"/>
-        <w:jc w:val="both"/>
-        <w:rPr>
-          <w:sz w:val="28"/>
-          <w:szCs w:val="28"/>
-        </w:rPr>
-      </w:pPr>
-    </w:p>
-    <w:p>
-      <w:pPr>
-        <w:spacing w:line="247" w:lineRule="auto"/>
-        <w:ind w:firstLine="709"/>
-        <w:jc w:val="both"/>
-        <w:rPr>
-          <w:color w:val="C45911" w:themeColor="accent2" w:themeShade="BF"/>
-          <w:sz w:val="28"/>
-          <w:szCs w:val="28"/>
-          <w:lang w:val="ru-RU"/>
-        </w:rPr>
-      </w:pPr>
-      <w:r>
-        <w:rPr>
-          <w:color w:val="C45911" w:themeColor="accent2" w:themeShade="BF"/>
-          <w:sz w:val="28"/>
-          <w:szCs w:val="28"/>
-          <w:lang w:val="ru-RU"/>
-        </w:rPr>
-        <w:t>========================================================</w:t>
-      </w:r>
-    </w:p>
-    <w:p>
-      <w:pPr>
-        <w:spacing w:line="247" w:lineRule="auto"/>
-        <w:ind w:firstLine="709"/>
-        <w:jc w:val="both"/>
-        <w:rPr>
-          <w:color w:val="C45911" w:themeColor="accent2" w:themeShade="BF"/>
-          <w:sz w:val="28"/>
-          <w:szCs w:val="28"/>
-        </w:rPr>
-      </w:pPr>
-      <w:r>
-        <w:rPr>
-          <w:color w:val="C45911" w:themeColor="accent2" w:themeShade="BF"/>
-          <w:sz w:val="28"/>
-          <w:szCs w:val="28"/>
-        </w:rPr>
-        <w:t>на проходження військово-лікарської комісії:</w:t>
-      </w:r>
-    </w:p>
-    <w:p>
-      <w:pPr>
-        <w:ind w:firstLine="709"/>
-        <w:jc w:val="both"/>
-        <w:rPr>
-          <w:color w:val="C45911" w:themeColor="accent2" w:themeShade="BF"/>
-          <w:sz w:val="28"/>
-          <w:szCs w:val="28"/>
-        </w:rPr>
-      </w:pPr>
-      <w:r>
-        <w:rPr>
-          <w:color w:val="C45911" w:themeColor="accent2" w:themeShade="BF"/>
-          <w:sz w:val="28"/>
-          <w:szCs w:val="28"/>
-        </w:rPr>
-        <w:t>на амбулаторне обстеження та лікування:</w:t>
-      </w:r>
-    </w:p>
-    <w:p>
-      <w:pPr>
-        <w:spacing w:line="247" w:lineRule="auto"/>
-        <w:ind w:firstLine="709"/>
-        <w:jc w:val="both"/>
-        <w:rPr>
-          <w:color w:val="C45911" w:themeColor="accent2" w:themeShade="BF"/>
-          <w:sz w:val="28"/>
-          <w:szCs w:val="28"/>
-        </w:rPr>
-      </w:pPr>
-    </w:p>
-    <w:p>
-      <w:pPr>
-        <w:spacing w:line="247" w:lineRule="auto"/>
-        <w:ind w:firstLine="709"/>
-        <w:jc w:val="both"/>
-        <w:rPr>
-          <w:color w:val="C45911" w:themeColor="accent2" w:themeShade="BF"/>
-          <w:sz w:val="28"/>
-          <w:szCs w:val="28"/>
-        </w:rPr>
-      </w:pPr>
-      <w:r>
-        <w:rPr>
-          <w:color w:val="C45911" w:themeColor="accent2" w:themeShade="BF"/>
-          <w:sz w:val="28"/>
-          <w:szCs w:val="28"/>
-        </w:rPr>
-        <w:t>*** .</w:t>
-      </w:r>
-    </w:p>
-    <w:p>
-      <w:pPr>
-        <w:spacing w:line="247" w:lineRule="auto"/>
-        <w:ind w:firstLine="709"/>
-        <w:jc w:val="both"/>
-        <w:rPr>
-          <w:color w:val="C45911" w:themeColor="accent2" w:themeShade="BF"/>
-          <w:sz w:val="28"/>
-          <w:szCs w:val="28"/>
-        </w:rPr>
-      </w:pPr>
-    </w:p>
-    <w:p>
-      <w:pPr>
-        <w:spacing w:line="247" w:lineRule="auto"/>
-        <w:ind w:firstLine="709"/>
-        <w:jc w:val="both"/>
-        <w:rPr>
-          <w:color w:val="C45911" w:themeColor="accent2" w:themeShade="BF"/>
-          <w:sz w:val="28"/>
-          <w:szCs w:val="28"/>
-          <w:lang w:val="ru-RU"/>
-        </w:rPr>
-      </w:pPr>
-      <w:r>
-        <w:rPr>
-          <w:color w:val="C45911" w:themeColor="accent2" w:themeShade="BF"/>
-          <w:sz w:val="28"/>
-          <w:szCs w:val="28"/>
-        </w:rPr>
-        <w:t>Підстава: рапорт *** (</w:t>
-      </w:r>
-      <w:proofErr w:type="spellStart"/>
-      <w:r>
-        <w:rPr>
-          <w:color w:val="C45911" w:themeColor="accent2" w:themeShade="BF"/>
-          <w:sz w:val="28"/>
-          <w:szCs w:val="28"/>
-        </w:rPr>
-        <w:t>вх</w:t>
-      </w:r>
-      <w:proofErr w:type="spellEnd"/>
-      <w:r>
-        <w:rPr>
-          <w:color w:val="C45911" w:themeColor="accent2" w:themeShade="BF"/>
-          <w:sz w:val="28"/>
-          <w:szCs w:val="28"/>
-        </w:rPr>
-        <w:t>. № 1656/ **** </w:t>
-      </w:r>
-      <w:r>
-        <w:rPr>
-          <w:color w:val="C45911" w:themeColor="accent2" w:themeShade="BF"/>
-          <w:sz w:val="28"/>
-          <w:szCs w:val="28"/>
-          <w:highlight w:val="red"/>
-          <w:lang w:val="ru-RU"/>
-        </w:rPr>
-        <w:t>;;</w:t>
-      </w:r>
-      <w:r>
-        <w:rPr>
-          <w:color w:val="C45911" w:themeColor="accent2" w:themeShade="BF"/>
-          <w:sz w:val="28"/>
-          <w:szCs w:val="28"/>
-        </w:rPr>
-        <w:t>-</w:t>
-      </w:r>
-      <w:r>
-        <w:rPr>
-          <w:color w:val="C45911" w:themeColor="accent2" w:themeShade="BF"/>
-          <w:sz w:val="28"/>
-          <w:szCs w:val="28"/>
-        </w:rPr>
-        <w:t xml:space="preserve">в </w:t>
-      </w:r>
-      <w:r>
-        <w:rPr>
-          <w:color w:val="C45911" w:themeColor="accent2" w:themeShade="BF"/>
-          <w:sz w:val="28"/>
-          <w:szCs w:val="28"/>
-        </w:rPr>
-        <w:t>від **</w:t>
-      </w:r>
-      <w:r>
-        <w:rPr>
-          <w:color w:val="C45911" w:themeColor="accent2" w:themeShade="BF"/>
-          <w:sz w:val="28"/>
-          <w:szCs w:val="28"/>
-        </w:rPr>
-        <w:t>.0</w:t>
-      </w:r>
-      <w:r>
-        <w:rPr>
-          <w:color w:val="C45911" w:themeColor="accent2" w:themeShade="BF"/>
-          <w:sz w:val="28"/>
-          <w:szCs w:val="28"/>
-        </w:rPr>
-        <w:t>3</w:t>
-      </w:r>
-      <w:r>
-        <w:rPr>
-          <w:color w:val="C45911" w:themeColor="accent2" w:themeShade="BF"/>
-          <w:sz w:val="28"/>
-          <w:szCs w:val="28"/>
-        </w:rPr>
-        <w:t>.</w:t>
-      </w:r>
-      <w:r>
-        <w:rPr>
-          <w:color w:val="C45911" w:themeColor="accent2" w:themeShade="BF"/>
-          <w:sz w:val="28"/>
-          <w:szCs w:val="28"/>
-        </w:rPr>
-        <w:t>2026)</w:t>
-      </w:r>
-      <w:r>
-        <w:rPr>
-          <w:color w:val="C45911" w:themeColor="accent2" w:themeShade="BF"/>
-          <w:sz w:val="28"/>
-          <w:szCs w:val="28"/>
-        </w:rPr>
-        <w:t>.</w:t>
-      </w:r>
-    </w:p>
-    <w:p>
-      <w:pPr>
-        <w:spacing w:line="247" w:lineRule="auto"/>
-        <w:ind w:firstLine="709"/>
-        <w:jc w:val="both"/>
-        <w:rPr>
-          <w:color w:val="C45911" w:themeColor="accent2" w:themeShade="BF"/>
-          <w:sz w:val="28"/>
-          <w:szCs w:val="28"/>
-          <w:lang w:val="ru-RU"/>
-        </w:rPr>
-      </w:pPr>
-      <w:r>
-        <w:rPr>
-          <w:color w:val="C45911" w:themeColor="accent2" w:themeShade="BF"/>
-          <w:sz w:val="28"/>
-          <w:szCs w:val="28"/>
-          <w:lang w:val="ru-RU"/>
-        </w:rPr>
-        <w:t>========================================================</w:t>
+    </w:p>
+    <w:p>
+      <w:pPr>
+        <w:spacing w:line="247" w:lineRule="auto"/>
+        <w:ind w:firstLine="709"/>
+        <w:jc w:val="both"/>
+        <w:rPr>
+          <w:color w:val="C45911" w:themeColor="accent2" w:themeShade="BF"/>
+          <w:sz w:val="28"/>
+          <w:szCs w:val="28"/>
+          <w:lang w:val="ru-RU"/>
+        </w:rPr>
+      </w:pPr>
+      <w:r>
+        <w:rPr>
+          <w:color w:val="C45911" w:themeColor="accent2" w:themeShade="BF"/>
+          <w:sz w:val="28"/>
+          <w:szCs w:val="28"/>
+          <w:lang w:val="ru-RU"/>
+        </w:rPr>
+        <w:t>==</w:t>
+      </w:r>
+      <w:r>
+        <w:rPr>
+          <w:color w:val="C45911" w:themeColor="accent2" w:themeShade="BF"/>
+          <w:sz w:val="28"/>
+          <w:szCs w:val="28"/>
+          <w:lang w:val="ru-RU"/>
+        </w:rPr>
+        <w:t>==================</w:t>
+      </w:r>
+      <w:r>
+        <w:rPr>
+          <w:color w:val="C45911" w:themeColor="accent2" w:themeShade="BF"/>
+          <w:sz w:val="28"/>
+          <w:szCs w:val="28"/>
+          <w:lang w:val="en-US"/>
+        </w:rPr>
+        <w:t>TEMPLATE</w:t>
+      </w:r>
+      <w:r>
+        <w:rPr>
+          <w:color w:val="C45911" w:themeColor="accent2" w:themeShade="BF"/>
+          <w:sz w:val="28"/>
+          <w:szCs w:val="28"/>
+          <w:lang w:val="ru-RU"/>
+        </w:rPr>
+        <w:t>_</w:t>
+      </w:r>
+      <w:r>
+        <w:rPr>
+          <w:color w:val="C45911" w:themeColor="accent2" w:themeShade="BF"/>
+          <w:sz w:val="28"/>
+          <w:szCs w:val="28"/>
+          <w:lang w:val="en-US"/>
+        </w:rPr>
+        <w:t>END</w:t>
+      </w:r>
+      <w:r>
+        <w:rPr>
+          <w:color w:val="C45911" w:themeColor="accent2" w:themeShade="BF"/>
+          <w:sz w:val="28"/>
+          <w:szCs w:val="28"/>
+          <w:lang w:val="ru-RU"/>
+        </w:rPr>
+        <w:t>====</w:t>
+      </w:r>
+      <w:r>
+        <w:rPr>
+          <w:color w:val="C45911" w:themeColor="accent2" w:themeShade="BF"/>
+          <w:sz w:val="28"/>
+          <w:szCs w:val="28"/>
+          <w:lang w:val="ru-RU"/>
+        </w:rPr>
+        <w:t>=</w:t>
+      </w:r>
+      <w:r>
+        <w:rPr>
+          <w:color w:val="C45911" w:themeColor="accent2" w:themeShade="BF"/>
+          <w:sz w:val="28"/>
+          <w:szCs w:val="28"/>
+          <w:lang w:val="ru-RU"/>
+        </w:rPr>
+        <w:t>===============</w:t>
+      </w:r>
+      <w:r>
+        <w:rPr>
+          <w:color w:val="C45911" w:themeColor="accent2" w:themeShade="BF"/>
+          <w:sz w:val="28"/>
+          <w:szCs w:val="28"/>
+          <w:lang w:val="ru-RU"/>
+        </w:rPr>
+        <w:t>==</w:t>
       </w:r>
     </w:p>
     <w:sectPr>
@@ -9292,7 +10302,7 @@
   <w:style w:type="paragraph" w:default="1" w:styleId="a">
     <w:name w:val="Normal"/>
     <w:qFormat/>
-    <w:rsid w:val="00C64654"/>
+    <w:rsid w:val="00D46C44"/>
     <w:rPr>
       <w:rFonts w:ascii="Times New Roman" w:eastAsia="Times New Roman" w:hAnsi="Times New Roman" w:cs="Times New Roman"/>
       <w:sz w:val="20"/>
@@ -9633,6 +10643,85 @@
       <w:lang w:eastAsia="ru-RU"/>
     </w:rPr>
   </w:style>
+  <w:style w:type="character" w:styleId="af3">
+    <w:name w:val="annotation reference"/>
+    <w:basedOn w:val="a0"/>
+    <w:uiPriority w:val="99"/>
+    <w:semiHidden/>
+    <w:unhideWhenUsed/>
+    <w:rsid w:val="008E48A7"/>
+    <w:rPr>
+      <w:sz w:val="16"/>
+      <w:szCs w:val="16"/>
+    </w:rPr>
+  </w:style>
+  <w:style w:type="paragraph" w:styleId="af4">
+    <w:name w:val="annotation text"/>
+    <w:basedOn w:val="a"/>
+    <w:link w:val="af5"/>
+    <w:uiPriority w:val="99"/>
+    <w:unhideWhenUsed/>
+    <w:rsid w:val="008E48A7"/>
+  </w:style>
+  <w:style w:type="character" w:customStyle="1" w:styleId="af5">
+    <w:name w:val="Текст примітки Знак"/>
+    <w:basedOn w:val="a0"/>
+    <w:link w:val="af4"/>
+    <w:uiPriority w:val="99"/>
+    <w:rsid w:val="008E48A7"/>
+    <w:rPr>
+      <w:rFonts w:ascii="Times New Roman" w:eastAsia="Times New Roman" w:hAnsi="Times New Roman" w:cs="Times New Roman"/>
+      <w:sz w:val="20"/>
+      <w:szCs w:val="20"/>
+      <w:lang w:eastAsia="ru-RU"/>
+    </w:rPr>
+  </w:style>
+  <w:style w:type="paragraph" w:styleId="af6">
+    <w:name w:val="annotation subject"/>
+    <w:basedOn w:val="af4"/>
+    <w:next w:val="af4"/>
+    <w:link w:val="af7"/>
+    <w:uiPriority w:val="99"/>
+    <w:semiHidden/>
+    <w:unhideWhenUsed/>
+    <w:rsid w:val="008E48A7"/>
+    <w:rPr>
+      <w:b/>
+      <w:bCs/>
+    </w:rPr>
+  </w:style>
+  <w:style w:type="character" w:customStyle="1" w:styleId="af7">
+    <w:name w:val="Тема примітки Знак"/>
+    <w:basedOn w:val="af5"/>
+    <w:link w:val="af6"/>
+    <w:uiPriority w:val="99"/>
+    <w:semiHidden/>
+    <w:rsid w:val="008E48A7"/>
+    <w:rPr>
+      <w:rFonts w:ascii="Times New Roman" w:eastAsia="Times New Roman" w:hAnsi="Times New Roman" w:cs="Times New Roman"/>
+      <w:b/>
+      <w:bCs/>
+      <w:sz w:val="20"/>
+      <w:szCs w:val="20"/>
+      <w:lang w:eastAsia="ru-RU"/>
+    </w:rPr>
+  </w:style>
+  <w:style w:type="paragraph" w:styleId="af8">
+    <w:name w:val="Revision"/>
+    <w:hidden/>
+    <w:uiPriority w:val="99"/>
+    <w:semiHidden/>
+    <w:rsid w:val="008E48A7"/>
+    <w:pPr>
+      <w:suppressAutoHyphens w:val="0"/>
+    </w:pPr>
+    <w:rPr>
+      <w:rFonts w:ascii="Times New Roman" w:eastAsia="Times New Roman" w:hAnsi="Times New Roman" w:cs="Times New Roman"/>
+      <w:sz w:val="20"/>
+      <w:szCs w:val="20"/>
+      <w:lang w:eastAsia="ru-RU"/>
+    </w:rPr>
+  </w:style>
 </w:styles>
 </file>
 
